--- a/00-首页/题组Word/第一轮·综合套卷/第一轮综合卷06（学生版）.docx
+++ b/00-首页/题组Word/第一轮·综合套卷/第一轮综合卷06（学生版）.docx
@@ -9039,7 +9039,31 @@
         <w:rPr>
           <w:rFonts w:hint="eastAsia" w:ascii="Times New Roman" w:hAnsi="Times New Roman" w:eastAsia="FangSong" w:cs="Times New Roman"/>
         </w:rPr>
-        <w:t>铂很难和硫化合</w:t>
+        <w:t>有一类复合氧化物具有奇特的性质</w:t>
+      </w:r>
+      <w:r>
+        <w:rPr>
+          <w:rFonts w:hint="eastAsia" w:ascii="Times New Roman" w:hAnsi="Times New Roman" w:eastAsia="Times New Roman" w:cs="Times New Roman"/>
+        </w:rPr>
+        <w:t>：</w:t>
+      </w:r>
+      <w:r>
+        <w:rPr>
+          <w:rFonts w:hint="eastAsia" w:ascii="Times New Roman" w:hAnsi="Times New Roman" w:eastAsia="FangSong" w:cs="Times New Roman"/>
+        </w:rPr>
+        <w:t>受热后密度不降反升</w:t>
+      </w:r>
+      <w:r>
+        <w:rPr>
+          <w:rFonts w:hint="eastAsia" w:ascii="Times New Roman" w:hAnsi="Times New Roman" w:eastAsia="Times New Roman" w:cs="Times New Roman"/>
+        </w:rPr>
+        <w:t>。</w:t>
+      </w:r>
+      <w:r>
+        <w:rPr>
+          <w:rFonts w:hint="eastAsia" w:ascii="Times New Roman" w:hAnsi="Times New Roman" w:eastAsia="FangSong" w:cs="Times New Roman"/>
+        </w:rPr>
+        <w:t>这类复合氧化物的理想结构属立方晶系</w:t>
       </w:r>
       <w:r>
         <w:rPr>
@@ -9051,7 +9075,7 @@
         <w:rPr>
           <w:rFonts w:hint="eastAsia" w:ascii="Times New Roman" w:hAnsi="Times New Roman" w:eastAsia="FangSong" w:cs="Times New Roman"/>
         </w:rPr>
-        <w:t>但仍可设法制得它的一种硫化物</w:t>
+        <w:t>晶胞示意图如下图所示</w:t>
       </w:r>
       <w:r>
         <w:rPr>
@@ -9063,19 +9087,7 @@
         <w:rPr>
           <w:rFonts w:hint="eastAsia" w:ascii="Times New Roman" w:hAnsi="Times New Roman" w:eastAsia="FangSong" w:cs="Times New Roman"/>
         </w:rPr>
-        <w:t>在硫化铂中铂原子以</w:t>
-      </w:r>
-      <w:r>
-        <w:rPr>
-          <w:rFonts w:hint="eastAsia" w:ascii="Times New Roman" w:hAnsi="Times New Roman" w:eastAsia="Times New Roman" w:cs="Times New Roman"/>
-        </w:rPr>
-        <w:t>dsp</w:t>
-      </w:r>
-      <w:r>
-        <w:rPr>
-          <w:rFonts w:hint="eastAsia" w:ascii="Times New Roman" w:hAnsi="Times New Roman" w:eastAsia="FangSong" w:cs="Times New Roman"/>
-        </w:rPr>
-        <w:t>杂化</w:t>
+        <w:t>图中八面体中心是锆原子</w:t>
       </w:r>
       <w:r>
         <w:rPr>
@@ -9087,19 +9099,31 @@
         <w:rPr>
           <w:rFonts w:hint="eastAsia" w:ascii="Times New Roman" w:hAnsi="Times New Roman" w:eastAsia="FangSong" w:cs="Times New Roman"/>
         </w:rPr>
-        <w:t>硫原子采用</w:t>
-      </w:r>
-      <w:r>
-        <w:rPr>
-          <w:rFonts w:hint="eastAsia" w:ascii="Times New Roman" w:hAnsi="Times New Roman" w:eastAsia="Times New Roman" w:cs="Times New Roman"/>
-        </w:rPr>
-        <w:t>sp</w:t>
-      </w:r>
-      <w:r>
-        <w:rPr>
-          <w:rFonts w:hint="eastAsia" w:ascii="Times New Roman" w:hAnsi="Times New Roman" w:eastAsia="FangSong" w:cs="Times New Roman"/>
-        </w:rPr>
-        <w:t>杂化</w:t>
+        <w:t>位于晶胞的顶角和面心</w:t>
+      </w:r>
+      <w:r>
+        <w:rPr>
+          <w:rFonts w:hint="eastAsia" w:ascii="Times New Roman" w:hAnsi="Times New Roman" w:eastAsia="Times New Roman" w:cs="Times New Roman"/>
+        </w:rPr>
+        <w:t>；</w:t>
+      </w:r>
+      <w:r>
+        <w:rPr>
+          <w:rFonts w:hint="eastAsia" w:ascii="Times New Roman" w:hAnsi="Times New Roman" w:eastAsia="FangSong" w:cs="Times New Roman"/>
+        </w:rPr>
+        <w:t>四面体中心是钨原子</w:t>
+      </w:r>
+      <w:r>
+        <w:rPr>
+          <w:rFonts w:hint="eastAsia" w:ascii="Times New Roman" w:hAnsi="Times New Roman" w:eastAsia="Times New Roman" w:cs="Times New Roman"/>
+        </w:rPr>
+        <w:t>，</w:t>
+      </w:r>
+      <w:r>
+        <w:rPr>
+          <w:rFonts w:hint="eastAsia" w:ascii="Times New Roman" w:hAnsi="Times New Roman" w:eastAsia="FangSong" w:cs="Times New Roman"/>
+        </w:rPr>
+        <w:t>均在晶胞中</w:t>
       </w:r>
       <w:r>
         <w:rPr>
@@ -9111,42 +9135,19 @@
         <w:rPr>
           <w:rFonts w:hint="eastAsia" w:ascii="Times New Roman" w:hAnsi="Times New Roman" w:eastAsia="FangSong" w:cs="Times New Roman"/>
         </w:rPr>
-        <w:t>硫化铂属于四方晶系</w:t>
-      </w:r>
-      <w:r>
-        <w:rPr>
-          <w:rFonts w:hint="eastAsia" w:ascii="Times New Roman" w:hAnsi="Times New Roman" w:eastAsia="Times New Roman" w:cs="Times New Roman"/>
-        </w:rPr>
-        <w:t>，</w:t>
-      </w:r>
-      <w:r>
-        <w:rPr>
-          <w:rFonts w:hint="eastAsia" w:ascii="Times New Roman" w:hAnsi="Times New Roman" w:eastAsia="FangSong" w:cs="Times New Roman"/>
-        </w:rPr>
-        <w:t>沿</w:t>
-      </w:r>
-      <w:r>
-        <w:rPr>
-          <w:rFonts w:ascii="Times New Roman" w:hAnsi="Times New Roman" w:eastAsia="Times New Roman" w:cs="Times New Roman"/>
-        </w:rPr>
-        <w:t xml:space="preserve"> </w:t>
-      </w:r>
-      <m:oMath>
-        <m:r>
-          <m:t>c</m:t>
-        </m:r>
-      </m:oMath>
-      <w:r>
-        <w:rPr>
-          <w:rFonts w:ascii="Times New Roman" w:hAnsi="Times New Roman" w:eastAsia="Times New Roman" w:cs="Times New Roman"/>
-        </w:rPr>
-        <w:t xml:space="preserve"> </w:t>
-      </w:r>
-      <w:r>
-        <w:rPr>
-          <w:rFonts w:hint="eastAsia" w:ascii="Times New Roman" w:hAnsi="Times New Roman" w:eastAsia="FangSong" w:cs="Times New Roman"/>
-        </w:rPr>
-        <w:t>轴在平面上的投影如下图所示</w:t>
+        <w:t>八面体和四面体之间通过共用顶点连接</w:t>
+      </w:r>
+      <w:r>
+        <w:rPr>
+          <w:rFonts w:hint="eastAsia" w:ascii="Times New Roman" w:hAnsi="Times New Roman" w:eastAsia="Times New Roman" w:cs="Times New Roman"/>
+        </w:rPr>
+        <w:t>。</w:t>
+      </w:r>
+      <w:r>
+        <w:rPr>
+          <w:rFonts w:hint="eastAsia" w:ascii="Times New Roman" w:hAnsi="Times New Roman" w:eastAsia="FangSong" w:cs="Times New Roman"/>
+        </w:rPr>
+        <w:t>锆和钨的氧化数分别等于它们在周期表里的族数</w:t>
       </w:r>
       <w:r>
         <w:rPr>
@@ -9167,14 +9168,14 @@
         </w:rPr>
         <w:drawing>
           <wp:inline>
-            <wp:extent cx="3240000" cy="3323883"/>
+            <wp:extent cx="3240000" cy="3104717"/>
             <wp:effectExtent b="0" l="0" r="0" t="0"/>
             <wp:docPr descr="" title="" id="29" name="Picture"/>
             <a:graphic>
               <a:graphicData uri="http://schemas.openxmlformats.org/drawingml/2006/picture">
                 <pic:pic>
                   <pic:nvPicPr>
-                    <pic:cNvPr descr="53c0585160fae7d88cfa1b2fa3a8973cbfa1ca885f40fbf58efac17736242bf9.jpg" id="30" name="Picture"/>
+                    <pic:cNvPr descr="4ad7888fdd607cc99a92969f729676582d9f2d1f2820c31bf4b09a70c06f3fa6.jpg" id="30" name="Picture"/>
                     <pic:cNvPicPr>
                       <a:picLocks noChangeArrowheads="1" noChangeAspect="1"/>
                     </pic:cNvPicPr>
@@ -9188,7 +9189,7 @@
                   <pic:spPr bwMode="auto">
                     <a:xfrm>
                       <a:off x="0" y="0"/>
-                      <a:ext cx="3240000" cy="3323883"/>
+                      <a:ext cx="3240000" cy="3104717"/>
                     </a:xfrm>
                     <a:prstGeom prst="rect">
                       <a:avLst/>
@@ -9251,7 +9252,7 @@
         <w:rPr>
           <w:rFonts w:hint="eastAsia" w:ascii="Times New Roman" w:hAnsi="Times New Roman" w:eastAsia="FangSong" w:cs="Times New Roman"/>
         </w:rPr>
-        <w:t>某金属间化合物属立方晶系</w:t>
+        <w:t>群青是一种蓝色颜料</w:t>
       </w:r>
       <w:r>
         <w:rPr>
@@ -9263,7 +9264,19 @@
         <w:rPr>
           <w:rFonts w:hint="eastAsia" w:ascii="Times New Roman" w:hAnsi="Times New Roman" w:eastAsia="FangSong" w:cs="Times New Roman"/>
         </w:rPr>
-        <w:t>其</w:t>
+        <w:t>主要成分为双硅酸铝盐和钠盐以及其他一些硫化物</w:t>
+      </w:r>
+      <w:r>
+        <w:rPr>
+          <w:rFonts w:hint="eastAsia" w:ascii="Times New Roman" w:hAnsi="Times New Roman" w:eastAsia="Times New Roman" w:cs="Times New Roman"/>
+        </w:rPr>
+        <w:t>。</w:t>
+      </w:r>
+      <w:r>
+        <w:rPr>
+          <w:rFonts w:hint="eastAsia" w:ascii="Times New Roman" w:hAnsi="Times New Roman" w:eastAsia="FangSong" w:cs="Times New Roman"/>
+        </w:rPr>
+        <w:t>下图是一种含有铝硅酸盐骨架</w:t>
       </w:r>
       <w:r>
         <w:rPr>
@@ -9272,9 +9285,29 @@
         <w:t xml:space="preserve"> </w:t>
       </w:r>
       <m:oMath>
-        <m:r>
-          <m:t>c</m:t>
-        </m:r>
+        <m:sSubSup>
+          <m:e>
+            <m:r>
+              <m:rPr>
+                <m:sty m:val="p"/>
+              </m:rPr>
+              <m:t>S</m:t>
+            </m:r>
+          </m:e>
+          <m:sub>
+            <m:r>
+              <m:t>4</m:t>
+            </m:r>
+          </m:sub>
+          <m:sup>
+            <m:r>
+              <m:rPr>
+                <m:sty m:val="p"/>
+              </m:rPr>
+              <m:t>−</m:t>
+            </m:r>
+          </m:sup>
+        </m:sSubSup>
       </m:oMath>
       <w:r>
         <w:rPr>
@@ -9286,7 +9319,65 @@
         <w:rPr>
           <w:rFonts w:hint="eastAsia" w:ascii="Times New Roman" w:hAnsi="Times New Roman" w:eastAsia="FangSong" w:cs="Times New Roman"/>
         </w:rPr>
-        <w:t>轴投影图如下图所示</w:t>
+        <w:t>自由基阴离子和钠离子的群青晶体的结构</w:t>
+      </w:r>
+      <w:r>
+        <w:rPr>
+          <w:rFonts w:hint="eastAsia" w:ascii="Times New Roman" w:hAnsi="Times New Roman" w:eastAsia="Times New Roman" w:cs="Times New Roman"/>
+        </w:rPr>
+        <w:t>。</w:t>
+      </w:r>
+      <w:r>
+        <w:rPr>
+          <w:rFonts w:hint="eastAsia" w:ascii="Times New Roman" w:hAnsi="Times New Roman" w:eastAsia="FangSong" w:cs="Times New Roman"/>
+        </w:rPr>
+        <w:t>下面晶胞的参数</w:t>
+      </w:r>
+      <w:r>
+        <w:rPr>
+          <w:rFonts w:ascii="Times New Roman" w:hAnsi="Times New Roman" w:eastAsia="Times New Roman" w:cs="Times New Roman"/>
+        </w:rPr>
+        <w:t xml:space="preserve"> </w:t>
+      </w:r>
+      <m:oMath>
+        <m:oMathPr>
+          <m:ctrlPr>
+            <w:rPr>
+              <w:sz w:val="28"/>
+              <w:szCs w:val="28"/>
+            </w:rPr>
+          </m:ctrlPr>
+        </m:oMathPr>
+        <m:r>
+          <m:t>a</m:t>
+        </m:r>
+        <m:r>
+          <m:rPr>
+            <m:sty m:val="p"/>
+          </m:rPr>
+          <m:t>=</m:t>
+        </m:r>
+        <m:r>
+          <m:t>90.9</m:t>
+        </m:r>
+        <m:r>
+          <m:rPr>
+            <m:sty m:val="p"/>
+          </m:rPr>
+          <m:t>p</m:t>
+        </m:r>
+        <m:r>
+          <m:rPr>
+            <m:sty m:val="p"/>
+          </m:rPr>
+          <m:t>m</m:t>
+        </m:r>
+      </m:oMath>
+      <w:r>
+        <w:rPr>
+          <w:rFonts w:ascii="Times New Roman" w:hAnsi="Times New Roman" w:eastAsia="Times New Roman" w:cs="Times New Roman"/>
+        </w:rPr>
+        <w:t xml:space="preserve"> </w:t>
       </w:r>
       <w:r>
         <w:rPr>
@@ -9298,7 +9389,7 @@
         <w:rPr>
           <w:rFonts w:hint="eastAsia" w:ascii="Times New Roman" w:hAnsi="Times New Roman" w:eastAsia="FangSong" w:cs="Times New Roman"/>
         </w:rPr>
-        <w:t>其</w:t>
+        <w:t>化合物中</w:t>
       </w:r>
       <w:r>
         <w:rPr>
@@ -9307,8 +9398,61 @@
         <w:t xml:space="preserve"> </w:t>
       </w:r>
       <m:oMath>
-        <m:r>
-          <m:t>b</m:t>
+        <m:oMathPr>
+          <m:ctrlPr>
+            <w:rPr>
+              <w:sz w:val="28"/>
+              <w:szCs w:val="28"/>
+            </w:rPr>
+          </m:ctrlPr>
+        </m:oMathPr>
+        <m:r>
+          <m:rPr>
+            <m:sty m:val="p"/>
+          </m:rPr>
+          <m:t>A</m:t>
+        </m:r>
+        <m:r>
+          <m:rPr>
+            <m:sty m:val="p"/>
+          </m:rPr>
+          <m:t>l</m:t>
+        </m:r>
+        <m:r>
+          <m:rPr>
+            <m:sty m:val="p"/>
+          </m:rPr>
+          <m:t>:</m:t>
+        </m:r>
+        <m:r>
+          <m:rPr>
+            <m:sty m:val="p"/>
+          </m:rPr>
+          <m:t>S</m:t>
+        </m:r>
+        <m:r>
+          <m:rPr>
+            <m:sty m:val="p"/>
+          </m:rPr>
+          <m:t>i</m:t>
+        </m:r>
+        <m:r>
+          <m:rPr>
+            <m:sty m:val="p"/>
+          </m:rPr>
+          <m:t>=</m:t>
+        </m:r>
+        <m:r>
+          <m:t>1</m:t>
+        </m:r>
+        <m:r>
+          <m:rPr>
+            <m:sty m:val="p"/>
+          </m:rPr>
+          <m:t>:</m:t>
+        </m:r>
+        <m:r>
+          <m:t>1</m:t>
         </m:r>
       </m:oMath>
       <w:r>
@@ -9319,147 +9463,9 @@
       </w:r>
       <w:r>
         <w:rPr>
-          <w:rFonts w:hint="eastAsia" w:ascii="Times New Roman" w:hAnsi="Times New Roman" w:eastAsia="FangSong" w:cs="Times New Roman"/>
-        </w:rPr>
-        <w:t>轴投影图与之相同</w:t>
-      </w:r>
-      <w:r>
-        <w:rPr>
-          <w:rFonts w:hint="eastAsia" w:ascii="Times New Roman" w:hAnsi="Times New Roman" w:eastAsia="Times New Roman" w:cs="Times New Roman"/>
-        </w:rPr>
-        <w:t>。</w:t>
-      </w:r>
-      <w:r>
-        <w:rPr>
-          <w:rFonts w:hint="eastAsia" w:ascii="Times New Roman" w:hAnsi="Times New Roman" w:eastAsia="FangSong" w:cs="Times New Roman"/>
-        </w:rPr>
-        <w:t>将</w:t>
-      </w:r>
-      <w:r>
-        <w:rPr>
-          <w:rFonts w:ascii="Times New Roman" w:hAnsi="Times New Roman" w:eastAsia="Times New Roman" w:cs="Times New Roman"/>
-        </w:rPr>
-        <w:t xml:space="preserve"> </w:t>
-      </w:r>
-      <m:oMath>
-        <m:r>
-          <m:t>c</m:t>
-        </m:r>
-      </m:oMath>
-      <w:r>
-        <w:rPr>
-          <w:rFonts w:ascii="Times New Roman" w:hAnsi="Times New Roman" w:eastAsia="Times New Roman" w:cs="Times New Roman"/>
-        </w:rPr>
-        <w:t xml:space="preserve"> </w:t>
-      </w:r>
-      <w:r>
-        <w:rPr>
-          <w:rFonts w:hint="eastAsia" w:ascii="Times New Roman" w:hAnsi="Times New Roman" w:eastAsia="FangSong" w:cs="Times New Roman"/>
-        </w:rPr>
-        <w:t xml:space="preserve">轴投影图旋转</w:t>
-      </w:r>
-      <w:r>
-        <w:rPr>
-          <w:rFonts w:ascii="Times New Roman" w:hAnsi="Times New Roman" w:eastAsia="Times New Roman" w:cs="Times New Roman"/>
-        </w:rPr>
-        <w:t xml:space="preserve"> </w:t>
-      </w:r>
-      <m:oMath>
-        <m:r>
-          <m:t>π</m:t>
-        </m:r>
-        <m:r>
-          <m:rPr>
-            <m:sty m:val="p"/>
-          </m:rPr>
-          <m:t>/</m:t>
-        </m:r>
-        <m:r>
-          <m:t>2</m:t>
-        </m:r>
-      </m:oMath>
-      <w:r>
-        <w:rPr>
-          <w:rFonts w:ascii="Times New Roman" w:hAnsi="Times New Roman" w:eastAsia="Times New Roman" w:cs="Times New Roman"/>
-        </w:rPr>
-        <w:t xml:space="preserve"> </w:t>
-      </w:r>
-      <w:r>
-        <w:rPr>
-          <w:rFonts w:hint="eastAsia" w:ascii="Times New Roman" w:hAnsi="Times New Roman" w:eastAsia="FangSong" w:cs="Times New Roman"/>
-        </w:rPr>
-        <w:t xml:space="preserve">即为</w:t>
-      </w:r>
-      <w:r>
-        <w:rPr>
-          <w:rFonts w:ascii="Times New Roman" w:hAnsi="Times New Roman" w:eastAsia="Times New Roman" w:cs="Times New Roman"/>
-        </w:rPr>
-        <w:t xml:space="preserve"> </w:t>
-      </w:r>
-      <m:oMath>
-        <m:r>
-          <m:t>a</m:t>
-        </m:r>
-      </m:oMath>
-      <w:r>
-        <w:rPr>
-          <w:rFonts w:ascii="Times New Roman" w:hAnsi="Times New Roman" w:eastAsia="Times New Roman" w:cs="Times New Roman"/>
-        </w:rPr>
-        <w:t xml:space="preserve"> </w:t>
-      </w:r>
-      <w:r>
-        <w:rPr>
-          <w:rFonts w:hint="eastAsia" w:ascii="Times New Roman" w:hAnsi="Times New Roman" w:eastAsia="FangSong" w:cs="Times New Roman"/>
-        </w:rPr>
-        <w:t>轴投影图</w:t>
-      </w:r>
-      <w:r>
-        <w:rPr>
-          <w:rFonts w:hint="eastAsia" w:ascii="Times New Roman" w:hAnsi="Times New Roman" w:eastAsia="Times New Roman" w:cs="Times New Roman"/>
-        </w:rPr>
-        <w:t>。</w:t>
-      </w:r>
-      <w:r>
-        <w:rPr>
-          <w:rFonts w:hint="eastAsia" w:ascii="Times New Roman" w:hAnsi="Times New Roman" w:eastAsia="FangSong" w:cs="Times New Roman"/>
-        </w:rPr>
-        <w:t>黑球为</w:t>
-      </w:r>
-      <w:r>
-        <w:rPr>
-          <w:rFonts w:ascii="Times New Roman" w:hAnsi="Times New Roman" w:eastAsia="Times New Roman" w:cs="Times New Roman"/>
-        </w:rPr>
-        <w:t xml:space="preserve"> </w:t>
-      </w:r>
-      <w:r>
-        <w:rPr>
-          <w:rFonts w:hint="eastAsia" w:ascii="Times New Roman" w:hAnsi="Times New Roman" w:eastAsia="Times New Roman" w:cs="Times New Roman"/>
-        </w:rPr>
-        <w:t>Ge（</w:t>
-      </w:r>
-      <w:r>
-        <w:rPr>
-          <w:rFonts w:hint="eastAsia" w:ascii="Times New Roman" w:hAnsi="Times New Roman" w:eastAsia="FangSong" w:cs="Times New Roman"/>
-        </w:rPr>
-        <w:t>正方形的顶点与中心</w:t>
-      </w:r>
-      <w:r>
-        <w:rPr>
-          <w:rFonts w:hint="eastAsia" w:ascii="Times New Roman" w:hAnsi="Times New Roman" w:eastAsia="Times New Roman" w:cs="Times New Roman"/>
-        </w:rPr>
-        <w:t>），</w:t>
-      </w:r>
-      <w:r>
-        <w:rPr>
-          <w:rFonts w:hint="eastAsia" w:ascii="Times New Roman" w:hAnsi="Times New Roman" w:eastAsia="FangSong" w:cs="Times New Roman"/>
-        </w:rPr>
-        <w:t>灰球为</w:t>
-      </w:r>
-      <w:r>
-        <w:rPr>
-          <w:rFonts w:ascii="Times New Roman" w:hAnsi="Times New Roman" w:eastAsia="Times New Roman" w:cs="Times New Roman"/>
-        </w:rPr>
-        <w:t xml:space="preserve"> Nb。</w:t>
+          <w:rFonts w:ascii="Times New Roman" w:hAnsi="Times New Roman" w:eastAsia="Times New Roman" w:cs="Times New Roman"/>
+        </w:rPr>
+        <w:t xml:space="preserve">。</w:t>
       </w:r>
     </w:p>
     <w:p>
@@ -9474,14 +9480,14 @@
         </w:rPr>
         <w:drawing>
           <wp:inline>
-            <wp:extent cx="3240000" cy="3186534"/>
+            <wp:extent cx="3240000" cy="2926244"/>
             <wp:effectExtent b="0" l="0" r="0" t="0"/>
             <wp:docPr descr="" title="" id="33" name="Picture"/>
             <a:graphic>
               <a:graphicData uri="http://schemas.openxmlformats.org/drawingml/2006/picture">
                 <pic:pic>
                   <pic:nvPicPr>
-                    <pic:cNvPr descr="420fd36e4d684bf312c00181421b787c4accd7aa687447637ae6571fe4206860.jpg" id="34" name="Picture"/>
+                    <pic:cNvPr descr="ce23375c0153981640b24240d0d366a76fdbc0db0bd7ba8dc9d2a8b2a6b10741.jpg" id="34" name="Picture"/>
                     <pic:cNvPicPr>
                       <a:picLocks noChangeArrowheads="1" noChangeAspect="1"/>
                     </pic:cNvPicPr>
@@ -9495,7 +9501,7 @@
                   <pic:spPr bwMode="auto">
                     <a:xfrm>
                       <a:off x="0" y="0"/>
-                      <a:ext cx="3240000" cy="3186534"/>
+                      <a:ext cx="3240000" cy="2926244"/>
                     </a:xfrm>
                     <a:prstGeom prst="rect">
                       <a:avLst/>
@@ -9516,113 +9522,109 @@
     </w:p>
     <w:p>
       <w:pPr>
-        <w:pStyle w:val="BodyText"/>
-      </w:pPr>
-      <w:r>
-        <w:rPr>
-          <w:rFonts w:ascii="Times New Roman" w:hAnsi="Times New Roman" w:eastAsia="Times New Roman" w:cs="Times New Roman"/>
-          <w:b/>
-          <w:bCs/>
-        </w:rPr>
-        <w:t xml:space="preserve">65-1</w:t>
-      </w:r>
-      <w:r>
-        <w:rPr>
-          <w:rFonts w:ascii="Times New Roman" w:hAnsi="Times New Roman" w:eastAsia="Times New Roman" w:cs="Times New Roman"/>
-        </w:rPr>
-        <w:t xml:space="preserve"> </w:t>
-      </w:r>
-      <w:r>
-        <w:rPr>
-          <w:rFonts w:hint="eastAsia" w:ascii="Times New Roman" w:hAnsi="Times New Roman" w:eastAsia="FangSong" w:cs="Times New Roman"/>
-        </w:rPr>
-        <w:t>画出晶胞图</w:t>
-      </w:r>
-      <w:r>
-        <w:rPr>
-          <w:rFonts w:hint="eastAsia" w:ascii="Times New Roman" w:hAnsi="Times New Roman" w:eastAsia="Times New Roman" w:cs="Times New Roman"/>
-        </w:rPr>
-        <w:t>，</w:t>
-      </w:r>
-      <w:r>
-        <w:rPr>
-          <w:rFonts w:hint="eastAsia" w:ascii="Times New Roman" w:hAnsi="Times New Roman" w:eastAsia="FangSong" w:cs="Times New Roman"/>
-        </w:rPr>
-        <w:t>求出最简式</w:t>
-      </w:r>
-      <w:r>
-        <w:rPr>
-          <w:rFonts w:hint="eastAsia" w:ascii="Times New Roman" w:hAnsi="Times New Roman" w:eastAsia="Times New Roman" w:cs="Times New Roman"/>
-        </w:rPr>
-        <w:t>。</w:t>
+        <w:spacing w:before="160" w:after="80"/>
+      </w:pPr>
+      <w:r>
+        <w:pict>
+          <v:rect style="width:0;height:1.5pt" o:hralign="center" o:hrstd="t" o:hr="t"/>
+        </w:pict>
+      </w:r>
+    </w:p>
+    <w:bookmarkEnd w:id="35"/>
+    <w:bookmarkStart w:id="36" w:name="第16题"/>
+    <w:p>
+      <w:pPr>
+        <w:pStyle w:val="Heading3"/>
+        <w:spacing w:before="280" w:after="120"/>
+      </w:pPr>
+      <w:r>
+        <w:rPr>
+          <w:rFonts w:hint="eastAsia" w:ascii="Times New Roman" w:hAnsi="Times New Roman" w:eastAsia="SimHei" w:cs="Times New Roman"/>
+        </w:rPr>
+        <w:t>第</w:t>
+      </w:r>
+      <w:r>
+        <w:rPr>
+          <w:rFonts w:hint="eastAsia" w:ascii="Times New Roman" w:hAnsi="Times New Roman" w:eastAsia="Times New Roman" w:cs="Times New Roman"/>
+        </w:rPr>
+        <w:t>16</w:t>
+      </w:r>
+      <w:r>
+        <w:rPr>
+          <w:rFonts w:hint="eastAsia" w:ascii="Times New Roman" w:hAnsi="Times New Roman" w:eastAsia="SimHei" w:cs="Times New Roman"/>
+        </w:rPr>
+        <w:t>题</w:t>
       </w:r>
     </w:p>
     <w:p>
       <w:pPr>
-        <w:pStyle w:val="BodyText"/>
-      </w:pPr>
-      <w:r>
-        <w:rPr>
-          <w:rFonts w:ascii="Times New Roman" w:hAnsi="Times New Roman" w:eastAsia="Times New Roman" w:cs="Times New Roman"/>
-          <w:b/>
-          <w:bCs/>
-        </w:rPr>
-        <w:t xml:space="preserve">65-2</w:t>
-      </w:r>
-      <w:r>
-        <w:rPr>
-          <w:rFonts w:ascii="Times New Roman" w:hAnsi="Times New Roman" w:eastAsia="Times New Roman" w:cs="Times New Roman"/>
-        </w:rPr>
-        <w:t xml:space="preserve"> </w:t>
-      </w:r>
-      <w:r>
-        <w:rPr>
-          <w:rFonts w:hint="eastAsia" w:ascii="Times New Roman" w:hAnsi="Times New Roman" w:eastAsia="FangSong" w:cs="Times New Roman"/>
-        </w:rPr>
-        <w:t xml:space="preserve">写出</w:t>
-      </w:r>
-      <w:r>
-        <w:rPr>
-          <w:rFonts w:ascii="Times New Roman" w:hAnsi="Times New Roman" w:eastAsia="Times New Roman" w:cs="Times New Roman"/>
-        </w:rPr>
-        <w:t xml:space="preserve"> Nb、Ge </w:t>
-      </w:r>
-      <w:r>
-        <w:rPr>
-          <w:rFonts w:hint="eastAsia" w:ascii="Times New Roman" w:hAnsi="Times New Roman" w:eastAsia="FangSong" w:cs="Times New Roman"/>
-        </w:rPr>
-        <w:t>原子的配位数及其所占空隙的类型</w:t>
-      </w:r>
-      <w:r>
-        <w:rPr>
-          <w:rFonts w:hint="eastAsia" w:ascii="Times New Roman" w:hAnsi="Times New Roman" w:eastAsia="Times New Roman" w:cs="Times New Roman"/>
-        </w:rPr>
-        <w:t>。</w:t>
-      </w:r>
-    </w:p>
-    <w:p>
-      <w:pPr>
-        <w:pStyle w:val="BodyText"/>
-      </w:pPr>
-      <w:r>
-        <w:rPr>
-          <w:rFonts w:ascii="Times New Roman" w:hAnsi="Times New Roman" w:eastAsia="Times New Roman" w:cs="Times New Roman"/>
-          <w:b/>
-          <w:bCs/>
-        </w:rPr>
-        <w:t xml:space="preserve">65-3</w:t>
-      </w:r>
-      <w:r>
-        <w:rPr>
-          <w:rFonts w:ascii="Times New Roman" w:hAnsi="Times New Roman" w:eastAsia="Times New Roman" w:cs="Times New Roman"/>
-        </w:rPr>
-        <w:t xml:space="preserve"> </w:t>
-      </w:r>
-      <w:r>
-        <w:rPr>
-          <w:rFonts w:hint="eastAsia" w:ascii="Times New Roman" w:hAnsi="Times New Roman" w:eastAsia="FangSong" w:cs="Times New Roman"/>
-        </w:rPr>
-        <w:t xml:space="preserve">已知</w:t>
+        <w:pStyle w:val="FirstParagraph"/>
+      </w:pPr>
+      <w:r>
+        <w:rPr>
+          <w:rFonts w:hint="eastAsia" w:ascii="Times New Roman" w:hAnsi="Times New Roman" w:eastAsia="FangSong" w:cs="Times New Roman"/>
+        </w:rPr>
+        <w:t>六氯合铂</w:t>
+      </w:r>
+      <w:r>
+        <w:rPr>
+          <w:rFonts w:hint="eastAsia" w:ascii="Times New Roman" w:hAnsi="Times New Roman" w:eastAsia="Times New Roman" w:cs="Times New Roman"/>
+        </w:rPr>
+        <w:t>(Ⅳ)</w:t>
+      </w:r>
+      <w:r>
+        <w:rPr>
+          <w:rFonts w:hint="eastAsia" w:ascii="Times New Roman" w:hAnsi="Times New Roman" w:eastAsia="FangSong" w:cs="Times New Roman"/>
+        </w:rPr>
+        <w:t>酸钾与多硫化铵</w:t>
+      </w:r>
+      <w:r>
+        <w:rPr>
+          <w:rFonts w:hint="eastAsia" w:ascii="Times New Roman" w:hAnsi="Times New Roman" w:eastAsia="Times New Roman" w:cs="Times New Roman"/>
+        </w:rPr>
+        <w:t>A</w:t>
+      </w:r>
+      <w:r>
+        <w:rPr>
+          <w:rFonts w:hint="eastAsia" w:ascii="Times New Roman" w:hAnsi="Times New Roman" w:eastAsia="FangSong" w:cs="Times New Roman"/>
+        </w:rPr>
+        <w:t>发生非氧化还原反应得到铵盐</w:t>
+      </w:r>
+      <w:r>
+        <w:rPr>
+          <w:rFonts w:hint="eastAsia" w:ascii="Times New Roman" w:hAnsi="Times New Roman" w:eastAsia="Times New Roman" w:cs="Times New Roman"/>
+        </w:rPr>
+        <w:t>B。B</w:t>
+      </w:r>
+      <w:r>
+        <w:rPr>
+          <w:rFonts w:hint="eastAsia" w:ascii="Times New Roman" w:hAnsi="Times New Roman" w:eastAsia="FangSong" w:cs="Times New Roman"/>
+        </w:rPr>
+        <w:t>中的阴离子为一仅由硫和铂构成的八面体型单核配离子</w:t>
+      </w:r>
+      <w:r>
+        <w:rPr>
+          <w:rFonts w:hint="eastAsia" w:ascii="Times New Roman" w:hAnsi="Times New Roman" w:eastAsia="Times New Roman" w:cs="Times New Roman"/>
+        </w:rPr>
+        <w:t>，</w:t>
+      </w:r>
+      <w:r>
+        <w:rPr>
+          <w:rFonts w:hint="eastAsia" w:ascii="Times New Roman" w:hAnsi="Times New Roman" w:eastAsia="FangSong" w:cs="Times New Roman"/>
+        </w:rPr>
+        <w:t>有一根三重旋转轴</w:t>
+      </w:r>
+      <w:r>
+        <w:rPr>
+          <w:rFonts w:hint="eastAsia" w:ascii="Times New Roman" w:hAnsi="Times New Roman" w:eastAsia="Times New Roman" w:cs="Times New Roman"/>
+        </w:rPr>
+        <w:t>，</w:t>
+      </w:r>
+      <w:r>
+        <w:rPr>
+          <w:rFonts w:hint="eastAsia" w:ascii="Times New Roman" w:hAnsi="Times New Roman" w:eastAsia="FangSong" w:cs="Times New Roman"/>
+        </w:rPr>
+        <w:t>其中硫的质量分数为</w:t>
       </w:r>
       <w:r>
         <w:rPr>
@@ -9640,86 +9642,20 @@
           </m:ctrlPr>
         </m:oMathPr>
         <m:r>
-          <m:t>d</m:t>
-        </m:r>
-        <m:r>
-          <m:rPr>
-            <m:sty m:val="p"/>
-          </m:rPr>
-          <m:t>(</m:t>
-        </m:r>
-        <m:r>
-          <m:rPr>
-            <m:sty m:val="p"/>
-          </m:rPr>
-          <m:t>N</m:t>
-        </m:r>
-        <m:r>
-          <m:rPr>
-            <m:sty m:val="p"/>
-          </m:rPr>
-          <m:t>b</m:t>
-        </m:r>
-        <m:r>
-          <m:rPr>
-            <m:sty m:val="p"/>
-          </m:rPr>
-          <m:t>−</m:t>
-        </m:r>
-        <m:r>
-          <m:rPr>
-            <m:sty m:val="p"/>
-          </m:rPr>
-          <m:t>N</m:t>
-        </m:r>
-        <m:r>
-          <m:rPr>
-            <m:sty m:val="p"/>
-          </m:rPr>
-          <m:t>b</m:t>
-        </m:r>
-        <m:r>
-          <m:rPr>
-            <m:sty m:val="p"/>
-          </m:rPr>
-          <m:t>)</m:t>
-        </m:r>
-        <m:r>
-          <m:rPr>
-            <m:sty m:val="p"/>
-          </m:rPr>
-          <m:t>=</m:t>
-        </m:r>
-        <m:r>
-          <m:t>227</m:t>
-        </m:r>
-        <m:r>
-          <m:t> </m:t>
-        </m:r>
-        <m:r>
-          <m:rPr>
-            <m:sty m:val="p"/>
-          </m:rPr>
-          <m:t>p</m:t>
-        </m:r>
-        <m:r>
-          <m:rPr>
-            <m:sty m:val="p"/>
-          </m:rPr>
-          <m:t>m</m:t>
+          <m:t>71.14</m:t>
+        </m:r>
+        <m:r>
+          <m:rPr>
+            <m:sty m:val="p"/>
+          </m:rPr>
+          <m:t>%</m:t>
         </m:r>
       </m:oMath>
       <w:r>
         <w:rPr>
-          <w:rFonts w:hint="eastAsia" w:ascii="Times New Roman" w:hAnsi="Times New Roman" w:eastAsia="Times New Roman" w:cs="Times New Roman"/>
-        </w:rPr>
-        <w:t>，</w:t>
-      </w:r>
-      <w:r>
-        <w:rPr>
-          <w:rFonts w:hint="eastAsia" w:ascii="Times New Roman" w:hAnsi="Times New Roman" w:eastAsia="FangSong" w:cs="Times New Roman"/>
-        </w:rPr>
-        <w:t>计算该化合物的理论密度</w:t>
+          <w:rFonts w:ascii="Times New Roman" w:hAnsi="Times New Roman" w:eastAsia="Times New Roman" w:cs="Times New Roman"/>
+        </w:rPr>
+        <w:t xml:space="preserve"> </w:t>
       </w:r>
       <w:r>
         <w:rPr>
@@ -9727,317 +9663,35 @@
         </w:rPr>
         <w:t>。</w:t>
       </w:r>
-    </w:p>
-    <w:p>
-      <w:pPr>
-        <w:spacing w:before="160" w:after="80"/>
-      </w:pPr>
-      <w:r>
-        <w:pict>
-          <v:rect style="width:0;height:1.5pt" o:hralign="center" o:hrstd="t" o:hr="t"/>
-        </w:pict>
-      </w:r>
-    </w:p>
-    <w:bookmarkEnd w:id="35"/>
-    <w:bookmarkStart w:id="36" w:name="第16题"/>
-    <w:p>
-      <w:pPr>
-        <w:pStyle w:val="Heading3"/>
-        <w:spacing w:before="280" w:after="120"/>
-      </w:pPr>
-      <w:r>
-        <w:rPr>
-          <w:rFonts w:hint="eastAsia" w:ascii="Times New Roman" w:hAnsi="Times New Roman" w:eastAsia="SimHei" w:cs="Times New Roman"/>
-        </w:rPr>
-        <w:t>第</w:t>
-      </w:r>
-      <w:r>
-        <w:rPr>
-          <w:rFonts w:hint="eastAsia" w:ascii="Times New Roman" w:hAnsi="Times New Roman" w:eastAsia="Times New Roman" w:cs="Times New Roman"/>
-        </w:rPr>
-        <w:t>16</w:t>
-      </w:r>
-      <w:r>
-        <w:rPr>
-          <w:rFonts w:hint="eastAsia" w:ascii="Times New Roman" w:hAnsi="Times New Roman" w:eastAsia="SimHei" w:cs="Times New Roman"/>
-        </w:rPr>
-        <w:t>题</w:t>
-      </w:r>
-    </w:p>
-    <w:p>
-      <w:pPr>
-        <w:pStyle w:val="FirstParagraph"/>
-      </w:pPr>
-      <w:r>
-        <w:rPr>
-          <w:rFonts w:hint="eastAsia" w:ascii="Times New Roman" w:hAnsi="Times New Roman" w:eastAsia="FangSong" w:cs="Times New Roman"/>
-        </w:rPr>
-        <w:t>单晶衍射实验证明</w:t>
-      </w:r>
-      <w:r>
-        <w:rPr>
-          <w:rFonts w:hint="eastAsia" w:ascii="Times New Roman" w:hAnsi="Times New Roman" w:eastAsia="Times New Roman" w:cs="Times New Roman"/>
-        </w:rPr>
-        <w:t>，</w:t>
-      </w:r>
-      <w:r>
-        <w:rPr>
-          <w:rFonts w:hint="eastAsia" w:ascii="Times New Roman" w:hAnsi="Times New Roman" w:eastAsia="FangSong" w:cs="Times New Roman"/>
-        </w:rPr>
-        <w:t>配合物</w:t>
-      </w:r>
-      <w:r>
-        <w:rPr>
-          <w:rFonts w:ascii="Times New Roman" w:hAnsi="Times New Roman" w:eastAsia="Times New Roman" w:cs="Times New Roman"/>
-        </w:rPr>
-        <w:t xml:space="preserve"> </w:t>
-      </w:r>
-      <m:oMath>
-        <m:oMathPr>
-          <m:ctrlPr>
-            <w:rPr>
-              <w:sz w:val="28"/>
-              <w:szCs w:val="28"/>
-            </w:rPr>
-          </m:ctrlPr>
-        </m:oMathPr>
-        <m:d>
-          <m:dPr>
-            <m:begChr m:val="["/>
-            <m:sepChr m:val=""/>
-            <m:endChr m:val="]"/>
-            <m:grow/>
-          </m:dPr>
-          <m:e>
-            <m:sSub>
-              <m:e>
-                <m:r>
-                  <m:rPr>
-                    <m:sty m:val="p"/>
-                  </m:rPr>
-                  <m:t>C</m:t>
-                </m:r>
-                <m:r>
-                  <m:rPr>
-                    <m:sty m:val="p"/>
-                  </m:rPr>
-                  <m:t>r</m:t>
-                </m:r>
-              </m:e>
-              <m:sub>
-                <m:r>
-                  <m:t>3</m:t>
-                </m:r>
-              </m:sub>
-            </m:sSub>
-            <m:r>
-              <m:rPr>
-                <m:sty m:val="p"/>
-              </m:rPr>
-              <m:t>O</m:t>
-            </m:r>
-            <m:sSub>
-              <m:e>
-                <m:d>
-                  <m:dPr>
-                    <m:begChr m:val="("/>
-                    <m:sepChr m:val=""/>
-                    <m:endChr m:val=")"/>
-                    <m:grow/>
-                  </m:dPr>
-                  <m:e>
-                    <m:sSub>
-                      <m:e>
-                        <m:r>
-                          <m:rPr>
-                            <m:sty m:val="p"/>
-                          </m:rPr>
-                          <m:t>C</m:t>
-                        </m:r>
-                        <m:r>
-                          <m:rPr>
-                            <m:sty m:val="p"/>
-                          </m:rPr>
-                          <m:t>H</m:t>
-                        </m:r>
-                      </m:e>
-                      <m:sub>
-                        <m:r>
-                          <m:t>3</m:t>
-                        </m:r>
-                      </m:sub>
-                    </m:sSub>
-                    <m:r>
-                      <m:rPr>
-                        <m:sty m:val="p"/>
-                      </m:rPr>
-                      <m:t>C</m:t>
-                    </m:r>
-                    <m:r>
-                      <m:rPr>
-                        <m:sty m:val="p"/>
-                      </m:rPr>
-                      <m:t>O</m:t>
-                    </m:r>
-                    <m:r>
-                      <m:rPr>
-                        <m:sty m:val="p"/>
-                      </m:rPr>
-                      <m:t>O</m:t>
-                    </m:r>
-                  </m:e>
-                </m:d>
-              </m:e>
-              <m:sub>
-                <m:r>
-                  <m:t>6</m:t>
-                </m:r>
-              </m:sub>
-            </m:sSub>
-            <m:sSub>
-              <m:e>
-                <m:d>
-                  <m:dPr>
-                    <m:begChr m:val="("/>
-                    <m:sepChr m:val=""/>
-                    <m:endChr m:val=")"/>
-                    <m:grow/>
-                  </m:dPr>
-                  <m:e>
-                    <m:sSub>
-                      <m:e>
-                        <m:r>
-                          <m:rPr>
-                            <m:sty m:val="p"/>
-                          </m:rPr>
-                          <m:t>H</m:t>
-                        </m:r>
-                      </m:e>
-                      <m:sub>
-                        <m:r>
-                          <m:t>2</m:t>
-                        </m:r>
-                      </m:sub>
-                    </m:sSub>
-                    <m:r>
-                      <m:rPr>
-                        <m:sty m:val="p"/>
-                      </m:rPr>
-                      <m:t>O</m:t>
-                    </m:r>
-                  </m:e>
-                </m:d>
-              </m:e>
-              <m:sub>
-                <m:r>
-                  <m:t>3</m:t>
-                </m:r>
-              </m:sub>
-            </m:sSub>
-          </m:e>
-        </m:d>
-        <m:r>
-          <m:rPr>
-            <m:sty m:val="p"/>
-          </m:rPr>
-          <m:t>C</m:t>
-        </m:r>
-        <m:r>
-          <m:rPr>
-            <m:sty m:val="p"/>
-          </m:rPr>
-          <m:t>l</m:t>
-        </m:r>
-        <m:r>
-          <m:rPr>
-            <m:sty m:val="p"/>
-          </m:rPr>
-          <m:t>⋅</m:t>
-        </m:r>
-        <m:r>
-          <m:t>8</m:t>
-        </m:r>
-        <m:sSub>
-          <m:e>
-            <m:r>
-              <m:rPr>
-                <m:sty m:val="p"/>
-              </m:rPr>
-              <m:t>H</m:t>
-            </m:r>
-          </m:e>
-          <m:sub>
-            <m:r>
-              <m:t>2</m:t>
-            </m:r>
-          </m:sub>
-        </m:sSub>
-        <m:r>
-          <m:rPr>
-            <m:sty m:val="p"/>
-          </m:rPr>
-          <m:t>O</m:t>
-        </m:r>
-      </m:oMath>
-      <w:r>
-        <w:rPr>
-          <w:rFonts w:ascii="Times New Roman" w:hAnsi="Times New Roman" w:eastAsia="Times New Roman" w:cs="Times New Roman"/>
-        </w:rPr>
-        <w:t xml:space="preserve"> </w:t>
-      </w:r>
-      <w:r>
-        <w:rPr>
-          <w:rFonts w:hint="eastAsia" w:ascii="Times New Roman" w:hAnsi="Times New Roman" w:eastAsia="FangSong" w:cs="Times New Roman"/>
-        </w:rPr>
-        <w:t>中</w:t>
-      </w:r>
-      <w:r>
-        <w:rPr>
-          <w:rFonts w:hint="eastAsia" w:ascii="Times New Roman" w:hAnsi="Times New Roman" w:eastAsia="Times New Roman" w:cs="Times New Roman"/>
-        </w:rPr>
-        <w:t>，Cr</w:t>
-      </w:r>
-      <w:r>
-        <w:rPr>
-          <w:rFonts w:hint="eastAsia" w:ascii="Times New Roman" w:hAnsi="Times New Roman" w:eastAsia="FangSong" w:cs="Times New Roman"/>
-        </w:rPr>
-        <w:t>化学环境完全相同</w:t>
-      </w:r>
-      <w:r>
-        <w:rPr>
-          <w:rFonts w:hint="eastAsia" w:ascii="Times New Roman" w:hAnsi="Times New Roman" w:eastAsia="Times New Roman" w:cs="Times New Roman"/>
-        </w:rPr>
-        <w:t>，</w:t>
-      </w:r>
-      <w:r>
-        <w:rPr>
-          <w:rFonts w:hint="eastAsia" w:ascii="Times New Roman" w:hAnsi="Times New Roman" w:eastAsia="FangSong" w:cs="Times New Roman"/>
-        </w:rPr>
-        <w:t>乙酸根为桥连配体</w:t>
-      </w:r>
-      <w:r>
-        <w:rPr>
-          <w:rFonts w:hint="eastAsia" w:ascii="Times New Roman" w:hAnsi="Times New Roman" w:eastAsia="Times New Roman" w:cs="Times New Roman"/>
-        </w:rPr>
-        <w:t>，</w:t>
-      </w:r>
-      <w:r>
-        <w:rPr>
-          <w:rFonts w:hint="eastAsia" w:ascii="Times New Roman" w:hAnsi="Times New Roman" w:eastAsia="FangSong" w:cs="Times New Roman"/>
-        </w:rPr>
-        <w:t>水为单齿配体</w:t>
-      </w:r>
-      <w:r>
-        <w:rPr>
-          <w:rFonts w:hint="eastAsia" w:ascii="Times New Roman" w:hAnsi="Times New Roman" w:eastAsia="Times New Roman" w:cs="Times New Roman"/>
-        </w:rPr>
-        <w:t>，</w:t>
-      </w:r>
-      <w:r>
-        <w:rPr>
-          <w:rFonts w:hint="eastAsia" w:ascii="Times New Roman" w:hAnsi="Times New Roman" w:eastAsia="FangSong" w:cs="Times New Roman"/>
-        </w:rPr>
-        <w:t>试给出其结构</w:t>
+      <w:r>
+        <w:rPr>
+          <w:rFonts w:hint="eastAsia" w:ascii="Times New Roman" w:hAnsi="Times New Roman" w:eastAsia="FangSong" w:cs="Times New Roman"/>
+        </w:rPr>
+        <w:t>给出</w:t>
+      </w:r>
+      <w:r>
+        <w:rPr>
+          <w:rFonts w:hint="eastAsia" w:ascii="Times New Roman" w:hAnsi="Times New Roman" w:eastAsia="Times New Roman" w:cs="Times New Roman"/>
+        </w:rPr>
+        <w:t>A</w:t>
+      </w:r>
+      <w:r>
+        <w:rPr>
+          <w:rFonts w:hint="eastAsia" w:ascii="Times New Roman" w:hAnsi="Times New Roman" w:eastAsia="FangSong" w:cs="Times New Roman"/>
+        </w:rPr>
+        <w:t>与</w:t>
+      </w:r>
+      <w:r>
+        <w:rPr>
+          <w:rFonts w:hint="eastAsia" w:ascii="Times New Roman" w:hAnsi="Times New Roman" w:eastAsia="Times New Roman" w:cs="Times New Roman"/>
+        </w:rPr>
+        <w:t>B</w:t>
+      </w:r>
+      <w:r>
+        <w:rPr>
+          <w:rFonts w:hint="eastAsia" w:ascii="Times New Roman" w:hAnsi="Times New Roman" w:eastAsia="FangSong" w:cs="Times New Roman"/>
+        </w:rPr>
+        <w:t>的化学式</w:t>
       </w:r>
       <w:r>
         <w:rPr>
@@ -10045,16 +9699,29 @@
         </w:rPr>
         <w:t>。</w:t>
       </w:r>
-    </w:p>
-    <w:p>
-      <w:pPr>
-        <w:pStyle w:val="BodyText"/>
-      </w:pPr>
-      <w:r>
-        <w:rPr>
-          <w:rFonts w:ascii="Times New Roman" w:hAnsi="Times New Roman" w:eastAsia="Times New Roman" w:cs="Times New Roman"/>
-        </w:rPr>
-        <w:t xml:space="preserve">(Greenwood, Norman Neill, and Alan Earnshaw. Chemistry of the Elements. Elsevier, 2012)</w:t>
+      <w:r>
+        <w:rPr>
+          <w:rFonts w:hint="eastAsia" w:ascii="Times New Roman" w:hAnsi="Times New Roman" w:eastAsia="FangSong" w:cs="Times New Roman"/>
+        </w:rPr>
+        <w:t>判断</w:t>
+      </w:r>
+      <w:r>
+        <w:rPr>
+          <w:rFonts w:hint="eastAsia" w:ascii="Times New Roman" w:hAnsi="Times New Roman" w:eastAsia="Times New Roman" w:cs="Times New Roman"/>
+        </w:rPr>
+        <w:t>B</w:t>
+      </w:r>
+      <w:r>
+        <w:rPr>
+          <w:rFonts w:hint="eastAsia" w:ascii="Times New Roman" w:hAnsi="Times New Roman" w:eastAsia="FangSong" w:cs="Times New Roman"/>
+        </w:rPr>
+        <w:t>是否有旋光性并说明理由</w:t>
+      </w:r>
+      <w:r>
+        <w:rPr>
+          <w:rFonts w:hint="eastAsia" w:ascii="Times New Roman" w:hAnsi="Times New Roman" w:eastAsia="Times New Roman" w:cs="Times New Roman"/>
+        </w:rPr>
+        <w:t>。</w:t>
       </w:r>
     </w:p>
     <w:p>
@@ -15955,277 +15622,7 @@
         <w:rPr>
           <w:rFonts w:hint="eastAsia" w:ascii="Times New Roman" w:hAnsi="Times New Roman" w:eastAsia="FangSong" w:cs="Times New Roman"/>
         </w:rPr>
-        <w:t xml:space="preserve">金属</w:t>
-      </w:r>
-      <w:r>
-        <w:rPr>
-          <w:rFonts w:ascii="Times New Roman" w:hAnsi="Times New Roman" w:eastAsia="Times New Roman" w:cs="Times New Roman"/>
-        </w:rPr>
-        <w:t xml:space="preserve"> B </w:t>
-      </w:r>
-      <w:r>
-        <w:rPr>
-          <w:rFonts w:hint="eastAsia" w:ascii="Times New Roman" w:hAnsi="Times New Roman" w:eastAsia="FangSong" w:cs="Times New Roman"/>
-        </w:rPr>
-        <w:t xml:space="preserve">能够与气体</w:t>
-      </w:r>
-      <w:r>
-        <w:rPr>
-          <w:rFonts w:ascii="Times New Roman" w:hAnsi="Times New Roman" w:eastAsia="Times New Roman" w:cs="Times New Roman"/>
-        </w:rPr>
-        <w:t xml:space="preserve"> X </w:t>
-      </w:r>
-      <w:r>
-        <w:rPr>
-          <w:rFonts w:hint="eastAsia" w:ascii="Times New Roman" w:hAnsi="Times New Roman" w:eastAsia="FangSong" w:cs="Times New Roman"/>
-        </w:rPr>
-        <w:t>形成多种金属羰基化合物</w:t>
-      </w:r>
-      <w:r>
-        <w:rPr>
-          <w:rFonts w:hint="eastAsia" w:ascii="Times New Roman" w:hAnsi="Times New Roman" w:eastAsia="Times New Roman" w:cs="Times New Roman"/>
-        </w:rPr>
-        <w:t>，1908</w:t>
-      </w:r>
-      <w:r>
-        <w:rPr>
-          <w:rFonts w:ascii="Times New Roman" w:hAnsi="Times New Roman" w:eastAsia="Times New Roman" w:cs="Times New Roman"/>
-        </w:rPr>
-        <w:t xml:space="preserve"> </w:t>
-      </w:r>
-      <w:r>
-        <w:rPr>
-          <w:rFonts w:hint="eastAsia" w:ascii="Times New Roman" w:hAnsi="Times New Roman" w:eastAsia="FangSong" w:cs="Times New Roman"/>
-        </w:rPr>
-        <w:t>年</w:t>
-      </w:r>
-      <w:r>
-        <w:rPr>
-          <w:rFonts w:hint="eastAsia" w:ascii="Times New Roman" w:hAnsi="Times New Roman" w:eastAsia="Times New Roman" w:cs="Times New Roman"/>
-        </w:rPr>
-        <w:t>，</w:t>
-      </w:r>
-      <w:r>
-        <w:rPr>
-          <w:rFonts w:hint="eastAsia" w:ascii="Times New Roman" w:hAnsi="Times New Roman" w:eastAsia="FangSong" w:cs="Times New Roman"/>
-        </w:rPr>
-        <w:t>人们制得橙色双核结构化合物</w:t>
-      </w:r>
-      <w:r>
-        <w:rPr>
-          <w:rFonts w:ascii="Times New Roman" w:hAnsi="Times New Roman" w:eastAsia="Times New Roman" w:cs="Times New Roman"/>
-        </w:rPr>
-        <w:t xml:space="preserve"> </w:t>
-      </w:r>
-      <w:r>
-        <w:rPr>
-          <w:rFonts w:hint="eastAsia" w:ascii="Times New Roman" w:hAnsi="Times New Roman" w:eastAsia="Times New Roman" w:cs="Times New Roman"/>
-        </w:rPr>
-        <w:t>C，</w:t>
-      </w:r>
-      <w:r>
-        <w:rPr>
-          <w:rFonts w:hint="eastAsia" w:ascii="Times New Roman" w:hAnsi="Times New Roman" w:eastAsia="FangSong" w:cs="Times New Roman"/>
-        </w:rPr>
-        <w:t>它可以用作有机合成中的催化剂</w:t>
-      </w:r>
-      <w:r>
-        <w:rPr>
-          <w:rFonts w:hint="eastAsia" w:ascii="Times New Roman" w:hAnsi="Times New Roman" w:eastAsia="Times New Roman" w:cs="Times New Roman"/>
-        </w:rPr>
-        <w:t>。1923</w:t>
-      </w:r>
-      <w:r>
-        <w:rPr>
-          <w:rFonts w:ascii="Times New Roman" w:hAnsi="Times New Roman" w:eastAsia="Times New Roman" w:cs="Times New Roman"/>
-        </w:rPr>
-        <w:t xml:space="preserve"> </w:t>
-      </w:r>
-      <w:r>
-        <w:rPr>
-          <w:rFonts w:hint="eastAsia" w:ascii="Times New Roman" w:hAnsi="Times New Roman" w:eastAsia="FangSong" w:cs="Times New Roman"/>
-        </w:rPr>
-        <w:t>年</w:t>
-      </w:r>
-      <w:r>
-        <w:rPr>
-          <w:rFonts w:hint="eastAsia" w:ascii="Times New Roman" w:hAnsi="Times New Roman" w:eastAsia="Times New Roman" w:cs="Times New Roman"/>
-        </w:rPr>
-        <w:t>，</w:t>
-      </w:r>
-      <w:r>
-        <w:rPr>
-          <w:rFonts w:hint="eastAsia" w:ascii="Times New Roman" w:hAnsi="Times New Roman" w:eastAsia="FangSong" w:cs="Times New Roman"/>
-        </w:rPr>
-        <w:t>人们加热</w:t>
-      </w:r>
-      <w:r>
-        <w:rPr>
-          <w:rFonts w:ascii="Times New Roman" w:hAnsi="Times New Roman" w:eastAsia="Times New Roman" w:cs="Times New Roman"/>
-        </w:rPr>
-        <w:t xml:space="preserve"> C </w:t>
-      </w:r>
-      <w:r>
-        <w:rPr>
-          <w:rFonts w:hint="eastAsia" w:ascii="Times New Roman" w:hAnsi="Times New Roman" w:eastAsia="FangSong" w:cs="Times New Roman"/>
-        </w:rPr>
-        <w:t>得到了黑色晶体</w:t>
-      </w:r>
-      <w:r>
-        <w:rPr>
-          <w:rFonts w:hint="eastAsia" w:ascii="Times New Roman" w:hAnsi="Times New Roman" w:eastAsia="Times New Roman" w:cs="Times New Roman"/>
-        </w:rPr>
-        <w:t>，</w:t>
-      </w:r>
-      <w:r>
-        <w:rPr>
-          <w:rFonts w:hint="eastAsia" w:ascii="Times New Roman" w:hAnsi="Times New Roman" w:eastAsia="FangSong" w:cs="Times New Roman"/>
-        </w:rPr>
-        <w:t>它是两种同分异构体</w:t>
-      </w:r>
-      <w:r>
-        <w:rPr>
-          <w:rFonts w:ascii="Times New Roman" w:hAnsi="Times New Roman" w:eastAsia="Times New Roman" w:cs="Times New Roman"/>
-        </w:rPr>
-        <w:t xml:space="preserve"> D </w:t>
-      </w:r>
-      <w:r>
-        <w:rPr>
-          <w:rFonts w:hint="eastAsia" w:ascii="Times New Roman" w:hAnsi="Times New Roman" w:eastAsia="FangSong" w:cs="Times New Roman"/>
-        </w:rPr>
-        <w:t xml:space="preserve">和</w:t>
-      </w:r>
-      <w:r>
-        <w:rPr>
-          <w:rFonts w:ascii="Times New Roman" w:hAnsi="Times New Roman" w:eastAsia="Times New Roman" w:cs="Times New Roman"/>
-        </w:rPr>
-        <w:t xml:space="preserve"> E </w:t>
-      </w:r>
-      <w:r>
-        <w:rPr>
-          <w:rFonts w:hint="eastAsia" w:ascii="Times New Roman" w:hAnsi="Times New Roman" w:eastAsia="FangSong" w:cs="Times New Roman"/>
-        </w:rPr>
-        <w:t>的混合物</w:t>
-      </w:r>
-      <w:r>
-        <w:rPr>
-          <w:rFonts w:hint="eastAsia" w:ascii="Times New Roman" w:hAnsi="Times New Roman" w:eastAsia="Times New Roman" w:cs="Times New Roman"/>
-        </w:rPr>
-        <w:t>，</w:t>
-      </w:r>
-      <w:r>
-        <w:rPr>
-          <w:rFonts w:hint="eastAsia" w:ascii="Times New Roman" w:hAnsi="Times New Roman" w:eastAsia="FangSong" w:cs="Times New Roman"/>
-        </w:rPr>
-        <w:t>定性组成与</w:t>
-      </w:r>
-      <w:r>
-        <w:rPr>
-          <w:rFonts w:ascii="Times New Roman" w:hAnsi="Times New Roman" w:eastAsia="Times New Roman" w:cs="Times New Roman"/>
-        </w:rPr>
-        <w:t xml:space="preserve"> C </w:t>
-      </w:r>
-      <w:r>
-        <w:rPr>
-          <w:rFonts w:hint="eastAsia" w:ascii="Times New Roman" w:hAnsi="Times New Roman" w:eastAsia="FangSong" w:cs="Times New Roman"/>
-        </w:rPr>
-        <w:t>相同</w:t>
-      </w:r>
-      <w:r>
-        <w:rPr>
-          <w:rFonts w:hint="eastAsia" w:ascii="Times New Roman" w:hAnsi="Times New Roman" w:eastAsia="Times New Roman" w:cs="Times New Roman"/>
-        </w:rPr>
-        <w:t>。</w:t>
-      </w:r>
-      <w:r>
-        <w:rPr>
-          <w:rFonts w:hint="eastAsia" w:ascii="Times New Roman" w:hAnsi="Times New Roman" w:eastAsia="FangSong" w:cs="Times New Roman"/>
-        </w:rPr>
-        <w:t>直至</w:t>
-      </w:r>
-      <w:r>
-        <w:rPr>
-          <w:rFonts w:ascii="Times New Roman" w:hAnsi="Times New Roman" w:eastAsia="Times New Roman" w:cs="Times New Roman"/>
-        </w:rPr>
-        <w:t xml:space="preserve"> 1959 </w:t>
-      </w:r>
-      <w:r>
-        <w:rPr>
-          <w:rFonts w:hint="eastAsia" w:ascii="Times New Roman" w:hAnsi="Times New Roman" w:eastAsia="FangSong" w:cs="Times New Roman"/>
-        </w:rPr>
-        <w:t>年</w:t>
-      </w:r>
-      <w:r>
-        <w:rPr>
-          <w:rFonts w:hint="eastAsia" w:ascii="Times New Roman" w:hAnsi="Times New Roman" w:eastAsia="Times New Roman" w:cs="Times New Roman"/>
-        </w:rPr>
-        <w:t>，</w:t>
-      </w:r>
-      <w:r>
-        <w:rPr>
-          <w:rFonts w:hint="eastAsia" w:ascii="Times New Roman" w:hAnsi="Times New Roman" w:eastAsia="FangSong" w:cs="Times New Roman"/>
-        </w:rPr>
-        <w:t>人们才得到了</w:t>
-      </w:r>
-      <w:r>
-        <w:rPr>
-          <w:rFonts w:ascii="Times New Roman" w:hAnsi="Times New Roman" w:eastAsia="Times New Roman" w:cs="Times New Roman"/>
-        </w:rPr>
-        <w:t xml:space="preserve"> D </w:t>
-      </w:r>
-      <w:r>
-        <w:rPr>
-          <w:rFonts w:hint="eastAsia" w:ascii="Times New Roman" w:hAnsi="Times New Roman" w:eastAsia="FangSong" w:cs="Times New Roman"/>
-        </w:rPr>
-        <w:t xml:space="preserve">和</w:t>
-      </w:r>
-      <w:r>
-        <w:rPr>
-          <w:rFonts w:ascii="Times New Roman" w:hAnsi="Times New Roman" w:eastAsia="Times New Roman" w:cs="Times New Roman"/>
-        </w:rPr>
-        <w:t xml:space="preserve"> E </w:t>
-      </w:r>
-      <w:r>
-        <w:rPr>
-          <w:rFonts w:hint="eastAsia" w:ascii="Times New Roman" w:hAnsi="Times New Roman" w:eastAsia="FangSong" w:cs="Times New Roman"/>
-        </w:rPr>
-        <w:t>的确切结构</w:t>
-      </w:r>
-      <w:r>
-        <w:rPr>
-          <w:rFonts w:hint="eastAsia" w:ascii="Times New Roman" w:hAnsi="Times New Roman" w:eastAsia="Times New Roman" w:cs="Times New Roman"/>
-        </w:rPr>
-        <w:t>，</w:t>
-      </w:r>
-      <w:r>
-        <w:rPr>
-          <w:rFonts w:hint="eastAsia" w:ascii="Times New Roman" w:hAnsi="Times New Roman" w:eastAsia="FangSong" w:cs="Times New Roman"/>
-        </w:rPr>
-        <w:t>由此开启了金属簇状化合物的大门</w:t>
-      </w:r>
-      <w:r>
-        <w:rPr>
-          <w:rFonts w:hint="eastAsia" w:ascii="Times New Roman" w:hAnsi="Times New Roman" w:eastAsia="Times New Roman" w:cs="Times New Roman"/>
-        </w:rPr>
-        <w:t>。</w:t>
-      </w:r>
-      <w:r>
-        <w:rPr>
-          <w:rFonts w:hint="eastAsia" w:ascii="Times New Roman" w:hAnsi="Times New Roman" w:eastAsia="FangSong" w:cs="Times New Roman"/>
-        </w:rPr>
-        <w:t>化合物</w:t>
-      </w:r>
-      <w:r>
-        <w:rPr>
-          <w:rFonts w:ascii="Times New Roman" w:hAnsi="Times New Roman" w:eastAsia="Times New Roman" w:cs="Times New Roman"/>
-        </w:rPr>
-        <w:t xml:space="preserve"> D </w:t>
-      </w:r>
-      <w:r>
-        <w:rPr>
-          <w:rFonts w:hint="eastAsia" w:ascii="Times New Roman" w:hAnsi="Times New Roman" w:eastAsia="FangSong" w:cs="Times New Roman"/>
-        </w:rPr>
-        <w:t>分子结构中有四条三重旋转轴</w:t>
+        <w:t>根据所给条件按照要求书写化学方程式</w:t>
       </w:r>
       <w:r>
         <w:rPr>
@@ -16237,108 +15634,7 @@
         <w:rPr>
           <w:rFonts w:hint="eastAsia" w:ascii="Times New Roman" w:hAnsi="Times New Roman" w:eastAsia="FangSong" w:cs="Times New Roman"/>
         </w:rPr>
-        <w:t>类似于白磷</w:t>
-      </w:r>
-      <w:r>
-        <w:rPr>
-          <w:rFonts w:ascii="Times New Roman" w:hAnsi="Times New Roman" w:eastAsia="Times New Roman" w:cs="Times New Roman"/>
-        </w:rPr>
-        <w:t xml:space="preserve"> </w:t>
-      </w:r>
-      <m:oMath>
-        <m:sSub>
-          <m:e>
-            <m:r>
-              <m:rPr>
-                <m:sty m:val="p"/>
-              </m:rPr>
-              <m:t>P</m:t>
-            </m:r>
-          </m:e>
-          <m:sub>
-            <m:r>
-              <m:t>4</m:t>
-            </m:r>
-          </m:sub>
-        </m:sSub>
-      </m:oMath>
-      <w:r>
-        <w:rPr>
-          <w:rFonts w:hint="eastAsia" w:ascii="Times New Roman" w:hAnsi="Times New Roman" w:eastAsia="Times New Roman" w:cs="Times New Roman"/>
-        </w:rPr>
-        <w:t>），</w:t>
-      </w:r>
-      <w:r>
-        <w:rPr>
-          <w:rFonts w:hint="eastAsia" w:ascii="Times New Roman" w:hAnsi="Times New Roman" w:eastAsia="FangSong" w:cs="Times New Roman"/>
-        </w:rPr>
-        <w:t>化合物</w:t>
-      </w:r>
-      <w:r>
-        <w:rPr>
-          <w:rFonts w:ascii="Times New Roman" w:hAnsi="Times New Roman" w:eastAsia="Times New Roman" w:cs="Times New Roman"/>
-        </w:rPr>
-        <w:t xml:space="preserve"> E </w:t>
-      </w:r>
-      <w:r>
-        <w:rPr>
-          <w:rFonts w:hint="eastAsia" w:ascii="Times New Roman" w:hAnsi="Times New Roman" w:eastAsia="FangSong" w:cs="Times New Roman"/>
-        </w:rPr>
-        <w:t>分子结构中有一条三重旋转轴</w:t>
-      </w:r>
-      <w:r>
-        <w:rPr>
-          <w:rFonts w:hint="eastAsia" w:ascii="Times New Roman" w:hAnsi="Times New Roman" w:eastAsia="Times New Roman" w:cs="Times New Roman"/>
-        </w:rPr>
-        <w:t>。</w:t>
-      </w:r>
-      <w:r>
-        <w:rPr>
-          <w:rFonts w:hint="eastAsia" w:ascii="Times New Roman" w:hAnsi="Times New Roman" w:eastAsia="FangSong" w:cs="Times New Roman"/>
-        </w:rPr>
-        <w:t>再进一步研究这类物质</w:t>
-      </w:r>
-      <w:r>
-        <w:rPr>
-          <w:rFonts w:hint="eastAsia" w:ascii="Times New Roman" w:hAnsi="Times New Roman" w:eastAsia="Times New Roman" w:cs="Times New Roman"/>
-        </w:rPr>
-        <w:t>，</w:t>
-      </w:r>
-      <w:r>
-        <w:rPr>
-          <w:rFonts w:hint="eastAsia" w:ascii="Times New Roman" w:hAnsi="Times New Roman" w:eastAsia="FangSong" w:cs="Times New Roman"/>
-        </w:rPr>
-        <w:t>还可以制得由两种不同金属组成的骨架</w:t>
-      </w:r>
-      <w:r>
-        <w:rPr>
-          <w:rFonts w:hint="eastAsia" w:ascii="Times New Roman" w:hAnsi="Times New Roman" w:eastAsia="Times New Roman" w:cs="Times New Roman"/>
-        </w:rPr>
-        <w:t>，</w:t>
-      </w:r>
-      <w:r>
-        <w:rPr>
-          <w:rFonts w:hint="eastAsia" w:ascii="Times New Roman" w:hAnsi="Times New Roman" w:eastAsia="FangSong" w:cs="Times New Roman"/>
-        </w:rPr>
-        <w:t>例如化合物</w:t>
-      </w:r>
-      <w:r>
-        <w:rPr>
-          <w:rFonts w:ascii="Times New Roman" w:hAnsi="Times New Roman" w:eastAsia="Times New Roman" w:cs="Times New Roman"/>
-        </w:rPr>
-        <w:t xml:space="preserve"> </w:t>
-      </w:r>
-      <w:r>
-        <w:rPr>
-          <w:rFonts w:hint="eastAsia" w:ascii="Times New Roman" w:hAnsi="Times New Roman" w:eastAsia="Times New Roman" w:cs="Times New Roman"/>
-        </w:rPr>
-        <w:t>H（</w:t>
-      </w:r>
-      <w:r>
-        <w:rPr>
-          <w:rFonts w:hint="eastAsia" w:ascii="Times New Roman" w:hAnsi="Times New Roman" w:eastAsia="FangSong" w:cs="Times New Roman"/>
-        </w:rPr>
-        <w:t>分子结构中有一条三重旋转轴</w:t>
+        <w:t>要求系数为最简整数比</w:t>
       </w:r>
       <w:r>
         <w:rPr>
@@ -16353,687 +15649,245 @@
       </w:pPr>
       <w:r>
         <w:rPr>
-          <w:rFonts w:hint="eastAsia" w:ascii="Times New Roman" w:hAnsi="Times New Roman" w:eastAsia="FangSong" w:cs="Times New Roman"/>
-        </w:rPr>
-        <w:t>已知</w:t>
-      </w:r>
-      <w:r>
-        <w:rPr>
-          <w:rFonts w:hint="eastAsia" w:ascii="Times New Roman" w:hAnsi="Times New Roman" w:eastAsia="Times New Roman" w:cs="Times New Roman"/>
-        </w:rPr>
-        <w:t>：①A</w:t>
-      </w:r>
-      <w:r>
-        <w:rPr>
-          <w:rFonts w:ascii="Times New Roman" w:hAnsi="Times New Roman" w:eastAsia="Times New Roman" w:cs="Times New Roman"/>
-        </w:rPr>
-        <w:t xml:space="preserve"> </w:t>
-      </w:r>
-      <w:r>
-        <w:rPr>
-          <w:rFonts w:hint="eastAsia" w:ascii="Times New Roman" w:hAnsi="Times New Roman" w:eastAsia="FangSong" w:cs="Times New Roman"/>
-        </w:rPr>
-        <w:t>是一种氧化物</w:t>
-      </w:r>
-      <w:r>
-        <w:rPr>
-          <w:rFonts w:hint="eastAsia" w:ascii="Times New Roman" w:hAnsi="Times New Roman" w:eastAsia="Times New Roman" w:cs="Times New Roman"/>
-        </w:rPr>
-        <w:t>；②</w:t>
-      </w:r>
-      <w:r>
-        <w:rPr>
-          <w:rFonts w:hint="eastAsia" w:ascii="Times New Roman" w:hAnsi="Times New Roman" w:eastAsia="FangSong" w:cs="Times New Roman"/>
-        </w:rPr>
-        <w:t>忽略金属的差异</w:t>
-      </w:r>
-      <w:r>
-        <w:rPr>
-          <w:rFonts w:hint="eastAsia" w:ascii="Times New Roman" w:hAnsi="Times New Roman" w:eastAsia="Times New Roman" w:cs="Times New Roman"/>
-        </w:rPr>
-        <w:t>，D、E、H</w:t>
-      </w:r>
-      <w:r>
-        <w:rPr>
-          <w:rFonts w:ascii="Times New Roman" w:hAnsi="Times New Roman" w:eastAsia="Times New Roman" w:cs="Times New Roman"/>
-        </w:rPr>
-        <w:t xml:space="preserve"> </w:t>
-      </w:r>
-      <w:r>
-        <w:rPr>
-          <w:rFonts w:hint="eastAsia" w:ascii="Times New Roman" w:hAnsi="Times New Roman" w:eastAsia="FangSong" w:cs="Times New Roman"/>
-        </w:rPr>
-        <w:t>的金属骨架类型相同</w:t>
-      </w:r>
-      <w:r>
-        <w:rPr>
-          <w:rFonts w:hint="eastAsia" w:ascii="Times New Roman" w:hAnsi="Times New Roman" w:eastAsia="Times New Roman" w:cs="Times New Roman"/>
-        </w:rPr>
-        <w:t>；③</w:t>
-      </w:r>
-      <w:r>
-        <w:rPr>
-          <w:rFonts w:hint="eastAsia" w:ascii="Times New Roman" w:hAnsi="Times New Roman" w:eastAsia="FangSong" w:cs="Times New Roman"/>
-        </w:rPr>
-        <w:t>簇状化合物中金属原子一般满足最外层</w:t>
-      </w:r>
-      <w:r>
-        <w:rPr>
-          <w:rFonts w:ascii="Times New Roman" w:hAnsi="Times New Roman" w:eastAsia="Times New Roman" w:cs="Times New Roman"/>
-        </w:rPr>
-        <w:t xml:space="preserve"> 18 </w:t>
-      </w:r>
-      <w:r>
-        <w:rPr>
-          <w:rFonts w:hint="eastAsia" w:ascii="Times New Roman" w:hAnsi="Times New Roman" w:eastAsia="FangSong" w:cs="Times New Roman"/>
-        </w:rPr>
-        <w:t>电子</w:t>
-      </w:r>
-      <w:r>
-        <w:rPr>
-          <w:rFonts w:hint="eastAsia" w:ascii="Times New Roman" w:hAnsi="Times New Roman" w:eastAsia="Times New Roman" w:cs="Times New Roman"/>
-        </w:rPr>
-        <w:t>（</w:t>
-      </w:r>
-      <w:r>
-        <w:rPr>
-          <w:rFonts w:hint="eastAsia" w:ascii="Times New Roman" w:hAnsi="Times New Roman" w:eastAsia="FangSong" w:cs="Times New Roman"/>
-        </w:rPr>
-        <w:t>即中心体的价电子数</w:t>
-      </w:r>
-      <w:r>
-        <w:rPr>
-          <w:rFonts w:hint="eastAsia" w:ascii="Times New Roman" w:hAnsi="Times New Roman" w:eastAsia="Times New Roman" w:cs="Times New Roman"/>
-        </w:rPr>
-        <w:t>+</w:t>
-      </w:r>
-      <w:r>
-        <w:rPr>
-          <w:rFonts w:hint="eastAsia" w:ascii="Times New Roman" w:hAnsi="Times New Roman" w:eastAsia="FangSong" w:cs="Times New Roman"/>
-        </w:rPr>
-        <w:t>配体提供的电子数</w:t>
-      </w:r>
-      <w:r>
-        <w:rPr>
-          <w:rFonts w:hint="eastAsia" w:ascii="Times New Roman" w:hAnsi="Times New Roman" w:eastAsia="Times New Roman" w:cs="Times New Roman"/>
-        </w:rPr>
-        <w:t>=18）。</w:t>
-      </w:r>
-    </w:p>
-    <w:p>
-      <w:pPr>
-        <w:pStyle w:val="BodyText"/>
-      </w:pPr>
-      <m:oMathPara>
-        <m:oMathParaPr>
-          <m:jc m:val="center"/>
+          <w:rFonts w:ascii="Times New Roman" w:hAnsi="Times New Roman" w:eastAsia="Times New Roman" w:cs="Times New Roman"/>
+        </w:rPr>
+        <w:t xml:space="preserve">4-1 </w:t>
+      </w:r>
+      <w:r>
+        <w:rPr>
+          <w:rFonts w:hint="eastAsia" w:ascii="Times New Roman" w:hAnsi="Times New Roman" w:eastAsia="FangSong" w:cs="Times New Roman"/>
+        </w:rPr>
+        <w:t xml:space="preserve">铜在潮湿空气中慢慢生成一层绿色铜锈</w:t>
+      </w:r>
+      <w:r>
+        <w:rPr>
+          <w:rFonts w:ascii="Times New Roman" w:hAnsi="Times New Roman" w:eastAsia="Times New Roman" w:cs="Times New Roman"/>
+        </w:rPr>
+        <w:t xml:space="preserve"> </w:t>
+      </w:r>
+      <m:oMath>
+        <m:oMathPr>
           <m:ctrlPr>
             <w:rPr>
               <w:sz w:val="28"/>
               <w:szCs w:val="28"/>
             </w:rPr>
           </m:ctrlPr>
-        </m:oMathParaPr>
-        <m:oMath>
-          <m:r>
-            <m:rPr>
-              <m:sty m:val="p"/>
-            </m:rPr>
-            <m:t>A</m:t>
-          </m:r>
-          <m:limUpp>
-            <m:e>
-              <m:r>
-                <m:rPr>
-                  <m:sty m:val="p"/>
-                </m:rPr>
-                <m:t>→</m:t>
-              </m:r>
-            </m:e>
-            <m:lim>
-              <m:sSub>
-                <m:e>
-                  <m:r>
-                    <m:rPr>
-                      <m:sty m:val="p"/>
-                    </m:rPr>
-                    <m:t>H</m:t>
-                  </m:r>
-                </m:e>
-                <m:sub>
-                  <m:r>
-                    <m:t>2</m:t>
-                  </m:r>
-                </m:sub>
-              </m:sSub>
-            </m:lim>
-          </m:limUpp>
-          <m:r>
-            <m:rPr>
-              <m:sty m:val="p"/>
-            </m:rPr>
-            <m:t>B</m:t>
-          </m:r>
-          <m:limUpp>
-            <m:e>
-              <m:r>
-                <m:rPr>
-                  <m:sty m:val="p"/>
-                </m:rPr>
-                <m:t>→</m:t>
-              </m:r>
-            </m:e>
-            <m:lim>
-              <m:r>
-                <m:rPr>
-                  <m:sty m:val="p"/>
-                </m:rPr>
-                <m:t>X</m:t>
-              </m:r>
-            </m:lim>
-          </m:limUpp>
-          <m:r>
-            <m:rPr>
-              <m:sty m:val="p"/>
-            </m:rPr>
-            <m:t>C</m:t>
-          </m:r>
-          <m:limLow>
-            <m:e>
-              <m:limUpp>
-                <m:e>
-                  <m:r>
-                    <m:rPr>
-                      <m:sty m:val="p"/>
-                    </m:rPr>
-                    <m:t>→</m:t>
-                  </m:r>
-                </m:e>
-                <m:lim>
-                  <m:r>
-                    <m:rPr>
-                      <m:nor/>
-                      <m:sty m:val="p"/>
-                    </m:rPr>
-                    <m:t>Na</m:t>
-                  </m:r>
-                </m:lim>
-              </m:limUpp>
-            </m:e>
-            <m:lim>
-              <m:r>
-                <m:rPr>
-                  <m:sty m:val="p"/>
-                </m:rPr>
-                <m:t>Δ</m:t>
-              </m:r>
-            </m:lim>
-          </m:limLow>
-          <m:r>
-            <m:rPr>
-              <m:sty m:val="p"/>
-            </m:rPr>
-            <m:t>F</m:t>
-          </m:r>
-          <m:limUpp>
-            <m:e>
-              <m:r>
-                <m:rPr>
-                  <m:sty m:val="p"/>
-                </m:rPr>
-                <m:t>→</m:t>
-              </m:r>
-            </m:e>
-            <m:lim>
-              <m:sSub>
-                <m:e>
-                  <m:r>
-                    <m:rPr>
-                      <m:sty m:val="p"/>
-                    </m:rPr>
-                    <m:t>B</m:t>
-                  </m:r>
-                  <m:r>
-                    <m:rPr>
-                      <m:sty m:val="p"/>
-                    </m:rPr>
-                    <m:t>i</m:t>
-                  </m:r>
-                  <m:r>
-                    <m:rPr>
-                      <m:sty m:val="p"/>
-                    </m:rPr>
-                    <m:t>C</m:t>
-                  </m:r>
-                  <m:r>
-                    <m:rPr>
-                      <m:sty m:val="p"/>
-                    </m:rPr>
-                    <m:t>l</m:t>
-                  </m:r>
-                </m:e>
-                <m:sub>
-                  <m:r>
-                    <m:t>3</m:t>
-                  </m:r>
-                </m:sub>
-              </m:sSub>
-            </m:lim>
-          </m:limUpp>
-          <m:r>
-            <m:rPr>
-              <m:sty m:val="p"/>
-            </m:rPr>
-            <m:t>G</m:t>
-          </m:r>
-          <m:limUpp>
-            <m:e>
-              <m:r>
-                <m:rPr>
-                  <m:sty m:val="p"/>
-                </m:rPr>
-                <m:t>→</m:t>
-              </m:r>
-            </m:e>
-            <m:lim>
-              <m:r>
-                <m:rPr>
-                  <m:sty m:val="p"/>
-                </m:rPr>
-                <m:t>△</m:t>
-              </m:r>
-            </m:lim>
-          </m:limUpp>
-          <m:r>
-            <m:rPr>
-              <m:sty m:val="p"/>
-            </m:rPr>
-            <m:t>H</m:t>
-          </m:r>
-        </m:oMath>
-      </m:oMathPara>
+        </m:oMathPr>
+        <m:d>
+          <m:dPr>
+            <m:begChr m:val="["/>
+            <m:sepChr m:val=""/>
+            <m:endChr m:val="]"/>
+            <m:grow/>
+          </m:dPr>
+          <m:e>
+            <m:sSub>
+              <m:e>
+                <m:r>
+                  <m:rPr>
+                    <m:sty m:val="p"/>
+                  </m:rPr>
+                  <m:t>C</m:t>
+                </m:r>
+                <m:r>
+                  <m:rPr>
+                    <m:sty m:val="p"/>
+                  </m:rPr>
+                  <m:t>u</m:t>
+                </m:r>
+                <m:r>
+                  <m:rPr>
+                    <m:sty m:val="p"/>
+                  </m:rPr>
+                  <m:t>(</m:t>
+                </m:r>
+                <m:r>
+                  <m:rPr>
+                    <m:sty m:val="p"/>
+                  </m:rPr>
+                  <m:t>O</m:t>
+                </m:r>
+                <m:r>
+                  <m:rPr>
+                    <m:sty m:val="p"/>
+                  </m:rPr>
+                  <m:t>H</m:t>
+                </m:r>
+                <m:r>
+                  <m:rPr>
+                    <m:sty m:val="p"/>
+                  </m:rPr>
+                  <m:t>)</m:t>
+                </m:r>
+              </m:e>
+              <m:sub>
+                <m:r>
+                  <m:t>2</m:t>
+                </m:r>
+              </m:sub>
+            </m:sSub>
+            <m:r>
+              <m:rPr>
+                <m:sty m:val="p"/>
+              </m:rPr>
+              <m:t>⋅</m:t>
+            </m:r>
+            <m:sSub>
+              <m:e>
+                <m:r>
+                  <m:rPr>
+                    <m:sty m:val="p"/>
+                  </m:rPr>
+                  <m:t>C</m:t>
+                </m:r>
+                <m:r>
+                  <m:rPr>
+                    <m:sty m:val="p"/>
+                  </m:rPr>
+                  <m:t>u</m:t>
+                </m:r>
+                <m:r>
+                  <m:rPr>
+                    <m:sty m:val="p"/>
+                  </m:rPr>
+                  <m:t>C</m:t>
+                </m:r>
+                <m:r>
+                  <m:rPr>
+                    <m:sty m:val="p"/>
+                  </m:rPr>
+                  <m:t>O</m:t>
+                </m:r>
+              </m:e>
+              <m:sub>
+                <m:r>
+                  <m:t>3</m:t>
+                </m:r>
+              </m:sub>
+            </m:sSub>
+          </m:e>
+        </m:d>
+      </m:oMath>
+      <w:r>
+        <w:rPr>
+          <w:rFonts w:ascii="Times New Roman" w:hAnsi="Times New Roman" w:eastAsia="Times New Roman" w:cs="Times New Roman"/>
+        </w:rPr>
+        <w:t xml:space="preserve">。</w:t>
+      </w:r>
     </w:p>
     <w:p>
       <w:pPr>
-        <w:pStyle w:val="FirstParagraph"/>
-        <w:spacing w:after="80"/>
-      </w:pPr>
-      <w:r>
-        <w:rPr>
-          <w:rFonts w:hint="eastAsia" w:ascii="Times New Roman" w:hAnsi="Times New Roman" w:eastAsia="FangSong" w:cs="Times New Roman"/>
-        </w:rPr>
-        <w:t>其中</w:t>
-      </w:r>
-      <w:r>
-        <w:rPr>
-          <w:rFonts w:hint="eastAsia" w:ascii="Times New Roman" w:hAnsi="Times New Roman" w:eastAsia="Times New Roman" w:cs="Times New Roman"/>
-        </w:rPr>
-        <w:t>，A～H</w:t>
-      </w:r>
-      <w:r>
-        <w:rPr>
-          <w:rFonts w:ascii="Times New Roman" w:hAnsi="Times New Roman" w:eastAsia="Times New Roman" w:cs="Times New Roman"/>
-        </w:rPr>
-        <w:t xml:space="preserve"> </w:t>
-      </w:r>
-      <w:r>
-        <w:rPr>
-          <w:rFonts w:hint="eastAsia" w:ascii="Times New Roman" w:hAnsi="Times New Roman" w:eastAsia="FangSong" w:cs="Times New Roman"/>
-        </w:rPr>
-        <w:t xml:space="preserve">各物质中金属</w:t>
-      </w:r>
-      <w:r>
-        <w:rPr>
-          <w:rFonts w:ascii="Times New Roman" w:hAnsi="Times New Roman" w:eastAsia="Times New Roman" w:cs="Times New Roman"/>
-        </w:rPr>
-        <w:t xml:space="preserve"> B </w:t>
-      </w:r>
-      <w:r>
-        <w:rPr>
-          <w:rFonts w:hint="eastAsia" w:ascii="Times New Roman" w:hAnsi="Times New Roman" w:eastAsia="FangSong" w:cs="Times New Roman"/>
-        </w:rPr>
-        <w:t>的质量分数如下表所示</w:t>
-      </w:r>
-      <w:r>
-        <w:rPr>
-          <w:rFonts w:hint="eastAsia" w:ascii="Times New Roman" w:hAnsi="Times New Roman" w:eastAsia="Times New Roman" w:cs="Times New Roman"/>
-        </w:rPr>
-        <w:t>：</w:t>
-      </w:r>
-    </w:p>
-    <w:tbl>
-      <w:tblPr>
-        <w:tblStyle w:val="Table"/>
-        <w:tblW w:type="pct" w:w="5000"/>
-        <w:tblLayout w:type="fixed"/>
-        <w:tblLook w:firstRow="1" w:lastRow="0" w:firstColumn="0" w:lastColumn="0" w:noHBand="0" w:noVBand="0" w:val="0020"/>
-      </w:tblPr>
-      <w:tblGrid>
-        <w:gridCol w:w="990"/>
-        <w:gridCol w:w="990"/>
-        <w:gridCol w:w="990"/>
-        <w:gridCol w:w="990"/>
-        <w:gridCol w:w="990"/>
-        <w:gridCol w:w="990"/>
-        <w:gridCol w:w="990"/>
-        <w:gridCol w:w="990"/>
-      </w:tblGrid>
-      <w:tr>
-        <w:trPr>
-          <w:tblHeader w:val="on"/>
-        </w:trPr>
-        <w:tc>
-          <w:tcPr/>
-          <w:p>
-            <w:pPr>
-              <w:pStyle w:val="Compact"/>
-              <w:jc w:val="center"/>
-            </w:pPr>
-            <w:r>
-              <w:rPr>
-                <w:rFonts w:hint="eastAsia" w:ascii="Times New Roman" w:hAnsi="Times New Roman" w:eastAsia="SimHei" w:cs="Times New Roman"/>
-                <w:b/>
-              </w:rPr>
-              <w:t xml:space="preserve">物质符号</w:t>
-            </w:r>
-          </w:p>
-        </w:tc>
-        <w:tc>
-          <w:tcPr/>
-          <w:p>
-            <w:pPr>
-              <w:pStyle w:val="Compact"/>
-              <w:jc w:val="center"/>
-            </w:pPr>
-            <w:r>
-              <w:rPr>
-                <w:rFonts w:ascii="Times New Roman" w:hAnsi="Times New Roman" w:eastAsia="Times New Roman" w:cs="Times New Roman"/>
-                <w:b/>
-              </w:rPr>
-              <w:t xml:space="preserve">A</w:t>
-            </w:r>
-          </w:p>
-        </w:tc>
-        <w:tc>
-          <w:tcPr/>
-          <w:p>
-            <w:pPr>
-              <w:pStyle w:val="Compact"/>
-              <w:jc w:val="center"/>
-            </w:pPr>
-            <w:r>
-              <w:rPr>
-                <w:rFonts w:ascii="Times New Roman" w:hAnsi="Times New Roman" w:eastAsia="Times New Roman" w:cs="Times New Roman"/>
-                <w:b/>
-              </w:rPr>
-              <w:t xml:space="preserve">B</w:t>
-            </w:r>
-          </w:p>
-        </w:tc>
-        <w:tc>
-          <w:tcPr/>
-          <w:p>
-            <w:pPr>
-              <w:pStyle w:val="Compact"/>
-              <w:jc w:val="center"/>
-            </w:pPr>
-            <w:r>
-              <w:rPr>
-                <w:rFonts w:ascii="Times New Roman" w:hAnsi="Times New Roman" w:eastAsia="Times New Roman" w:cs="Times New Roman"/>
-                <w:b/>
-              </w:rPr>
-              <w:t xml:space="preserve">C</w:t>
-            </w:r>
-          </w:p>
-        </w:tc>
-        <w:tc>
-          <w:tcPr/>
-          <w:p>
-            <w:pPr>
-              <w:pStyle w:val="Compact"/>
-              <w:jc w:val="center"/>
-            </w:pPr>
-            <w:r>
-              <w:rPr>
-                <w:rFonts w:hint="eastAsia" w:ascii="Times New Roman" w:hAnsi="Times New Roman" w:eastAsia="Times New Roman" w:cs="Times New Roman"/>
-                <w:b/>
-              </w:rPr>
-              <w:t>D</w:t>
-            </w:r>
-            <w:r>
-              <w:rPr>
-                <w:rFonts w:hint="eastAsia" w:ascii="Times New Roman" w:hAnsi="Times New Roman" w:eastAsia="SimHei" w:cs="Times New Roman"/>
-                <w:b/>
-              </w:rPr>
-              <w:t>和</w:t>
-            </w:r>
-            <w:r>
-              <w:rPr>
-                <w:rFonts w:hint="eastAsia" w:ascii="Times New Roman" w:hAnsi="Times New Roman" w:eastAsia="Times New Roman" w:cs="Times New Roman"/>
-                <w:b/>
-              </w:rPr>
-              <w:t>E</w:t>
-            </w:r>
-          </w:p>
-        </w:tc>
-        <w:tc>
-          <w:tcPr/>
-          <w:p>
-            <w:pPr>
-              <w:pStyle w:val="Compact"/>
-              <w:jc w:val="center"/>
-            </w:pPr>
-            <w:r>
-              <w:rPr>
-                <w:rFonts w:ascii="Times New Roman" w:hAnsi="Times New Roman" w:eastAsia="Times New Roman" w:cs="Times New Roman"/>
-                <w:b/>
-              </w:rPr>
-              <w:t xml:space="preserve">F</w:t>
-            </w:r>
-          </w:p>
-        </w:tc>
-        <w:tc>
-          <w:tcPr/>
-          <w:p>
-            <w:pPr>
-              <w:pStyle w:val="Compact"/>
-              <w:jc w:val="center"/>
-            </w:pPr>
-            <w:r>
-              <w:rPr>
-                <w:rFonts w:ascii="Times New Roman" w:hAnsi="Times New Roman" w:eastAsia="Times New Roman" w:cs="Times New Roman"/>
-                <w:b/>
-              </w:rPr>
-              <w:t xml:space="preserve">G</w:t>
-            </w:r>
-          </w:p>
-        </w:tc>
-        <w:tc>
-          <w:tcPr/>
-          <w:p>
-            <w:pPr>
-              <w:pStyle w:val="Compact"/>
-              <w:jc w:val="center"/>
-            </w:pPr>
-            <w:r>
-              <w:rPr>
-                <w:rFonts w:ascii="Times New Roman" w:hAnsi="Times New Roman" w:eastAsia="Times New Roman" w:cs="Times New Roman"/>
-                <w:b/>
-              </w:rPr>
-              <w:t xml:space="preserve">H</w:t>
-            </w:r>
-          </w:p>
-        </w:tc>
-      </w:tr>
-      <w:tr>
-        <w:tc>
-          <w:tcPr/>
-          <w:p>
-            <w:pPr>
-              <w:pStyle w:val="Compact"/>
-              <w:jc w:val="center"/>
-            </w:pPr>
-            <w:r>
-              <w:rPr>
-                <w:rFonts w:hint="eastAsia" w:ascii="Times New Roman" w:hAnsi="Times New Roman" w:eastAsia="FangSong" w:cs="Times New Roman"/>
-              </w:rPr>
-              <w:t>金属</w:t>
-            </w:r>
-            <w:r>
-              <w:rPr>
-                <w:rFonts w:hint="eastAsia" w:ascii="Times New Roman" w:hAnsi="Times New Roman" w:eastAsia="Times New Roman" w:cs="Times New Roman"/>
-              </w:rPr>
-              <w:t>B</w:t>
-            </w:r>
-            <w:r>
-              <w:rPr>
-                <w:rFonts w:hint="eastAsia" w:ascii="Times New Roman" w:hAnsi="Times New Roman" w:eastAsia="FangSong" w:cs="Times New Roman"/>
-              </w:rPr>
-              <w:t>质量分数</w:t>
-            </w:r>
-            <w:r>
-              <w:rPr>
-                <w:rFonts w:hint="eastAsia" w:ascii="Times New Roman" w:hAnsi="Times New Roman" w:eastAsia="Times New Roman" w:cs="Times New Roman"/>
-              </w:rPr>
-              <w:t>(%)</w:t>
-            </w:r>
-          </w:p>
-        </w:tc>
-        <w:tc>
-          <w:tcPr/>
-          <w:p>
-            <w:pPr>
-              <w:pStyle w:val="Compact"/>
-              <w:jc w:val="center"/>
-            </w:pPr>
-            <w:r>
-              <w:rPr>
-                <w:rFonts w:ascii="Times New Roman" w:hAnsi="Times New Roman" w:eastAsia="Times New Roman" w:cs="Times New Roman"/>
-              </w:rPr>
-              <w:t xml:space="preserve">73.42</w:t>
-            </w:r>
-          </w:p>
-        </w:tc>
-        <w:tc>
-          <w:tcPr/>
-          <w:p>
-            <w:pPr>
-              <w:pStyle w:val="Compact"/>
-              <w:jc w:val="center"/>
-            </w:pPr>
-            <w:r>
-              <w:rPr>
-                <w:rFonts w:ascii="Times New Roman" w:hAnsi="Times New Roman" w:eastAsia="Times New Roman" w:cs="Times New Roman"/>
-              </w:rPr>
-              <w:t xml:space="preserve">100.0</w:t>
-            </w:r>
-          </w:p>
-        </w:tc>
-        <w:tc>
-          <w:tcPr/>
-          <w:p>
-            <w:pPr>
-              <w:pStyle w:val="Compact"/>
-              <w:jc w:val="center"/>
-            </w:pPr>
-            <w:r>
-              <w:rPr>
-                <w:rFonts w:ascii="Times New Roman" w:hAnsi="Times New Roman" w:eastAsia="Times New Roman" w:cs="Times New Roman"/>
-              </w:rPr>
-              <w:t xml:space="preserve">34.47</w:t>
-            </w:r>
-          </w:p>
-        </w:tc>
-        <w:tc>
-          <w:tcPr/>
-          <w:p>
-            <w:pPr>
-              <w:pStyle w:val="Compact"/>
-              <w:jc w:val="center"/>
-            </w:pPr>
-            <w:r>
-              <w:rPr>
-                <w:rFonts w:ascii="Times New Roman" w:hAnsi="Times New Roman" w:eastAsia="Times New Roman" w:cs="Times New Roman"/>
-              </w:rPr>
-              <w:t xml:space="preserve">41.22</w:t>
-            </w:r>
-          </w:p>
-        </w:tc>
-        <w:tc>
-          <w:tcPr/>
-          <w:p>
-            <w:pPr>
-              <w:pStyle w:val="Compact"/>
-              <w:jc w:val="center"/>
-            </w:pPr>
-            <w:r>
-              <w:rPr>
-                <w:rFonts w:ascii="Times New Roman" w:hAnsi="Times New Roman" w:eastAsia="Times New Roman" w:cs="Times New Roman"/>
-              </w:rPr>
-              <w:t xml:space="preserve">30.38</w:t>
-            </w:r>
-          </w:p>
-        </w:tc>
-        <w:tc>
-          <w:tcPr/>
-          <w:p>
-            <w:pPr>
-              <w:pStyle w:val="Compact"/>
-              <w:jc w:val="center"/>
-            </w:pPr>
-            <w:r>
-              <w:rPr>
-                <w:rFonts w:ascii="Times New Roman" w:hAnsi="Times New Roman" w:eastAsia="Times New Roman" w:cs="Times New Roman"/>
-              </w:rPr>
-              <w:t xml:space="preserve">24.49</w:t>
-            </w:r>
-          </w:p>
-        </w:tc>
-        <w:tc>
-          <w:tcPr/>
-          <w:p>
-            <w:pPr>
-              <w:pStyle w:val="Compact"/>
-              <w:jc w:val="center"/>
-            </w:pPr>
-            <w:r>
-              <w:rPr>
-                <w:rFonts w:ascii="Times New Roman" w:hAnsi="Times New Roman" w:eastAsia="Times New Roman" w:cs="Times New Roman"/>
-              </w:rPr>
-              <w:t xml:space="preserve">27.72</w:t>
-            </w:r>
-          </w:p>
-        </w:tc>
-      </w:tr>
-    </w:tbl>
-    <w:p>
-      <w:pPr>
         <w:pStyle w:val="BodyText"/>
-        <w:spacing w:before="120"/>
-      </w:pPr>
-      <w:r>
-        <w:rPr>
-          <w:rFonts w:ascii="Times New Roman" w:hAnsi="Times New Roman" w:eastAsia="Times New Roman" w:cs="Times New Roman"/>
-        </w:rPr>
-        <w:t xml:space="preserve">3-1 </w:t>
-      </w:r>
-      <w:r>
-        <w:rPr>
-          <w:rFonts w:hint="eastAsia" w:ascii="Times New Roman" w:hAnsi="Times New Roman" w:eastAsia="FangSong" w:cs="Times New Roman"/>
-        </w:rPr>
-        <w:t xml:space="preserve">写出物质</w:t>
-      </w:r>
-      <w:r>
-        <w:rPr>
-          <w:rFonts w:ascii="Times New Roman" w:hAnsi="Times New Roman" w:eastAsia="Times New Roman" w:cs="Times New Roman"/>
-        </w:rPr>
-        <w:t xml:space="preserve"> A、C、G </w:t>
-      </w:r>
-      <w:r>
-        <w:rPr>
-          <w:rFonts w:hint="eastAsia" w:ascii="Times New Roman" w:hAnsi="Times New Roman" w:eastAsia="FangSong" w:cs="Times New Roman"/>
-        </w:rPr>
-        <w:t>的化学式</w:t>
+      </w:pPr>
+      <w:r>
+        <w:rPr>
+          <w:rFonts w:ascii="Times New Roman" w:hAnsi="Times New Roman" w:eastAsia="Times New Roman" w:cs="Times New Roman"/>
+        </w:rPr>
+        <w:t xml:space="preserve">4-2 </w:t>
+      </w:r>
+      <w:r>
+        <w:rPr>
+          <w:rFonts w:hint="eastAsia" w:ascii="Times New Roman" w:hAnsi="Times New Roman" w:eastAsia="FangSong" w:cs="Times New Roman"/>
+        </w:rPr>
+        <w:t xml:space="preserve">乙硼烷与一氧化碳在</w:t>
+      </w:r>
+      <w:r>
+        <w:rPr>
+          <w:rFonts w:ascii="Times New Roman" w:hAnsi="Times New Roman" w:eastAsia="Times New Roman" w:cs="Times New Roman"/>
+        </w:rPr>
+        <w:t xml:space="preserve"> </w:t>
+      </w:r>
+      <m:oMath>
+        <m:sSub>
+          <m:e>
+            <m:r>
+              <m:rPr>
+                <m:sty m:val="p"/>
+              </m:rPr>
+              <m:t>N</m:t>
+            </m:r>
+            <m:r>
+              <m:rPr>
+                <m:sty m:val="p"/>
+              </m:rPr>
+              <m:t>a</m:t>
+            </m:r>
+            <m:r>
+              <m:rPr>
+                <m:sty m:val="p"/>
+              </m:rPr>
+              <m:t>B</m:t>
+            </m:r>
+            <m:r>
+              <m:rPr>
+                <m:sty m:val="p"/>
+              </m:rPr>
+              <m:t>H</m:t>
+            </m:r>
+          </m:e>
+          <m:sub>
+            <m:r>
+              <m:t>4</m:t>
+            </m:r>
+          </m:sub>
+        </m:sSub>
+      </m:oMath>
+      <w:r>
+        <w:rPr>
+          <w:rFonts w:ascii="Times New Roman" w:hAnsi="Times New Roman" w:eastAsia="Times New Roman" w:cs="Times New Roman"/>
+        </w:rPr>
+        <w:t xml:space="preserve">、THF </w:t>
+      </w:r>
+      <w:r>
+        <w:rPr>
+          <w:rFonts w:hint="eastAsia" w:ascii="Times New Roman" w:hAnsi="Times New Roman" w:eastAsia="FangSong" w:cs="Times New Roman"/>
+        </w:rPr>
+        <w:t xml:space="preserve">条件下</w:t>
+      </w:r>
+      <w:r>
+        <w:rPr>
+          <w:rFonts w:ascii="Times New Roman" w:hAnsi="Times New Roman" w:eastAsia="Times New Roman" w:cs="Times New Roman"/>
+        </w:rPr>
+        <w:t xml:space="preserve"> </w:t>
+      </w:r>
+      <m:oMath>
+        <m:r>
+          <m:t>1</m:t>
+        </m:r>
+        <m:r>
+          <m:rPr>
+            <m:sty m:val="p"/>
+          </m:rPr>
+          <m:t>:</m:t>
+        </m:r>
+        <m:r>
+          <m:t>2</m:t>
+        </m:r>
+      </m:oMath>
+      <w:r>
+        <w:rPr>
+          <w:rFonts w:ascii="Times New Roman" w:hAnsi="Times New Roman" w:eastAsia="Times New Roman" w:cs="Times New Roman"/>
+        </w:rPr>
+        <w:t xml:space="preserve"> </w:t>
+      </w:r>
+      <w:r>
+        <w:rPr>
+          <w:rFonts w:hint="eastAsia" w:ascii="Times New Roman" w:hAnsi="Times New Roman" w:eastAsia="FangSong" w:cs="Times New Roman"/>
+        </w:rPr>
+        <w:t>化合</w:t>
+      </w:r>
+      <w:r>
+        <w:rPr>
+          <w:rFonts w:hint="eastAsia" w:ascii="Times New Roman" w:hAnsi="Times New Roman" w:eastAsia="Times New Roman" w:cs="Times New Roman"/>
+        </w:rPr>
+        <w:t>，</w:t>
+      </w:r>
+      <w:r>
+        <w:rPr>
+          <w:rFonts w:hint="eastAsia" w:ascii="Times New Roman" w:hAnsi="Times New Roman" w:eastAsia="FangSong" w:cs="Times New Roman"/>
+        </w:rPr>
+        <w:t>生成物有一个六元环</w:t>
       </w:r>
       <w:r>
         <w:rPr>
@@ -17050,13 +15904,25 @@
         <w:rPr>
           <w:rFonts w:ascii="Times New Roman" w:hAnsi="Times New Roman" w:eastAsia="Times New Roman" w:cs="Times New Roman"/>
         </w:rPr>
-        <w:t xml:space="preserve">3-2 </w:t>
-      </w:r>
-      <w:r>
-        <w:rPr>
-          <w:rFonts w:hint="eastAsia" w:ascii="Times New Roman" w:hAnsi="Times New Roman" w:eastAsia="FangSong" w:cs="Times New Roman"/>
-        </w:rPr>
-        <w:t xml:space="preserve">写出图</w:t>
+        <w:t xml:space="preserve">4-3 </w:t>
+      </w:r>
+      <w:r>
+        <w:rPr>
+          <w:rFonts w:hint="eastAsia" w:ascii="Times New Roman" w:hAnsi="Times New Roman" w:eastAsia="FangSong" w:cs="Times New Roman"/>
+        </w:rPr>
+        <w:t>古代艺术家的油画都是以铅白为底色</w:t>
+      </w:r>
+      <w:r>
+        <w:rPr>
+          <w:rFonts w:hint="eastAsia" w:ascii="Times New Roman" w:hAnsi="Times New Roman" w:eastAsia="Times New Roman" w:cs="Times New Roman"/>
+        </w:rPr>
+        <w:t>，</w:t>
+      </w:r>
+      <w:r>
+        <w:rPr>
+          <w:rFonts w:hint="eastAsia" w:ascii="Times New Roman" w:hAnsi="Times New Roman" w:eastAsia="FangSong" w:cs="Times New Roman"/>
+        </w:rPr>
+        <w:t>这些油画易受</w:t>
       </w:r>
       <w:r>
         <w:rPr>
@@ -17065,23 +15931,26 @@
         <w:t xml:space="preserve"> </w:t>
       </w:r>
       <m:oMath>
-        <m:r>
-          <m:rPr>
-            <m:sty m:val="p"/>
-          </m:rPr>
-          <m:t>C</m:t>
-        </m:r>
-        <m:r>
-          <m:rPr>
-            <m:sty m:val="p"/>
-          </m:rPr>
-          <m:t>→</m:t>
-        </m:r>
-        <m:r>
-          <m:rPr>
-            <m:sty m:val="p"/>
-          </m:rPr>
-          <m:t>F</m:t>
+        <m:sSub>
+          <m:e>
+            <m:r>
+              <m:rPr>
+                <m:sty m:val="p"/>
+              </m:rPr>
+              <m:t>H</m:t>
+            </m:r>
+          </m:e>
+          <m:sub>
+            <m:r>
+              <m:t>2</m:t>
+            </m:r>
+          </m:sub>
+        </m:sSub>
+        <m:r>
+          <m:rPr>
+            <m:sty m:val="p"/>
+          </m:rPr>
+          <m:t>S</m:t>
         </m:r>
       </m:oMath>
       <w:r>
@@ -17094,7 +15963,137 @@
         <w:rPr>
           <w:rFonts w:hint="eastAsia" w:ascii="Times New Roman" w:hAnsi="Times New Roman" w:eastAsia="FangSong" w:cs="Times New Roman"/>
         </w:rPr>
-        <w:t>过程对应的反应方程式</w:t>
+        <w:t xml:space="preserve">气体的侵蚀而变黑</w:t>
+      </w:r>
+      <w:r>
+        <w:rPr>
+          <w:rFonts w:ascii="Times New Roman" w:hAnsi="Times New Roman" w:eastAsia="Times New Roman" w:cs="Times New Roman"/>
+        </w:rPr>
+        <w:t xml:space="preserve"> </w:t>
+      </w:r>
+      <w:r>
+        <w:rPr>
+          <w:rFonts w:hint="eastAsia" w:ascii="Times New Roman" w:hAnsi="Times New Roman" w:eastAsia="Times New Roman" w:cs="Times New Roman"/>
+        </w:rPr>
+        <w:t>(PbS)，</w:t>
+      </w:r>
+      <w:r>
+        <w:rPr>
+          <w:rFonts w:hint="eastAsia" w:ascii="Times New Roman" w:hAnsi="Times New Roman" w:eastAsia="FangSong" w:cs="Times New Roman"/>
+        </w:rPr>
+        <w:t>可以用</w:t>
+      </w:r>
+      <w:r>
+        <w:rPr>
+          <w:rFonts w:ascii="Times New Roman" w:hAnsi="Times New Roman" w:eastAsia="Times New Roman" w:cs="Times New Roman"/>
+        </w:rPr>
+        <w:t xml:space="preserve"> </w:t>
+      </w:r>
+      <m:oMath>
+        <m:sSub>
+          <m:e>
+            <m:r>
+              <m:rPr>
+                <m:sty m:val="p"/>
+              </m:rPr>
+              <m:t>H</m:t>
+            </m:r>
+          </m:e>
+          <m:sub>
+            <m:r>
+              <m:t>2</m:t>
+            </m:r>
+          </m:sub>
+        </m:sSub>
+        <m:sSub>
+          <m:e>
+            <m:r>
+              <m:rPr>
+                <m:sty m:val="p"/>
+              </m:rPr>
+              <m:t>O</m:t>
+            </m:r>
+          </m:e>
+          <m:sub>
+            <m:r>
+              <m:t>2</m:t>
+            </m:r>
+          </m:sub>
+        </m:sSub>
+      </m:oMath>
+      <w:r>
+        <w:rPr>
+          <w:rFonts w:ascii="Times New Roman" w:hAnsi="Times New Roman" w:eastAsia="Times New Roman" w:cs="Times New Roman"/>
+        </w:rPr>
+        <w:t xml:space="preserve"> </w:t>
+      </w:r>
+      <w:r>
+        <w:rPr>
+          <w:rFonts w:hint="eastAsia" w:ascii="Times New Roman" w:hAnsi="Times New Roman" w:eastAsia="FangSong" w:cs="Times New Roman"/>
+        </w:rPr>
+        <w:t>对这些古油画进行修复</w:t>
+      </w:r>
+      <w:r>
+        <w:rPr>
+          <w:rFonts w:hint="eastAsia" w:ascii="Times New Roman" w:hAnsi="Times New Roman" w:eastAsia="Times New Roman" w:cs="Times New Roman"/>
+        </w:rPr>
+        <w:t>。</w:t>
+      </w:r>
+      <w:r>
+        <w:rPr>
+          <w:rFonts w:hint="eastAsia" w:ascii="Times New Roman" w:hAnsi="Times New Roman" w:eastAsia="FangSong" w:cs="Times New Roman"/>
+        </w:rPr>
+        <w:t>写出</w:t>
+      </w:r>
+      <w:r>
+        <w:rPr>
+          <w:rFonts w:ascii="Times New Roman" w:hAnsi="Times New Roman" w:eastAsia="Times New Roman" w:cs="Times New Roman"/>
+        </w:rPr>
+        <w:t xml:space="preserve"> </w:t>
+      </w:r>
+      <m:oMath>
+        <m:sSub>
+          <m:e>
+            <m:r>
+              <m:rPr>
+                <m:sty m:val="p"/>
+              </m:rPr>
+              <m:t>H</m:t>
+            </m:r>
+          </m:e>
+          <m:sub>
+            <m:r>
+              <m:t>2</m:t>
+            </m:r>
+          </m:sub>
+        </m:sSub>
+        <m:sSub>
+          <m:e>
+            <m:r>
+              <m:rPr>
+                <m:sty m:val="p"/>
+              </m:rPr>
+              <m:t>O</m:t>
+            </m:r>
+          </m:e>
+          <m:sub>
+            <m:r>
+              <m:t>2</m:t>
+            </m:r>
+          </m:sub>
+        </m:sSub>
+      </m:oMath>
+      <w:r>
+        <w:rPr>
+          <w:rFonts w:ascii="Times New Roman" w:hAnsi="Times New Roman" w:eastAsia="Times New Roman" w:cs="Times New Roman"/>
+        </w:rPr>
+        <w:t xml:space="preserve"> </w:t>
+      </w:r>
+      <w:r>
+        <w:rPr>
+          <w:rFonts w:hint="eastAsia" w:ascii="Times New Roman" w:hAnsi="Times New Roman" w:eastAsia="FangSong" w:cs="Times New Roman"/>
+        </w:rPr>
+        <w:t>修复油画的化学反应方程式</w:t>
       </w:r>
       <w:r>
         <w:rPr>
@@ -17111,25 +16110,140 @@
         <w:rPr>
           <w:rFonts w:ascii="Times New Roman" w:hAnsi="Times New Roman" w:eastAsia="Times New Roman" w:cs="Times New Roman"/>
         </w:rPr>
-        <w:t xml:space="preserve">3-3 </w:t>
-      </w:r>
-      <w:r>
-        <w:rPr>
-          <w:rFonts w:hint="eastAsia" w:ascii="Times New Roman" w:hAnsi="Times New Roman" w:eastAsia="FangSong" w:cs="Times New Roman"/>
-        </w:rPr>
-        <w:t xml:space="preserve">画出</w:t>
-      </w:r>
-      <w:r>
-        <w:rPr>
-          <w:rFonts w:ascii="Times New Roman" w:hAnsi="Times New Roman" w:eastAsia="Times New Roman" w:cs="Times New Roman"/>
-        </w:rPr>
-        <w:t xml:space="preserve"> D、E、H </w:t>
-      </w:r>
-      <w:r>
-        <w:rPr>
-          <w:rFonts w:hint="eastAsia" w:ascii="Times New Roman" w:hAnsi="Times New Roman" w:eastAsia="FangSong" w:cs="Times New Roman"/>
-        </w:rPr>
-        <w:t>的空间结构</w:t>
+        <w:t xml:space="preserve">4-4 </w:t>
+      </w:r>
+      <w:r>
+        <w:rPr>
+          <w:rFonts w:hint="eastAsia" w:ascii="Times New Roman" w:hAnsi="Times New Roman" w:eastAsia="FangSong" w:cs="Times New Roman"/>
+        </w:rPr>
+        <w:t xml:space="preserve">光气</w:t>
+      </w:r>
+      <w:r>
+        <w:rPr>
+          <w:rFonts w:ascii="Times New Roman" w:hAnsi="Times New Roman" w:eastAsia="Times New Roman" w:cs="Times New Roman"/>
+        </w:rPr>
+        <w:t xml:space="preserve"> </w:t>
+      </w:r>
+      <m:oMath>
+        <m:d>
+          <m:dPr>
+            <m:begChr m:val="("/>
+            <m:sepChr m:val=""/>
+            <m:endChr m:val=")"/>
+            <m:grow/>
+          </m:dPr>
+          <m:e>
+            <m:sSub>
+              <m:e>
+                <m:r>
+                  <m:rPr>
+                    <m:sty m:val="p"/>
+                  </m:rPr>
+                  <m:t>C</m:t>
+                </m:r>
+                <m:r>
+                  <m:rPr>
+                    <m:sty m:val="p"/>
+                  </m:rPr>
+                  <m:t>O</m:t>
+                </m:r>
+                <m:r>
+                  <m:rPr>
+                    <m:sty m:val="p"/>
+                  </m:rPr>
+                  <m:t>C</m:t>
+                </m:r>
+                <m:r>
+                  <m:rPr>
+                    <m:sty m:val="p"/>
+                  </m:rPr>
+                  <m:t>l</m:t>
+                </m:r>
+              </m:e>
+              <m:sub>
+                <m:r>
+                  <m:t>2</m:t>
+                </m:r>
+              </m:sub>
+            </m:sSub>
+          </m:e>
+        </m:d>
+      </m:oMath>
+      <w:r>
+        <w:rPr>
+          <w:rFonts w:ascii="Times New Roman" w:hAnsi="Times New Roman" w:eastAsia="Times New Roman" w:cs="Times New Roman"/>
+        </w:rPr>
+        <w:t xml:space="preserve"> </w:t>
+      </w:r>
+      <w:r>
+        <w:rPr>
+          <w:rFonts w:hint="eastAsia" w:ascii="Times New Roman" w:hAnsi="Times New Roman" w:eastAsia="FangSong" w:cs="Times New Roman"/>
+        </w:rPr>
+        <w:t xml:space="preserve">和</w:t>
+      </w:r>
+      <w:r>
+        <w:rPr>
+          <w:rFonts w:ascii="Times New Roman" w:hAnsi="Times New Roman" w:eastAsia="Times New Roman" w:cs="Times New Roman"/>
+        </w:rPr>
+        <w:t xml:space="preserve"> </w:t>
+      </w:r>
+      <m:oMath>
+        <m:sSub>
+          <m:e>
+            <m:r>
+              <m:rPr>
+                <m:sty m:val="p"/>
+              </m:rPr>
+              <m:t>N</m:t>
+            </m:r>
+            <m:r>
+              <m:rPr>
+                <m:sty m:val="p"/>
+              </m:rPr>
+              <m:t>H</m:t>
+            </m:r>
+          </m:e>
+          <m:sub>
+            <m:r>
+              <m:t>3</m:t>
+            </m:r>
+          </m:sub>
+        </m:sSub>
+      </m:oMath>
+      <w:r>
+        <w:rPr>
+          <w:rFonts w:ascii="Times New Roman" w:hAnsi="Times New Roman" w:eastAsia="Times New Roman" w:cs="Times New Roman"/>
+        </w:rPr>
+        <w:t xml:space="preserve"> </w:t>
+      </w:r>
+      <w:r>
+        <w:rPr>
+          <w:rFonts w:hint="eastAsia" w:ascii="Times New Roman" w:hAnsi="Times New Roman" w:eastAsia="FangSong" w:cs="Times New Roman"/>
+        </w:rPr>
+        <w:t>反应制备常见的氮肥</w:t>
+      </w:r>
+      <w:r>
+        <w:rPr>
+          <w:rFonts w:hint="eastAsia" w:ascii="Times New Roman" w:hAnsi="Times New Roman" w:eastAsia="Times New Roman" w:cs="Times New Roman"/>
+        </w:rPr>
+        <w:t>。</w:t>
+      </w:r>
+    </w:p>
+    <w:p>
+      <w:pPr>
+        <w:pStyle w:val="BodyText"/>
+      </w:pPr>
+      <w:r>
+        <w:rPr>
+          <w:rFonts w:ascii="Times New Roman" w:hAnsi="Times New Roman" w:eastAsia="Times New Roman" w:cs="Times New Roman"/>
+        </w:rPr>
+        <w:t xml:space="preserve">4-5 </w:t>
+      </w:r>
+      <w:r>
+        <w:rPr>
+          <w:rFonts w:hint="eastAsia" w:ascii="Times New Roman" w:hAnsi="Times New Roman" w:eastAsia="FangSong" w:cs="Times New Roman"/>
+        </w:rPr>
+        <w:t>银镜反应时需要用的银氨溶液</w:t>
       </w:r>
       <w:r>
         <w:rPr>
@@ -17141,19 +16255,31 @@
         <w:rPr>
           <w:rFonts w:hint="eastAsia" w:ascii="Times New Roman" w:hAnsi="Times New Roman" w:eastAsia="FangSong" w:cs="Times New Roman"/>
         </w:rPr>
-        <w:t>已知物质</w:t>
-      </w:r>
-      <w:r>
-        <w:rPr>
-          <w:rFonts w:ascii="Times New Roman" w:hAnsi="Times New Roman" w:eastAsia="Times New Roman" w:cs="Times New Roman"/>
-        </w:rPr>
-        <w:t xml:space="preserve"> X </w:t>
-      </w:r>
-      <w:r>
-        <w:rPr>
-          <w:rFonts w:hint="eastAsia" w:ascii="Times New Roman" w:hAnsi="Times New Roman" w:eastAsia="FangSong" w:cs="Times New Roman"/>
-        </w:rPr>
-        <w:t>只在其中一种分子中形成桥式连接</w:t>
+        <w:t>必须现配现用</w:t>
+      </w:r>
+      <w:r>
+        <w:rPr>
+          <w:rFonts w:hint="eastAsia" w:ascii="Times New Roman" w:hAnsi="Times New Roman" w:eastAsia="Times New Roman" w:cs="Times New Roman"/>
+        </w:rPr>
+        <w:t>：</w:t>
+      </w:r>
+      <w:r>
+        <w:rPr>
+          <w:rFonts w:hint="eastAsia" w:ascii="Times New Roman" w:hAnsi="Times New Roman" w:eastAsia="FangSong" w:cs="Times New Roman"/>
+        </w:rPr>
+        <w:t>因为久置的银氨溶液常析出黑色的氮化银沉淀</w:t>
+      </w:r>
+      <w:r>
+        <w:rPr>
+          <w:rFonts w:hint="eastAsia" w:ascii="Times New Roman" w:hAnsi="Times New Roman" w:eastAsia="Times New Roman" w:cs="Times New Roman"/>
+        </w:rPr>
+        <w:t>。</w:t>
+      </w:r>
+      <w:r>
+        <w:rPr>
+          <w:rFonts w:hint="eastAsia" w:ascii="Times New Roman" w:hAnsi="Times New Roman" w:eastAsia="FangSong" w:cs="Times New Roman"/>
+        </w:rPr>
+        <w:t>写出相应的化学反应方程式</w:t>
       </w:r>
       <w:r>
         <w:rPr>

--- a/00-首页/题组Word/第一轮·综合套卷/第一轮综合卷06（学生版）.docx
+++ b/00-首页/题组Word/第一轮·综合套卷/第一轮综合卷06（学生版）.docx
@@ -3054,14 +3054,14 @@
         </w:rPr>
         <w:drawing>
           <wp:inline>
-            <wp:extent cx="3240000" cy="4584609"/>
+            <wp:extent cx="3600000" cy="1747480"/>
             <wp:effectExtent b="0" l="0" r="0" t="0"/>
             <wp:docPr descr="" title="" id="16" name="Picture"/>
             <a:graphic>
               <a:graphicData uri="http://schemas.openxmlformats.org/drawingml/2006/picture">
                 <pic:pic>
                   <pic:nvPicPr>
-                    <pic:cNvPr descr="2022-浙江预赛_p13.png" id="17" name="Picture"/>
+                    <pic:cNvPr descr="86c66c1fcf8fa650.png" id="17" name="Picture"/>
                     <pic:cNvPicPr>
                       <a:picLocks noChangeArrowheads="1" noChangeAspect="1"/>
                     </pic:cNvPicPr>
@@ -3075,7 +3075,7 @@
                   <pic:spPr bwMode="auto">
                     <a:xfrm>
                       <a:off x="0" y="0"/>
-                      <a:ext cx="3240000" cy="4584609"/>
+                      <a:ext cx="3600000" cy="1747480"/>
                     </a:xfrm>
                     <a:prstGeom prst="rect">
                       <a:avLst/>
@@ -3465,14 +3465,14 @@
         </w:rPr>
         <w:drawing>
           <wp:inline>
-            <wp:extent cx="3240000" cy="4584609"/>
+            <wp:extent cx="3600000" cy="678081"/>
             <wp:effectExtent b="0" l="0" r="0" t="0"/>
             <wp:docPr descr="" title="" id="20" name="Picture"/>
             <a:graphic>
               <a:graphicData uri="http://schemas.openxmlformats.org/drawingml/2006/picture">
                 <pic:pic>
                   <pic:nvPicPr>
-                    <pic:cNvPr descr="2023-浙江预赛_p03.png" id="21" name="Picture"/>
+                    <pic:cNvPr descr="6d10b593593f6443.png" id="21" name="Picture"/>
                     <pic:cNvPicPr>
                       <a:picLocks noChangeArrowheads="1" noChangeAspect="1"/>
                     </pic:cNvPicPr>
@@ -3486,7 +3486,7 @@
                   <pic:spPr bwMode="auto">
                     <a:xfrm>
                       <a:off x="0" y="0"/>
-                      <a:ext cx="3240000" cy="4584609"/>
+                      <a:ext cx="3600000" cy="678081"/>
                     </a:xfrm>
                     <a:prstGeom prst="rect">
                       <a:avLst/>

--- a/00-首页/题组Word/第一轮·综合套卷/第一轮综合卷06（学生版）.docx
+++ b/00-首页/题组Word/第一轮·综合套卷/第一轮综合卷06（学生版）.docx
@@ -91,6 +91,8 @@
     <w:p>
       <w:pPr>
         <w:pStyle w:val="FirstParagraph"/>
+        <w:ind w:left="480" w:hanging="480"/>
+        <w:spacing w:after="0"/>
       </w:pPr>
       <w:r>
         <w:rPr>
@@ -122,6 +124,13 @@
         </w:rPr>
         <w:t xml:space="preserve"> </w:t>
       </w:r>
+    </w:p>
+    <w:p>
+      <w:pPr>
+        <w:pStyle w:val="FirstParagraph"/>
+        <w:ind w:left="480" w:hanging="480"/>
+        <w:spacing w:before="0" w:after="0"/>
+      </w:pPr>
       <w:r>
         <w:rPr>
           <w:rFonts w:ascii="Times New Roman" w:hAnsi="Times New Roman" w:eastAsia="Times New Roman" w:cs="Times New Roman"/>
@@ -217,6 +226,13 @@
         </w:rPr>
         <w:t xml:space="preserve"> </w:t>
       </w:r>
+    </w:p>
+    <w:p>
+      <w:pPr>
+        <w:pStyle w:val="FirstParagraph"/>
+        <w:ind w:left="480" w:hanging="480"/>
+        <w:spacing w:before="0" w:after="0"/>
+      </w:pPr>
       <w:r>
         <w:rPr>
           <w:rFonts w:ascii="Times New Roman" w:hAnsi="Times New Roman" w:eastAsia="Times New Roman" w:cs="Times New Roman"/>
@@ -312,6 +328,13 @@
         </w:rPr>
         <w:t xml:space="preserve"> </w:t>
       </w:r>
+    </w:p>
+    <w:p>
+      <w:pPr>
+        <w:pStyle w:val="FirstParagraph"/>
+        <w:ind w:left="480" w:hanging="480"/>
+        <w:spacing w:before="0" w:after="0"/>
+      </w:pPr>
       <w:r>
         <w:rPr>
           <w:rFonts w:ascii="Times New Roman" w:hAnsi="Times New Roman" w:eastAsia="Times New Roman" w:cs="Times New Roman"/>
@@ -407,6 +430,13 @@
         </w:rPr>
         <w:t xml:space="preserve"> </w:t>
       </w:r>
+    </w:p>
+    <w:p>
+      <w:pPr>
+        <w:pStyle w:val="FirstParagraph"/>
+        <w:ind w:left="480" w:hanging="480"/>
+        <w:spacing w:before="0" w:after="180"/>
+      </w:pPr>
       <w:r>
         <w:rPr>
           <w:rFonts w:ascii="Times New Roman" w:hAnsi="Times New Roman" w:eastAsia="Times New Roman" w:cs="Times New Roman"/>
@@ -499,6 +529,16 @@
     </w:p>
     <w:p>
       <w:pPr>
+        <w:spacing w:before="0" w:after="0"/>
+      </w:pPr>
+    </w:p>
+    <w:p>
+      <w:pPr>
+        <w:spacing w:before="0" w:after="0"/>
+      </w:pPr>
+    </w:p>
+    <w:p>
+      <w:pPr>
         <w:spacing w:before="160" w:after="80"/>
       </w:pPr>
       <w:r>
@@ -536,6 +576,8 @@
     <w:p>
       <w:pPr>
         <w:pStyle w:val="FirstParagraph"/>
+        <w:ind w:left="480" w:hanging="480"/>
+        <w:spacing w:after="0"/>
       </w:pPr>
       <w:r>
         <w:rPr>
@@ -585,6 +627,13 @@
         </w:rPr>
         <w:t xml:space="preserve"> </w:t>
       </w:r>
+    </w:p>
+    <w:p>
+      <w:pPr>
+        <w:pStyle w:val="FirstParagraph"/>
+        <w:ind w:left="480" w:hanging="480"/>
+        <w:spacing w:before="0" w:after="0"/>
+      </w:pPr>
       <w:r>
         <w:rPr>
           <w:rFonts w:ascii="Times New Roman" w:hAnsi="Times New Roman" w:eastAsia="Times New Roman" w:cs="Times New Roman"/>
@@ -601,7 +650,20 @@
         <w:rPr>
           <w:rFonts w:ascii="Times New Roman" w:hAnsi="Times New Roman" w:eastAsia="Times New Roman" w:cs="Times New Roman"/>
         </w:rPr>
-        <w:t xml:space="preserve"> B. </w:t>
+        <w:t xml:space="preserve"> </w:t>
+      </w:r>
+    </w:p>
+    <w:p>
+      <w:pPr>
+        <w:pStyle w:val="FirstParagraph"/>
+        <w:ind w:left="480" w:hanging="480"/>
+        <w:spacing w:before="0" w:after="0"/>
+      </w:pPr>
+      <w:r>
+        <w:rPr>
+          <w:rFonts w:ascii="Times New Roman" w:hAnsi="Times New Roman" w:eastAsia="Times New Roman" w:cs="Times New Roman"/>
+        </w:rPr>
+        <w:t xml:space="preserve">B. </w:t>
       </w:r>
       <w:r>
         <w:rPr>
@@ -615,6 +677,13 @@
         </w:rPr>
         <w:t xml:space="preserve"> </w:t>
       </w:r>
+    </w:p>
+    <w:p>
+      <w:pPr>
+        <w:pStyle w:val="FirstParagraph"/>
+        <w:ind w:left="480" w:hanging="480"/>
+        <w:spacing w:before="0" w:after="0"/>
+      </w:pPr>
       <w:r>
         <w:rPr>
           <w:rFonts w:ascii="Times New Roman" w:hAnsi="Times New Roman" w:eastAsia="Times New Roman" w:cs="Times New Roman"/>
@@ -631,7 +700,20 @@
         <w:rPr>
           <w:rFonts w:ascii="Times New Roman" w:hAnsi="Times New Roman" w:eastAsia="Times New Roman" w:cs="Times New Roman"/>
         </w:rPr>
-        <w:t xml:space="preserve"> D. A、B、C </w:t>
+        <w:t xml:space="preserve"> </w:t>
+      </w:r>
+    </w:p>
+    <w:p>
+      <w:pPr>
+        <w:pStyle w:val="FirstParagraph"/>
+        <w:ind w:left="480" w:hanging="480"/>
+        <w:spacing w:before="0" w:after="180"/>
+      </w:pPr>
+      <w:r>
+        <w:rPr>
+          <w:rFonts w:ascii="Times New Roman" w:hAnsi="Times New Roman" w:eastAsia="Times New Roman" w:cs="Times New Roman"/>
+        </w:rPr>
+        <w:t xml:space="preserve">D. A、B、C </w:t>
       </w:r>
       <w:r>
         <w:rPr>
@@ -639,6 +721,16 @@
         </w:rPr>
         <w:t xml:space="preserve">均正确</w:t>
       </w:r>
+    </w:p>
+    <w:p>
+      <w:pPr>
+        <w:spacing w:before="0" w:after="0"/>
+      </w:pPr>
+    </w:p>
+    <w:p>
+      <w:pPr>
+        <w:spacing w:before="0" w:after="0"/>
+      </w:pPr>
     </w:p>
     <w:p>
       <w:pPr>
@@ -679,6 +771,8 @@
     <w:p>
       <w:pPr>
         <w:pStyle w:val="FirstParagraph"/>
+        <w:ind w:left="480" w:hanging="480"/>
+        <w:spacing w:after="0"/>
       </w:pPr>
       <w:r>
         <w:rPr>
@@ -754,6 +848,13 @@
         </w:rPr>
         <w:t xml:space="preserve"> </w:t>
       </w:r>
+    </w:p>
+    <w:p>
+      <w:pPr>
+        <w:pStyle w:val="FirstParagraph"/>
+        <w:ind w:left="480" w:hanging="480"/>
+        <w:spacing w:before="0" w:after="0"/>
+      </w:pPr>
       <w:r>
         <w:rPr>
           <w:rFonts w:ascii="Times New Roman" w:hAnsi="Times New Roman" w:eastAsia="Times New Roman" w:cs="Times New Roman"/>
@@ -770,7 +871,20 @@
         <w:rPr>
           <w:rFonts w:ascii="Times New Roman" w:hAnsi="Times New Roman" w:eastAsia="Times New Roman" w:cs="Times New Roman"/>
         </w:rPr>
-        <w:t xml:space="preserve"> B. </w:t>
+        <w:t xml:space="preserve"> </w:t>
+      </w:r>
+    </w:p>
+    <w:p>
+      <w:pPr>
+        <w:pStyle w:val="FirstParagraph"/>
+        <w:ind w:left="480" w:hanging="480"/>
+        <w:spacing w:before="0" w:after="0"/>
+      </w:pPr>
+      <w:r>
+        <w:rPr>
+          <w:rFonts w:ascii="Times New Roman" w:hAnsi="Times New Roman" w:eastAsia="Times New Roman" w:cs="Times New Roman"/>
+        </w:rPr>
+        <w:t xml:space="preserve">B. </w:t>
       </w:r>
       <w:r>
         <w:rPr>
@@ -782,7 +896,20 @@
         <w:rPr>
           <w:rFonts w:ascii="Times New Roman" w:hAnsi="Times New Roman" w:eastAsia="Times New Roman" w:cs="Times New Roman"/>
         </w:rPr>
-        <w:t xml:space="preserve"> C. </w:t>
+        <w:t xml:space="preserve"> </w:t>
+      </w:r>
+    </w:p>
+    <w:p>
+      <w:pPr>
+        <w:pStyle w:val="FirstParagraph"/>
+        <w:ind w:left="480" w:hanging="480"/>
+        <w:spacing w:before="0" w:after="0"/>
+      </w:pPr>
+      <w:r>
+        <w:rPr>
+          <w:rFonts w:ascii="Times New Roman" w:hAnsi="Times New Roman" w:eastAsia="Times New Roman" w:cs="Times New Roman"/>
+        </w:rPr>
+        <w:t xml:space="preserve">C. </w:t>
       </w:r>
       <w:r>
         <w:rPr>
@@ -794,7 +921,20 @@
         <w:rPr>
           <w:rFonts w:ascii="Times New Roman" w:hAnsi="Times New Roman" w:eastAsia="Times New Roman" w:cs="Times New Roman"/>
         </w:rPr>
-        <w:t xml:space="preserve"> D. T </w:t>
+        <w:t xml:space="preserve"> </w:t>
+      </w:r>
+    </w:p>
+    <w:p>
+      <w:pPr>
+        <w:pStyle w:val="FirstParagraph"/>
+        <w:ind w:left="480" w:hanging="480"/>
+        <w:spacing w:before="0" w:after="180"/>
+      </w:pPr>
+      <w:r>
+        <w:rPr>
+          <w:rFonts w:ascii="Times New Roman" w:hAnsi="Times New Roman" w:eastAsia="Times New Roman" w:cs="Times New Roman"/>
+        </w:rPr>
+        <w:t xml:space="preserve">D. T </w:t>
       </w:r>
       <w:r>
         <w:rPr>
@@ -802,6 +942,16 @@
         </w:rPr>
         <w:t xml:space="preserve">字形</w:t>
       </w:r>
+    </w:p>
+    <w:p>
+      <w:pPr>
+        <w:spacing w:before="0" w:after="0"/>
+      </w:pPr>
+    </w:p>
+    <w:p>
+      <w:pPr>
+        <w:spacing w:before="0" w:after="0"/>
+      </w:pPr>
     </w:p>
     <w:p>
       <w:pPr>
@@ -842,6 +992,8 @@
     <w:p>
       <w:pPr>
         <w:pStyle w:val="FirstParagraph"/>
+        <w:ind w:left="480" w:hanging="480"/>
+        <w:spacing w:after="0"/>
       </w:pPr>
       <w:r>
         <w:rPr>
@@ -879,11 +1031,31 @@
         </w:rPr>
         <w:t xml:space="preserve"> </w:t>
       </w:r>
-      <w:r>
-        <w:rPr>
-          <w:rFonts w:ascii="Times New Roman" w:hAnsi="Times New Roman" w:eastAsia="Times New Roman" w:cs="Times New Roman"/>
-        </w:rPr>
-        <w:t xml:space="preserve">A. K B.</w:t>
+    </w:p>
+    <w:p>
+      <w:pPr>
+        <w:pStyle w:val="FirstParagraph"/>
+        <w:ind w:left="480" w:hanging="480"/>
+        <w:spacing w:before="0" w:after="0"/>
+      </w:pPr>
+      <w:r>
+        <w:rPr>
+          <w:rFonts w:ascii="Times New Roman" w:hAnsi="Times New Roman" w:eastAsia="Times New Roman" w:cs="Times New Roman"/>
+        </w:rPr>
+        <w:t xml:space="preserve">A. K </w:t>
+      </w:r>
+    </w:p>
+    <w:p>
+      <w:pPr>
+        <w:pStyle w:val="FirstParagraph"/>
+        <w:ind w:left="480" w:hanging="480"/>
+        <w:spacing w:before="0" w:after="0"/>
+      </w:pPr>
+      <w:r>
+        <w:rPr>
+          <w:rFonts w:ascii="Times New Roman" w:hAnsi="Times New Roman" w:eastAsia="Times New Roman" w:cs="Times New Roman"/>
+        </w:rPr>
+        <w:t xml:space="preserve">B.</w:t>
       </w:r>
       <w:r>
         <w:rPr>
@@ -914,11 +1086,31 @@
         </w:rPr>
         <w:t xml:space="preserve"> </w:t>
       </w:r>
-      <w:r>
-        <w:rPr>
-          <w:rFonts w:ascii="Times New Roman" w:hAnsi="Times New Roman" w:eastAsia="Times New Roman" w:cs="Times New Roman"/>
-        </w:rPr>
-        <w:t xml:space="preserve">C. SiC D.</w:t>
+    </w:p>
+    <w:p>
+      <w:pPr>
+        <w:pStyle w:val="FirstParagraph"/>
+        <w:ind w:left="480" w:hanging="480"/>
+        <w:spacing w:before="0" w:after="0"/>
+      </w:pPr>
+      <w:r>
+        <w:rPr>
+          <w:rFonts w:ascii="Times New Roman" w:hAnsi="Times New Roman" w:eastAsia="Times New Roman" w:cs="Times New Roman"/>
+        </w:rPr>
+        <w:t xml:space="preserve">C. SiC </w:t>
+      </w:r>
+    </w:p>
+    <w:p>
+      <w:pPr>
+        <w:pStyle w:val="FirstParagraph"/>
+        <w:ind w:left="480" w:hanging="480"/>
+        <w:spacing w:before="0" w:after="180"/>
+      </w:pPr>
+      <w:r>
+        <w:rPr>
+          <w:rFonts w:ascii="Times New Roman" w:hAnsi="Times New Roman" w:eastAsia="Times New Roman" w:cs="Times New Roman"/>
+        </w:rPr>
+        <w:t xml:space="preserve">D.</w:t>
       </w:r>
       <w:r>
         <w:rPr>
@@ -946,6 +1138,16 @@
           </m:sub>
         </m:sSub>
       </m:oMath>
+    </w:p>
+    <w:p>
+      <w:pPr>
+        <w:spacing w:before="0" w:after="0"/>
+      </w:pPr>
+    </w:p>
+    <w:p>
+      <w:pPr>
+        <w:spacing w:before="0" w:after="0"/>
+      </w:pPr>
     </w:p>
     <w:p>
       <w:pPr>
@@ -2625,6 +2827,31 @@
     </w:p>
     <w:p>
       <w:pPr>
+        <w:spacing w:before="0" w:after="0"/>
+      </w:pPr>
+    </w:p>
+    <w:p>
+      <w:pPr>
+        <w:spacing w:before="0" w:after="0"/>
+      </w:pPr>
+    </w:p>
+    <w:p>
+      <w:pPr>
+        <w:spacing w:before="0" w:after="0"/>
+      </w:pPr>
+    </w:p>
+    <w:p>
+      <w:pPr>
+        <w:spacing w:before="0" w:after="0"/>
+      </w:pPr>
+    </w:p>
+    <w:p>
+      <w:pPr>
+        <w:spacing w:before="0" w:after="0"/>
+      </w:pPr>
+    </w:p>
+    <w:p>
+      <w:pPr>
         <w:spacing w:before="160" w:after="80"/>
       </w:pPr>
       <w:r>
@@ -2662,6 +2889,8 @@
     <w:p>
       <w:pPr>
         <w:pStyle w:val="FirstParagraph"/>
+        <w:ind w:left="480" w:hanging="480"/>
+        <w:spacing w:after="0"/>
       </w:pPr>
       <w:r>
         <w:rPr>
@@ -2879,12 +3108,68 @@
         </w:rPr>
         <w:t xml:space="preserve"> </w:t>
       </w:r>
-      <w:r>
-        <w:rPr>
-          <w:rFonts w:ascii="Times New Roman" w:hAnsi="Times New Roman" w:eastAsia="Times New Roman" w:cs="Times New Roman"/>
-        </w:rPr>
-        <w:t xml:space="preserve">A. m-n B. m-3n C. n-m D. 3n-m</w:t>
-      </w:r>
+    </w:p>
+    <w:p>
+      <w:pPr>
+        <w:pStyle w:val="FirstParagraph"/>
+        <w:ind w:left="480" w:hanging="480"/>
+        <w:spacing w:before="0" w:after="0"/>
+      </w:pPr>
+      <w:r>
+        <w:rPr>
+          <w:rFonts w:ascii="Times New Roman" w:hAnsi="Times New Roman" w:eastAsia="Times New Roman" w:cs="Times New Roman"/>
+        </w:rPr>
+        <w:t xml:space="preserve">A. m-n </w:t>
+      </w:r>
+    </w:p>
+    <w:p>
+      <w:pPr>
+        <w:pStyle w:val="FirstParagraph"/>
+        <w:ind w:left="480" w:hanging="480"/>
+        <w:spacing w:before="0" w:after="0"/>
+      </w:pPr>
+      <w:r>
+        <w:rPr>
+          <w:rFonts w:ascii="Times New Roman" w:hAnsi="Times New Roman" w:eastAsia="Times New Roman" w:cs="Times New Roman"/>
+        </w:rPr>
+        <w:t xml:space="preserve">B. m-3n </w:t>
+      </w:r>
+    </w:p>
+    <w:p>
+      <w:pPr>
+        <w:pStyle w:val="FirstParagraph"/>
+        <w:ind w:left="480" w:hanging="480"/>
+        <w:spacing w:before="0" w:after="0"/>
+      </w:pPr>
+      <w:r>
+        <w:rPr>
+          <w:rFonts w:ascii="Times New Roman" w:hAnsi="Times New Roman" w:eastAsia="Times New Roman" w:cs="Times New Roman"/>
+        </w:rPr>
+        <w:t xml:space="preserve">C. n-m </w:t>
+      </w:r>
+    </w:p>
+    <w:p>
+      <w:pPr>
+        <w:pStyle w:val="FirstParagraph"/>
+        <w:ind w:left="480" w:hanging="480"/>
+        <w:spacing w:before="0" w:after="180"/>
+      </w:pPr>
+      <w:r>
+        <w:rPr>
+          <w:rFonts w:ascii="Times New Roman" w:hAnsi="Times New Roman" w:eastAsia="Times New Roman" w:cs="Times New Roman"/>
+        </w:rPr>
+        <w:t xml:space="preserve">D. 3n-m</w:t>
+      </w:r>
+    </w:p>
+    <w:p>
+      <w:pPr>
+        <w:spacing w:before="0" w:after="0"/>
+      </w:pPr>
+    </w:p>
+    <w:p>
+      <w:pPr>
+        <w:spacing w:before="0" w:after="0"/>
+      </w:pPr>
     </w:p>
     <w:p>
       <w:pPr>
@@ -3054,7 +3339,7 @@
         </w:rPr>
         <w:drawing>
           <wp:inline>
-            <wp:extent cx="3600000" cy="1747480"/>
+            <wp:extent cx="3393587" cy="1747480"/>
             <wp:effectExtent b="0" l="0" r="0" t="0"/>
             <wp:docPr descr="" title="" id="16" name="Picture"/>
             <a:graphic>
@@ -3075,7 +3360,7 @@
                   <pic:spPr bwMode="auto">
                     <a:xfrm>
                       <a:off x="0" y="0"/>
-                      <a:ext cx="3600000" cy="1747480"/>
+                      <a:ext cx="3393587" cy="1747480"/>
                     </a:xfrm>
                     <a:prstGeom prst="rect">
                       <a:avLst/>
@@ -3097,10 +3382,6 @@
     <w:p>
       <w:pPr>
         <w:pStyle w:val="Compact"/>
-        <w:numPr>
-          <w:ilvl w:val="0"/>
-          <w:numId w:val="1001"/>
-        </w:numPr>
       </w:pPr>
       <w:r>
         <w:rPr>
@@ -3150,10 +3431,6 @@
     <w:p>
       <w:pPr>
         <w:pStyle w:val="Compact"/>
-        <w:numPr>
-          <w:ilvl w:val="0"/>
-          <w:numId w:val="1001"/>
-        </w:numPr>
       </w:pPr>
       <w:r>
         <w:rPr>
@@ -3202,10 +3479,6 @@
     <w:p>
       <w:pPr>
         <w:pStyle w:val="Compact"/>
-        <w:numPr>
-          <w:ilvl w:val="0"/>
-          <w:numId w:val="1001"/>
-        </w:numPr>
       </w:pPr>
       <w:r>
         <w:rPr>
@@ -3291,10 +3564,6 @@
     <w:p>
       <w:pPr>
         <w:pStyle w:val="Compact"/>
-        <w:numPr>
-          <w:ilvl w:val="0"/>
-          <w:numId w:val="1001"/>
-        </w:numPr>
       </w:pPr>
       <w:r>
         <w:rPr>
@@ -3333,6 +3602,16 @@
         </w:rPr>
         <w:t>4</w:t>
       </w:r>
+    </w:p>
+    <w:p>
+      <w:pPr>
+        <w:spacing w:before="0" w:after="0"/>
+      </w:pPr>
+    </w:p>
+    <w:p>
+      <w:pPr>
+        <w:spacing w:before="0" w:after="0"/>
+      </w:pPr>
     </w:p>
     <w:p>
       <w:pPr>
@@ -3465,7 +3744,7 @@
         </w:rPr>
         <w:drawing>
           <wp:inline>
-            <wp:extent cx="3600000" cy="678081"/>
+            <wp:extent cx="2879995" cy="678081"/>
             <wp:effectExtent b="0" l="0" r="0" t="0"/>
             <wp:docPr descr="" title="" id="20" name="Picture"/>
             <a:graphic>
@@ -3486,7 +3765,7 @@
                   <pic:spPr bwMode="auto">
                     <a:xfrm>
                       <a:off x="0" y="0"/>
-                      <a:ext cx="3600000" cy="678081"/>
+                      <a:ext cx="2879995" cy="678081"/>
                     </a:xfrm>
                     <a:prstGeom prst="rect">
                       <a:avLst/>
@@ -3525,10 +3804,6 @@
     <w:p>
       <w:pPr>
         <w:pStyle w:val="Compact"/>
-        <w:numPr>
-          <w:ilvl w:val="0"/>
-          <w:numId w:val="1002"/>
-        </w:numPr>
       </w:pPr>
       <w:r>
         <w:rPr>
@@ -3572,10 +3847,6 @@
     <w:p>
       <w:pPr>
         <w:pStyle w:val="Compact"/>
-        <w:numPr>
-          <w:ilvl w:val="0"/>
-          <w:numId w:val="1002"/>
-        </w:numPr>
       </w:pPr>
       <w:r>
         <w:rPr>
@@ -3619,10 +3890,6 @@
     <w:p>
       <w:pPr>
         <w:pStyle w:val="Compact"/>
-        <w:numPr>
-          <w:ilvl w:val="0"/>
-          <w:numId w:val="1002"/>
-        </w:numPr>
       </w:pPr>
       <w:r>
         <w:rPr>
@@ -3640,10 +3907,6 @@
     <w:p>
       <w:pPr>
         <w:pStyle w:val="Compact"/>
-        <w:numPr>
-          <w:ilvl w:val="0"/>
-          <w:numId w:val="1002"/>
-        </w:numPr>
       </w:pPr>
       <w:r>
         <w:rPr>
@@ -3663,6 +3926,16 @@
         </w:rPr>
         <w:t xml:space="preserve"> 4</w:t>
       </w:r>
+    </w:p>
+    <w:p>
+      <w:pPr>
+        <w:spacing w:before="0" w:after="0"/>
+      </w:pPr>
+    </w:p>
+    <w:p>
+      <w:pPr>
+        <w:spacing w:before="0" w:after="0"/>
+      </w:pPr>
     </w:p>
     <w:p>
       <w:pPr>
@@ -5591,6 +5864,46 @@
     </w:p>
     <w:p>
       <w:pPr>
+        <w:spacing w:before="0" w:after="0"/>
+      </w:pPr>
+    </w:p>
+    <w:p>
+      <w:pPr>
+        <w:spacing w:before="0" w:after="0"/>
+      </w:pPr>
+    </w:p>
+    <w:p>
+      <w:pPr>
+        <w:spacing w:before="0" w:after="0"/>
+      </w:pPr>
+    </w:p>
+    <w:p>
+      <w:pPr>
+        <w:spacing w:before="0" w:after="0"/>
+      </w:pPr>
+    </w:p>
+    <w:p>
+      <w:pPr>
+        <w:spacing w:before="0" w:after="0"/>
+      </w:pPr>
+    </w:p>
+    <w:p>
+      <w:pPr>
+        <w:spacing w:before="0" w:after="0"/>
+      </w:pPr>
+    </w:p>
+    <w:p>
+      <w:pPr>
+        <w:spacing w:before="0" w:after="0"/>
+      </w:pPr>
+    </w:p>
+    <w:p>
+      <w:pPr>
+        <w:spacing w:before="0" w:after="0"/>
+      </w:pPr>
+    </w:p>
+    <w:p>
+      <w:pPr>
         <w:spacing w:before="160" w:after="80"/>
       </w:pPr>
       <w:r>
@@ -7024,6 +7337,46 @@
     </w:p>
     <w:p>
       <w:pPr>
+        <w:spacing w:before="0" w:after="0"/>
+      </w:pPr>
+    </w:p>
+    <w:p>
+      <w:pPr>
+        <w:spacing w:before="0" w:after="0"/>
+      </w:pPr>
+    </w:p>
+    <w:p>
+      <w:pPr>
+        <w:spacing w:before="0" w:after="0"/>
+      </w:pPr>
+    </w:p>
+    <w:p>
+      <w:pPr>
+        <w:spacing w:before="0" w:after="0"/>
+      </w:pPr>
+    </w:p>
+    <w:p>
+      <w:pPr>
+        <w:spacing w:before="0" w:after="0"/>
+      </w:pPr>
+    </w:p>
+    <w:p>
+      <w:pPr>
+        <w:spacing w:before="0" w:after="0"/>
+      </w:pPr>
+    </w:p>
+    <w:p>
+      <w:pPr>
+        <w:spacing w:before="0" w:after="0"/>
+      </w:pPr>
+    </w:p>
+    <w:p>
+      <w:pPr>
+        <w:spacing w:before="0" w:after="0"/>
+      </w:pPr>
+    </w:p>
+    <w:p>
+      <w:pPr>
         <w:spacing w:before="160" w:after="80"/>
       </w:pPr>
       <w:r>
@@ -7770,6 +8123,46 @@
     </w:p>
     <w:p>
       <w:pPr>
+        <w:spacing w:before="0" w:after="0"/>
+      </w:pPr>
+    </w:p>
+    <w:p>
+      <w:pPr>
+        <w:spacing w:before="0" w:after="0"/>
+      </w:pPr>
+    </w:p>
+    <w:p>
+      <w:pPr>
+        <w:spacing w:before="0" w:after="0"/>
+      </w:pPr>
+    </w:p>
+    <w:p>
+      <w:pPr>
+        <w:spacing w:before="0" w:after="0"/>
+      </w:pPr>
+    </w:p>
+    <w:p>
+      <w:pPr>
+        <w:spacing w:before="0" w:after="0"/>
+      </w:pPr>
+    </w:p>
+    <w:p>
+      <w:pPr>
+        <w:spacing w:before="0" w:after="0"/>
+      </w:pPr>
+    </w:p>
+    <w:p>
+      <w:pPr>
+        <w:spacing w:before="0" w:after="0"/>
+      </w:pPr>
+    </w:p>
+    <w:p>
+      <w:pPr>
+        <w:spacing w:before="0" w:after="0"/>
+      </w:pPr>
+    </w:p>
+    <w:p>
+      <w:pPr>
         <w:spacing w:before="160" w:after="80"/>
       </w:pPr>
       <w:r>
@@ -7916,6 +8309,31 @@
         </w:rPr>
         <w:t>。</w:t>
       </w:r>
+    </w:p>
+    <w:p>
+      <w:pPr>
+        <w:spacing w:before="0" w:after="0"/>
+      </w:pPr>
+    </w:p>
+    <w:p>
+      <w:pPr>
+        <w:spacing w:before="0" w:after="0"/>
+      </w:pPr>
+    </w:p>
+    <w:p>
+      <w:pPr>
+        <w:spacing w:before="0" w:after="0"/>
+      </w:pPr>
+    </w:p>
+    <w:p>
+      <w:pPr>
+        <w:spacing w:before="0" w:after="0"/>
+      </w:pPr>
+    </w:p>
+    <w:p>
+      <w:pPr>
+        <w:spacing w:before="0" w:after="0"/>
+      </w:pPr>
     </w:p>
     <w:p>
       <w:pPr>
@@ -8997,6 +9415,46 @@
     </w:p>
     <w:p>
       <w:pPr>
+        <w:spacing w:before="0" w:after="0"/>
+      </w:pPr>
+    </w:p>
+    <w:p>
+      <w:pPr>
+        <w:spacing w:before="0" w:after="0"/>
+      </w:pPr>
+    </w:p>
+    <w:p>
+      <w:pPr>
+        <w:spacing w:before="0" w:after="0"/>
+      </w:pPr>
+    </w:p>
+    <w:p>
+      <w:pPr>
+        <w:spacing w:before="0" w:after="0"/>
+      </w:pPr>
+    </w:p>
+    <w:p>
+      <w:pPr>
+        <w:spacing w:before="0" w:after="0"/>
+      </w:pPr>
+    </w:p>
+    <w:p>
+      <w:pPr>
+        <w:spacing w:before="0" w:after="0"/>
+      </w:pPr>
+    </w:p>
+    <w:p>
+      <w:pPr>
+        <w:spacing w:before="0" w:after="0"/>
+      </w:pPr>
+    </w:p>
+    <w:p>
+      <w:pPr>
+        <w:spacing w:before="0" w:after="0"/>
+      </w:pPr>
+    </w:p>
+    <w:p>
+      <w:pPr>
         <w:spacing w:before="160" w:after="80"/>
       </w:pPr>
       <w:r>
@@ -9168,7 +9626,7 @@
         </w:rPr>
         <w:drawing>
           <wp:inline>
-            <wp:extent cx="3240000" cy="3104717"/>
+            <wp:extent cx="3240000" cy="3104151"/>
             <wp:effectExtent b="0" l="0" r="0" t="0"/>
             <wp:docPr descr="" title="" id="29" name="Picture"/>
             <a:graphic>
@@ -9189,7 +9647,7 @@
                   <pic:spPr bwMode="auto">
                     <a:xfrm>
                       <a:off x="0" y="0"/>
-                      <a:ext cx="3240000" cy="3104717"/>
+                      <a:ext cx="3240000" cy="3104151"/>
                     </a:xfrm>
                     <a:prstGeom prst="rect">
                       <a:avLst/>
@@ -9210,6 +9668,31 @@
     </w:p>
     <w:p>
       <w:pPr>
+        <w:spacing w:before="0" w:after="0"/>
+      </w:pPr>
+    </w:p>
+    <w:p>
+      <w:pPr>
+        <w:spacing w:before="0" w:after="0"/>
+      </w:pPr>
+    </w:p>
+    <w:p>
+      <w:pPr>
+        <w:spacing w:before="0" w:after="0"/>
+      </w:pPr>
+    </w:p>
+    <w:p>
+      <w:pPr>
+        <w:spacing w:before="0" w:after="0"/>
+      </w:pPr>
+    </w:p>
+    <w:p>
+      <w:pPr>
+        <w:spacing w:before="0" w:after="0"/>
+      </w:pPr>
+    </w:p>
+    <w:p>
+      <w:pPr>
         <w:spacing w:before="160" w:after="80"/>
       </w:pPr>
       <w:r>
@@ -9480,7 +9963,7 @@
         </w:rPr>
         <w:drawing>
           <wp:inline>
-            <wp:extent cx="3240000" cy="2926244"/>
+            <wp:extent cx="3240000" cy="2925000"/>
             <wp:effectExtent b="0" l="0" r="0" t="0"/>
             <wp:docPr descr="" title="" id="33" name="Picture"/>
             <a:graphic>
@@ -9501,7 +9984,7 @@
                   <pic:spPr bwMode="auto">
                     <a:xfrm>
                       <a:off x="0" y="0"/>
-                      <a:ext cx="3240000" cy="2926244"/>
+                      <a:ext cx="3240000" cy="2925000"/>
                     </a:xfrm>
                     <a:prstGeom prst="rect">
                       <a:avLst/>
@@ -9522,6 +10005,31 @@
     </w:p>
     <w:p>
       <w:pPr>
+        <w:spacing w:before="0" w:after="0"/>
+      </w:pPr>
+    </w:p>
+    <w:p>
+      <w:pPr>
+        <w:spacing w:before="0" w:after="0"/>
+      </w:pPr>
+    </w:p>
+    <w:p>
+      <w:pPr>
+        <w:spacing w:before="0" w:after="0"/>
+      </w:pPr>
+    </w:p>
+    <w:p>
+      <w:pPr>
+        <w:spacing w:before="0" w:after="0"/>
+      </w:pPr>
+    </w:p>
+    <w:p>
+      <w:pPr>
+        <w:spacing w:before="0" w:after="0"/>
+      </w:pPr>
+    </w:p>
+    <w:p>
+      <w:pPr>
         <w:spacing w:before="160" w:after="80"/>
       </w:pPr>
       <w:r>
@@ -9723,6 +10231,31 @@
         </w:rPr>
         <w:t>。</w:t>
       </w:r>
+    </w:p>
+    <w:p>
+      <w:pPr>
+        <w:spacing w:before="0" w:after="0"/>
+      </w:pPr>
+    </w:p>
+    <w:p>
+      <w:pPr>
+        <w:spacing w:before="0" w:after="0"/>
+      </w:pPr>
+    </w:p>
+    <w:p>
+      <w:pPr>
+        <w:spacing w:before="0" w:after="0"/>
+      </w:pPr>
+    </w:p>
+    <w:p>
+      <w:pPr>
+        <w:spacing w:before="0" w:after="0"/>
+      </w:pPr>
+    </w:p>
+    <w:p>
+      <w:pPr>
+        <w:spacing w:before="0" w:after="0"/>
+      </w:pPr>
     </w:p>
     <w:p>
       <w:pPr>
@@ -13853,6 +14386,46 @@
     </w:p>
     <w:p>
       <w:pPr>
+        <w:spacing w:before="0" w:after="0"/>
+      </w:pPr>
+    </w:p>
+    <w:p>
+      <w:pPr>
+        <w:spacing w:before="0" w:after="0"/>
+      </w:pPr>
+    </w:p>
+    <w:p>
+      <w:pPr>
+        <w:spacing w:before="0" w:after="0"/>
+      </w:pPr>
+    </w:p>
+    <w:p>
+      <w:pPr>
+        <w:spacing w:before="0" w:after="0"/>
+      </w:pPr>
+    </w:p>
+    <w:p>
+      <w:pPr>
+        <w:spacing w:before="0" w:after="0"/>
+      </w:pPr>
+    </w:p>
+    <w:p>
+      <w:pPr>
+        <w:spacing w:before="0" w:after="0"/>
+      </w:pPr>
+    </w:p>
+    <w:p>
+      <w:pPr>
+        <w:spacing w:before="0" w:after="0"/>
+      </w:pPr>
+    </w:p>
+    <w:p>
+      <w:pPr>
+        <w:spacing w:before="0" w:after="0"/>
+      </w:pPr>
+    </w:p>
+    <w:p>
+      <w:pPr>
         <w:spacing w:before="160" w:after="80"/>
       </w:pPr>
       <w:r>
@@ -14483,6 +15056,46 @@
     </w:p>
     <w:p>
       <w:pPr>
+        <w:spacing w:before="0" w:after="0"/>
+      </w:pPr>
+    </w:p>
+    <w:p>
+      <w:pPr>
+        <w:spacing w:before="0" w:after="0"/>
+      </w:pPr>
+    </w:p>
+    <w:p>
+      <w:pPr>
+        <w:spacing w:before="0" w:after="0"/>
+      </w:pPr>
+    </w:p>
+    <w:p>
+      <w:pPr>
+        <w:spacing w:before="0" w:after="0"/>
+      </w:pPr>
+    </w:p>
+    <w:p>
+      <w:pPr>
+        <w:spacing w:before="0" w:after="0"/>
+      </w:pPr>
+    </w:p>
+    <w:p>
+      <w:pPr>
+        <w:spacing w:before="0" w:after="0"/>
+      </w:pPr>
+    </w:p>
+    <w:p>
+      <w:pPr>
+        <w:spacing w:before="0" w:after="0"/>
+      </w:pPr>
+    </w:p>
+    <w:p>
+      <w:pPr>
+        <w:spacing w:before="0" w:after="0"/>
+      </w:pPr>
+    </w:p>
+    <w:p>
+      <w:pPr>
         <w:spacing w:before="160" w:after="80"/>
       </w:pPr>
       <w:r>
@@ -14557,6 +15170,21 @@
         </w:rPr>
         <w:t>。</w:t>
       </w:r>
+    </w:p>
+    <w:p>
+      <w:pPr>
+        <w:spacing w:before="0" w:after="0"/>
+      </w:pPr>
+    </w:p>
+    <w:p>
+      <w:pPr>
+        <w:spacing w:before="0" w:after="0"/>
+      </w:pPr>
+    </w:p>
+    <w:p>
+      <w:pPr>
+        <w:spacing w:before="0" w:after="0"/>
+      </w:pPr>
     </w:p>
     <w:p>
       <w:pPr>
@@ -14841,6 +15469,31 @@
     </w:p>
     <w:p>
       <w:pPr>
+        <w:spacing w:before="0" w:after="0"/>
+      </w:pPr>
+    </w:p>
+    <w:p>
+      <w:pPr>
+        <w:spacing w:before="0" w:after="0"/>
+      </w:pPr>
+    </w:p>
+    <w:p>
+      <w:pPr>
+        <w:spacing w:before="0" w:after="0"/>
+      </w:pPr>
+    </w:p>
+    <w:p>
+      <w:pPr>
+        <w:spacing w:before="0" w:after="0"/>
+      </w:pPr>
+    </w:p>
+    <w:p>
+      <w:pPr>
+        <w:spacing w:before="0" w:after="0"/>
+      </w:pPr>
+    </w:p>
+    <w:p>
+      <w:pPr>
         <w:spacing w:before="160" w:after="80"/>
       </w:pPr>
       <w:r>
@@ -15353,6 +16006,21 @@
     </w:p>
     <w:p>
       <w:pPr>
+        <w:spacing w:before="0" w:after="0"/>
+      </w:pPr>
+    </w:p>
+    <w:p>
+      <w:pPr>
+        <w:spacing w:before="0" w:after="0"/>
+      </w:pPr>
+    </w:p>
+    <w:p>
+      <w:pPr>
+        <w:spacing w:before="0" w:after="0"/>
+      </w:pPr>
+    </w:p>
+    <w:p>
+      <w:pPr>
         <w:spacing w:before="160" w:after="80"/>
       </w:pPr>
       <w:r>
@@ -15390,6 +16058,8 @@
     <w:p>
       <w:pPr>
         <w:pStyle w:val="FirstParagraph"/>
+        <w:ind w:left="480" w:hanging="480"/>
+        <w:spacing w:after="0"/>
       </w:pPr>
       <w:r>
         <w:rPr>
@@ -15481,6 +16151,13 @@
         </w:rPr>
         <w:t xml:space="preserve"> </w:t>
       </w:r>
+    </w:p>
+    <w:p>
+      <w:pPr>
+        <w:pStyle w:val="FirstParagraph"/>
+        <w:ind w:left="480" w:hanging="480"/>
+        <w:spacing w:before="0" w:after="0"/>
+      </w:pPr>
       <w:r>
         <w:rPr>
           <w:rFonts w:ascii="Times New Roman" w:hAnsi="Times New Roman" w:eastAsia="Times New Roman" w:cs="Times New Roman"/>
@@ -15499,6 +16176,13 @@
         </w:rPr>
         <w:t xml:space="preserve"> </w:t>
       </w:r>
+    </w:p>
+    <w:p>
+      <w:pPr>
+        <w:pStyle w:val="FirstParagraph"/>
+        <w:ind w:left="480" w:hanging="480"/>
+        <w:spacing w:before="0" w:after="0"/>
+      </w:pPr>
       <w:r>
         <w:rPr>
           <w:rFonts w:ascii="Times New Roman" w:hAnsi="Times New Roman" w:eastAsia="Times New Roman" w:cs="Times New Roman"/>
@@ -15517,6 +16201,13 @@
         </w:rPr>
         <w:t xml:space="preserve"> </w:t>
       </w:r>
+    </w:p>
+    <w:p>
+      <w:pPr>
+        <w:pStyle w:val="FirstParagraph"/>
+        <w:ind w:left="480" w:hanging="480"/>
+        <w:spacing w:before="0" w:after="0"/>
+      </w:pPr>
       <w:r>
         <w:rPr>
           <w:rFonts w:ascii="Times New Roman" w:hAnsi="Times New Roman" w:eastAsia="Times New Roman" w:cs="Times New Roman"/>
@@ -15535,6 +16226,13 @@
         </w:rPr>
         <w:t xml:space="preserve"> </w:t>
       </w:r>
+    </w:p>
+    <w:p>
+      <w:pPr>
+        <w:pStyle w:val="FirstParagraph"/>
+        <w:ind w:left="480" w:hanging="480"/>
+        <w:spacing w:before="0" w:after="180"/>
+      </w:pPr>
       <w:r>
         <w:rPr>
           <w:rFonts w:ascii="Times New Roman" w:hAnsi="Times New Roman" w:eastAsia="Times New Roman" w:cs="Times New Roman"/>
@@ -15577,6 +16275,16 @@
         </w:rPr>
         <w:t xml:space="preserve">无法求</w:t>
       </w:r>
+    </w:p>
+    <w:p>
+      <w:pPr>
+        <w:spacing w:before="0" w:after="0"/>
+      </w:pPr>
+    </w:p>
+    <w:p>
+      <w:pPr>
+        <w:spacing w:before="0" w:after="0"/>
+      </w:pPr>
     </w:p>
     <w:p>
       <w:pPr>
@@ -16290,6 +16998,46 @@
     </w:p>
     <w:p>
       <w:pPr>
+        <w:spacing w:before="0" w:after="0"/>
+      </w:pPr>
+    </w:p>
+    <w:p>
+      <w:pPr>
+        <w:spacing w:before="0" w:after="0"/>
+      </w:pPr>
+    </w:p>
+    <w:p>
+      <w:pPr>
+        <w:spacing w:before="0" w:after="0"/>
+      </w:pPr>
+    </w:p>
+    <w:p>
+      <w:pPr>
+        <w:spacing w:before="0" w:after="0"/>
+      </w:pPr>
+    </w:p>
+    <w:p>
+      <w:pPr>
+        <w:spacing w:before="0" w:after="0"/>
+      </w:pPr>
+    </w:p>
+    <w:p>
+      <w:pPr>
+        <w:spacing w:before="0" w:after="0"/>
+      </w:pPr>
+    </w:p>
+    <w:p>
+      <w:pPr>
+        <w:spacing w:before="0" w:after="0"/>
+      </w:pPr>
+    </w:p>
+    <w:p>
+      <w:pPr>
+        <w:spacing w:before="0" w:after="0"/>
+      </w:pPr>
+    </w:p>
+    <w:p>
+      <w:pPr>
         <w:spacing w:before="160" w:after="80"/>
       </w:pPr>
       <w:r>
@@ -16547,7 +17295,7 @@
         </w:rPr>
         <w:drawing>
           <wp:inline>
-            <wp:extent cx="3600000" cy="1238008"/>
+            <wp:extent cx="3600000" cy="1221719"/>
             <wp:effectExtent b="0" l="0" r="0" t="0"/>
             <wp:docPr descr="" title="" id="45" name="Picture"/>
             <a:graphic>
@@ -16568,7 +17316,7 @@
                   <pic:spPr bwMode="auto">
                     <a:xfrm>
                       <a:off x="0" y="0"/>
-                      <a:ext cx="3600000" cy="1238008"/>
+                      <a:ext cx="3600000" cy="1221719"/>
                     </a:xfrm>
                     <a:prstGeom prst="rect">
                       <a:avLst/>
@@ -17123,6 +17871,46 @@
         </w:rPr>
         <w:t xml:space="preserve"> ΔG’。</w:t>
       </w:r>
+    </w:p>
+    <w:p>
+      <w:pPr>
+        <w:spacing w:before="0" w:after="0"/>
+      </w:pPr>
+    </w:p>
+    <w:p>
+      <w:pPr>
+        <w:spacing w:before="0" w:after="0"/>
+      </w:pPr>
+    </w:p>
+    <w:p>
+      <w:pPr>
+        <w:spacing w:before="0" w:after="0"/>
+      </w:pPr>
+    </w:p>
+    <w:p>
+      <w:pPr>
+        <w:spacing w:before="0" w:after="0"/>
+      </w:pPr>
+    </w:p>
+    <w:p>
+      <w:pPr>
+        <w:spacing w:before="0" w:after="0"/>
+      </w:pPr>
+    </w:p>
+    <w:p>
+      <w:pPr>
+        <w:spacing w:before="0" w:after="0"/>
+      </w:pPr>
+    </w:p>
+    <w:p>
+      <w:pPr>
+        <w:spacing w:before="0" w:after="0"/>
+      </w:pPr>
+    </w:p>
+    <w:p>
+      <w:pPr>
+        <w:spacing w:before="0" w:after="0"/>
+      </w:pPr>
     </w:p>
     <w:p>
       <w:pPr>
@@ -17852,6 +18640,46 @@
     </w:p>
     <w:p>
       <w:pPr>
+        <w:spacing w:before="0" w:after="0"/>
+      </w:pPr>
+    </w:p>
+    <w:p>
+      <w:pPr>
+        <w:spacing w:before="0" w:after="0"/>
+      </w:pPr>
+    </w:p>
+    <w:p>
+      <w:pPr>
+        <w:spacing w:before="0" w:after="0"/>
+      </w:pPr>
+    </w:p>
+    <w:p>
+      <w:pPr>
+        <w:spacing w:before="0" w:after="0"/>
+      </w:pPr>
+    </w:p>
+    <w:p>
+      <w:pPr>
+        <w:spacing w:before="0" w:after="0"/>
+      </w:pPr>
+    </w:p>
+    <w:p>
+      <w:pPr>
+        <w:spacing w:before="0" w:after="0"/>
+      </w:pPr>
+    </w:p>
+    <w:p>
+      <w:pPr>
+        <w:spacing w:before="0" w:after="0"/>
+      </w:pPr>
+    </w:p>
+    <w:p>
+      <w:pPr>
+        <w:spacing w:before="0" w:after="0"/>
+      </w:pPr>
+    </w:p>
+    <w:p>
+      <w:pPr>
         <w:spacing w:before="160" w:after="80"/>
       </w:pPr>
       <w:r>
@@ -19629,6 +20457,46 @@
         </w:rPr>
         <w:t>。</w:t>
       </w:r>
+    </w:p>
+    <w:p>
+      <w:pPr>
+        <w:spacing w:before="0" w:after="0"/>
+      </w:pPr>
+    </w:p>
+    <w:p>
+      <w:pPr>
+        <w:spacing w:before="0" w:after="0"/>
+      </w:pPr>
+    </w:p>
+    <w:p>
+      <w:pPr>
+        <w:spacing w:before="0" w:after="0"/>
+      </w:pPr>
+    </w:p>
+    <w:p>
+      <w:pPr>
+        <w:spacing w:before="0" w:after="0"/>
+      </w:pPr>
+    </w:p>
+    <w:p>
+      <w:pPr>
+        <w:spacing w:before="0" w:after="0"/>
+      </w:pPr>
+    </w:p>
+    <w:p>
+      <w:pPr>
+        <w:spacing w:before="0" w:after="0"/>
+      </w:pPr>
+    </w:p>
+    <w:p>
+      <w:pPr>
+        <w:spacing w:before="0" w:after="0"/>
+      </w:pPr>
+    </w:p>
+    <w:p>
+      <w:pPr>
+        <w:spacing w:before="0" w:after="0"/>
+      </w:pPr>
     </w:p>
     <w:p>
       <w:pPr>

--- a/00-首页/题组Word/第一轮·综合套卷/第一轮综合卷06（学生版）.docx
+++ b/00-首页/题组Word/第一轮·综合套卷/第一轮综合卷06（学生版）.docx
@@ -91,8 +91,8 @@
     <w:p>
       <w:pPr>
         <w:pStyle w:val="FirstParagraph"/>
+        <w:spacing w:before="0" w:after="0"/>
         <w:ind w:left="480" w:hanging="480"/>
-        <w:spacing w:after="0"/>
       </w:pPr>
       <w:r>
         <w:rPr>
@@ -128,8 +128,8 @@
     <w:p>
       <w:pPr>
         <w:pStyle w:val="FirstParagraph"/>
+        <w:spacing w:before="0" w:after="0"/>
         <w:ind w:left="480" w:hanging="480"/>
-        <w:spacing w:before="0" w:after="0"/>
       </w:pPr>
       <w:r>
         <w:rPr>
@@ -230,8 +230,8 @@
     <w:p>
       <w:pPr>
         <w:pStyle w:val="FirstParagraph"/>
+        <w:spacing w:before="0" w:after="0"/>
         <w:ind w:left="480" w:hanging="480"/>
-        <w:spacing w:before="0" w:after="0"/>
       </w:pPr>
       <w:r>
         <w:rPr>
@@ -332,8 +332,8 @@
     <w:p>
       <w:pPr>
         <w:pStyle w:val="FirstParagraph"/>
+        <w:spacing w:before="0" w:after="0"/>
         <w:ind w:left="480" w:hanging="480"/>
-        <w:spacing w:before="0" w:after="0"/>
       </w:pPr>
       <w:r>
         <w:rPr>
@@ -434,8 +434,8 @@
     <w:p>
       <w:pPr>
         <w:pStyle w:val="FirstParagraph"/>
+        <w:spacing w:before="0" w:after="0"/>
         <w:ind w:left="480" w:hanging="480"/>
-        <w:spacing w:before="0" w:after="180"/>
       </w:pPr>
       <w:r>
         <w:rPr>
@@ -576,8 +576,8 @@
     <w:p>
       <w:pPr>
         <w:pStyle w:val="FirstParagraph"/>
+        <w:spacing w:before="0" w:after="0"/>
         <w:ind w:left="480" w:hanging="480"/>
-        <w:spacing w:after="0"/>
       </w:pPr>
       <w:r>
         <w:rPr>
@@ -631,20 +631,45 @@
     <w:p>
       <w:pPr>
         <w:pStyle w:val="FirstParagraph"/>
+        <w:spacing w:before="0" w:after="0"/>
         <w:ind w:left="480" w:hanging="480"/>
+      </w:pPr>
+      <w:r>
+        <w:rPr>
+          <w:rFonts w:ascii="Times New Roman" w:hAnsi="Times New Roman" w:eastAsia="Times New Roman" w:cs="Times New Roman"/>
+        </w:rPr>
+        <w:t xml:space="preserve">A. </w:t>
+      </w:r>
+      <w:r>
+        <w:rPr>
+          <w:rFonts w:hint="eastAsia" w:ascii="Times New Roman" w:hAnsi="Times New Roman" w:eastAsia="FangSong" w:cs="Times New Roman"/>
+        </w:rPr>
+        <w:t xml:space="preserve">颜色变深</w:t>
+      </w:r>
+      <w:r>
+        <w:rPr>
+          <w:rFonts w:ascii="Times New Roman" w:hAnsi="Times New Roman" w:eastAsia="Times New Roman" w:cs="Times New Roman"/>
+        </w:rPr>
+        <w:t xml:space="preserve"> </w:t>
+      </w:r>
+    </w:p>
+    <w:p>
+      <w:pPr>
+        <w:pStyle w:val="FirstParagraph"/>
         <w:spacing w:before="0" w:after="0"/>
-      </w:pPr>
-      <w:r>
-        <w:rPr>
-          <w:rFonts w:ascii="Times New Roman" w:hAnsi="Times New Roman" w:eastAsia="Times New Roman" w:cs="Times New Roman"/>
-        </w:rPr>
-        <w:t xml:space="preserve">A. </w:t>
-      </w:r>
-      <w:r>
-        <w:rPr>
-          <w:rFonts w:hint="eastAsia" w:ascii="Times New Roman" w:hAnsi="Times New Roman" w:eastAsia="FangSong" w:cs="Times New Roman"/>
-        </w:rPr>
-        <w:t xml:space="preserve">颜色变深</w:t>
+        <w:ind w:left="480" w:hanging="480"/>
+      </w:pPr>
+      <w:r>
+        <w:rPr>
+          <w:rFonts w:ascii="Times New Roman" w:hAnsi="Times New Roman" w:eastAsia="Times New Roman" w:cs="Times New Roman"/>
+        </w:rPr>
+        <w:t xml:space="preserve">B. </w:t>
+      </w:r>
+      <w:r>
+        <w:rPr>
+          <w:rFonts w:hint="eastAsia" w:ascii="Times New Roman" w:hAnsi="Times New Roman" w:eastAsia="FangSong" w:cs="Times New Roman"/>
+        </w:rPr>
+        <w:t xml:space="preserve">溶解度变小</w:t>
       </w:r>
       <w:r>
         <w:rPr>
@@ -656,58 +681,33 @@
     <w:p>
       <w:pPr>
         <w:pStyle w:val="FirstParagraph"/>
+        <w:spacing w:before="0" w:after="0"/>
         <w:ind w:left="480" w:hanging="480"/>
+      </w:pPr>
+      <w:r>
+        <w:rPr>
+          <w:rFonts w:ascii="Times New Roman" w:hAnsi="Times New Roman" w:eastAsia="Times New Roman" w:cs="Times New Roman"/>
+        </w:rPr>
+        <w:t xml:space="preserve">C. </w:t>
+      </w:r>
+      <w:r>
+        <w:rPr>
+          <w:rFonts w:hint="eastAsia" w:ascii="Times New Roman" w:hAnsi="Times New Roman" w:eastAsia="FangSong" w:cs="Times New Roman"/>
+        </w:rPr>
+        <w:t xml:space="preserve">离子键递变到共价键</w:t>
+      </w:r>
+      <w:r>
+        <w:rPr>
+          <w:rFonts w:ascii="Times New Roman" w:hAnsi="Times New Roman" w:eastAsia="Times New Roman" w:cs="Times New Roman"/>
+        </w:rPr>
+        <w:t xml:space="preserve"> </w:t>
+      </w:r>
+    </w:p>
+    <w:p>
+      <w:pPr>
+        <w:pStyle w:val="FirstParagraph"/>
         <w:spacing w:before="0" w:after="0"/>
-      </w:pPr>
-      <w:r>
-        <w:rPr>
-          <w:rFonts w:ascii="Times New Roman" w:hAnsi="Times New Roman" w:eastAsia="Times New Roman" w:cs="Times New Roman"/>
-        </w:rPr>
-        <w:t xml:space="preserve">B. </w:t>
-      </w:r>
-      <w:r>
-        <w:rPr>
-          <w:rFonts w:hint="eastAsia" w:ascii="Times New Roman" w:hAnsi="Times New Roman" w:eastAsia="FangSong" w:cs="Times New Roman"/>
-        </w:rPr>
-        <w:t xml:space="preserve">溶解度变小</w:t>
-      </w:r>
-      <w:r>
-        <w:rPr>
-          <w:rFonts w:ascii="Times New Roman" w:hAnsi="Times New Roman" w:eastAsia="Times New Roman" w:cs="Times New Roman"/>
-        </w:rPr>
-        <w:t xml:space="preserve"> </w:t>
-      </w:r>
-    </w:p>
-    <w:p>
-      <w:pPr>
-        <w:pStyle w:val="FirstParagraph"/>
         <w:ind w:left="480" w:hanging="480"/>
-        <w:spacing w:before="0" w:after="0"/>
-      </w:pPr>
-      <w:r>
-        <w:rPr>
-          <w:rFonts w:ascii="Times New Roman" w:hAnsi="Times New Roman" w:eastAsia="Times New Roman" w:cs="Times New Roman"/>
-        </w:rPr>
-        <w:t xml:space="preserve">C. </w:t>
-      </w:r>
-      <w:r>
-        <w:rPr>
-          <w:rFonts w:hint="eastAsia" w:ascii="Times New Roman" w:hAnsi="Times New Roman" w:eastAsia="FangSong" w:cs="Times New Roman"/>
-        </w:rPr>
-        <w:t xml:space="preserve">离子键递变到共价键</w:t>
-      </w:r>
-      <w:r>
-        <w:rPr>
-          <w:rFonts w:ascii="Times New Roman" w:hAnsi="Times New Roman" w:eastAsia="Times New Roman" w:cs="Times New Roman"/>
-        </w:rPr>
-        <w:t xml:space="preserve"> </w:t>
-      </w:r>
-    </w:p>
-    <w:p>
-      <w:pPr>
-        <w:pStyle w:val="FirstParagraph"/>
-        <w:ind w:left="480" w:hanging="480"/>
-        <w:spacing w:before="0" w:after="180"/>
       </w:pPr>
       <w:r>
         <w:rPr>
@@ -771,8 +771,8 @@
     <w:p>
       <w:pPr>
         <w:pStyle w:val="FirstParagraph"/>
+        <w:spacing w:before="0" w:after="0"/>
         <w:ind w:left="480" w:hanging="480"/>
-        <w:spacing w:after="0"/>
       </w:pPr>
       <w:r>
         <w:rPr>
@@ -852,20 +852,45 @@
     <w:p>
       <w:pPr>
         <w:pStyle w:val="FirstParagraph"/>
+        <w:spacing w:before="0" w:after="0"/>
         <w:ind w:left="480" w:hanging="480"/>
+      </w:pPr>
+      <w:r>
+        <w:rPr>
+          <w:rFonts w:ascii="Times New Roman" w:hAnsi="Times New Roman" w:eastAsia="Times New Roman" w:cs="Times New Roman"/>
+        </w:rPr>
+        <w:t xml:space="preserve">A. </w:t>
+      </w:r>
+      <w:r>
+        <w:rPr>
+          <w:rFonts w:hint="eastAsia" w:ascii="Times New Roman" w:hAnsi="Times New Roman" w:eastAsia="FangSong" w:cs="Times New Roman"/>
+        </w:rPr>
+        <w:t xml:space="preserve">平面三角形</w:t>
+      </w:r>
+      <w:r>
+        <w:rPr>
+          <w:rFonts w:ascii="Times New Roman" w:hAnsi="Times New Roman" w:eastAsia="Times New Roman" w:cs="Times New Roman"/>
+        </w:rPr>
+        <w:t xml:space="preserve"> </w:t>
+      </w:r>
+    </w:p>
+    <w:p>
+      <w:pPr>
+        <w:pStyle w:val="FirstParagraph"/>
         <w:spacing w:before="0" w:after="0"/>
-      </w:pPr>
-      <w:r>
-        <w:rPr>
-          <w:rFonts w:ascii="Times New Roman" w:hAnsi="Times New Roman" w:eastAsia="Times New Roman" w:cs="Times New Roman"/>
-        </w:rPr>
-        <w:t xml:space="preserve">A. </w:t>
-      </w:r>
-      <w:r>
-        <w:rPr>
-          <w:rFonts w:hint="eastAsia" w:ascii="Times New Roman" w:hAnsi="Times New Roman" w:eastAsia="FangSong" w:cs="Times New Roman"/>
-        </w:rPr>
-        <w:t xml:space="preserve">平面三角形</w:t>
+        <w:ind w:left="480" w:hanging="480"/>
+      </w:pPr>
+      <w:r>
+        <w:rPr>
+          <w:rFonts w:ascii="Times New Roman" w:hAnsi="Times New Roman" w:eastAsia="Times New Roman" w:cs="Times New Roman"/>
+        </w:rPr>
+        <w:t xml:space="preserve">B. </w:t>
+      </w:r>
+      <w:r>
+        <w:rPr>
+          <w:rFonts w:hint="eastAsia" w:ascii="Times New Roman" w:hAnsi="Times New Roman" w:eastAsia="FangSong" w:cs="Times New Roman"/>
+        </w:rPr>
+        <w:t xml:space="preserve">三角锥形</w:t>
       </w:r>
       <w:r>
         <w:rPr>
@@ -877,58 +902,33 @@
     <w:p>
       <w:pPr>
         <w:pStyle w:val="FirstParagraph"/>
+        <w:spacing w:before="0" w:after="0"/>
         <w:ind w:left="480" w:hanging="480"/>
+      </w:pPr>
+      <w:r>
+        <w:rPr>
+          <w:rFonts w:ascii="Times New Roman" w:hAnsi="Times New Roman" w:eastAsia="Times New Roman" w:cs="Times New Roman"/>
+        </w:rPr>
+        <w:t xml:space="preserve">C. </w:t>
+      </w:r>
+      <w:r>
+        <w:rPr>
+          <w:rFonts w:hint="eastAsia" w:ascii="Times New Roman" w:hAnsi="Times New Roman" w:eastAsia="FangSong" w:cs="Times New Roman"/>
+        </w:rPr>
+        <w:t xml:space="preserve">三角双锥形</w:t>
+      </w:r>
+      <w:r>
+        <w:rPr>
+          <w:rFonts w:ascii="Times New Roman" w:hAnsi="Times New Roman" w:eastAsia="Times New Roman" w:cs="Times New Roman"/>
+        </w:rPr>
+        <w:t xml:space="preserve"> </w:t>
+      </w:r>
+    </w:p>
+    <w:p>
+      <w:pPr>
+        <w:pStyle w:val="FirstParagraph"/>
         <w:spacing w:before="0" w:after="0"/>
-      </w:pPr>
-      <w:r>
-        <w:rPr>
-          <w:rFonts w:ascii="Times New Roman" w:hAnsi="Times New Roman" w:eastAsia="Times New Roman" w:cs="Times New Roman"/>
-        </w:rPr>
-        <w:t xml:space="preserve">B. </w:t>
-      </w:r>
-      <w:r>
-        <w:rPr>
-          <w:rFonts w:hint="eastAsia" w:ascii="Times New Roman" w:hAnsi="Times New Roman" w:eastAsia="FangSong" w:cs="Times New Roman"/>
-        </w:rPr>
-        <w:t xml:space="preserve">三角锥形</w:t>
-      </w:r>
-      <w:r>
-        <w:rPr>
-          <w:rFonts w:ascii="Times New Roman" w:hAnsi="Times New Roman" w:eastAsia="Times New Roman" w:cs="Times New Roman"/>
-        </w:rPr>
-        <w:t xml:space="preserve"> </w:t>
-      </w:r>
-    </w:p>
-    <w:p>
-      <w:pPr>
-        <w:pStyle w:val="FirstParagraph"/>
         <w:ind w:left="480" w:hanging="480"/>
-        <w:spacing w:before="0" w:after="0"/>
-      </w:pPr>
-      <w:r>
-        <w:rPr>
-          <w:rFonts w:ascii="Times New Roman" w:hAnsi="Times New Roman" w:eastAsia="Times New Roman" w:cs="Times New Roman"/>
-        </w:rPr>
-        <w:t xml:space="preserve">C. </w:t>
-      </w:r>
-      <w:r>
-        <w:rPr>
-          <w:rFonts w:hint="eastAsia" w:ascii="Times New Roman" w:hAnsi="Times New Roman" w:eastAsia="FangSong" w:cs="Times New Roman"/>
-        </w:rPr>
-        <w:t xml:space="preserve">三角双锥形</w:t>
-      </w:r>
-      <w:r>
-        <w:rPr>
-          <w:rFonts w:ascii="Times New Roman" w:hAnsi="Times New Roman" w:eastAsia="Times New Roman" w:cs="Times New Roman"/>
-        </w:rPr>
-        <w:t xml:space="preserve"> </w:t>
-      </w:r>
-    </w:p>
-    <w:p>
-      <w:pPr>
-        <w:pStyle w:val="FirstParagraph"/>
-        <w:ind w:left="480" w:hanging="480"/>
-        <w:spacing w:before="0" w:after="180"/>
       </w:pPr>
       <w:r>
         <w:rPr>
@@ -992,8 +992,8 @@
     <w:p>
       <w:pPr>
         <w:pStyle w:val="FirstParagraph"/>
+        <w:spacing w:before="0" w:after="0"/>
         <w:ind w:left="480" w:hanging="480"/>
-        <w:spacing w:after="0"/>
       </w:pPr>
       <w:r>
         <w:rPr>
@@ -1035,21 +1035,21 @@
     <w:p>
       <w:pPr>
         <w:pStyle w:val="FirstParagraph"/>
+        <w:spacing w:before="0" w:after="0"/>
         <w:ind w:left="480" w:hanging="480"/>
+      </w:pPr>
+      <w:r>
+        <w:rPr>
+          <w:rFonts w:ascii="Times New Roman" w:hAnsi="Times New Roman" w:eastAsia="Times New Roman" w:cs="Times New Roman"/>
+        </w:rPr>
+        <w:t xml:space="preserve">A. K </w:t>
+      </w:r>
+    </w:p>
+    <w:p>
+      <w:pPr>
+        <w:pStyle w:val="FirstParagraph"/>
         <w:spacing w:before="0" w:after="0"/>
-      </w:pPr>
-      <w:r>
-        <w:rPr>
-          <w:rFonts w:ascii="Times New Roman" w:hAnsi="Times New Roman" w:eastAsia="Times New Roman" w:cs="Times New Roman"/>
-        </w:rPr>
-        <w:t xml:space="preserve">A. K </w:t>
-      </w:r>
-    </w:p>
-    <w:p>
-      <w:pPr>
-        <w:pStyle w:val="FirstParagraph"/>
         <w:ind w:left="480" w:hanging="480"/>
-        <w:spacing w:before="0" w:after="0"/>
       </w:pPr>
       <w:r>
         <w:rPr>
@@ -1090,21 +1090,21 @@
     <w:p>
       <w:pPr>
         <w:pStyle w:val="FirstParagraph"/>
+        <w:spacing w:before="0" w:after="0"/>
         <w:ind w:left="480" w:hanging="480"/>
+      </w:pPr>
+      <w:r>
+        <w:rPr>
+          <w:rFonts w:ascii="Times New Roman" w:hAnsi="Times New Roman" w:eastAsia="Times New Roman" w:cs="Times New Roman"/>
+        </w:rPr>
+        <w:t xml:space="preserve">C. SiC </w:t>
+      </w:r>
+    </w:p>
+    <w:p>
+      <w:pPr>
+        <w:pStyle w:val="FirstParagraph"/>
         <w:spacing w:before="0" w:after="0"/>
-      </w:pPr>
-      <w:r>
-        <w:rPr>
-          <w:rFonts w:ascii="Times New Roman" w:hAnsi="Times New Roman" w:eastAsia="Times New Roman" w:cs="Times New Roman"/>
-        </w:rPr>
-        <w:t xml:space="preserve">C. SiC </w:t>
-      </w:r>
-    </w:p>
-    <w:p>
-      <w:pPr>
-        <w:pStyle w:val="FirstParagraph"/>
         <w:ind w:left="480" w:hanging="480"/>
-        <w:spacing w:before="0" w:after="180"/>
       </w:pPr>
       <w:r>
         <w:rPr>
@@ -2889,8 +2889,8 @@
     <w:p>
       <w:pPr>
         <w:pStyle w:val="FirstParagraph"/>
+        <w:spacing w:before="0" w:after="0"/>
         <w:ind w:left="480" w:hanging="480"/>
-        <w:spacing w:after="0"/>
       </w:pPr>
       <w:r>
         <w:rPr>
@@ -3112,47 +3112,47 @@
     <w:p>
       <w:pPr>
         <w:pStyle w:val="FirstParagraph"/>
+        <w:spacing w:before="0" w:after="0"/>
         <w:ind w:left="480" w:hanging="480"/>
+      </w:pPr>
+      <w:r>
+        <w:rPr>
+          <w:rFonts w:ascii="Times New Roman" w:hAnsi="Times New Roman" w:eastAsia="Times New Roman" w:cs="Times New Roman"/>
+        </w:rPr>
+        <w:t xml:space="preserve">A. m-n </w:t>
+      </w:r>
+    </w:p>
+    <w:p>
+      <w:pPr>
+        <w:pStyle w:val="FirstParagraph"/>
         <w:spacing w:before="0" w:after="0"/>
-      </w:pPr>
-      <w:r>
-        <w:rPr>
-          <w:rFonts w:ascii="Times New Roman" w:hAnsi="Times New Roman" w:eastAsia="Times New Roman" w:cs="Times New Roman"/>
-        </w:rPr>
-        <w:t xml:space="preserve">A. m-n </w:t>
+        <w:ind w:left="480" w:hanging="480"/>
+      </w:pPr>
+      <w:r>
+        <w:rPr>
+          <w:rFonts w:ascii="Times New Roman" w:hAnsi="Times New Roman" w:eastAsia="Times New Roman" w:cs="Times New Roman"/>
+        </w:rPr>
+        <w:t xml:space="preserve">B. m-3n </w:t>
       </w:r>
     </w:p>
     <w:p>
       <w:pPr>
         <w:pStyle w:val="FirstParagraph"/>
+        <w:spacing w:before="0" w:after="0"/>
         <w:ind w:left="480" w:hanging="480"/>
+      </w:pPr>
+      <w:r>
+        <w:rPr>
+          <w:rFonts w:ascii="Times New Roman" w:hAnsi="Times New Roman" w:eastAsia="Times New Roman" w:cs="Times New Roman"/>
+        </w:rPr>
+        <w:t xml:space="preserve">C. n-m </w:t>
+      </w:r>
+    </w:p>
+    <w:p>
+      <w:pPr>
+        <w:pStyle w:val="FirstParagraph"/>
         <w:spacing w:before="0" w:after="0"/>
-      </w:pPr>
-      <w:r>
-        <w:rPr>
-          <w:rFonts w:ascii="Times New Roman" w:hAnsi="Times New Roman" w:eastAsia="Times New Roman" w:cs="Times New Roman"/>
-        </w:rPr>
-        <w:t xml:space="preserve">B. m-3n </w:t>
-      </w:r>
-    </w:p>
-    <w:p>
-      <w:pPr>
-        <w:pStyle w:val="FirstParagraph"/>
         <w:ind w:left="480" w:hanging="480"/>
-        <w:spacing w:before="0" w:after="0"/>
-      </w:pPr>
-      <w:r>
-        <w:rPr>
-          <w:rFonts w:ascii="Times New Roman" w:hAnsi="Times New Roman" w:eastAsia="Times New Roman" w:cs="Times New Roman"/>
-        </w:rPr>
-        <w:t xml:space="preserve">C. n-m </w:t>
-      </w:r>
-    </w:p>
-    <w:p>
-      <w:pPr>
-        <w:pStyle w:val="FirstParagraph"/>
-        <w:ind w:left="480" w:hanging="480"/>
-        <w:spacing w:before="0" w:after="180"/>
       </w:pPr>
       <w:r>
         <w:rPr>
@@ -3382,6 +3382,7 @@
     <w:p>
       <w:pPr>
         <w:pStyle w:val="Compact"/>
+        <w:spacing w:before="0" w:after="0"/>
       </w:pPr>
       <w:r>
         <w:rPr>
@@ -3431,6 +3432,7 @@
     <w:p>
       <w:pPr>
         <w:pStyle w:val="Compact"/>
+        <w:spacing w:before="0" w:after="0"/>
       </w:pPr>
       <w:r>
         <w:rPr>
@@ -3479,6 +3481,7 @@
     <w:p>
       <w:pPr>
         <w:pStyle w:val="Compact"/>
+        <w:spacing w:before="0" w:after="0"/>
       </w:pPr>
       <w:r>
         <w:rPr>
@@ -3564,6 +3567,7 @@
     <w:p>
       <w:pPr>
         <w:pStyle w:val="Compact"/>
+        <w:spacing w:before="0" w:after="0"/>
       </w:pPr>
       <w:r>
         <w:rPr>
@@ -3804,6 +3808,7 @@
     <w:p>
       <w:pPr>
         <w:pStyle w:val="Compact"/>
+        <w:spacing w:before="0" w:after="0"/>
       </w:pPr>
       <w:r>
         <w:rPr>
@@ -3847,6 +3852,7 @@
     <w:p>
       <w:pPr>
         <w:pStyle w:val="Compact"/>
+        <w:spacing w:before="0" w:after="0"/>
       </w:pPr>
       <w:r>
         <w:rPr>
@@ -3890,6 +3896,7 @@
     <w:p>
       <w:pPr>
         <w:pStyle w:val="Compact"/>
+        <w:spacing w:before="0" w:after="0"/>
       </w:pPr>
       <w:r>
         <w:rPr>
@@ -3907,6 +3914,7 @@
     <w:p>
       <w:pPr>
         <w:pStyle w:val="Compact"/>
+        <w:spacing w:before="0" w:after="0"/>
       </w:pPr>
       <w:r>
         <w:rPr>
@@ -16058,8 +16066,8 @@
     <w:p>
       <w:pPr>
         <w:pStyle w:val="FirstParagraph"/>
+        <w:spacing w:before="0" w:after="0"/>
         <w:ind w:left="480" w:hanging="480"/>
-        <w:spacing w:after="0"/>
       </w:pPr>
       <w:r>
         <w:rPr>
@@ -16155,20 +16163,45 @@
     <w:p>
       <w:pPr>
         <w:pStyle w:val="FirstParagraph"/>
+        <w:spacing w:before="0" w:after="0"/>
         <w:ind w:left="480" w:hanging="480"/>
+      </w:pPr>
+      <w:r>
+        <w:rPr>
+          <w:rFonts w:ascii="Times New Roman" w:hAnsi="Times New Roman" w:eastAsia="Times New Roman" w:cs="Times New Roman"/>
+        </w:rPr>
+        <w:t xml:space="preserve">A. </w:t>
+      </w:r>
+      <w:r>
+        <w:rPr>
+          <w:rFonts w:hint="eastAsia" w:ascii="Times New Roman" w:hAnsi="Times New Roman" w:eastAsia="FangSong" w:cs="Times New Roman"/>
+        </w:rPr>
+        <w:t xml:space="preserve">此反应为二级反应</w:t>
+      </w:r>
+      <w:r>
+        <w:rPr>
+          <w:rFonts w:ascii="Times New Roman" w:hAnsi="Times New Roman" w:eastAsia="Times New Roman" w:cs="Times New Roman"/>
+        </w:rPr>
+        <w:t xml:space="preserve"> </w:t>
+      </w:r>
+    </w:p>
+    <w:p>
+      <w:pPr>
+        <w:pStyle w:val="FirstParagraph"/>
         <w:spacing w:before="0" w:after="0"/>
-      </w:pPr>
-      <w:r>
-        <w:rPr>
-          <w:rFonts w:ascii="Times New Roman" w:hAnsi="Times New Roman" w:eastAsia="Times New Roman" w:cs="Times New Roman"/>
-        </w:rPr>
-        <w:t xml:space="preserve">A. </w:t>
-      </w:r>
-      <w:r>
-        <w:rPr>
-          <w:rFonts w:hint="eastAsia" w:ascii="Times New Roman" w:hAnsi="Times New Roman" w:eastAsia="FangSong" w:cs="Times New Roman"/>
-        </w:rPr>
-        <w:t xml:space="preserve">此反应为二级反应</w:t>
+        <w:ind w:left="480" w:hanging="480"/>
+      </w:pPr>
+      <w:r>
+        <w:rPr>
+          <w:rFonts w:ascii="Times New Roman" w:hAnsi="Times New Roman" w:eastAsia="Times New Roman" w:cs="Times New Roman"/>
+        </w:rPr>
+        <w:t xml:space="preserve">B. </w:t>
+      </w:r>
+      <w:r>
+        <w:rPr>
+          <w:rFonts w:hint="eastAsia" w:ascii="Times New Roman" w:hAnsi="Times New Roman" w:eastAsia="FangSong" w:cs="Times New Roman"/>
+        </w:rPr>
+        <w:t xml:space="preserve">糖被还原一半所需的时间与起始浓度有关</w:t>
       </w:r>
       <w:r>
         <w:rPr>
@@ -16180,58 +16213,33 @@
     <w:p>
       <w:pPr>
         <w:pStyle w:val="FirstParagraph"/>
+        <w:spacing w:before="0" w:after="0"/>
         <w:ind w:left="480" w:hanging="480"/>
+      </w:pPr>
+      <w:r>
+        <w:rPr>
+          <w:rFonts w:ascii="Times New Roman" w:hAnsi="Times New Roman" w:eastAsia="Times New Roman" w:cs="Times New Roman"/>
+        </w:rPr>
+        <w:t xml:space="preserve">C. </w:t>
+      </w:r>
+      <w:r>
+        <w:rPr>
+          <w:rFonts w:hint="eastAsia" w:ascii="Times New Roman" w:hAnsi="Times New Roman" w:eastAsia="FangSong" w:cs="Times New Roman"/>
+        </w:rPr>
+        <w:t xml:space="preserve">糖被还原一半所需的时间与起始浓度无关</w:t>
+      </w:r>
+      <w:r>
+        <w:rPr>
+          <w:rFonts w:ascii="Times New Roman" w:hAnsi="Times New Roman" w:eastAsia="Times New Roman" w:cs="Times New Roman"/>
+        </w:rPr>
+        <w:t xml:space="preserve"> </w:t>
+      </w:r>
+    </w:p>
+    <w:p>
+      <w:pPr>
+        <w:pStyle w:val="FirstParagraph"/>
         <w:spacing w:before="0" w:after="0"/>
-      </w:pPr>
-      <w:r>
-        <w:rPr>
-          <w:rFonts w:ascii="Times New Roman" w:hAnsi="Times New Roman" w:eastAsia="Times New Roman" w:cs="Times New Roman"/>
-        </w:rPr>
-        <w:t xml:space="preserve">B. </w:t>
-      </w:r>
-      <w:r>
-        <w:rPr>
-          <w:rFonts w:hint="eastAsia" w:ascii="Times New Roman" w:hAnsi="Times New Roman" w:eastAsia="FangSong" w:cs="Times New Roman"/>
-        </w:rPr>
-        <w:t xml:space="preserve">糖被还原一半所需的时间与起始浓度有关</w:t>
-      </w:r>
-      <w:r>
-        <w:rPr>
-          <w:rFonts w:ascii="Times New Roman" w:hAnsi="Times New Roman" w:eastAsia="Times New Roman" w:cs="Times New Roman"/>
-        </w:rPr>
-        <w:t xml:space="preserve"> </w:t>
-      </w:r>
-    </w:p>
-    <w:p>
-      <w:pPr>
-        <w:pStyle w:val="FirstParagraph"/>
         <w:ind w:left="480" w:hanging="480"/>
-        <w:spacing w:before="0" w:after="0"/>
-      </w:pPr>
-      <w:r>
-        <w:rPr>
-          <w:rFonts w:ascii="Times New Roman" w:hAnsi="Times New Roman" w:eastAsia="Times New Roman" w:cs="Times New Roman"/>
-        </w:rPr>
-        <w:t xml:space="preserve">C. </w:t>
-      </w:r>
-      <w:r>
-        <w:rPr>
-          <w:rFonts w:hint="eastAsia" w:ascii="Times New Roman" w:hAnsi="Times New Roman" w:eastAsia="FangSong" w:cs="Times New Roman"/>
-        </w:rPr>
-        <w:t xml:space="preserve">糖被还原一半所需的时间与起始浓度无关</w:t>
-      </w:r>
-      <w:r>
-        <w:rPr>
-          <w:rFonts w:ascii="Times New Roman" w:hAnsi="Times New Roman" w:eastAsia="Times New Roman" w:cs="Times New Roman"/>
-        </w:rPr>
-        <w:t xml:space="preserve"> </w:t>
-      </w:r>
-    </w:p>
-    <w:p>
-      <w:pPr>
-        <w:pStyle w:val="FirstParagraph"/>
-        <w:ind w:left="480" w:hanging="480"/>
-        <w:spacing w:before="0" w:after="180"/>
       </w:pPr>
       <w:r>
         <w:rPr>
@@ -18045,6 +18053,14 @@
       <w:tblPr>
         <w:tblStyle w:val="Table"/>
         <w:tblW w:type="auto" w:w="0"/>
+        <w:tblBorders>
+          <w:top w:val="single" w:sz="12" w:space="0" w:color="000000"/>
+          <w:left w:val="none" w:sz="0" w:space="0" w:color="auto"/>
+          <w:bottom w:val="single" w:sz="12" w:space="0" w:color="000000"/>
+          <w:right w:val="none" w:sz="0" w:space="0" w:color="auto"/>
+          <w:insideH w:val="none" w:sz="0" w:space="0" w:color="auto"/>
+          <w:insideV w:val="none" w:sz="0" w:space="0" w:color="auto"/>
+        </w:tblBorders>
         <w:tblLook w:firstRow="1" w:lastRow="0" w:firstColumn="0" w:lastColumn="0" w:noHBand="0" w:noVBand="0" w:val="0020"/>
       </w:tblPr>
       <w:tblGrid>
@@ -18058,7 +18074,11 @@
           <w:tblHeader w:val="on"/>
         </w:trPr>
         <w:tc>
-          <w:tcPr/>
+          <w:tcPr>
+            <w:tcBorders>
+              <w:bottom w:val="single" w:sz="8" w:space="0" w:color="000000"/>
+            </w:tcBorders>
+          </w:tcPr>
           <w:p>
             <w:pPr>
               <w:pStyle w:val="Compact"/>
@@ -18074,7 +18094,11 @@
           </w:p>
         </w:tc>
         <w:tc>
-          <w:tcPr/>
+          <w:tcPr>
+            <w:tcBorders>
+              <w:bottom w:val="single" w:sz="8" w:space="0" w:color="000000"/>
+            </w:tcBorders>
+          </w:tcPr>
           <w:p>
             <w:pPr>
               <w:pStyle w:val="Compact"/>
@@ -18090,7 +18114,11 @@
           </w:p>
         </w:tc>
         <w:tc>
-          <w:tcPr/>
+          <w:tcPr>
+            <w:tcBorders>
+              <w:bottom w:val="single" w:sz="8" w:space="0" w:color="000000"/>
+            </w:tcBorders>
+          </w:tcPr>
           <w:p>
             <w:pPr>
               <w:pStyle w:val="Compact"/>
@@ -18106,7 +18134,11 @@
           </w:p>
         </w:tc>
         <w:tc>
-          <w:tcPr/>
+          <w:tcPr>
+            <w:tcBorders>
+              <w:bottom w:val="single" w:sz="8" w:space="0" w:color="000000"/>
+            </w:tcBorders>
+          </w:tcPr>
           <w:p>
             <w:pPr>
               <w:pStyle w:val="Compact"/>
@@ -21599,7 +21631,7 @@
     <ns0:rPr>
       <ns0:rFonts ns0:ascii="Times New Roman" ns0:cs="Times New Roman" ns0:eastAsia="SimHei" ns0:hAnsi="Times New Roman"/>
       <ns0:b/>
-      <ns0:color ns0:val="17324D"/>
+      <ns0:color ns0:val="000000"/>
       <ns0:sz ns0:val="44"/>
       <ns0:szCs ns0:val="56"/>
     </ns0:rPr>
@@ -21741,7 +21773,7 @@
     <ns0:rPr>
       <ns0:rFonts ns0:ascii="Times New Roman" ns0:cs="Times New Roman" ns0:eastAsia="SimHei" ns0:hAnsi="Times New Roman"/>
       <ns0:b/>
-      <ns0:color ns0:val="17324D"/>
+      <ns0:color ns0:val="000000"/>
       <ns0:sz ns0:val="32"/>
       <ns0:szCs ns0:val="40"/>
     </ns0:rPr>
@@ -21765,7 +21797,7 @@
     <ns0:rPr>
       <ns0:rFonts ns0:ascii="Times New Roman" ns0:cs="Times New Roman" ns0:eastAsia="SimHei" ns0:hAnsi="Times New Roman"/>
       <ns0:b/>
-      <ns0:color ns0:val="17324D"/>
+      <ns0:color ns0:val="000000"/>
       <ns0:sz ns0:val="28"/>
       <ns0:szCs ns0:val="32"/>
     </ns0:rPr>
@@ -21789,7 +21821,7 @@
     <ns0:rPr>
       <ns0:rFonts ns0:ascii="Times New Roman" ns0:cs="Times New Roman" ns0:eastAsia="SimHei" ns0:hAnsi="Times New Roman"/>
       <ns0:b/>
-      <ns0:color ns0:val="17324D"/>
+      <ns0:color ns0:val="000000"/>
       <ns0:sz ns0:val="25"/>
       <ns0:szCs ns0:val="28"/>
     </ns0:rPr>

--- a/00-首页/题组Word/第一轮·综合套卷/第一轮综合卷06（学生版）.docx
+++ b/00-首页/题组Word/第一轮·综合套卷/第一轮综合卷06（学生版）.docx
@@ -91,8 +91,6 @@
     <w:p>
       <w:pPr>
         <w:pStyle w:val="FirstParagraph"/>
-        <w:spacing w:before="0" w:after="0"/>
-        <w:ind w:left="480" w:hanging="480"/>
       </w:pPr>
       <w:r>
         <w:rPr>
@@ -124,13 +122,6 @@
         </w:rPr>
         <w:t xml:space="preserve"> </w:t>
       </w:r>
-    </w:p>
-    <w:p>
-      <w:pPr>
-        <w:pStyle w:val="FirstParagraph"/>
-        <w:spacing w:before="0" w:after="0"/>
-        <w:ind w:left="480" w:hanging="480"/>
-      </w:pPr>
       <w:r>
         <w:rPr>
           <w:rFonts w:ascii="Times New Roman" w:hAnsi="Times New Roman" w:eastAsia="Times New Roman" w:cs="Times New Roman"/>
@@ -226,13 +217,6 @@
         </w:rPr>
         <w:t xml:space="preserve"> </w:t>
       </w:r>
-    </w:p>
-    <w:p>
-      <w:pPr>
-        <w:pStyle w:val="FirstParagraph"/>
-        <w:spacing w:before="0" w:after="0"/>
-        <w:ind w:left="480" w:hanging="480"/>
-      </w:pPr>
       <w:r>
         <w:rPr>
           <w:rFonts w:ascii="Times New Roman" w:hAnsi="Times New Roman" w:eastAsia="Times New Roman" w:cs="Times New Roman"/>
@@ -328,13 +312,6 @@
         </w:rPr>
         <w:t xml:space="preserve"> </w:t>
       </w:r>
-    </w:p>
-    <w:p>
-      <w:pPr>
-        <w:pStyle w:val="FirstParagraph"/>
-        <w:spacing w:before="0" w:after="0"/>
-        <w:ind w:left="480" w:hanging="480"/>
-      </w:pPr>
       <w:r>
         <w:rPr>
           <w:rFonts w:ascii="Times New Roman" w:hAnsi="Times New Roman" w:eastAsia="Times New Roman" w:cs="Times New Roman"/>
@@ -430,13 +407,6 @@
         </w:rPr>
         <w:t xml:space="preserve"> </w:t>
       </w:r>
-    </w:p>
-    <w:p>
-      <w:pPr>
-        <w:pStyle w:val="FirstParagraph"/>
-        <w:spacing w:before="0" w:after="0"/>
-        <w:ind w:left="480" w:hanging="480"/>
-      </w:pPr>
       <w:r>
         <w:rPr>
           <w:rFonts w:ascii="Times New Roman" w:hAnsi="Times New Roman" w:eastAsia="Times New Roman" w:cs="Times New Roman"/>
@@ -529,16 +499,6 @@
     </w:p>
     <w:p>
       <w:pPr>
-        <w:spacing w:before="0" w:after="0"/>
-      </w:pPr>
-    </w:p>
-    <w:p>
-      <w:pPr>
-        <w:spacing w:before="0" w:after="0"/>
-      </w:pPr>
-    </w:p>
-    <w:p>
-      <w:pPr>
         <w:spacing w:before="160" w:after="80"/>
       </w:pPr>
       <w:r>
@@ -576,8 +536,6 @@
     <w:p>
       <w:pPr>
         <w:pStyle w:val="FirstParagraph"/>
-        <w:spacing w:before="0" w:after="0"/>
-        <w:ind w:left="480" w:hanging="480"/>
       </w:pPr>
       <w:r>
         <w:rPr>
@@ -627,13 +585,6 @@
         </w:rPr>
         <w:t xml:space="preserve"> </w:t>
       </w:r>
-    </w:p>
-    <w:p>
-      <w:pPr>
-        <w:pStyle w:val="FirstParagraph"/>
-        <w:spacing w:before="0" w:after="0"/>
-        <w:ind w:left="480" w:hanging="480"/>
-      </w:pPr>
       <w:r>
         <w:rPr>
           <w:rFonts w:ascii="Times New Roman" w:hAnsi="Times New Roman" w:eastAsia="Times New Roman" w:cs="Times New Roman"/>
@@ -650,20 +601,7 @@
         <w:rPr>
           <w:rFonts w:ascii="Times New Roman" w:hAnsi="Times New Roman" w:eastAsia="Times New Roman" w:cs="Times New Roman"/>
         </w:rPr>
-        <w:t xml:space="preserve"> </w:t>
-      </w:r>
-    </w:p>
-    <w:p>
-      <w:pPr>
-        <w:pStyle w:val="FirstParagraph"/>
-        <w:spacing w:before="0" w:after="0"/>
-        <w:ind w:left="480" w:hanging="480"/>
-      </w:pPr>
-      <w:r>
-        <w:rPr>
-          <w:rFonts w:ascii="Times New Roman" w:hAnsi="Times New Roman" w:eastAsia="Times New Roman" w:cs="Times New Roman"/>
-        </w:rPr>
-        <w:t xml:space="preserve">B. </w:t>
+        <w:t xml:space="preserve"> B. </w:t>
       </w:r>
       <w:r>
         <w:rPr>
@@ -677,13 +615,6 @@
         </w:rPr>
         <w:t xml:space="preserve"> </w:t>
       </w:r>
-    </w:p>
-    <w:p>
-      <w:pPr>
-        <w:pStyle w:val="FirstParagraph"/>
-        <w:spacing w:before="0" w:after="0"/>
-        <w:ind w:left="480" w:hanging="480"/>
-      </w:pPr>
       <w:r>
         <w:rPr>
           <w:rFonts w:ascii="Times New Roman" w:hAnsi="Times New Roman" w:eastAsia="Times New Roman" w:cs="Times New Roman"/>
@@ -700,20 +631,7 @@
         <w:rPr>
           <w:rFonts w:ascii="Times New Roman" w:hAnsi="Times New Roman" w:eastAsia="Times New Roman" w:cs="Times New Roman"/>
         </w:rPr>
-        <w:t xml:space="preserve"> </w:t>
-      </w:r>
-    </w:p>
-    <w:p>
-      <w:pPr>
-        <w:pStyle w:val="FirstParagraph"/>
-        <w:spacing w:before="0" w:after="0"/>
-        <w:ind w:left="480" w:hanging="480"/>
-      </w:pPr>
-      <w:r>
-        <w:rPr>
-          <w:rFonts w:ascii="Times New Roman" w:hAnsi="Times New Roman" w:eastAsia="Times New Roman" w:cs="Times New Roman"/>
-        </w:rPr>
-        <w:t xml:space="preserve">D. A、B、C </w:t>
+        <w:t xml:space="preserve"> D. A、B、C </w:t>
       </w:r>
       <w:r>
         <w:rPr>
@@ -721,16 +639,6 @@
         </w:rPr>
         <w:t xml:space="preserve">均正确</w:t>
       </w:r>
-    </w:p>
-    <w:p>
-      <w:pPr>
-        <w:spacing w:before="0" w:after="0"/>
-      </w:pPr>
-    </w:p>
-    <w:p>
-      <w:pPr>
-        <w:spacing w:before="0" w:after="0"/>
-      </w:pPr>
     </w:p>
     <w:p>
       <w:pPr>
@@ -771,8 +679,6 @@
     <w:p>
       <w:pPr>
         <w:pStyle w:val="FirstParagraph"/>
-        <w:spacing w:before="0" w:after="0"/>
-        <w:ind w:left="480" w:hanging="480"/>
       </w:pPr>
       <w:r>
         <w:rPr>
@@ -848,13 +754,6 @@
         </w:rPr>
         <w:t xml:space="preserve"> </w:t>
       </w:r>
-    </w:p>
-    <w:p>
-      <w:pPr>
-        <w:pStyle w:val="FirstParagraph"/>
-        <w:spacing w:before="0" w:after="0"/>
-        <w:ind w:left="480" w:hanging="480"/>
-      </w:pPr>
       <w:r>
         <w:rPr>
           <w:rFonts w:ascii="Times New Roman" w:hAnsi="Times New Roman" w:eastAsia="Times New Roman" w:cs="Times New Roman"/>
@@ -871,20 +770,7 @@
         <w:rPr>
           <w:rFonts w:ascii="Times New Roman" w:hAnsi="Times New Roman" w:eastAsia="Times New Roman" w:cs="Times New Roman"/>
         </w:rPr>
-        <w:t xml:space="preserve"> </w:t>
-      </w:r>
-    </w:p>
-    <w:p>
-      <w:pPr>
-        <w:pStyle w:val="FirstParagraph"/>
-        <w:spacing w:before="0" w:after="0"/>
-        <w:ind w:left="480" w:hanging="480"/>
-      </w:pPr>
-      <w:r>
-        <w:rPr>
-          <w:rFonts w:ascii="Times New Roman" w:hAnsi="Times New Roman" w:eastAsia="Times New Roman" w:cs="Times New Roman"/>
-        </w:rPr>
-        <w:t xml:space="preserve">B. </w:t>
+        <w:t xml:space="preserve"> B. </w:t>
       </w:r>
       <w:r>
         <w:rPr>
@@ -896,20 +782,7 @@
         <w:rPr>
           <w:rFonts w:ascii="Times New Roman" w:hAnsi="Times New Roman" w:eastAsia="Times New Roman" w:cs="Times New Roman"/>
         </w:rPr>
-        <w:t xml:space="preserve"> </w:t>
-      </w:r>
-    </w:p>
-    <w:p>
-      <w:pPr>
-        <w:pStyle w:val="FirstParagraph"/>
-        <w:spacing w:before="0" w:after="0"/>
-        <w:ind w:left="480" w:hanging="480"/>
-      </w:pPr>
-      <w:r>
-        <w:rPr>
-          <w:rFonts w:ascii="Times New Roman" w:hAnsi="Times New Roman" w:eastAsia="Times New Roman" w:cs="Times New Roman"/>
-        </w:rPr>
-        <w:t xml:space="preserve">C. </w:t>
+        <w:t xml:space="preserve"> C. </w:t>
       </w:r>
       <w:r>
         <w:rPr>
@@ -921,20 +794,7 @@
         <w:rPr>
           <w:rFonts w:ascii="Times New Roman" w:hAnsi="Times New Roman" w:eastAsia="Times New Roman" w:cs="Times New Roman"/>
         </w:rPr>
-        <w:t xml:space="preserve"> </w:t>
-      </w:r>
-    </w:p>
-    <w:p>
-      <w:pPr>
-        <w:pStyle w:val="FirstParagraph"/>
-        <w:spacing w:before="0" w:after="0"/>
-        <w:ind w:left="480" w:hanging="480"/>
-      </w:pPr>
-      <w:r>
-        <w:rPr>
-          <w:rFonts w:ascii="Times New Roman" w:hAnsi="Times New Roman" w:eastAsia="Times New Roman" w:cs="Times New Roman"/>
-        </w:rPr>
-        <w:t xml:space="preserve">D. T </w:t>
+        <w:t xml:space="preserve"> D. T </w:t>
       </w:r>
       <w:r>
         <w:rPr>
@@ -942,16 +802,6 @@
         </w:rPr>
         <w:t xml:space="preserve">字形</w:t>
       </w:r>
-    </w:p>
-    <w:p>
-      <w:pPr>
-        <w:spacing w:before="0" w:after="0"/>
-      </w:pPr>
-    </w:p>
-    <w:p>
-      <w:pPr>
-        <w:spacing w:before="0" w:after="0"/>
-      </w:pPr>
     </w:p>
     <w:p>
       <w:pPr>
@@ -992,8 +842,6 @@
     <w:p>
       <w:pPr>
         <w:pStyle w:val="FirstParagraph"/>
-        <w:spacing w:before="0" w:after="0"/>
-        <w:ind w:left="480" w:hanging="480"/>
       </w:pPr>
       <w:r>
         <w:rPr>
@@ -1031,31 +879,11 @@
         </w:rPr>
         <w:t xml:space="preserve"> </w:t>
       </w:r>
-    </w:p>
-    <w:p>
-      <w:pPr>
-        <w:pStyle w:val="FirstParagraph"/>
-        <w:spacing w:before="0" w:after="0"/>
-        <w:ind w:left="480" w:hanging="480"/>
-      </w:pPr>
-      <w:r>
-        <w:rPr>
-          <w:rFonts w:ascii="Times New Roman" w:hAnsi="Times New Roman" w:eastAsia="Times New Roman" w:cs="Times New Roman"/>
-        </w:rPr>
-        <w:t xml:space="preserve">A. K </w:t>
-      </w:r>
-    </w:p>
-    <w:p>
-      <w:pPr>
-        <w:pStyle w:val="FirstParagraph"/>
-        <w:spacing w:before="0" w:after="0"/>
-        <w:ind w:left="480" w:hanging="480"/>
-      </w:pPr>
-      <w:r>
-        <w:rPr>
-          <w:rFonts w:ascii="Times New Roman" w:hAnsi="Times New Roman" w:eastAsia="Times New Roman" w:cs="Times New Roman"/>
-        </w:rPr>
-        <w:t xml:space="preserve">B.</w:t>
+      <w:r>
+        <w:rPr>
+          <w:rFonts w:ascii="Times New Roman" w:hAnsi="Times New Roman" w:eastAsia="Times New Roman" w:cs="Times New Roman"/>
+        </w:rPr>
+        <w:t xml:space="preserve">A. K B.</w:t>
       </w:r>
       <w:r>
         <w:rPr>
@@ -1086,31 +914,11 @@
         </w:rPr>
         <w:t xml:space="preserve"> </w:t>
       </w:r>
-    </w:p>
-    <w:p>
-      <w:pPr>
-        <w:pStyle w:val="FirstParagraph"/>
-        <w:spacing w:before="0" w:after="0"/>
-        <w:ind w:left="480" w:hanging="480"/>
-      </w:pPr>
-      <w:r>
-        <w:rPr>
-          <w:rFonts w:ascii="Times New Roman" w:hAnsi="Times New Roman" w:eastAsia="Times New Roman" w:cs="Times New Roman"/>
-        </w:rPr>
-        <w:t xml:space="preserve">C. SiC </w:t>
-      </w:r>
-    </w:p>
-    <w:p>
-      <w:pPr>
-        <w:pStyle w:val="FirstParagraph"/>
-        <w:spacing w:before="0" w:after="0"/>
-        <w:ind w:left="480" w:hanging="480"/>
-      </w:pPr>
-      <w:r>
-        <w:rPr>
-          <w:rFonts w:ascii="Times New Roman" w:hAnsi="Times New Roman" w:eastAsia="Times New Roman" w:cs="Times New Roman"/>
-        </w:rPr>
-        <w:t xml:space="preserve">D.</w:t>
+      <w:r>
+        <w:rPr>
+          <w:rFonts w:ascii="Times New Roman" w:hAnsi="Times New Roman" w:eastAsia="Times New Roman" w:cs="Times New Roman"/>
+        </w:rPr>
+        <w:t xml:space="preserve">C. SiC D.</w:t>
       </w:r>
       <w:r>
         <w:rPr>
@@ -1138,16 +946,6 @@
           </m:sub>
         </m:sSub>
       </m:oMath>
-    </w:p>
-    <w:p>
-      <w:pPr>
-        <w:spacing w:before="0" w:after="0"/>
-      </w:pPr>
-    </w:p>
-    <w:p>
-      <w:pPr>
-        <w:spacing w:before="0" w:after="0"/>
-      </w:pPr>
     </w:p>
     <w:p>
       <w:pPr>
@@ -2827,31 +2625,6 @@
     </w:p>
     <w:p>
       <w:pPr>
-        <w:spacing w:before="0" w:after="0"/>
-      </w:pPr>
-    </w:p>
-    <w:p>
-      <w:pPr>
-        <w:spacing w:before="0" w:after="0"/>
-      </w:pPr>
-    </w:p>
-    <w:p>
-      <w:pPr>
-        <w:spacing w:before="0" w:after="0"/>
-      </w:pPr>
-    </w:p>
-    <w:p>
-      <w:pPr>
-        <w:spacing w:before="0" w:after="0"/>
-      </w:pPr>
-    </w:p>
-    <w:p>
-      <w:pPr>
-        <w:spacing w:before="0" w:after="0"/>
-      </w:pPr>
-    </w:p>
-    <w:p>
-      <w:pPr>
         <w:spacing w:before="160" w:after="80"/>
       </w:pPr>
       <w:r>
@@ -2889,8 +2662,6 @@
     <w:p>
       <w:pPr>
         <w:pStyle w:val="FirstParagraph"/>
-        <w:spacing w:before="0" w:after="0"/>
-        <w:ind w:left="480" w:hanging="480"/>
       </w:pPr>
       <w:r>
         <w:rPr>
@@ -3108,68 +2879,12 @@
         </w:rPr>
         <w:t xml:space="preserve"> </w:t>
       </w:r>
-    </w:p>
-    <w:p>
-      <w:pPr>
-        <w:pStyle w:val="FirstParagraph"/>
-        <w:spacing w:before="0" w:after="0"/>
-        <w:ind w:left="480" w:hanging="480"/>
-      </w:pPr>
-      <w:r>
-        <w:rPr>
-          <w:rFonts w:ascii="Times New Roman" w:hAnsi="Times New Roman" w:eastAsia="Times New Roman" w:cs="Times New Roman"/>
-        </w:rPr>
-        <w:t xml:space="preserve">A. m-n </w:t>
-      </w:r>
-    </w:p>
-    <w:p>
-      <w:pPr>
-        <w:pStyle w:val="FirstParagraph"/>
-        <w:spacing w:before="0" w:after="0"/>
-        <w:ind w:left="480" w:hanging="480"/>
-      </w:pPr>
-      <w:r>
-        <w:rPr>
-          <w:rFonts w:ascii="Times New Roman" w:hAnsi="Times New Roman" w:eastAsia="Times New Roman" w:cs="Times New Roman"/>
-        </w:rPr>
-        <w:t xml:space="preserve">B. m-3n </w:t>
-      </w:r>
-    </w:p>
-    <w:p>
-      <w:pPr>
-        <w:pStyle w:val="FirstParagraph"/>
-        <w:spacing w:before="0" w:after="0"/>
-        <w:ind w:left="480" w:hanging="480"/>
-      </w:pPr>
-      <w:r>
-        <w:rPr>
-          <w:rFonts w:ascii="Times New Roman" w:hAnsi="Times New Roman" w:eastAsia="Times New Roman" w:cs="Times New Roman"/>
-        </w:rPr>
-        <w:t xml:space="preserve">C. n-m </w:t>
-      </w:r>
-    </w:p>
-    <w:p>
-      <w:pPr>
-        <w:pStyle w:val="FirstParagraph"/>
-        <w:spacing w:before="0" w:after="0"/>
-        <w:ind w:left="480" w:hanging="480"/>
-      </w:pPr>
-      <w:r>
-        <w:rPr>
-          <w:rFonts w:ascii="Times New Roman" w:hAnsi="Times New Roman" w:eastAsia="Times New Roman" w:cs="Times New Roman"/>
-        </w:rPr>
-        <w:t xml:space="preserve">D. 3n-m</w:t>
-      </w:r>
-    </w:p>
-    <w:p>
-      <w:pPr>
-        <w:spacing w:before="0" w:after="0"/>
-      </w:pPr>
-    </w:p>
-    <w:p>
-      <w:pPr>
-        <w:spacing w:before="0" w:after="0"/>
-      </w:pPr>
+      <w:r>
+        <w:rPr>
+          <w:rFonts w:ascii="Times New Roman" w:hAnsi="Times New Roman" w:eastAsia="Times New Roman" w:cs="Times New Roman"/>
+        </w:rPr>
+        <w:t xml:space="preserve">A. m-n B. m-3n C. n-m D. 3n-m</w:t>
+      </w:r>
     </w:p>
     <w:p>
       <w:pPr>
@@ -3339,7 +3054,7 @@
         </w:rPr>
         <w:drawing>
           <wp:inline>
-            <wp:extent cx="3393587" cy="1747480"/>
+            <wp:extent cx="3600000" cy="1747480"/>
             <wp:effectExtent b="0" l="0" r="0" t="0"/>
             <wp:docPr descr="" title="" id="16" name="Picture"/>
             <a:graphic>
@@ -3360,7 +3075,7 @@
                   <pic:spPr bwMode="auto">
                     <a:xfrm>
                       <a:off x="0" y="0"/>
-                      <a:ext cx="3393587" cy="1747480"/>
+                      <a:ext cx="3600000" cy="1747480"/>
                     </a:xfrm>
                     <a:prstGeom prst="rect">
                       <a:avLst/>
@@ -3382,7 +3097,10 @@
     <w:p>
       <w:pPr>
         <w:pStyle w:val="Compact"/>
-        <w:spacing w:before="0" w:after="0"/>
+        <w:numPr>
+          <w:ilvl w:val="0"/>
+          <w:numId w:val="1001"/>
+        </w:numPr>
       </w:pPr>
       <w:r>
         <w:rPr>
@@ -3432,7 +3150,10 @@
     <w:p>
       <w:pPr>
         <w:pStyle w:val="Compact"/>
-        <w:spacing w:before="0" w:after="0"/>
+        <w:numPr>
+          <w:ilvl w:val="0"/>
+          <w:numId w:val="1001"/>
+        </w:numPr>
       </w:pPr>
       <w:r>
         <w:rPr>
@@ -3481,7 +3202,10 @@
     <w:p>
       <w:pPr>
         <w:pStyle w:val="Compact"/>
-        <w:spacing w:before="0" w:after="0"/>
+        <w:numPr>
+          <w:ilvl w:val="0"/>
+          <w:numId w:val="1001"/>
+        </w:numPr>
       </w:pPr>
       <w:r>
         <w:rPr>
@@ -3567,7 +3291,10 @@
     <w:p>
       <w:pPr>
         <w:pStyle w:val="Compact"/>
-        <w:spacing w:before="0" w:after="0"/>
+        <w:numPr>
+          <w:ilvl w:val="0"/>
+          <w:numId w:val="1001"/>
+        </w:numPr>
       </w:pPr>
       <w:r>
         <w:rPr>
@@ -3606,16 +3333,6 @@
         </w:rPr>
         <w:t>4</w:t>
       </w:r>
-    </w:p>
-    <w:p>
-      <w:pPr>
-        <w:spacing w:before="0" w:after="0"/>
-      </w:pPr>
-    </w:p>
-    <w:p>
-      <w:pPr>
-        <w:spacing w:before="0" w:after="0"/>
-      </w:pPr>
     </w:p>
     <w:p>
       <w:pPr>
@@ -3748,7 +3465,7 @@
         </w:rPr>
         <w:drawing>
           <wp:inline>
-            <wp:extent cx="2879995" cy="678081"/>
+            <wp:extent cx="3600000" cy="678081"/>
             <wp:effectExtent b="0" l="0" r="0" t="0"/>
             <wp:docPr descr="" title="" id="20" name="Picture"/>
             <a:graphic>
@@ -3769,7 +3486,7 @@
                   <pic:spPr bwMode="auto">
                     <a:xfrm>
                       <a:off x="0" y="0"/>
-                      <a:ext cx="2879995" cy="678081"/>
+                      <a:ext cx="3600000" cy="678081"/>
                     </a:xfrm>
                     <a:prstGeom prst="rect">
                       <a:avLst/>
@@ -3808,7 +3525,10 @@
     <w:p>
       <w:pPr>
         <w:pStyle w:val="Compact"/>
-        <w:spacing w:before="0" w:after="0"/>
+        <w:numPr>
+          <w:ilvl w:val="0"/>
+          <w:numId w:val="1002"/>
+        </w:numPr>
       </w:pPr>
       <w:r>
         <w:rPr>
@@ -3852,7 +3572,10 @@
     <w:p>
       <w:pPr>
         <w:pStyle w:val="Compact"/>
-        <w:spacing w:before="0" w:after="0"/>
+        <w:numPr>
+          <w:ilvl w:val="0"/>
+          <w:numId w:val="1002"/>
+        </w:numPr>
       </w:pPr>
       <w:r>
         <w:rPr>
@@ -3896,7 +3619,10 @@
     <w:p>
       <w:pPr>
         <w:pStyle w:val="Compact"/>
-        <w:spacing w:before="0" w:after="0"/>
+        <w:numPr>
+          <w:ilvl w:val="0"/>
+          <w:numId w:val="1002"/>
+        </w:numPr>
       </w:pPr>
       <w:r>
         <w:rPr>
@@ -3914,7 +3640,10 @@
     <w:p>
       <w:pPr>
         <w:pStyle w:val="Compact"/>
-        <w:spacing w:before="0" w:after="0"/>
+        <w:numPr>
+          <w:ilvl w:val="0"/>
+          <w:numId w:val="1002"/>
+        </w:numPr>
       </w:pPr>
       <w:r>
         <w:rPr>
@@ -3934,16 +3663,6 @@
         </w:rPr>
         <w:t xml:space="preserve"> 4</w:t>
       </w:r>
-    </w:p>
-    <w:p>
-      <w:pPr>
-        <w:spacing w:before="0" w:after="0"/>
-      </w:pPr>
-    </w:p>
-    <w:p>
-      <w:pPr>
-        <w:spacing w:before="0" w:after="0"/>
-      </w:pPr>
     </w:p>
     <w:p>
       <w:pPr>
@@ -5872,46 +5591,6 @@
     </w:p>
     <w:p>
       <w:pPr>
-        <w:spacing w:before="0" w:after="0"/>
-      </w:pPr>
-    </w:p>
-    <w:p>
-      <w:pPr>
-        <w:spacing w:before="0" w:after="0"/>
-      </w:pPr>
-    </w:p>
-    <w:p>
-      <w:pPr>
-        <w:spacing w:before="0" w:after="0"/>
-      </w:pPr>
-    </w:p>
-    <w:p>
-      <w:pPr>
-        <w:spacing w:before="0" w:after="0"/>
-      </w:pPr>
-    </w:p>
-    <w:p>
-      <w:pPr>
-        <w:spacing w:before="0" w:after="0"/>
-      </w:pPr>
-    </w:p>
-    <w:p>
-      <w:pPr>
-        <w:spacing w:before="0" w:after="0"/>
-      </w:pPr>
-    </w:p>
-    <w:p>
-      <w:pPr>
-        <w:spacing w:before="0" w:after="0"/>
-      </w:pPr>
-    </w:p>
-    <w:p>
-      <w:pPr>
-        <w:spacing w:before="0" w:after="0"/>
-      </w:pPr>
-    </w:p>
-    <w:p>
-      <w:pPr>
         <w:spacing w:before="160" w:after="80"/>
       </w:pPr>
       <w:r>
@@ -7345,46 +7024,6 @@
     </w:p>
     <w:p>
       <w:pPr>
-        <w:spacing w:before="0" w:after="0"/>
-      </w:pPr>
-    </w:p>
-    <w:p>
-      <w:pPr>
-        <w:spacing w:before="0" w:after="0"/>
-      </w:pPr>
-    </w:p>
-    <w:p>
-      <w:pPr>
-        <w:spacing w:before="0" w:after="0"/>
-      </w:pPr>
-    </w:p>
-    <w:p>
-      <w:pPr>
-        <w:spacing w:before="0" w:after="0"/>
-      </w:pPr>
-    </w:p>
-    <w:p>
-      <w:pPr>
-        <w:spacing w:before="0" w:after="0"/>
-      </w:pPr>
-    </w:p>
-    <w:p>
-      <w:pPr>
-        <w:spacing w:before="0" w:after="0"/>
-      </w:pPr>
-    </w:p>
-    <w:p>
-      <w:pPr>
-        <w:spacing w:before="0" w:after="0"/>
-      </w:pPr>
-    </w:p>
-    <w:p>
-      <w:pPr>
-        <w:spacing w:before="0" w:after="0"/>
-      </w:pPr>
-    </w:p>
-    <w:p>
-      <w:pPr>
         <w:spacing w:before="160" w:after="80"/>
       </w:pPr>
       <w:r>
@@ -8131,46 +7770,6 @@
     </w:p>
     <w:p>
       <w:pPr>
-        <w:spacing w:before="0" w:after="0"/>
-      </w:pPr>
-    </w:p>
-    <w:p>
-      <w:pPr>
-        <w:spacing w:before="0" w:after="0"/>
-      </w:pPr>
-    </w:p>
-    <w:p>
-      <w:pPr>
-        <w:spacing w:before="0" w:after="0"/>
-      </w:pPr>
-    </w:p>
-    <w:p>
-      <w:pPr>
-        <w:spacing w:before="0" w:after="0"/>
-      </w:pPr>
-    </w:p>
-    <w:p>
-      <w:pPr>
-        <w:spacing w:before="0" w:after="0"/>
-      </w:pPr>
-    </w:p>
-    <w:p>
-      <w:pPr>
-        <w:spacing w:before="0" w:after="0"/>
-      </w:pPr>
-    </w:p>
-    <w:p>
-      <w:pPr>
-        <w:spacing w:before="0" w:after="0"/>
-      </w:pPr>
-    </w:p>
-    <w:p>
-      <w:pPr>
-        <w:spacing w:before="0" w:after="0"/>
-      </w:pPr>
-    </w:p>
-    <w:p>
-      <w:pPr>
         <w:spacing w:before="160" w:after="80"/>
       </w:pPr>
       <w:r>
@@ -8317,31 +7916,6 @@
         </w:rPr>
         <w:t>。</w:t>
       </w:r>
-    </w:p>
-    <w:p>
-      <w:pPr>
-        <w:spacing w:before="0" w:after="0"/>
-      </w:pPr>
-    </w:p>
-    <w:p>
-      <w:pPr>
-        <w:spacing w:before="0" w:after="0"/>
-      </w:pPr>
-    </w:p>
-    <w:p>
-      <w:pPr>
-        <w:spacing w:before="0" w:after="0"/>
-      </w:pPr>
-    </w:p>
-    <w:p>
-      <w:pPr>
-        <w:spacing w:before="0" w:after="0"/>
-      </w:pPr>
-    </w:p>
-    <w:p>
-      <w:pPr>
-        <w:spacing w:before="0" w:after="0"/>
-      </w:pPr>
     </w:p>
     <w:p>
       <w:pPr>
@@ -9423,46 +8997,6 @@
     </w:p>
     <w:p>
       <w:pPr>
-        <w:spacing w:before="0" w:after="0"/>
-      </w:pPr>
-    </w:p>
-    <w:p>
-      <w:pPr>
-        <w:spacing w:before="0" w:after="0"/>
-      </w:pPr>
-    </w:p>
-    <w:p>
-      <w:pPr>
-        <w:spacing w:before="0" w:after="0"/>
-      </w:pPr>
-    </w:p>
-    <w:p>
-      <w:pPr>
-        <w:spacing w:before="0" w:after="0"/>
-      </w:pPr>
-    </w:p>
-    <w:p>
-      <w:pPr>
-        <w:spacing w:before="0" w:after="0"/>
-      </w:pPr>
-    </w:p>
-    <w:p>
-      <w:pPr>
-        <w:spacing w:before="0" w:after="0"/>
-      </w:pPr>
-    </w:p>
-    <w:p>
-      <w:pPr>
-        <w:spacing w:before="0" w:after="0"/>
-      </w:pPr>
-    </w:p>
-    <w:p>
-      <w:pPr>
-        <w:spacing w:before="0" w:after="0"/>
-      </w:pPr>
-    </w:p>
-    <w:p>
-      <w:pPr>
         <w:spacing w:before="160" w:after="80"/>
       </w:pPr>
       <w:r>
@@ -9634,7 +9168,7 @@
         </w:rPr>
         <w:drawing>
           <wp:inline>
-            <wp:extent cx="3240000" cy="3104151"/>
+            <wp:extent cx="3240000" cy="3104717"/>
             <wp:effectExtent b="0" l="0" r="0" t="0"/>
             <wp:docPr descr="" title="" id="29" name="Picture"/>
             <a:graphic>
@@ -9655,7 +9189,7 @@
                   <pic:spPr bwMode="auto">
                     <a:xfrm>
                       <a:off x="0" y="0"/>
-                      <a:ext cx="3240000" cy="3104151"/>
+                      <a:ext cx="3240000" cy="3104717"/>
                     </a:xfrm>
                     <a:prstGeom prst="rect">
                       <a:avLst/>
@@ -9676,31 +9210,6 @@
     </w:p>
     <w:p>
       <w:pPr>
-        <w:spacing w:before="0" w:after="0"/>
-      </w:pPr>
-    </w:p>
-    <w:p>
-      <w:pPr>
-        <w:spacing w:before="0" w:after="0"/>
-      </w:pPr>
-    </w:p>
-    <w:p>
-      <w:pPr>
-        <w:spacing w:before="0" w:after="0"/>
-      </w:pPr>
-    </w:p>
-    <w:p>
-      <w:pPr>
-        <w:spacing w:before="0" w:after="0"/>
-      </w:pPr>
-    </w:p>
-    <w:p>
-      <w:pPr>
-        <w:spacing w:before="0" w:after="0"/>
-      </w:pPr>
-    </w:p>
-    <w:p>
-      <w:pPr>
         <w:spacing w:before="160" w:after="80"/>
       </w:pPr>
       <w:r>
@@ -9971,7 +9480,7 @@
         </w:rPr>
         <w:drawing>
           <wp:inline>
-            <wp:extent cx="3240000" cy="2925000"/>
+            <wp:extent cx="3240000" cy="2926244"/>
             <wp:effectExtent b="0" l="0" r="0" t="0"/>
             <wp:docPr descr="" title="" id="33" name="Picture"/>
             <a:graphic>
@@ -9992,7 +9501,7 @@
                   <pic:spPr bwMode="auto">
                     <a:xfrm>
                       <a:off x="0" y="0"/>
-                      <a:ext cx="3240000" cy="2925000"/>
+                      <a:ext cx="3240000" cy="2926244"/>
                     </a:xfrm>
                     <a:prstGeom prst="rect">
                       <a:avLst/>
@@ -10013,31 +9522,6 @@
     </w:p>
     <w:p>
       <w:pPr>
-        <w:spacing w:before="0" w:after="0"/>
-      </w:pPr>
-    </w:p>
-    <w:p>
-      <w:pPr>
-        <w:spacing w:before="0" w:after="0"/>
-      </w:pPr>
-    </w:p>
-    <w:p>
-      <w:pPr>
-        <w:spacing w:before="0" w:after="0"/>
-      </w:pPr>
-    </w:p>
-    <w:p>
-      <w:pPr>
-        <w:spacing w:before="0" w:after="0"/>
-      </w:pPr>
-    </w:p>
-    <w:p>
-      <w:pPr>
-        <w:spacing w:before="0" w:after="0"/>
-      </w:pPr>
-    </w:p>
-    <w:p>
-      <w:pPr>
         <w:spacing w:before="160" w:after="80"/>
       </w:pPr>
       <w:r>
@@ -10239,31 +9723,6 @@
         </w:rPr>
         <w:t>。</w:t>
       </w:r>
-    </w:p>
-    <w:p>
-      <w:pPr>
-        <w:spacing w:before="0" w:after="0"/>
-      </w:pPr>
-    </w:p>
-    <w:p>
-      <w:pPr>
-        <w:spacing w:before="0" w:after="0"/>
-      </w:pPr>
-    </w:p>
-    <w:p>
-      <w:pPr>
-        <w:spacing w:before="0" w:after="0"/>
-      </w:pPr>
-    </w:p>
-    <w:p>
-      <w:pPr>
-        <w:spacing w:before="0" w:after="0"/>
-      </w:pPr>
-    </w:p>
-    <w:p>
-      <w:pPr>
-        <w:spacing w:before="0" w:after="0"/>
-      </w:pPr>
     </w:p>
     <w:p>
       <w:pPr>
@@ -14394,46 +13853,6 @@
     </w:p>
     <w:p>
       <w:pPr>
-        <w:spacing w:before="0" w:after="0"/>
-      </w:pPr>
-    </w:p>
-    <w:p>
-      <w:pPr>
-        <w:spacing w:before="0" w:after="0"/>
-      </w:pPr>
-    </w:p>
-    <w:p>
-      <w:pPr>
-        <w:spacing w:before="0" w:after="0"/>
-      </w:pPr>
-    </w:p>
-    <w:p>
-      <w:pPr>
-        <w:spacing w:before="0" w:after="0"/>
-      </w:pPr>
-    </w:p>
-    <w:p>
-      <w:pPr>
-        <w:spacing w:before="0" w:after="0"/>
-      </w:pPr>
-    </w:p>
-    <w:p>
-      <w:pPr>
-        <w:spacing w:before="0" w:after="0"/>
-      </w:pPr>
-    </w:p>
-    <w:p>
-      <w:pPr>
-        <w:spacing w:before="0" w:after="0"/>
-      </w:pPr>
-    </w:p>
-    <w:p>
-      <w:pPr>
-        <w:spacing w:before="0" w:after="0"/>
-      </w:pPr>
-    </w:p>
-    <w:p>
-      <w:pPr>
         <w:spacing w:before="160" w:after="80"/>
       </w:pPr>
       <w:r>
@@ -15064,46 +14483,6 @@
     </w:p>
     <w:p>
       <w:pPr>
-        <w:spacing w:before="0" w:after="0"/>
-      </w:pPr>
-    </w:p>
-    <w:p>
-      <w:pPr>
-        <w:spacing w:before="0" w:after="0"/>
-      </w:pPr>
-    </w:p>
-    <w:p>
-      <w:pPr>
-        <w:spacing w:before="0" w:after="0"/>
-      </w:pPr>
-    </w:p>
-    <w:p>
-      <w:pPr>
-        <w:spacing w:before="0" w:after="0"/>
-      </w:pPr>
-    </w:p>
-    <w:p>
-      <w:pPr>
-        <w:spacing w:before="0" w:after="0"/>
-      </w:pPr>
-    </w:p>
-    <w:p>
-      <w:pPr>
-        <w:spacing w:before="0" w:after="0"/>
-      </w:pPr>
-    </w:p>
-    <w:p>
-      <w:pPr>
-        <w:spacing w:before="0" w:after="0"/>
-      </w:pPr>
-    </w:p>
-    <w:p>
-      <w:pPr>
-        <w:spacing w:before="0" w:after="0"/>
-      </w:pPr>
-    </w:p>
-    <w:p>
-      <w:pPr>
         <w:spacing w:before="160" w:after="80"/>
       </w:pPr>
       <w:r>
@@ -15178,21 +14557,6 @@
         </w:rPr>
         <w:t>。</w:t>
       </w:r>
-    </w:p>
-    <w:p>
-      <w:pPr>
-        <w:spacing w:before="0" w:after="0"/>
-      </w:pPr>
-    </w:p>
-    <w:p>
-      <w:pPr>
-        <w:spacing w:before="0" w:after="0"/>
-      </w:pPr>
-    </w:p>
-    <w:p>
-      <w:pPr>
-        <w:spacing w:before="0" w:after="0"/>
-      </w:pPr>
     </w:p>
     <w:p>
       <w:pPr>
@@ -15477,31 +14841,6 @@
     </w:p>
     <w:p>
       <w:pPr>
-        <w:spacing w:before="0" w:after="0"/>
-      </w:pPr>
-    </w:p>
-    <w:p>
-      <w:pPr>
-        <w:spacing w:before="0" w:after="0"/>
-      </w:pPr>
-    </w:p>
-    <w:p>
-      <w:pPr>
-        <w:spacing w:before="0" w:after="0"/>
-      </w:pPr>
-    </w:p>
-    <w:p>
-      <w:pPr>
-        <w:spacing w:before="0" w:after="0"/>
-      </w:pPr>
-    </w:p>
-    <w:p>
-      <w:pPr>
-        <w:spacing w:before="0" w:after="0"/>
-      </w:pPr>
-    </w:p>
-    <w:p>
-      <w:pPr>
         <w:spacing w:before="160" w:after="80"/>
       </w:pPr>
       <w:r>
@@ -16014,21 +15353,6 @@
     </w:p>
     <w:p>
       <w:pPr>
-        <w:spacing w:before="0" w:after="0"/>
-      </w:pPr>
-    </w:p>
-    <w:p>
-      <w:pPr>
-        <w:spacing w:before="0" w:after="0"/>
-      </w:pPr>
-    </w:p>
-    <w:p>
-      <w:pPr>
-        <w:spacing w:before="0" w:after="0"/>
-      </w:pPr>
-    </w:p>
-    <w:p>
-      <w:pPr>
         <w:spacing w:before="160" w:after="80"/>
       </w:pPr>
       <w:r>
@@ -16066,8 +15390,6 @@
     <w:p>
       <w:pPr>
         <w:pStyle w:val="FirstParagraph"/>
-        <w:spacing w:before="0" w:after="0"/>
-        <w:ind w:left="480" w:hanging="480"/>
       </w:pPr>
       <w:r>
         <w:rPr>
@@ -16159,13 +15481,6 @@
         </w:rPr>
         <w:t xml:space="preserve"> </w:t>
       </w:r>
-    </w:p>
-    <w:p>
-      <w:pPr>
-        <w:pStyle w:val="FirstParagraph"/>
-        <w:spacing w:before="0" w:after="0"/>
-        <w:ind w:left="480" w:hanging="480"/>
-      </w:pPr>
       <w:r>
         <w:rPr>
           <w:rFonts w:ascii="Times New Roman" w:hAnsi="Times New Roman" w:eastAsia="Times New Roman" w:cs="Times New Roman"/>
@@ -16184,13 +15499,6 @@
         </w:rPr>
         <w:t xml:space="preserve"> </w:t>
       </w:r>
-    </w:p>
-    <w:p>
-      <w:pPr>
-        <w:pStyle w:val="FirstParagraph"/>
-        <w:spacing w:before="0" w:after="0"/>
-        <w:ind w:left="480" w:hanging="480"/>
-      </w:pPr>
       <w:r>
         <w:rPr>
           <w:rFonts w:ascii="Times New Roman" w:hAnsi="Times New Roman" w:eastAsia="Times New Roman" w:cs="Times New Roman"/>
@@ -16209,13 +15517,6 @@
         </w:rPr>
         <w:t xml:space="preserve"> </w:t>
       </w:r>
-    </w:p>
-    <w:p>
-      <w:pPr>
-        <w:pStyle w:val="FirstParagraph"/>
-        <w:spacing w:before="0" w:after="0"/>
-        <w:ind w:left="480" w:hanging="480"/>
-      </w:pPr>
       <w:r>
         <w:rPr>
           <w:rFonts w:ascii="Times New Roman" w:hAnsi="Times New Roman" w:eastAsia="Times New Roman" w:cs="Times New Roman"/>
@@ -16234,13 +15535,6 @@
         </w:rPr>
         <w:t xml:space="preserve"> </w:t>
       </w:r>
-    </w:p>
-    <w:p>
-      <w:pPr>
-        <w:pStyle w:val="FirstParagraph"/>
-        <w:spacing w:before="0" w:after="0"/>
-        <w:ind w:left="480" w:hanging="480"/>
-      </w:pPr>
       <w:r>
         <w:rPr>
           <w:rFonts w:ascii="Times New Roman" w:hAnsi="Times New Roman" w:eastAsia="Times New Roman" w:cs="Times New Roman"/>
@@ -16283,16 +15577,6 @@
         </w:rPr>
         <w:t xml:space="preserve">无法求</w:t>
       </w:r>
-    </w:p>
-    <w:p>
-      <w:pPr>
-        <w:spacing w:before="0" w:after="0"/>
-      </w:pPr>
-    </w:p>
-    <w:p>
-      <w:pPr>
-        <w:spacing w:before="0" w:after="0"/>
-      </w:pPr>
     </w:p>
     <w:p>
       <w:pPr>
@@ -17006,46 +16290,6 @@
     </w:p>
     <w:p>
       <w:pPr>
-        <w:spacing w:before="0" w:after="0"/>
-      </w:pPr>
-    </w:p>
-    <w:p>
-      <w:pPr>
-        <w:spacing w:before="0" w:after="0"/>
-      </w:pPr>
-    </w:p>
-    <w:p>
-      <w:pPr>
-        <w:spacing w:before="0" w:after="0"/>
-      </w:pPr>
-    </w:p>
-    <w:p>
-      <w:pPr>
-        <w:spacing w:before="0" w:after="0"/>
-      </w:pPr>
-    </w:p>
-    <w:p>
-      <w:pPr>
-        <w:spacing w:before="0" w:after="0"/>
-      </w:pPr>
-    </w:p>
-    <w:p>
-      <w:pPr>
-        <w:spacing w:before="0" w:after="0"/>
-      </w:pPr>
-    </w:p>
-    <w:p>
-      <w:pPr>
-        <w:spacing w:before="0" w:after="0"/>
-      </w:pPr>
-    </w:p>
-    <w:p>
-      <w:pPr>
-        <w:spacing w:before="0" w:after="0"/>
-      </w:pPr>
-    </w:p>
-    <w:p>
-      <w:pPr>
         <w:spacing w:before="160" w:after="80"/>
       </w:pPr>
       <w:r>
@@ -17303,7 +16547,7 @@
         </w:rPr>
         <w:drawing>
           <wp:inline>
-            <wp:extent cx="3600000" cy="1221719"/>
+            <wp:extent cx="3600000" cy="1238008"/>
             <wp:effectExtent b="0" l="0" r="0" t="0"/>
             <wp:docPr descr="" title="" id="45" name="Picture"/>
             <a:graphic>
@@ -17324,7 +16568,7 @@
                   <pic:spPr bwMode="auto">
                     <a:xfrm>
                       <a:off x="0" y="0"/>
-                      <a:ext cx="3600000" cy="1221719"/>
+                      <a:ext cx="3600000" cy="1238008"/>
                     </a:xfrm>
                     <a:prstGeom prst="rect">
                       <a:avLst/>
@@ -17882,46 +17126,6 @@
     </w:p>
     <w:p>
       <w:pPr>
-        <w:spacing w:before="0" w:after="0"/>
-      </w:pPr>
-    </w:p>
-    <w:p>
-      <w:pPr>
-        <w:spacing w:before="0" w:after="0"/>
-      </w:pPr>
-    </w:p>
-    <w:p>
-      <w:pPr>
-        <w:spacing w:before="0" w:after="0"/>
-      </w:pPr>
-    </w:p>
-    <w:p>
-      <w:pPr>
-        <w:spacing w:before="0" w:after="0"/>
-      </w:pPr>
-    </w:p>
-    <w:p>
-      <w:pPr>
-        <w:spacing w:before="0" w:after="0"/>
-      </w:pPr>
-    </w:p>
-    <w:p>
-      <w:pPr>
-        <w:spacing w:before="0" w:after="0"/>
-      </w:pPr>
-    </w:p>
-    <w:p>
-      <w:pPr>
-        <w:spacing w:before="0" w:after="0"/>
-      </w:pPr>
-    </w:p>
-    <w:p>
-      <w:pPr>
-        <w:spacing w:before="0" w:after="0"/>
-      </w:pPr>
-    </w:p>
-    <w:p>
-      <w:pPr>
         <w:spacing w:before="160" w:after="80"/>
       </w:pPr>
       <w:r>
@@ -18053,14 +17257,6 @@
       <w:tblPr>
         <w:tblStyle w:val="Table"/>
         <w:tblW w:type="auto" w:w="0"/>
-        <w:tblBorders>
-          <w:top w:val="single" w:sz="12" w:space="0" w:color="000000"/>
-          <w:left w:val="none" w:sz="0" w:space="0" w:color="auto"/>
-          <w:bottom w:val="single" w:sz="12" w:space="0" w:color="000000"/>
-          <w:right w:val="none" w:sz="0" w:space="0" w:color="auto"/>
-          <w:insideH w:val="none" w:sz="0" w:space="0" w:color="auto"/>
-          <w:insideV w:val="none" w:sz="0" w:space="0" w:color="auto"/>
-        </w:tblBorders>
         <w:tblLook w:firstRow="1" w:lastRow="0" w:firstColumn="0" w:lastColumn="0" w:noHBand="0" w:noVBand="0" w:val="0020"/>
       </w:tblPr>
       <w:tblGrid>
@@ -18074,11 +17270,7 @@
           <w:tblHeader w:val="on"/>
         </w:trPr>
         <w:tc>
-          <w:tcPr>
-            <w:tcBorders>
-              <w:bottom w:val="single" w:sz="8" w:space="0" w:color="000000"/>
-            </w:tcBorders>
-          </w:tcPr>
+          <w:tcPr/>
           <w:p>
             <w:pPr>
               <w:pStyle w:val="Compact"/>
@@ -18094,11 +17286,7 @@
           </w:p>
         </w:tc>
         <w:tc>
-          <w:tcPr>
-            <w:tcBorders>
-              <w:bottom w:val="single" w:sz="8" w:space="0" w:color="000000"/>
-            </w:tcBorders>
-          </w:tcPr>
+          <w:tcPr/>
           <w:p>
             <w:pPr>
               <w:pStyle w:val="Compact"/>
@@ -18114,11 +17302,7 @@
           </w:p>
         </w:tc>
         <w:tc>
-          <w:tcPr>
-            <w:tcBorders>
-              <w:bottom w:val="single" w:sz="8" w:space="0" w:color="000000"/>
-            </w:tcBorders>
-          </w:tcPr>
+          <w:tcPr/>
           <w:p>
             <w:pPr>
               <w:pStyle w:val="Compact"/>
@@ -18134,11 +17318,7 @@
           </w:p>
         </w:tc>
         <w:tc>
-          <w:tcPr>
-            <w:tcBorders>
-              <w:bottom w:val="single" w:sz="8" w:space="0" w:color="000000"/>
-            </w:tcBorders>
-          </w:tcPr>
+          <w:tcPr/>
           <w:p>
             <w:pPr>
               <w:pStyle w:val="Compact"/>
@@ -18672,46 +17852,6 @@
     </w:p>
     <w:p>
       <w:pPr>
-        <w:spacing w:before="0" w:after="0"/>
-      </w:pPr>
-    </w:p>
-    <w:p>
-      <w:pPr>
-        <w:spacing w:before="0" w:after="0"/>
-      </w:pPr>
-    </w:p>
-    <w:p>
-      <w:pPr>
-        <w:spacing w:before="0" w:after="0"/>
-      </w:pPr>
-    </w:p>
-    <w:p>
-      <w:pPr>
-        <w:spacing w:before="0" w:after="0"/>
-      </w:pPr>
-    </w:p>
-    <w:p>
-      <w:pPr>
-        <w:spacing w:before="0" w:after="0"/>
-      </w:pPr>
-    </w:p>
-    <w:p>
-      <w:pPr>
-        <w:spacing w:before="0" w:after="0"/>
-      </w:pPr>
-    </w:p>
-    <w:p>
-      <w:pPr>
-        <w:spacing w:before="0" w:after="0"/>
-      </w:pPr>
-    </w:p>
-    <w:p>
-      <w:pPr>
-        <w:spacing w:before="0" w:after="0"/>
-      </w:pPr>
-    </w:p>
-    <w:p>
-      <w:pPr>
         <w:spacing w:before="160" w:after="80"/>
       </w:pPr>
       <w:r>
@@ -20489,46 +19629,6 @@
         </w:rPr>
         <w:t>。</w:t>
       </w:r>
-    </w:p>
-    <w:p>
-      <w:pPr>
-        <w:spacing w:before="0" w:after="0"/>
-      </w:pPr>
-    </w:p>
-    <w:p>
-      <w:pPr>
-        <w:spacing w:before="0" w:after="0"/>
-      </w:pPr>
-    </w:p>
-    <w:p>
-      <w:pPr>
-        <w:spacing w:before="0" w:after="0"/>
-      </w:pPr>
-    </w:p>
-    <w:p>
-      <w:pPr>
-        <w:spacing w:before="0" w:after="0"/>
-      </w:pPr>
-    </w:p>
-    <w:p>
-      <w:pPr>
-        <w:spacing w:before="0" w:after="0"/>
-      </w:pPr>
-    </w:p>
-    <w:p>
-      <w:pPr>
-        <w:spacing w:before="0" w:after="0"/>
-      </w:pPr>
-    </w:p>
-    <w:p>
-      <w:pPr>
-        <w:spacing w:before="0" w:after="0"/>
-      </w:pPr>
-    </w:p>
-    <w:p>
-      <w:pPr>
-        <w:spacing w:before="0" w:after="0"/>
-      </w:pPr>
     </w:p>
     <w:p>
       <w:pPr>
@@ -21631,7 +20731,7 @@
     <ns0:rPr>
       <ns0:rFonts ns0:ascii="Times New Roman" ns0:cs="Times New Roman" ns0:eastAsia="SimHei" ns0:hAnsi="Times New Roman"/>
       <ns0:b/>
-      <ns0:color ns0:val="000000"/>
+      <ns0:color ns0:val="17324D"/>
       <ns0:sz ns0:val="44"/>
       <ns0:szCs ns0:val="56"/>
     </ns0:rPr>
@@ -21773,7 +20873,7 @@
     <ns0:rPr>
       <ns0:rFonts ns0:ascii="Times New Roman" ns0:cs="Times New Roman" ns0:eastAsia="SimHei" ns0:hAnsi="Times New Roman"/>
       <ns0:b/>
-      <ns0:color ns0:val="000000"/>
+      <ns0:color ns0:val="17324D"/>
       <ns0:sz ns0:val="32"/>
       <ns0:szCs ns0:val="40"/>
     </ns0:rPr>
@@ -21797,7 +20897,7 @@
     <ns0:rPr>
       <ns0:rFonts ns0:ascii="Times New Roman" ns0:cs="Times New Roman" ns0:eastAsia="SimHei" ns0:hAnsi="Times New Roman"/>
       <ns0:b/>
-      <ns0:color ns0:val="000000"/>
+      <ns0:color ns0:val="17324D"/>
       <ns0:sz ns0:val="28"/>
       <ns0:szCs ns0:val="32"/>
     </ns0:rPr>
@@ -21821,7 +20921,7 @@
     <ns0:rPr>
       <ns0:rFonts ns0:ascii="Times New Roman" ns0:cs="Times New Roman" ns0:eastAsia="SimHei" ns0:hAnsi="Times New Roman"/>
       <ns0:b/>
-      <ns0:color ns0:val="000000"/>
+      <ns0:color ns0:val="17324D"/>
       <ns0:sz ns0:val="25"/>
       <ns0:szCs ns0:val="28"/>
     </ns0:rPr>

--- a/00-首页/题组Word/第一轮·综合套卷/第一轮综合卷06（学生版）.docx
+++ b/00-首页/题组Word/第一轮·综合套卷/第一轮综合卷06（学生版）.docx
@@ -42,6 +42,60 @@
     </w:p>
     <w:p>
       <w:pPr>
+        <w:pStyle w:val="BlockText"/>
+        <w:ind w:firstLine="420"/>
+      </w:pPr>
+      <w:r>
+        <w:rPr>
+          <w:rFonts w:hint="eastAsia" w:ascii="Times New Roman" w:hAnsi="Times New Roman" w:eastAsia="FangSong" w:cs="Times New Roman"/>
+        </w:rPr>
+        <w:t xml:space="preserve">共</w:t>
+      </w:r>
+      <w:r>
+        <w:rPr>
+          <w:rFonts w:ascii="Times New Roman" w:hAnsi="Times New Roman" w:eastAsia="Times New Roman" w:cs="Times New Roman"/>
+        </w:rPr>
+        <w:t xml:space="preserve"> 26 </w:t>
+      </w:r>
+      <w:r>
+        <w:rPr>
+          <w:rFonts w:hint="eastAsia" w:ascii="Times New Roman" w:hAnsi="Times New Roman" w:eastAsia="FangSong" w:cs="Times New Roman"/>
+        </w:rPr>
+        <w:t>题</w:t>
+      </w:r>
+      <w:r>
+        <w:rPr>
+          <w:rFonts w:hint="eastAsia" w:ascii="Times New Roman" w:hAnsi="Times New Roman" w:eastAsia="Times New Roman" w:cs="Times New Roman"/>
+        </w:rPr>
+        <w:t>。</w:t>
+      </w:r>
+      <w:r>
+        <w:rPr>
+          <w:rFonts w:hint="eastAsia" w:ascii="Times New Roman" w:hAnsi="Times New Roman" w:eastAsia="FangSong" w:cs="Times New Roman"/>
+        </w:rPr>
+        <w:t>建议先独立完成</w:t>
+      </w:r>
+      <w:r>
+        <w:rPr>
+          <w:rFonts w:hint="eastAsia" w:ascii="Times New Roman" w:hAnsi="Times New Roman" w:eastAsia="Times New Roman" w:cs="Times New Roman"/>
+        </w:rPr>
+        <w:t>，</w:t>
+      </w:r>
+      <w:r>
+        <w:rPr>
+          <w:rFonts w:hint="eastAsia" w:ascii="Times New Roman" w:hAnsi="Times New Roman" w:eastAsia="FangSong" w:cs="Times New Roman"/>
+        </w:rPr>
+        <w:t>再核对答案</w:t>
+      </w:r>
+      <w:r>
+        <w:rPr>
+          <w:rFonts w:hint="eastAsia" w:ascii="Times New Roman" w:hAnsi="Times New Roman" w:eastAsia="Times New Roman" w:cs="Times New Roman"/>
+        </w:rPr>
+        <w:t>。</w:t>
+      </w:r>
+    </w:p>
+    <w:p>
+      <w:pPr>
         <w:spacing w:before="160" w:after="80"/>
       </w:pPr>
       <w:r>
@@ -91,6 +145,7 @@
     <w:p>
       <w:pPr>
         <w:pStyle w:val="FirstParagraph"/>
+        <w:ind w:firstLine="420"/>
       </w:pPr>
       <w:r>
         <w:rPr>
@@ -126,7 +181,7 @@
         <w:rPr>
           <w:rFonts w:ascii="Times New Roman" w:hAnsi="Times New Roman" w:eastAsia="Times New Roman" w:cs="Times New Roman"/>
         </w:rPr>
-        <w:t xml:space="preserve">A.</w:t>
+        <w:t xml:space="preserve">- A.</w:t>
       </w:r>
       <w:r>
         <w:rPr>
@@ -221,7 +276,7 @@
         <w:rPr>
           <w:rFonts w:ascii="Times New Roman" w:hAnsi="Times New Roman" w:eastAsia="Times New Roman" w:cs="Times New Roman"/>
         </w:rPr>
-        <w:t xml:space="preserve">B.</w:t>
+        <w:t xml:space="preserve">- B.</w:t>
       </w:r>
       <w:r>
         <w:rPr>
@@ -316,7 +371,7 @@
         <w:rPr>
           <w:rFonts w:ascii="Times New Roman" w:hAnsi="Times New Roman" w:eastAsia="Times New Roman" w:cs="Times New Roman"/>
         </w:rPr>
-        <w:t xml:space="preserve">C.</w:t>
+        <w:t xml:space="preserve">- C.</w:t>
       </w:r>
       <w:r>
         <w:rPr>
@@ -411,7 +466,7 @@
         <w:rPr>
           <w:rFonts w:ascii="Times New Roman" w:hAnsi="Times New Roman" w:eastAsia="Times New Roman" w:cs="Times New Roman"/>
         </w:rPr>
-        <w:t xml:space="preserve">D.</w:t>
+        <w:t xml:space="preserve">- D.</w:t>
       </w:r>
       <w:r>
         <w:rPr>
@@ -507,6 +562,16 @@
         </w:pict>
       </w:r>
     </w:p>
+    <w:p>
+      <w:pPr>
+        <w:spacing w:before="160" w:after="80"/>
+      </w:pPr>
+      <w:r>
+        <w:pict>
+          <v:rect style="width:0;height:1.5pt" o:hralign="center" o:hrstd="t" o:hr="t"/>
+        </w:pict>
+      </w:r>
+    </w:p>
     <w:bookmarkEnd w:id="9"/>
     <w:bookmarkStart w:id="10" w:name="第2题"/>
     <w:p>
@@ -536,6 +601,7 @@
     <w:p>
       <w:pPr>
         <w:pStyle w:val="FirstParagraph"/>
+        <w:ind w:firstLine="420"/>
       </w:pPr>
       <w:r>
         <w:rPr>
@@ -638,6 +704,16 @@
           <w:rFonts w:hint="eastAsia" w:ascii="Times New Roman" w:hAnsi="Times New Roman" w:eastAsia="FangSong" w:cs="Times New Roman"/>
         </w:rPr>
         <w:t xml:space="preserve">均正确</w:t>
+      </w:r>
+    </w:p>
+    <w:p>
+      <w:pPr>
+        <w:spacing w:before="160" w:after="80"/>
+      </w:pPr>
+      <w:r>
+        <w:pict>
+          <v:rect style="width:0;height:1.5pt" o:hralign="center" o:hrstd="t" o:hr="t"/>
+        </w:pict>
       </w:r>
     </w:p>
     <w:p>
@@ -679,6 +755,7 @@
     <w:p>
       <w:pPr>
         <w:pStyle w:val="FirstParagraph"/>
+        <w:ind w:firstLine="420"/>
       </w:pPr>
       <w:r>
         <w:rPr>
@@ -758,7 +835,7 @@
         <w:rPr>
           <w:rFonts w:ascii="Times New Roman" w:hAnsi="Times New Roman" w:eastAsia="Times New Roman" w:cs="Times New Roman"/>
         </w:rPr>
-        <w:t xml:space="preserve">A. </w:t>
+        <w:t xml:space="preserve">- A. </w:t>
       </w:r>
       <w:r>
         <w:rPr>
@@ -770,7 +847,13 @@
         <w:rPr>
           <w:rFonts w:ascii="Times New Roman" w:hAnsi="Times New Roman" w:eastAsia="Times New Roman" w:cs="Times New Roman"/>
         </w:rPr>
-        <w:t xml:space="preserve"> B. </w:t>
+        <w:t xml:space="preserve"> </w:t>
+      </w:r>
+      <w:r>
+        <w:rPr>
+          <w:rFonts w:ascii="Times New Roman" w:hAnsi="Times New Roman" w:eastAsia="Times New Roman" w:cs="Times New Roman"/>
+        </w:rPr>
+        <w:t xml:space="preserve">- B. </w:t>
       </w:r>
       <w:r>
         <w:rPr>
@@ -782,7 +865,13 @@
         <w:rPr>
           <w:rFonts w:ascii="Times New Roman" w:hAnsi="Times New Roman" w:eastAsia="Times New Roman" w:cs="Times New Roman"/>
         </w:rPr>
-        <w:t xml:space="preserve"> C. </w:t>
+        <w:t xml:space="preserve"> </w:t>
+      </w:r>
+      <w:r>
+        <w:rPr>
+          <w:rFonts w:ascii="Times New Roman" w:hAnsi="Times New Roman" w:eastAsia="Times New Roman" w:cs="Times New Roman"/>
+        </w:rPr>
+        <w:t xml:space="preserve">- C. </w:t>
       </w:r>
       <w:r>
         <w:rPr>
@@ -794,13 +883,29 @@
         <w:rPr>
           <w:rFonts w:ascii="Times New Roman" w:hAnsi="Times New Roman" w:eastAsia="Times New Roman" w:cs="Times New Roman"/>
         </w:rPr>
-        <w:t xml:space="preserve"> D. T </w:t>
+        <w:t xml:space="preserve"> </w:t>
+      </w:r>
+      <w:r>
+        <w:rPr>
+          <w:rFonts w:ascii="Times New Roman" w:hAnsi="Times New Roman" w:eastAsia="Times New Roman" w:cs="Times New Roman"/>
+        </w:rPr>
+        <w:t xml:space="preserve">- D. T </w:t>
       </w:r>
       <w:r>
         <w:rPr>
           <w:rFonts w:hint="eastAsia" w:ascii="Times New Roman" w:hAnsi="Times New Roman" w:eastAsia="FangSong" w:cs="Times New Roman"/>
         </w:rPr>
         <w:t xml:space="preserve">字形</w:t>
+      </w:r>
+    </w:p>
+    <w:p>
+      <w:pPr>
+        <w:spacing w:before="160" w:after="80"/>
+      </w:pPr>
+      <w:r>
+        <w:pict>
+          <v:rect style="width:0;height:1.5pt" o:hralign="center" o:hrstd="t" o:hr="t"/>
+        </w:pict>
       </w:r>
     </w:p>
     <w:p>
@@ -842,6 +947,7 @@
     <w:p>
       <w:pPr>
         <w:pStyle w:val="FirstParagraph"/>
+        <w:ind w:firstLine="420"/>
       </w:pPr>
       <w:r>
         <w:rPr>
@@ -883,7 +989,19 @@
         <w:rPr>
           <w:rFonts w:ascii="Times New Roman" w:hAnsi="Times New Roman" w:eastAsia="Times New Roman" w:cs="Times New Roman"/>
         </w:rPr>
-        <w:t xml:space="preserve">A. K B.</w:t>
+        <w:t xml:space="preserve">- A. K</w:t>
+      </w:r>
+      <w:r>
+        <w:rPr>
+          <w:rFonts w:ascii="Times New Roman" w:hAnsi="Times New Roman" w:eastAsia="Times New Roman" w:cs="Times New Roman"/>
+        </w:rPr>
+        <w:t xml:space="preserve"> </w:t>
+      </w:r>
+      <w:r>
+        <w:rPr>
+          <w:rFonts w:ascii="Times New Roman" w:hAnsi="Times New Roman" w:eastAsia="Times New Roman" w:cs="Times New Roman"/>
+        </w:rPr>
+        <w:t xml:space="preserve">- B.</w:t>
       </w:r>
       <w:r>
         <w:rPr>
@@ -918,7 +1036,19 @@
         <w:rPr>
           <w:rFonts w:ascii="Times New Roman" w:hAnsi="Times New Roman" w:eastAsia="Times New Roman" w:cs="Times New Roman"/>
         </w:rPr>
-        <w:t xml:space="preserve">C. SiC D.</w:t>
+        <w:t xml:space="preserve">- C. SiC</w:t>
+      </w:r>
+      <w:r>
+        <w:rPr>
+          <w:rFonts w:ascii="Times New Roman" w:hAnsi="Times New Roman" w:eastAsia="Times New Roman" w:cs="Times New Roman"/>
+        </w:rPr>
+        <w:t xml:space="preserve"> </w:t>
+      </w:r>
+      <w:r>
+        <w:rPr>
+          <w:rFonts w:ascii="Times New Roman" w:hAnsi="Times New Roman" w:eastAsia="Times New Roman" w:cs="Times New Roman"/>
+        </w:rPr>
+        <w:t xml:space="preserve">- D.</w:t>
       </w:r>
       <w:r>
         <w:rPr>
@@ -957,6 +1087,16 @@
         </w:pict>
       </w:r>
     </w:p>
+    <w:p>
+      <w:pPr>
+        <w:spacing w:before="160" w:after="80"/>
+      </w:pPr>
+      <w:r>
+        <w:pict>
+          <v:rect style="width:0;height:1.5pt" o:hralign="center" o:hrstd="t" o:hr="t"/>
+        </w:pict>
+      </w:r>
+    </w:p>
     <w:bookmarkEnd w:id="12"/>
     <w:bookmarkStart w:id="13" w:name="第5题"/>
     <w:p>
@@ -986,6 +1126,7 @@
     <w:p>
       <w:pPr>
         <w:pStyle w:val="FirstParagraph"/>
+        <w:ind w:firstLine="420"/>
       </w:pPr>
       <w:r>
         <w:rPr>
@@ -1596,6 +1737,7 @@
     <w:p>
       <w:pPr>
         <w:pStyle w:val="FirstParagraph"/>
+        <w:ind w:firstLine="420"/>
       </w:pPr>
       <w:r>
         <w:rPr>
@@ -1817,14 +1959,12 @@
     </w:p>
     <w:p>
       <w:pPr>
-        <w:pStyle w:val="BodyText"/>
-      </w:pPr>
-      <w:r>
-        <w:rPr>
-          <w:rFonts w:ascii="Times New Roman" w:hAnsi="Times New Roman" w:eastAsia="Times New Roman" w:cs="Times New Roman"/>
-        </w:rPr>
-        <w:t xml:space="preserve">1-1 </w:t>
-      </w:r>
+        <w:numPr>
+          <w:ilvl w:val="0"/>
+          <w:numId w:val="1001"/>
+        </w:numPr>
+        <w:ind w:firstLine="420"/>
+      </w:pPr>
       <w:r>
         <w:rPr>
           <w:rFonts w:hint="eastAsia" w:ascii="Times New Roman" w:hAnsi="Times New Roman" w:eastAsia="FangSong" w:cs="Times New Roman"/>
@@ -2097,14 +2237,12 @@
     </w:p>
     <w:p>
       <w:pPr>
-        <w:pStyle w:val="BodyText"/>
-      </w:pPr>
-      <w:r>
-        <w:rPr>
-          <w:rFonts w:ascii="Times New Roman" w:hAnsi="Times New Roman" w:eastAsia="Times New Roman" w:cs="Times New Roman"/>
-        </w:rPr>
-        <w:t xml:space="preserve">1-2 </w:t>
-      </w:r>
+        <w:numPr>
+          <w:ilvl w:val="0"/>
+          <w:numId w:val="1001"/>
+        </w:numPr>
+        <w:ind w:firstLine="420"/>
+      </w:pPr>
       <w:r>
         <w:rPr>
           <w:rFonts w:hint="eastAsia" w:ascii="Times New Roman" w:hAnsi="Times New Roman" w:eastAsia="FangSong" w:cs="Times New Roman"/>
@@ -2144,7 +2282,7 @@
     </w:p>
     <w:p>
       <w:pPr>
-        <w:pStyle w:val="BodyText"/>
+        <w:pStyle w:val="FirstParagraph"/>
       </w:pPr>
       <m:oMathPara>
         <m:oMathParaPr>
@@ -2633,6 +2771,16 @@
         </w:pict>
       </w:r>
     </w:p>
+    <w:p>
+      <w:pPr>
+        <w:spacing w:before="160" w:after="80"/>
+      </w:pPr>
+      <w:r>
+        <w:pict>
+          <v:rect style="width:0;height:1.5pt" o:hralign="center" o:hrstd="t" o:hr="t"/>
+        </w:pict>
+      </w:r>
+    </w:p>
     <w:bookmarkEnd w:id="13"/>
     <w:bookmarkStart w:id="14" w:name="第6题"/>
     <w:p>
@@ -2662,6 +2810,7 @@
     <w:p>
       <w:pPr>
         <w:pStyle w:val="FirstParagraph"/>
+        <w:ind w:firstLine="420"/>
       </w:pPr>
       <w:r>
         <w:rPr>
@@ -2883,7 +3032,53 @@
         <w:rPr>
           <w:rFonts w:ascii="Times New Roman" w:hAnsi="Times New Roman" w:eastAsia="Times New Roman" w:cs="Times New Roman"/>
         </w:rPr>
-        <w:t xml:space="preserve">A. m-n B. m-3n C. n-m D. 3n-m</w:t>
+        <w:t xml:space="preserve">- A. m-n</w:t>
+      </w:r>
+      <w:r>
+        <w:rPr>
+          <w:rFonts w:ascii="Times New Roman" w:hAnsi="Times New Roman" w:eastAsia="Times New Roman" w:cs="Times New Roman"/>
+        </w:rPr>
+        <w:t xml:space="preserve"> </w:t>
+      </w:r>
+      <w:r>
+        <w:rPr>
+          <w:rFonts w:ascii="Times New Roman" w:hAnsi="Times New Roman" w:eastAsia="Times New Roman" w:cs="Times New Roman"/>
+        </w:rPr>
+        <w:t xml:space="preserve">- B. m-3n</w:t>
+      </w:r>
+      <w:r>
+        <w:rPr>
+          <w:rFonts w:ascii="Times New Roman" w:hAnsi="Times New Roman" w:eastAsia="Times New Roman" w:cs="Times New Roman"/>
+        </w:rPr>
+        <w:t xml:space="preserve"> </w:t>
+      </w:r>
+      <w:r>
+        <w:rPr>
+          <w:rFonts w:ascii="Times New Roman" w:hAnsi="Times New Roman" w:eastAsia="Times New Roman" w:cs="Times New Roman"/>
+        </w:rPr>
+        <w:t xml:space="preserve">- C. n-m</w:t>
+      </w:r>
+      <w:r>
+        <w:rPr>
+          <w:rFonts w:ascii="Times New Roman" w:hAnsi="Times New Roman" w:eastAsia="Times New Roman" w:cs="Times New Roman"/>
+        </w:rPr>
+        <w:t xml:space="preserve"> </w:t>
+      </w:r>
+      <w:r>
+        <w:rPr>
+          <w:rFonts w:ascii="Times New Roman" w:hAnsi="Times New Roman" w:eastAsia="Times New Roman" w:cs="Times New Roman"/>
+        </w:rPr>
+        <w:t xml:space="preserve">- D. 3n-m</w:t>
+      </w:r>
+    </w:p>
+    <w:p>
+      <w:pPr>
+        <w:spacing w:before="160" w:after="80"/>
+      </w:pPr>
+      <w:r>
+        <w:pict>
+          <v:rect style="width:0;height:1.5pt" o:hralign="center" o:hrstd="t" o:hr="t"/>
+        </w:pict>
       </w:r>
     </w:p>
     <w:p>
@@ -2925,6 +3120,7 @@
     <w:p>
       <w:pPr>
         <w:pStyle w:val="FirstParagraph"/>
+        <w:ind w:firstLine="420"/>
       </w:pPr>
       <w:r>
         <w:rPr>
@@ -3099,8 +3295,9 @@
         <w:pStyle w:val="Compact"/>
         <w:numPr>
           <w:ilvl w:val="0"/>
-          <w:numId w:val="1001"/>
+          <w:numId w:val="1002"/>
         </w:numPr>
+        <w:ind w:firstLine="420"/>
       </w:pPr>
       <w:r>
         <w:rPr>
@@ -3152,8 +3349,9 @@
         <w:pStyle w:val="Compact"/>
         <w:numPr>
           <w:ilvl w:val="0"/>
-          <w:numId w:val="1001"/>
+          <w:numId w:val="1002"/>
         </w:numPr>
+        <w:ind w:firstLine="420"/>
       </w:pPr>
       <w:r>
         <w:rPr>
@@ -3204,8 +3402,9 @@
         <w:pStyle w:val="Compact"/>
         <w:numPr>
           <w:ilvl w:val="0"/>
-          <w:numId w:val="1001"/>
+          <w:numId w:val="1002"/>
         </w:numPr>
+        <w:ind w:firstLine="420"/>
       </w:pPr>
       <w:r>
         <w:rPr>
@@ -3293,8 +3492,9 @@
         <w:pStyle w:val="Compact"/>
         <w:numPr>
           <w:ilvl w:val="0"/>
-          <w:numId w:val="1001"/>
+          <w:numId w:val="1002"/>
         </w:numPr>
+        <w:ind w:firstLine="420"/>
       </w:pPr>
       <w:r>
         <w:rPr>
@@ -3332,6 +3532,16 @@
           <w:vertAlign w:val="subscript"/>
         </w:rPr>
         <w:t>4</w:t>
+      </w:r>
+    </w:p>
+    <w:p>
+      <w:pPr>
+        <w:spacing w:before="160" w:after="80"/>
+      </w:pPr>
+      <w:r>
+        <w:pict>
+          <v:rect style="width:0;height:1.5pt" o:hralign="center" o:hrstd="t" o:hr="t"/>
+        </w:pict>
       </w:r>
     </w:p>
     <w:p>
@@ -3373,6 +3583,7 @@
     <w:p>
       <w:pPr>
         <w:pStyle w:val="FirstParagraph"/>
+        <w:ind w:firstLine="420"/>
       </w:pPr>
       <w:r>
         <w:rPr>
@@ -3465,7 +3676,7 @@
         </w:rPr>
         <w:drawing>
           <wp:inline>
-            <wp:extent cx="3600000" cy="678081"/>
+            <wp:extent cx="3600000" cy="906051"/>
             <wp:effectExtent b="0" l="0" r="0" t="0"/>
             <wp:docPr descr="" title="" id="20" name="Picture"/>
             <a:graphic>
@@ -3486,7 +3697,7 @@
                   <pic:spPr bwMode="auto">
                     <a:xfrm>
                       <a:off x="0" y="0"/>
-                      <a:ext cx="3600000" cy="678081"/>
+                      <a:ext cx="3600000" cy="906051"/>
                     </a:xfrm>
                     <a:prstGeom prst="rect">
                       <a:avLst/>
@@ -3508,6 +3719,7 @@
     <w:p>
       <w:pPr>
         <w:pStyle w:val="FirstParagraph"/>
+        <w:ind w:firstLine="420"/>
       </w:pPr>
       <w:r>
         <w:rPr>
@@ -3527,8 +3739,9 @@
         <w:pStyle w:val="Compact"/>
         <w:numPr>
           <w:ilvl w:val="0"/>
-          <w:numId w:val="1002"/>
+          <w:numId w:val="1003"/>
         </w:numPr>
+        <w:ind w:firstLine="420"/>
       </w:pPr>
       <w:r>
         <w:rPr>
@@ -3574,8 +3787,9 @@
         <w:pStyle w:val="Compact"/>
         <w:numPr>
           <w:ilvl w:val="0"/>
-          <w:numId w:val="1002"/>
+          <w:numId w:val="1003"/>
         </w:numPr>
+        <w:ind w:firstLine="420"/>
       </w:pPr>
       <w:r>
         <w:rPr>
@@ -3621,8 +3835,9 @@
         <w:pStyle w:val="Compact"/>
         <w:numPr>
           <w:ilvl w:val="0"/>
-          <w:numId w:val="1002"/>
+          <w:numId w:val="1003"/>
         </w:numPr>
+        <w:ind w:firstLine="420"/>
       </w:pPr>
       <w:r>
         <w:rPr>
@@ -3642,8 +3857,9 @@
         <w:pStyle w:val="Compact"/>
         <w:numPr>
           <w:ilvl w:val="0"/>
-          <w:numId w:val="1002"/>
+          <w:numId w:val="1003"/>
         </w:numPr>
+        <w:ind w:firstLine="420"/>
       </w:pPr>
       <w:r>
         <w:rPr>
@@ -3662,6 +3878,16 @@
           <w:rFonts w:ascii="Times New Roman" w:hAnsi="Times New Roman" w:eastAsia="Times New Roman" w:cs="Times New Roman"/>
         </w:rPr>
         <w:t xml:space="preserve"> 4</w:t>
+      </w:r>
+    </w:p>
+    <w:p>
+      <w:pPr>
+        <w:spacing w:before="160" w:after="80"/>
+      </w:pPr>
+      <w:r>
+        <w:pict>
+          <v:rect style="width:0;height:1.5pt" o:hralign="center" o:hrstd="t" o:hr="t"/>
+        </w:pict>
       </w:r>
     </w:p>
     <w:p>
@@ -3703,6 +3929,7 @@
     <w:p>
       <w:pPr>
         <w:pStyle w:val="FirstParagraph"/>
+        <w:ind w:firstLine="420"/>
       </w:pPr>
       <w:r>
         <w:rPr>
@@ -4100,6 +4327,7 @@
     <w:p>
       <w:pPr>
         <w:pStyle w:val="BodyText"/>
+        <w:ind w:firstLine="420"/>
       </w:pPr>
       <w:r>
         <w:rPr>
@@ -4495,6 +4723,7 @@
     <w:p>
       <w:pPr>
         <w:pStyle w:val="BodyText"/>
+        <w:ind w:firstLine="420"/>
       </w:pPr>
       <w:r>
         <w:rPr>
@@ -5203,6 +5432,7 @@
     <w:p>
       <w:pPr>
         <w:pStyle w:val="BodyText"/>
+        <w:ind w:firstLine="420"/>
       </w:pPr>
       <w:r>
         <w:rPr>
@@ -5298,6 +5528,7 @@
     <w:p>
       <w:pPr>
         <w:pStyle w:val="BodyText"/>
+        <w:ind w:firstLine="420"/>
       </w:pPr>
       <w:r>
         <w:rPr>
@@ -5599,6 +5830,16 @@
         </w:pict>
       </w:r>
     </w:p>
+    <w:p>
+      <w:pPr>
+        <w:spacing w:before="160" w:after="80"/>
+      </w:pPr>
+      <w:r>
+        <w:pict>
+          <v:rect style="width:0;height:1.5pt" o:hralign="center" o:hrstd="t" o:hr="t"/>
+        </w:pict>
+      </w:r>
+    </w:p>
     <w:bookmarkEnd w:id="23"/>
     <w:bookmarkStart w:id="24" w:name="第10题"/>
     <w:p>
@@ -5628,6 +5869,7 @@
     <w:p>
       <w:pPr>
         <w:pStyle w:val="FirstParagraph"/>
+        <w:ind w:firstLine="420"/>
       </w:pPr>
       <w:r>
         <w:rPr>
@@ -6234,14 +6476,12 @@
     </w:p>
     <w:p>
       <w:pPr>
-        <w:pStyle w:val="BodyText"/>
-      </w:pPr>
-      <w:r>
-        <w:rPr>
-          <w:rFonts w:ascii="Times New Roman" w:hAnsi="Times New Roman" w:eastAsia="Times New Roman" w:cs="Times New Roman"/>
-        </w:rPr>
-        <w:t xml:space="preserve">7-1 </w:t>
-      </w:r>
+        <w:numPr>
+          <w:ilvl w:val="0"/>
+          <w:numId w:val="1004"/>
+        </w:numPr>
+        <w:ind w:firstLine="420"/>
+      </w:pPr>
       <w:r>
         <w:rPr>
           <w:rFonts w:hint="eastAsia" w:ascii="Times New Roman" w:hAnsi="Times New Roman" w:eastAsia="FangSong" w:cs="Times New Roman"/>
@@ -6378,14 +6618,12 @@
     </w:p>
     <w:p>
       <w:pPr>
-        <w:pStyle w:val="BodyText"/>
-      </w:pPr>
-      <w:r>
-        <w:rPr>
-          <w:rFonts w:ascii="Times New Roman" w:hAnsi="Times New Roman" w:eastAsia="Times New Roman" w:cs="Times New Roman"/>
-        </w:rPr>
-        <w:t xml:space="preserve">7-2 </w:t>
-      </w:r>
+        <w:numPr>
+          <w:ilvl w:val="0"/>
+          <w:numId w:val="1004"/>
+        </w:numPr>
+        <w:ind w:firstLine="420"/>
+      </w:pPr>
       <w:r>
         <w:rPr>
           <w:rFonts w:hint="eastAsia" w:ascii="Times New Roman" w:hAnsi="Times New Roman" w:eastAsia="FangSong" w:cs="Times New Roman"/>
@@ -6580,14 +6818,12 @@
     </w:p>
     <w:p>
       <w:pPr>
-        <w:pStyle w:val="BodyText"/>
-      </w:pPr>
-      <w:r>
-        <w:rPr>
-          <w:rFonts w:ascii="Times New Roman" w:hAnsi="Times New Roman" w:eastAsia="Times New Roman" w:cs="Times New Roman"/>
-        </w:rPr>
-        <w:t xml:space="preserve">7-3 </w:t>
-      </w:r>
+        <w:numPr>
+          <w:ilvl w:val="0"/>
+          <w:numId w:val="1004"/>
+        </w:numPr>
+        <w:ind w:firstLine="420"/>
+      </w:pPr>
       <w:r>
         <w:rPr>
           <w:rFonts w:hint="eastAsia" w:ascii="Times New Roman" w:hAnsi="Times New Roman" w:eastAsia="FangSong" w:cs="Times New Roman"/>
@@ -6748,20 +6984,12 @@
     </w:p>
     <w:p>
       <w:pPr>
-        <w:pStyle w:val="BodyText"/>
-      </w:pPr>
-      <w:r>
-        <w:rPr>
-          <w:rFonts w:ascii="Times New Roman" w:hAnsi="Times New Roman" w:eastAsia="Times New Roman" w:cs="Times New Roman"/>
-        </w:rPr>
-        <w:t xml:space="preserve">7-4</w:t>
-      </w:r>
-      <w:r>
-        <w:rPr>
-          <w:rFonts w:ascii="Times New Roman" w:hAnsi="Times New Roman" w:eastAsia="Times New Roman" w:cs="Times New Roman"/>
-        </w:rPr>
-        <w:t xml:space="preserve"> </w:t>
-      </w:r>
+        <w:numPr>
+          <w:ilvl w:val="0"/>
+          <w:numId w:val="1004"/>
+        </w:numPr>
+        <w:ind w:firstLine="420"/>
+      </w:pPr>
       <m:oMath>
         <m:oMathPr>
           <m:ctrlPr>
@@ -7032,6 +7260,16 @@
         </w:pict>
       </w:r>
     </w:p>
+    <w:p>
+      <w:pPr>
+        <w:spacing w:before="160" w:after="80"/>
+      </w:pPr>
+      <w:r>
+        <w:pict>
+          <v:rect style="width:0;height:1.5pt" o:hralign="center" o:hrstd="t" o:hr="t"/>
+        </w:pict>
+      </w:r>
+    </w:p>
     <w:bookmarkEnd w:id="24"/>
     <w:bookmarkStart w:id="25" w:name="第11题"/>
     <w:p>
@@ -7061,6 +7299,7 @@
     <w:p>
       <w:pPr>
         <w:pStyle w:val="FirstParagraph"/>
+        <w:ind w:firstLine="420"/>
       </w:pPr>
       <w:r>
         <w:rPr>
@@ -7220,11 +7459,11 @@
     </w:p>
     <w:p>
       <w:pPr>
-        <w:pStyle w:val="Compact"/>
         <w:numPr>
           <w:ilvl w:val="0"/>
-          <w:numId w:val="1003"/>
+          <w:numId w:val="1005"/>
         </w:numPr>
+        <w:ind w:firstLine="420"/>
       </w:pPr>
       <w:r>
         <w:rPr>
@@ -7431,318 +7670,312 @@
     </w:p>
     <w:p>
       <w:pPr>
-        <w:pStyle w:val="FirstParagraph"/>
-      </w:pPr>
-      <w:r>
-        <w:rPr>
-          <w:rFonts w:ascii="Times New Roman" w:hAnsi="Times New Roman" w:eastAsia="Times New Roman" w:cs="Times New Roman"/>
-        </w:rPr>
-        <w:t xml:space="preserve">5-1 </w:t>
-      </w:r>
-      <w:r>
-        <w:rPr>
-          <w:rFonts w:hint="eastAsia" w:ascii="Times New Roman" w:hAnsi="Times New Roman" w:eastAsia="FangSong" w:cs="Times New Roman"/>
-        </w:rPr>
-        <w:t xml:space="preserve">计算</w:t>
-      </w:r>
-      <w:r>
-        <w:rPr>
-          <w:rFonts w:ascii="Times New Roman" w:hAnsi="Times New Roman" w:eastAsia="Times New Roman" w:cs="Times New Roman"/>
-        </w:rPr>
-        <w:t xml:space="preserve"> A </w:t>
-      </w:r>
-      <w:r>
-        <w:rPr>
-          <w:rFonts w:hint="eastAsia" w:ascii="Times New Roman" w:hAnsi="Times New Roman" w:eastAsia="FangSong" w:cs="Times New Roman"/>
-        </w:rPr>
-        <w:t>的相对分子质量</w:t>
-      </w:r>
-      <w:r>
-        <w:rPr>
-          <w:rFonts w:hint="eastAsia" w:ascii="Times New Roman" w:hAnsi="Times New Roman" w:eastAsia="Times New Roman" w:cs="Times New Roman"/>
-        </w:rPr>
-        <w:t>。</w:t>
-      </w:r>
-    </w:p>
-    <w:p>
-      <w:pPr>
-        <w:pStyle w:val="Compact"/>
-        <w:numPr>
-          <w:ilvl w:val="0"/>
-          <w:numId w:val="1004"/>
-        </w:numPr>
-      </w:pPr>
-      <w:r>
-        <w:rPr>
-          <w:rFonts w:ascii="Times New Roman" w:hAnsi="Times New Roman" w:eastAsia="Times New Roman" w:cs="Times New Roman"/>
-        </w:rPr>
-        <w:t xml:space="preserve">A </w:t>
-      </w:r>
-      <w:r>
-        <w:rPr>
-          <w:rFonts w:hint="eastAsia" w:ascii="Times New Roman" w:hAnsi="Times New Roman" w:eastAsia="FangSong" w:cs="Times New Roman"/>
-        </w:rPr>
-        <w:t>的元素分析结果为</w:t>
-      </w:r>
-      <w:r>
-        <w:rPr>
-          <w:rFonts w:hint="eastAsia" w:ascii="Times New Roman" w:hAnsi="Times New Roman" w:eastAsia="Times New Roman" w:cs="Times New Roman"/>
-        </w:rPr>
-        <w:t>：C,</w:t>
-      </w:r>
-      <w:r>
-        <w:rPr>
-          <w:rFonts w:ascii="Times New Roman" w:hAnsi="Times New Roman" w:eastAsia="Times New Roman" w:cs="Times New Roman"/>
-        </w:rPr>
-        <w:t xml:space="preserve"> </w:t>
-      </w:r>
-      <w:r>
-        <w:rPr>
-          <w:rFonts w:hint="eastAsia" w:ascii="Times New Roman" w:hAnsi="Times New Roman" w:eastAsia="Times New Roman" w:cs="Times New Roman"/>
-        </w:rPr>
-        <w:t xml:space="preserve">32.02%；H,</w:t>
-      </w:r>
-      <w:r>
-        <w:rPr>
-          <w:rFonts w:ascii="Times New Roman" w:hAnsi="Times New Roman" w:eastAsia="Times New Roman" w:cs="Times New Roman"/>
-        </w:rPr>
-        <w:t xml:space="preserve"> </w:t>
-      </w:r>
-      <w:r>
-        <w:rPr>
-          <w:rFonts w:hint="eastAsia" w:ascii="Times New Roman" w:hAnsi="Times New Roman" w:eastAsia="Times New Roman" w:cs="Times New Roman"/>
-        </w:rPr>
-        <w:t xml:space="preserve">6.17%；O,</w:t>
-      </w:r>
-      <w:r>
-        <w:rPr>
-          <w:rFonts w:ascii="Times New Roman" w:hAnsi="Times New Roman" w:eastAsia="Times New Roman" w:cs="Times New Roman"/>
-        </w:rPr>
-        <w:t xml:space="preserve"> </w:t>
-      </w:r>
-      <w:r>
-        <w:rPr>
-          <w:rFonts w:hint="eastAsia" w:ascii="Times New Roman" w:hAnsi="Times New Roman" w:eastAsia="Times New Roman" w:cs="Times New Roman"/>
-        </w:rPr>
-        <w:t>14.35%（</w:t>
-      </w:r>
-      <w:r>
-        <w:rPr>
-          <w:rFonts w:hint="eastAsia" w:ascii="Times New Roman" w:hAnsi="Times New Roman" w:eastAsia="FangSong" w:cs="Times New Roman"/>
-        </w:rPr>
-        <w:t>均为质量分数</w:t>
-      </w:r>
-      <w:r>
-        <w:rPr>
-          <w:rFonts w:hint="eastAsia" w:ascii="Times New Roman" w:hAnsi="Times New Roman" w:eastAsia="Times New Roman" w:cs="Times New Roman"/>
-        </w:rPr>
-        <w:t>）。</w:t>
-      </w:r>
-    </w:p>
-    <w:p>
-      <w:pPr>
-        <w:pStyle w:val="FirstParagraph"/>
-      </w:pPr>
-      <w:r>
-        <w:rPr>
-          <w:rFonts w:ascii="Times New Roman" w:hAnsi="Times New Roman" w:eastAsia="Times New Roman" w:cs="Times New Roman"/>
-        </w:rPr>
-        <w:t xml:space="preserve">5-2 </w:t>
-      </w:r>
-      <w:r>
-        <w:rPr>
-          <w:rFonts w:hint="eastAsia" w:ascii="Times New Roman" w:hAnsi="Times New Roman" w:eastAsia="FangSong" w:cs="Times New Roman"/>
-        </w:rPr>
-        <w:t>通过计算</w:t>
-      </w:r>
-      <w:r>
-        <w:rPr>
-          <w:rFonts w:hint="eastAsia" w:ascii="Times New Roman" w:hAnsi="Times New Roman" w:eastAsia="Times New Roman" w:cs="Times New Roman"/>
-        </w:rPr>
-        <w:t>，</w:t>
-      </w:r>
-      <w:r>
-        <w:rPr>
-          <w:rFonts w:hint="eastAsia" w:ascii="Times New Roman" w:hAnsi="Times New Roman" w:eastAsia="FangSong" w:cs="Times New Roman"/>
-        </w:rPr>
-        <w:t>推出</w:t>
-      </w:r>
-      <w:r>
-        <w:rPr>
-          <w:rFonts w:ascii="Times New Roman" w:hAnsi="Times New Roman" w:eastAsia="Times New Roman" w:cs="Times New Roman"/>
-        </w:rPr>
-        <w:t xml:space="preserve"> A </w:t>
-      </w:r>
-      <w:r>
-        <w:rPr>
-          <w:rFonts w:hint="eastAsia" w:ascii="Times New Roman" w:hAnsi="Times New Roman" w:eastAsia="FangSong" w:cs="Times New Roman"/>
-        </w:rPr>
-        <w:t>的化学式</w:t>
-      </w:r>
-      <w:r>
-        <w:rPr>
-          <w:rFonts w:hint="eastAsia" w:ascii="Times New Roman" w:hAnsi="Times New Roman" w:eastAsia="Times New Roman" w:cs="Times New Roman"/>
-        </w:rPr>
-        <w:t>。</w:t>
-      </w:r>
-    </w:p>
-    <w:p>
-      <w:pPr>
-        <w:pStyle w:val="Compact"/>
         <w:numPr>
           <w:ilvl w:val="0"/>
           <w:numId w:val="1005"/>
         </w:numPr>
-      </w:pPr>
-      <w:r>
-        <w:rPr>
-          <w:rFonts w:hint="eastAsia" w:ascii="Times New Roman" w:hAnsi="Times New Roman" w:eastAsia="FangSong" w:cs="Times New Roman"/>
-        </w:rPr>
-        <w:t xml:space="preserve">单晶</w:t>
-      </w:r>
-      <w:r>
-        <w:rPr>
-          <w:rFonts w:ascii="Times New Roman" w:hAnsi="Times New Roman" w:eastAsia="Times New Roman" w:cs="Times New Roman"/>
-        </w:rPr>
-        <w:t xml:space="preserve"> X </w:t>
-      </w:r>
-      <w:r>
-        <w:rPr>
-          <w:rFonts w:hint="eastAsia" w:ascii="Times New Roman" w:hAnsi="Times New Roman" w:eastAsia="FangSong" w:cs="Times New Roman"/>
-        </w:rPr>
-        <w:t>射线衍射分析显示</w:t>
-      </w:r>
-      <w:r>
-        <w:rPr>
-          <w:rFonts w:hint="eastAsia" w:ascii="Times New Roman" w:hAnsi="Times New Roman" w:eastAsia="Times New Roman" w:cs="Times New Roman"/>
-        </w:rPr>
-        <w:t>，A</w:t>
-      </w:r>
-      <w:r>
-        <w:rPr>
-          <w:rFonts w:ascii="Times New Roman" w:hAnsi="Times New Roman" w:eastAsia="Times New Roman" w:cs="Times New Roman"/>
-        </w:rPr>
-        <w:t xml:space="preserve"> </w:t>
-      </w:r>
-      <w:r>
-        <w:rPr>
-          <w:rFonts w:hint="eastAsia" w:ascii="Times New Roman" w:hAnsi="Times New Roman" w:eastAsia="FangSong" w:cs="Times New Roman"/>
-        </w:rPr>
-        <w:t>的结构中</w:t>
-      </w:r>
-      <w:r>
-        <w:rPr>
-          <w:rFonts w:hint="eastAsia" w:ascii="Times New Roman" w:hAnsi="Times New Roman" w:eastAsia="Times New Roman" w:cs="Times New Roman"/>
-        </w:rPr>
-        <w:t>：</w:t>
-      </w:r>
-      <w:r>
-        <w:rPr>
-          <w:rFonts w:hint="eastAsia" w:ascii="Times New Roman" w:hAnsi="Times New Roman" w:eastAsia="FangSong" w:cs="Times New Roman"/>
-        </w:rPr>
-        <w:t>氯仅有一种环境</w:t>
-      </w:r>
-      <w:r>
-        <w:rPr>
-          <w:rFonts w:hint="eastAsia" w:ascii="Times New Roman" w:hAnsi="Times New Roman" w:eastAsia="Times New Roman" w:cs="Times New Roman"/>
-        </w:rPr>
-        <w:t>；</w:t>
-      </w:r>
-      <w:r>
-        <w:rPr>
-          <w:rFonts w:hint="eastAsia" w:ascii="Times New Roman" w:hAnsi="Times New Roman" w:eastAsia="FangSong" w:cs="Times New Roman"/>
-        </w:rPr>
-        <w:t>稀土离子所处环境完全等同</w:t>
-      </w:r>
-      <w:r>
-        <w:rPr>
-          <w:rFonts w:hint="eastAsia" w:ascii="Times New Roman" w:hAnsi="Times New Roman" w:eastAsia="Times New Roman" w:cs="Times New Roman"/>
-        </w:rPr>
-        <w:t>，</w:t>
-      </w:r>
-      <w:r>
-        <w:rPr>
-          <w:rFonts w:hint="eastAsia" w:ascii="Times New Roman" w:hAnsi="Times New Roman" w:eastAsia="FangSong" w:cs="Times New Roman"/>
-        </w:rPr>
-        <w:t>它与配体结合形成多聚团簇</w:t>
-      </w:r>
-      <w:r>
-        <w:rPr>
-          <w:rFonts w:hint="eastAsia" w:ascii="Times New Roman" w:hAnsi="Times New Roman" w:eastAsia="Times New Roman" w:cs="Times New Roman"/>
-        </w:rPr>
-        <w:t>，</w:t>
-      </w:r>
-      <w:r>
-        <w:rPr>
-          <w:rFonts w:hint="eastAsia" w:ascii="Times New Roman" w:hAnsi="Times New Roman" w:eastAsia="FangSong" w:cs="Times New Roman"/>
-        </w:rPr>
-        <w:t>每个离子周围有</w:t>
-      </w:r>
-      <w:r>
-        <w:rPr>
-          <w:rFonts w:ascii="Times New Roman" w:hAnsi="Times New Roman" w:eastAsia="Times New Roman" w:cs="Times New Roman"/>
-        </w:rPr>
-        <w:t xml:space="preserve"> 5 </w:t>
-      </w:r>
-      <w:r>
-        <w:rPr>
-          <w:rFonts w:hint="eastAsia" w:ascii="Times New Roman" w:hAnsi="Times New Roman" w:eastAsia="FangSong" w:cs="Times New Roman"/>
-        </w:rPr>
-        <w:t>个氧原子</w:t>
-      </w:r>
-      <w:r>
-        <w:rPr>
-          <w:rFonts w:hint="eastAsia" w:ascii="Times New Roman" w:hAnsi="Times New Roman" w:eastAsia="Times New Roman" w:cs="Times New Roman"/>
-        </w:rPr>
-        <w:t>；</w:t>
-      </w:r>
-      <w:r>
-        <w:rPr>
-          <w:rFonts w:hint="eastAsia" w:ascii="Times New Roman" w:hAnsi="Times New Roman" w:eastAsia="FangSong" w:cs="Times New Roman"/>
-        </w:rPr>
-        <w:t>氧原子均参与配位且有三种类型</w:t>
-      </w:r>
-      <w:r>
-        <w:rPr>
-          <w:rFonts w:hint="eastAsia" w:ascii="Times New Roman" w:hAnsi="Times New Roman" w:eastAsia="Times New Roman" w:cs="Times New Roman"/>
-        </w:rPr>
-        <w:t>（</w:t>
-      </w:r>
-      <w:r>
-        <w:rPr>
-          <w:rFonts w:hint="eastAsia" w:ascii="Times New Roman" w:hAnsi="Times New Roman" w:eastAsia="FangSong" w:cs="Times New Roman"/>
-        </w:rPr>
-        <w:t>端基</w:t>
-      </w:r>
-      <w:r>
-        <w:rPr>
-          <w:rFonts w:hint="eastAsia" w:ascii="Times New Roman" w:hAnsi="Times New Roman" w:eastAsia="Times New Roman" w:cs="Times New Roman"/>
-        </w:rPr>
-        <w:t>、</w:t>
-      </w:r>
-      <w:r>
-        <w:rPr>
-          <w:rFonts w:hint="eastAsia" w:ascii="Times New Roman" w:hAnsi="Times New Roman" w:eastAsia="FangSong" w:cs="Times New Roman"/>
-        </w:rPr>
-        <w:t>边桥基和面桥基</w:t>
-      </w:r>
-      <w:r>
-        <w:rPr>
-          <w:rFonts w:hint="eastAsia" w:ascii="Times New Roman" w:hAnsi="Times New Roman" w:eastAsia="Times New Roman" w:cs="Times New Roman"/>
-        </w:rPr>
-        <w:t>）。</w:t>
+        <w:ind w:firstLine="420"/>
+      </w:pPr>
+      <w:r>
+        <w:rPr>
+          <w:rFonts w:hint="eastAsia" w:ascii="Times New Roman" w:hAnsi="Times New Roman" w:eastAsia="FangSong" w:cs="Times New Roman"/>
+        </w:rPr>
+        <w:t xml:space="preserve">计算</w:t>
+      </w:r>
+      <w:r>
+        <w:rPr>
+          <w:rFonts w:ascii="Times New Roman" w:hAnsi="Times New Roman" w:eastAsia="Times New Roman" w:cs="Times New Roman"/>
+        </w:rPr>
+        <w:t xml:space="preserve"> A </w:t>
+      </w:r>
+      <w:r>
+        <w:rPr>
+          <w:rFonts w:hint="eastAsia" w:ascii="Times New Roman" w:hAnsi="Times New Roman" w:eastAsia="FangSong" w:cs="Times New Roman"/>
+        </w:rPr>
+        <w:t>的相对分子质量</w:t>
+      </w:r>
+      <w:r>
+        <w:rPr>
+          <w:rFonts w:hint="eastAsia" w:ascii="Times New Roman" w:hAnsi="Times New Roman" w:eastAsia="Times New Roman" w:cs="Times New Roman"/>
+        </w:rPr>
+        <w:t>。</w:t>
       </w:r>
     </w:p>
     <w:p>
       <w:pPr>
-        <w:pStyle w:val="FirstParagraph"/>
-      </w:pPr>
-      <w:r>
-        <w:rPr>
-          <w:rFonts w:ascii="Times New Roman" w:hAnsi="Times New Roman" w:eastAsia="Times New Roman" w:cs="Times New Roman"/>
-        </w:rPr>
-        <w:t xml:space="preserve">5-3 </w:t>
-      </w:r>
+        <w:numPr>
+          <w:ilvl w:val="0"/>
+          <w:numId w:val="1005"/>
+        </w:numPr>
+        <w:ind w:firstLine="420"/>
+      </w:pPr>
+      <w:r>
+        <w:rPr>
+          <w:rFonts w:ascii="Times New Roman" w:hAnsi="Times New Roman" w:eastAsia="Times New Roman" w:cs="Times New Roman"/>
+        </w:rPr>
+        <w:t xml:space="preserve">A </w:t>
+      </w:r>
+      <w:r>
+        <w:rPr>
+          <w:rFonts w:hint="eastAsia" w:ascii="Times New Roman" w:hAnsi="Times New Roman" w:eastAsia="FangSong" w:cs="Times New Roman"/>
+        </w:rPr>
+        <w:t>的元素分析结果为</w:t>
+      </w:r>
+      <w:r>
+        <w:rPr>
+          <w:rFonts w:hint="eastAsia" w:ascii="Times New Roman" w:hAnsi="Times New Roman" w:eastAsia="Times New Roman" w:cs="Times New Roman"/>
+        </w:rPr>
+        <w:t>：C,</w:t>
+      </w:r>
+      <w:r>
+        <w:rPr>
+          <w:rFonts w:ascii="Times New Roman" w:hAnsi="Times New Roman" w:eastAsia="Times New Roman" w:cs="Times New Roman"/>
+        </w:rPr>
+        <w:t xml:space="preserve"> </w:t>
+      </w:r>
+      <w:r>
+        <w:rPr>
+          <w:rFonts w:hint="eastAsia" w:ascii="Times New Roman" w:hAnsi="Times New Roman" w:eastAsia="Times New Roman" w:cs="Times New Roman"/>
+        </w:rPr>
+        <w:t xml:space="preserve">32.02%；H,</w:t>
+      </w:r>
+      <w:r>
+        <w:rPr>
+          <w:rFonts w:ascii="Times New Roman" w:hAnsi="Times New Roman" w:eastAsia="Times New Roman" w:cs="Times New Roman"/>
+        </w:rPr>
+        <w:t xml:space="preserve"> </w:t>
+      </w:r>
+      <w:r>
+        <w:rPr>
+          <w:rFonts w:hint="eastAsia" w:ascii="Times New Roman" w:hAnsi="Times New Roman" w:eastAsia="Times New Roman" w:cs="Times New Roman"/>
+        </w:rPr>
+        <w:t xml:space="preserve">6.17%；O,</w:t>
+      </w:r>
+      <w:r>
+        <w:rPr>
+          <w:rFonts w:ascii="Times New Roman" w:hAnsi="Times New Roman" w:eastAsia="Times New Roman" w:cs="Times New Roman"/>
+        </w:rPr>
+        <w:t xml:space="preserve"> </w:t>
+      </w:r>
+      <w:r>
+        <w:rPr>
+          <w:rFonts w:hint="eastAsia" w:ascii="Times New Roman" w:hAnsi="Times New Roman" w:eastAsia="Times New Roman" w:cs="Times New Roman"/>
+        </w:rPr>
+        <w:t>14.35%（</w:t>
+      </w:r>
+      <w:r>
+        <w:rPr>
+          <w:rFonts w:hint="eastAsia" w:ascii="Times New Roman" w:hAnsi="Times New Roman" w:eastAsia="FangSong" w:cs="Times New Roman"/>
+        </w:rPr>
+        <w:t>均为质量分数</w:t>
+      </w:r>
+      <w:r>
+        <w:rPr>
+          <w:rFonts w:hint="eastAsia" w:ascii="Times New Roman" w:hAnsi="Times New Roman" w:eastAsia="Times New Roman" w:cs="Times New Roman"/>
+        </w:rPr>
+        <w:t>）。</w:t>
+      </w:r>
+    </w:p>
+    <w:p>
+      <w:pPr>
+        <w:numPr>
+          <w:ilvl w:val="0"/>
+          <w:numId w:val="1005"/>
+        </w:numPr>
+        <w:ind w:firstLine="420"/>
+      </w:pPr>
+      <w:r>
+        <w:rPr>
+          <w:rFonts w:hint="eastAsia" w:ascii="Times New Roman" w:hAnsi="Times New Roman" w:eastAsia="FangSong" w:cs="Times New Roman"/>
+        </w:rPr>
+        <w:t>通过计算</w:t>
+      </w:r>
+      <w:r>
+        <w:rPr>
+          <w:rFonts w:hint="eastAsia" w:ascii="Times New Roman" w:hAnsi="Times New Roman" w:eastAsia="Times New Roman" w:cs="Times New Roman"/>
+        </w:rPr>
+        <w:t>，</w:t>
+      </w:r>
+      <w:r>
+        <w:rPr>
+          <w:rFonts w:hint="eastAsia" w:ascii="Times New Roman" w:hAnsi="Times New Roman" w:eastAsia="FangSong" w:cs="Times New Roman"/>
+        </w:rPr>
+        <w:t>推出</w:t>
+      </w:r>
+      <w:r>
+        <w:rPr>
+          <w:rFonts w:ascii="Times New Roman" w:hAnsi="Times New Roman" w:eastAsia="Times New Roman" w:cs="Times New Roman"/>
+        </w:rPr>
+        <w:t xml:space="preserve"> A </w:t>
+      </w:r>
+      <w:r>
+        <w:rPr>
+          <w:rFonts w:hint="eastAsia" w:ascii="Times New Roman" w:hAnsi="Times New Roman" w:eastAsia="FangSong" w:cs="Times New Roman"/>
+        </w:rPr>
+        <w:t>的化学式</w:t>
+      </w:r>
+      <w:r>
+        <w:rPr>
+          <w:rFonts w:hint="eastAsia" w:ascii="Times New Roman" w:hAnsi="Times New Roman" w:eastAsia="Times New Roman" w:cs="Times New Roman"/>
+        </w:rPr>
+        <w:t>。</w:t>
+      </w:r>
+    </w:p>
+    <w:p>
+      <w:pPr>
+        <w:numPr>
+          <w:ilvl w:val="0"/>
+          <w:numId w:val="1005"/>
+        </w:numPr>
+        <w:ind w:firstLine="420"/>
+      </w:pPr>
+      <w:r>
+        <w:rPr>
+          <w:rFonts w:hint="eastAsia" w:ascii="Times New Roman" w:hAnsi="Times New Roman" w:eastAsia="FangSong" w:cs="Times New Roman"/>
+        </w:rPr>
+        <w:t xml:space="preserve">单晶</w:t>
+      </w:r>
+      <w:r>
+        <w:rPr>
+          <w:rFonts w:ascii="Times New Roman" w:hAnsi="Times New Roman" w:eastAsia="Times New Roman" w:cs="Times New Roman"/>
+        </w:rPr>
+        <w:t xml:space="preserve"> X </w:t>
+      </w:r>
+      <w:r>
+        <w:rPr>
+          <w:rFonts w:hint="eastAsia" w:ascii="Times New Roman" w:hAnsi="Times New Roman" w:eastAsia="FangSong" w:cs="Times New Roman"/>
+        </w:rPr>
+        <w:t>射线衍射分析显示</w:t>
+      </w:r>
+      <w:r>
+        <w:rPr>
+          <w:rFonts w:hint="eastAsia" w:ascii="Times New Roman" w:hAnsi="Times New Roman" w:eastAsia="Times New Roman" w:cs="Times New Roman"/>
+        </w:rPr>
+        <w:t>，A</w:t>
+      </w:r>
+      <w:r>
+        <w:rPr>
+          <w:rFonts w:ascii="Times New Roman" w:hAnsi="Times New Roman" w:eastAsia="Times New Roman" w:cs="Times New Roman"/>
+        </w:rPr>
+        <w:t xml:space="preserve"> </w:t>
+      </w:r>
+      <w:r>
+        <w:rPr>
+          <w:rFonts w:hint="eastAsia" w:ascii="Times New Roman" w:hAnsi="Times New Roman" w:eastAsia="FangSong" w:cs="Times New Roman"/>
+        </w:rPr>
+        <w:t>的结构中</w:t>
+      </w:r>
+      <w:r>
+        <w:rPr>
+          <w:rFonts w:hint="eastAsia" w:ascii="Times New Roman" w:hAnsi="Times New Roman" w:eastAsia="Times New Roman" w:cs="Times New Roman"/>
+        </w:rPr>
+        <w:t>：</w:t>
+      </w:r>
+      <w:r>
+        <w:rPr>
+          <w:rFonts w:hint="eastAsia" w:ascii="Times New Roman" w:hAnsi="Times New Roman" w:eastAsia="FangSong" w:cs="Times New Roman"/>
+        </w:rPr>
+        <w:t>氯仅有一种环境</w:t>
+      </w:r>
+      <w:r>
+        <w:rPr>
+          <w:rFonts w:hint="eastAsia" w:ascii="Times New Roman" w:hAnsi="Times New Roman" w:eastAsia="Times New Roman" w:cs="Times New Roman"/>
+        </w:rPr>
+        <w:t>；</w:t>
+      </w:r>
+      <w:r>
+        <w:rPr>
+          <w:rFonts w:hint="eastAsia" w:ascii="Times New Roman" w:hAnsi="Times New Roman" w:eastAsia="FangSong" w:cs="Times New Roman"/>
+        </w:rPr>
+        <w:t>稀土离子所处环境完全等同</w:t>
+      </w:r>
+      <w:r>
+        <w:rPr>
+          <w:rFonts w:hint="eastAsia" w:ascii="Times New Roman" w:hAnsi="Times New Roman" w:eastAsia="Times New Roman" w:cs="Times New Roman"/>
+        </w:rPr>
+        <w:t>，</w:t>
+      </w:r>
+      <w:r>
+        <w:rPr>
+          <w:rFonts w:hint="eastAsia" w:ascii="Times New Roman" w:hAnsi="Times New Roman" w:eastAsia="FangSong" w:cs="Times New Roman"/>
+        </w:rPr>
+        <w:t>它与配体结合形成多聚团簇</w:t>
+      </w:r>
+      <w:r>
+        <w:rPr>
+          <w:rFonts w:hint="eastAsia" w:ascii="Times New Roman" w:hAnsi="Times New Roman" w:eastAsia="Times New Roman" w:cs="Times New Roman"/>
+        </w:rPr>
+        <w:t>，</w:t>
+      </w:r>
+      <w:r>
+        <w:rPr>
+          <w:rFonts w:hint="eastAsia" w:ascii="Times New Roman" w:hAnsi="Times New Roman" w:eastAsia="FangSong" w:cs="Times New Roman"/>
+        </w:rPr>
+        <w:t>每个离子周围有</w:t>
+      </w:r>
+      <w:r>
+        <w:rPr>
+          <w:rFonts w:ascii="Times New Roman" w:hAnsi="Times New Roman" w:eastAsia="Times New Roman" w:cs="Times New Roman"/>
+        </w:rPr>
+        <w:t xml:space="preserve"> 5 </w:t>
+      </w:r>
+      <w:r>
+        <w:rPr>
+          <w:rFonts w:hint="eastAsia" w:ascii="Times New Roman" w:hAnsi="Times New Roman" w:eastAsia="FangSong" w:cs="Times New Roman"/>
+        </w:rPr>
+        <w:t>个氧原子</w:t>
+      </w:r>
+      <w:r>
+        <w:rPr>
+          <w:rFonts w:hint="eastAsia" w:ascii="Times New Roman" w:hAnsi="Times New Roman" w:eastAsia="Times New Roman" w:cs="Times New Roman"/>
+        </w:rPr>
+        <w:t>；</w:t>
+      </w:r>
+      <w:r>
+        <w:rPr>
+          <w:rFonts w:hint="eastAsia" w:ascii="Times New Roman" w:hAnsi="Times New Roman" w:eastAsia="FangSong" w:cs="Times New Roman"/>
+        </w:rPr>
+        <w:t>氧原子均参与配位且有三种类型</w:t>
+      </w:r>
+      <w:r>
+        <w:rPr>
+          <w:rFonts w:hint="eastAsia" w:ascii="Times New Roman" w:hAnsi="Times New Roman" w:eastAsia="Times New Roman" w:cs="Times New Roman"/>
+        </w:rPr>
+        <w:t>（</w:t>
+      </w:r>
+      <w:r>
+        <w:rPr>
+          <w:rFonts w:hint="eastAsia" w:ascii="Times New Roman" w:hAnsi="Times New Roman" w:eastAsia="FangSong" w:cs="Times New Roman"/>
+        </w:rPr>
+        <w:t>端基</w:t>
+      </w:r>
+      <w:r>
+        <w:rPr>
+          <w:rFonts w:hint="eastAsia" w:ascii="Times New Roman" w:hAnsi="Times New Roman" w:eastAsia="Times New Roman" w:cs="Times New Roman"/>
+        </w:rPr>
+        <w:t>、</w:t>
+      </w:r>
+      <w:r>
+        <w:rPr>
+          <w:rFonts w:hint="eastAsia" w:ascii="Times New Roman" w:hAnsi="Times New Roman" w:eastAsia="FangSong" w:cs="Times New Roman"/>
+        </w:rPr>
+        <w:t>边桥基和面桥基</w:t>
+      </w:r>
+      <w:r>
+        <w:rPr>
+          <w:rFonts w:hint="eastAsia" w:ascii="Times New Roman" w:hAnsi="Times New Roman" w:eastAsia="Times New Roman" w:cs="Times New Roman"/>
+        </w:rPr>
+        <w:t>）。</w:t>
+      </w:r>
+    </w:p>
+    <w:p>
+      <w:pPr>
+        <w:numPr>
+          <w:ilvl w:val="0"/>
+          <w:numId w:val="1005"/>
+        </w:numPr>
+        <w:ind w:firstLine="420"/>
+      </w:pPr>
       <w:r>
         <w:rPr>
           <w:rFonts w:hint="eastAsia" w:ascii="Times New Roman" w:hAnsi="Times New Roman" w:eastAsia="FangSong" w:cs="Times New Roman"/>
@@ -7766,6 +7999,16 @@
           <w:rFonts w:hint="eastAsia" w:ascii="Times New Roman" w:hAnsi="Times New Roman" w:eastAsia="Times New Roman" w:cs="Times New Roman"/>
         </w:rPr>
         <w:t>。</w:t>
+      </w:r>
+    </w:p>
+    <w:p>
+      <w:pPr>
+        <w:spacing w:before="160" w:after="80"/>
+      </w:pPr>
+      <w:r>
+        <w:pict>
+          <v:rect style="width:0;height:1.5pt" o:hralign="center" o:hrstd="t" o:hr="t"/>
+        </w:pict>
       </w:r>
     </w:p>
     <w:p>
@@ -7807,6 +8050,7 @@
     <w:p>
       <w:pPr>
         <w:pStyle w:val="FirstParagraph"/>
+        <w:ind w:firstLine="420"/>
       </w:pPr>
       <w:r>
         <w:rPr>
@@ -7915,6 +8159,16 @@
           <w:rFonts w:hint="eastAsia" w:ascii="Times New Roman" w:hAnsi="Times New Roman" w:eastAsia="Times New Roman" w:cs="Times New Roman"/>
         </w:rPr>
         <w:t>。</w:t>
+      </w:r>
+    </w:p>
+    <w:p>
+      <w:pPr>
+        <w:spacing w:before="160" w:after="80"/>
+      </w:pPr>
+      <w:r>
+        <w:pict>
+          <v:rect style="width:0;height:1.5pt" o:hralign="center" o:hrstd="t" o:hr="t"/>
+        </w:pict>
       </w:r>
     </w:p>
     <w:p>
@@ -7956,6 +8210,7 @@
     <w:p>
       <w:pPr>
         <w:pStyle w:val="FirstParagraph"/>
+        <w:ind w:firstLine="420"/>
       </w:pPr>
       <w:r>
         <w:rPr>
@@ -8271,6 +8526,7 @@
           <w:ilvl w:val="0"/>
           <w:numId w:val="1006"/>
         </w:numPr>
+        <w:ind w:firstLine="420"/>
       </w:pPr>
       <w:r>
         <w:rPr>
@@ -8310,6 +8566,7 @@
           <w:ilvl w:val="0"/>
           <w:numId w:val="1006"/>
         </w:numPr>
+        <w:ind w:firstLine="420"/>
       </w:pPr>
       <w:r>
         <w:rPr>
@@ -8339,6 +8596,7 @@
     <w:p>
       <w:pPr>
         <w:pStyle w:val="FirstParagraph"/>
+        <w:ind w:firstLine="420"/>
       </w:pPr>
       <w:r>
         <w:rPr>
@@ -8614,6 +8872,7 @@
           <w:ilvl w:val="0"/>
           <w:numId w:val="1007"/>
         </w:numPr>
+        <w:ind w:firstLine="420"/>
       </w:pPr>
       <w:r>
         <w:rPr>
@@ -8649,6 +8908,7 @@
     <w:p>
       <w:pPr>
         <w:pStyle w:val="FirstParagraph"/>
+        <w:ind w:firstLine="420"/>
       </w:pPr>
       <w:r>
         <w:rPr>
@@ -8878,6 +9138,7 @@
           <w:ilvl w:val="0"/>
           <w:numId w:val="1008"/>
         </w:numPr>
+        <w:ind w:firstLine="420"/>
       </w:pPr>
       <w:r>
         <w:rPr>
@@ -8910,6 +9171,7 @@
           <w:ilvl w:val="0"/>
           <w:numId w:val="1008"/>
         </w:numPr>
+        <w:ind w:firstLine="420"/>
       </w:pPr>
       <w:r>
         <w:rPr>
@@ -8993,6 +9255,16 @@
           <w:rFonts w:hint="eastAsia" w:ascii="Times New Roman" w:hAnsi="Times New Roman" w:eastAsia="Times New Roman" w:cs="Times New Roman"/>
         </w:rPr>
         <w:t>。</w:t>
+      </w:r>
+    </w:p>
+    <w:p>
+      <w:pPr>
+        <w:spacing w:before="160" w:after="80"/>
+      </w:pPr>
+      <w:r>
+        <w:pict>
+          <v:rect style="width:0;height:1.5pt" o:hralign="center" o:hrstd="t" o:hr="t"/>
+        </w:pict>
       </w:r>
     </w:p>
     <w:p>
@@ -9034,6 +9306,7 @@
     <w:p>
       <w:pPr>
         <w:pStyle w:val="FirstParagraph"/>
+        <w:ind w:firstLine="420"/>
       </w:pPr>
       <w:r>
         <w:rPr>
@@ -9210,6 +9483,191 @@
     </w:p>
     <w:p>
       <w:pPr>
+        <w:numPr>
+          <w:ilvl w:val="0"/>
+          <w:numId w:val="1009"/>
+        </w:numPr>
+        <w:ind w:firstLine="420"/>
+      </w:pPr>
+      <w:r>
+        <w:rPr>
+          <w:rFonts w:hint="eastAsia" w:ascii="Times New Roman" w:hAnsi="Times New Roman" w:eastAsia="FangSong" w:cs="Times New Roman"/>
+        </w:rPr>
+        <w:t>写出晶胞中锆原子和钨原子的数目</w:t>
+      </w:r>
+      <w:r>
+        <w:rPr>
+          <w:rFonts w:hint="eastAsia" w:ascii="Times New Roman" w:hAnsi="Times New Roman" w:eastAsia="Times New Roman" w:cs="Times New Roman"/>
+        </w:rPr>
+        <w:t>。</w:t>
+      </w:r>
+    </w:p>
+    <w:p>
+      <w:pPr>
+        <w:numPr>
+          <w:ilvl w:val="0"/>
+          <w:numId w:val="1009"/>
+        </w:numPr>
+        <w:ind w:firstLine="420"/>
+      </w:pPr>
+      <w:r>
+        <w:rPr>
+          <w:rFonts w:hint="eastAsia" w:ascii="Times New Roman" w:hAnsi="Times New Roman" w:eastAsia="FangSong" w:cs="Times New Roman"/>
+        </w:rPr>
+        <w:t>写出这种复合氧化物的化学式</w:t>
+      </w:r>
+      <w:r>
+        <w:rPr>
+          <w:rFonts w:hint="eastAsia" w:ascii="Times New Roman" w:hAnsi="Times New Roman" w:eastAsia="Times New Roman" w:cs="Times New Roman"/>
+        </w:rPr>
+        <w:t>。</w:t>
+      </w:r>
+    </w:p>
+    <w:p>
+      <w:pPr>
+        <w:numPr>
+          <w:ilvl w:val="0"/>
+          <w:numId w:val="1009"/>
+        </w:numPr>
+        <w:ind w:firstLine="420"/>
+      </w:pPr>
+      <w:r>
+        <w:rPr>
+          <w:rFonts w:hint="eastAsia" w:ascii="Times New Roman" w:hAnsi="Times New Roman" w:eastAsia="FangSong" w:cs="Times New Roman"/>
+        </w:rPr>
+        <w:t>晶体中</w:t>
+      </w:r>
+      <w:r>
+        <w:rPr>
+          <w:rFonts w:hint="eastAsia" w:ascii="Times New Roman" w:hAnsi="Times New Roman" w:eastAsia="Times New Roman" w:cs="Times New Roman"/>
+        </w:rPr>
+        <w:t>，</w:t>
+      </w:r>
+      <w:r>
+        <w:rPr>
+          <w:rFonts w:hint="eastAsia" w:ascii="Times New Roman" w:hAnsi="Times New Roman" w:eastAsia="FangSong" w:cs="Times New Roman"/>
+        </w:rPr>
+        <w:t>氧原子的化学环境有几种</w:t>
+      </w:r>
+      <w:r>
+        <w:rPr>
+          <w:rFonts w:hint="eastAsia" w:ascii="Times New Roman" w:hAnsi="Times New Roman" w:eastAsia="Times New Roman" w:cs="Times New Roman"/>
+        </w:rPr>
+        <w:t>？</w:t>
+      </w:r>
+      <w:r>
+        <w:rPr>
+          <w:rFonts w:hint="eastAsia" w:ascii="Times New Roman" w:hAnsi="Times New Roman" w:eastAsia="FangSong" w:cs="Times New Roman"/>
+        </w:rPr>
+        <w:t>各是什么类型</w:t>
+      </w:r>
+      <w:r>
+        <w:rPr>
+          <w:rFonts w:hint="eastAsia" w:ascii="Times New Roman" w:hAnsi="Times New Roman" w:eastAsia="Times New Roman" w:cs="Times New Roman"/>
+        </w:rPr>
+        <w:t>？</w:t>
+      </w:r>
+      <w:r>
+        <w:rPr>
+          <w:rFonts w:hint="eastAsia" w:ascii="Times New Roman" w:hAnsi="Times New Roman" w:eastAsia="FangSong" w:cs="Times New Roman"/>
+        </w:rPr>
+        <w:t>在一个晶胞中有多少</w:t>
+      </w:r>
+      <w:r>
+        <w:rPr>
+          <w:rFonts w:hint="eastAsia" w:ascii="Times New Roman" w:hAnsi="Times New Roman" w:eastAsia="Times New Roman" w:cs="Times New Roman"/>
+        </w:rPr>
+        <w:t>？</w:t>
+      </w:r>
+    </w:p>
+    <w:p>
+      <w:pPr>
+        <w:numPr>
+          <w:ilvl w:val="0"/>
+          <w:numId w:val="1009"/>
+        </w:numPr>
+        <w:ind w:firstLine="420"/>
+      </w:pPr>
+      <w:r>
+        <w:rPr>
+          <w:rFonts w:hint="eastAsia" w:ascii="Times New Roman" w:hAnsi="Times New Roman" w:eastAsia="FangSong" w:cs="Times New Roman"/>
+        </w:rPr>
+        <w:t xml:space="preserve">已知晶胞参数</w:t>
+      </w:r>
+      <w:r>
+        <w:rPr>
+          <w:rFonts w:ascii="Times New Roman" w:hAnsi="Times New Roman" w:eastAsia="Times New Roman" w:cs="Times New Roman"/>
+        </w:rPr>
+        <w:t xml:space="preserve"> </w:t>
+      </w:r>
+      <m:oMath>
+        <m:oMathPr>
+          <m:ctrlPr>
+            <w:rPr>
+              <w:sz w:val="28"/>
+              <w:szCs w:val="28"/>
+            </w:rPr>
+          </m:ctrlPr>
+        </m:oMathPr>
+        <m:r>
+          <m:t>a</m:t>
+        </m:r>
+        <m:r>
+          <m:rPr>
+            <m:sty m:val="p"/>
+          </m:rPr>
+          <m:t>=</m:t>
+        </m:r>
+        <m:r>
+          <m:t>0.916</m:t>
+        </m:r>
+        <m:r>
+          <m:t> </m:t>
+        </m:r>
+        <m:r>
+          <m:rPr>
+            <m:sty m:val="p"/>
+          </m:rPr>
+          <m:t>n</m:t>
+        </m:r>
+        <m:r>
+          <m:rPr>
+            <m:sty m:val="p"/>
+          </m:rPr>
+          <m:t>m</m:t>
+        </m:r>
+      </m:oMath>
+      <w:r>
+        <w:rPr>
+          <w:rFonts w:hint="eastAsia" w:ascii="Times New Roman" w:hAnsi="Times New Roman" w:eastAsia="Times New Roman" w:cs="Times New Roman"/>
+        </w:rPr>
+        <w:t>，</w:t>
+      </w:r>
+      <w:r>
+        <w:rPr>
+          <w:rFonts w:hint="eastAsia" w:ascii="Times New Roman" w:hAnsi="Times New Roman" w:eastAsia="FangSong" w:cs="Times New Roman"/>
+        </w:rPr>
+        <w:t>计算该晶体的密度</w:t>
+      </w:r>
+      <w:r>
+        <w:rPr>
+          <w:rFonts w:hint="eastAsia" w:ascii="Times New Roman" w:hAnsi="Times New Roman" w:eastAsia="Times New Roman" w:cs="Times New Roman"/>
+        </w:rPr>
+        <w:t>。</w:t>
+      </w:r>
+    </w:p>
+    <w:p>
+      <w:pPr>
+        <w:spacing w:before="160" w:after="80"/>
+      </w:pPr>
+      <w:r>
+        <w:pict>
+          <v:rect style="width:0;height:1.5pt" o:hralign="center" o:hrstd="t" o:hr="t"/>
+        </w:pict>
+      </w:r>
+    </w:p>
+    <w:p>
+      <w:pPr>
         <w:spacing w:before="160" w:after="80"/>
       </w:pPr>
       <w:r>
@@ -9247,6 +9705,7 @@
     <w:p>
       <w:pPr>
         <w:pStyle w:val="FirstParagraph"/>
+        <w:ind w:firstLine="420"/>
       </w:pPr>
       <w:r>
         <w:rPr>
@@ -9530,6 +9989,139 @@
         </w:pict>
       </w:r>
     </w:p>
+    <w:p>
+      <w:pPr>
+        <w:numPr>
+          <w:ilvl w:val="0"/>
+          <w:numId w:val="1010"/>
+        </w:numPr>
+        <w:ind w:firstLine="420"/>
+      </w:pPr>
+      <w:r>
+        <w:rPr>
+          <w:rFonts w:hint="eastAsia" w:ascii="Times New Roman" w:hAnsi="Times New Roman" w:eastAsia="FangSong" w:cs="Times New Roman"/>
+        </w:rPr>
+        <w:t>解释群青晶体常有比较浓烈颜色的原因</w:t>
+      </w:r>
+      <w:r>
+        <w:rPr>
+          <w:rFonts w:hint="eastAsia" w:ascii="Times New Roman" w:hAnsi="Times New Roman" w:eastAsia="Times New Roman" w:cs="Times New Roman"/>
+        </w:rPr>
+        <w:t>。</w:t>
+      </w:r>
+    </w:p>
+    <w:p>
+      <w:pPr>
+        <w:numPr>
+          <w:ilvl w:val="0"/>
+          <w:numId w:val="1010"/>
+        </w:numPr>
+        <w:ind w:firstLine="420"/>
+      </w:pPr>
+      <w:r>
+        <w:rPr>
+          <w:rFonts w:hint="eastAsia" w:ascii="Times New Roman" w:hAnsi="Times New Roman" w:eastAsia="FangSong" w:cs="Times New Roman"/>
+        </w:rPr>
+        <w:t>给出该群青晶体的化学式</w:t>
+      </w:r>
+      <w:r>
+        <w:rPr>
+          <w:rFonts w:hint="eastAsia" w:ascii="Times New Roman" w:hAnsi="Times New Roman" w:eastAsia="Times New Roman" w:cs="Times New Roman"/>
+        </w:rPr>
+        <w:t>，</w:t>
+      </w:r>
+      <w:r>
+        <w:rPr>
+          <w:rFonts w:hint="eastAsia" w:ascii="Times New Roman" w:hAnsi="Times New Roman" w:eastAsia="FangSong" w:cs="Times New Roman"/>
+        </w:rPr>
+        <w:t>并计算该晶体的密度</w:t>
+      </w:r>
+      <w:r>
+        <w:rPr>
+          <w:rFonts w:hint="eastAsia" w:ascii="Times New Roman" w:hAnsi="Times New Roman" w:eastAsia="Times New Roman" w:cs="Times New Roman"/>
+        </w:rPr>
+        <w:t>。</w:t>
+      </w:r>
+    </w:p>
+    <w:p>
+      <w:pPr>
+        <w:numPr>
+          <w:ilvl w:val="0"/>
+          <w:numId w:val="1010"/>
+        </w:numPr>
+        <w:ind w:firstLine="420"/>
+      </w:pPr>
+      <w:r>
+        <w:rPr>
+          <w:rFonts w:hint="eastAsia" w:ascii="Times New Roman" w:hAnsi="Times New Roman" w:eastAsia="FangSong" w:cs="Times New Roman"/>
+        </w:rPr>
+        <w:t xml:space="preserve">假设</w:t>
+      </w:r>
+      <w:r>
+        <w:rPr>
+          <w:rFonts w:ascii="Times New Roman" w:hAnsi="Times New Roman" w:eastAsia="Times New Roman" w:cs="Times New Roman"/>
+        </w:rPr>
+        <w:t xml:space="preserve"> Al </w:t>
+      </w:r>
+      <w:r>
+        <w:rPr>
+          <w:rFonts w:hint="eastAsia" w:ascii="Times New Roman" w:hAnsi="Times New Roman" w:eastAsia="FangSong" w:cs="Times New Roman"/>
+        </w:rPr>
+        <w:t xml:space="preserve">和</w:t>
+      </w:r>
+      <w:r>
+        <w:rPr>
+          <w:rFonts w:ascii="Times New Roman" w:hAnsi="Times New Roman" w:eastAsia="Times New Roman" w:cs="Times New Roman"/>
+        </w:rPr>
+        <w:t xml:space="preserve"> Si </w:t>
+      </w:r>
+      <w:r>
+        <w:rPr>
+          <w:rFonts w:hint="eastAsia" w:ascii="Times New Roman" w:hAnsi="Times New Roman" w:eastAsia="FangSong" w:cs="Times New Roman"/>
+        </w:rPr>
+        <w:t>的呈现混同的原子</w:t>
+      </w:r>
+      <w:r>
+        <w:rPr>
+          <w:rFonts w:hint="eastAsia" w:ascii="Times New Roman" w:hAnsi="Times New Roman" w:eastAsia="Times New Roman" w:cs="Times New Roman"/>
+        </w:rPr>
+        <w:t>，</w:t>
+      </w:r>
+      <w:r>
+        <w:rPr>
+          <w:rFonts w:hint="eastAsia" w:ascii="Times New Roman" w:hAnsi="Times New Roman" w:eastAsia="FangSong" w:cs="Times New Roman"/>
+        </w:rPr>
+        <w:t>指出一个晶胞中所有对称轴的种类</w:t>
+      </w:r>
+      <w:r>
+        <w:rPr>
+          <w:rFonts w:hint="eastAsia" w:ascii="Times New Roman" w:hAnsi="Times New Roman" w:eastAsia="Times New Roman" w:cs="Times New Roman"/>
+        </w:rPr>
+        <w:t>、</w:t>
+      </w:r>
+      <w:r>
+        <w:rPr>
+          <w:rFonts w:hint="eastAsia" w:ascii="Times New Roman" w:hAnsi="Times New Roman" w:eastAsia="FangSong" w:cs="Times New Roman"/>
+        </w:rPr>
+        <w:t>数量</w:t>
+      </w:r>
+      <w:r>
+        <w:rPr>
+          <w:rFonts w:hint="eastAsia" w:ascii="Times New Roman" w:hAnsi="Times New Roman" w:eastAsia="Times New Roman" w:cs="Times New Roman"/>
+        </w:rPr>
+        <w:t>。</w:t>
+      </w:r>
+    </w:p>
+    <w:p>
+      <w:pPr>
+        <w:spacing w:before="160" w:after="80"/>
+      </w:pPr>
+      <w:r>
+        <w:pict>
+          <v:rect style="width:0;height:1.5pt" o:hralign="center" o:hrstd="t" o:hr="t"/>
+        </w:pict>
+      </w:r>
+    </w:p>
     <w:bookmarkEnd w:id="35"/>
     <w:bookmarkStart w:id="36" w:name="第16题"/>
     <w:p>
@@ -9559,6 +10151,7 @@
     <w:p>
       <w:pPr>
         <w:pStyle w:val="FirstParagraph"/>
+        <w:ind w:firstLine="420"/>
       </w:pPr>
       <w:r>
         <w:rPr>
@@ -9734,6 +10327,16 @@
         </w:pict>
       </w:r>
     </w:p>
+    <w:p>
+      <w:pPr>
+        <w:spacing w:before="160" w:after="80"/>
+      </w:pPr>
+      <w:r>
+        <w:pict>
+          <v:rect style="width:0;height:1.5pt" o:hralign="center" o:hrstd="t" o:hr="t"/>
+        </w:pict>
+      </w:r>
+    </w:p>
     <w:bookmarkEnd w:id="36"/>
     <w:bookmarkStart w:id="37" w:name="第17题"/>
     <w:p>
@@ -9763,6 +10366,7 @@
     <w:p>
       <w:pPr>
         <w:pStyle w:val="FirstParagraph"/>
+        <w:ind w:firstLine="420"/>
       </w:pPr>
       <w:r>
         <w:rPr>
@@ -10418,6 +11022,7 @@
     <w:p>
       <w:pPr>
         <w:pStyle w:val="BodyText"/>
+        <w:ind w:firstLine="420"/>
       </w:pPr>
       <w:r>
         <w:rPr>
@@ -10483,6 +11088,7 @@
     <w:p>
       <w:pPr>
         <w:pStyle w:val="BodyText"/>
+        <w:ind w:firstLine="420"/>
       </w:pPr>
       <w:r>
         <w:rPr>
@@ -11050,6 +11656,7 @@
     <w:p>
       <w:pPr>
         <w:pStyle w:val="BodyText"/>
+        <w:ind w:firstLine="420"/>
       </w:pPr>
       <w:r>
         <w:rPr>
@@ -11103,6 +11710,7 @@
     <w:p>
       <w:pPr>
         <w:pStyle w:val="BodyText"/>
+        <w:ind w:firstLine="420"/>
       </w:pPr>
       <w:r>
         <w:rPr>
@@ -11808,6 +12416,7 @@
     <w:p>
       <w:pPr>
         <w:pStyle w:val="FirstParagraph"/>
+        <w:ind w:firstLine="420"/>
       </w:pPr>
       <w:r>
         <w:rPr>
@@ -11819,6 +12428,7 @@
     <w:p>
       <w:pPr>
         <w:pStyle w:val="BodyText"/>
+        <w:ind w:firstLine="420"/>
       </w:pPr>
       <w:r>
         <w:rPr>
@@ -12198,6 +12808,7 @@
     <w:p>
       <w:pPr>
         <w:pStyle w:val="FirstParagraph"/>
+        <w:ind w:firstLine="420"/>
       </w:pPr>
       <w:r>
         <w:rPr>
@@ -12309,6 +12920,7 @@
     <w:p>
       <w:pPr>
         <w:pStyle w:val="BodyText"/>
+        <w:ind w:firstLine="420"/>
       </w:pPr>
       <w:r>
         <w:rPr>
@@ -12398,6 +13010,7 @@
     <w:p>
       <w:pPr>
         <w:pStyle w:val="BodyText"/>
+        <w:ind w:firstLine="420"/>
       </w:pPr>
       <w:r>
         <w:rPr>
@@ -12742,6 +13355,7 @@
     <w:p>
       <w:pPr>
         <w:pStyle w:val="BodyText"/>
+        <w:ind w:firstLine="420"/>
       </w:pPr>
       <w:r>
         <w:rPr>
@@ -12975,6 +13589,7 @@
     <w:p>
       <w:pPr>
         <w:pStyle w:val="FirstParagraph"/>
+        <w:ind w:firstLine="420"/>
       </w:pPr>
       <w:r>
         <w:rPr>
@@ -13453,6 +14068,7 @@
     <w:p>
       <w:pPr>
         <w:pStyle w:val="FirstParagraph"/>
+        <w:ind w:firstLine="420"/>
       </w:pPr>
       <w:r>
         <w:rPr>
@@ -13496,6 +14112,7 @@
     <w:p>
       <w:pPr>
         <w:pStyle w:val="BodyText"/>
+        <w:ind w:firstLine="420"/>
       </w:pPr>
       <w:r>
         <w:rPr>
@@ -13861,6 +14478,16 @@
         </w:pict>
       </w:r>
     </w:p>
+    <w:p>
+      <w:pPr>
+        <w:spacing w:before="160" w:after="80"/>
+      </w:pPr>
+      <w:r>
+        <w:pict>
+          <v:rect style="width:0;height:1.5pt" o:hralign="center" o:hrstd="t" o:hr="t"/>
+        </w:pict>
+      </w:r>
+    </w:p>
     <w:bookmarkEnd w:id="37"/>
     <w:bookmarkStart w:id="38" w:name="第18题"/>
     <w:p>
@@ -13890,6 +14517,7 @@
     <w:p>
       <w:pPr>
         <w:pStyle w:val="FirstParagraph"/>
+        <w:ind w:firstLine="420"/>
       </w:pPr>
       <w:r>
         <w:rPr>
@@ -14075,8 +14703,9 @@
       <w:pPr>
         <w:numPr>
           <w:ilvl w:val="0"/>
-          <w:numId w:val="1009"/>
+          <w:numId w:val="1011"/>
         </w:numPr>
+        <w:ind w:firstLine="420"/>
       </w:pPr>
       <w:r>
         <w:rPr>
@@ -14297,8 +14926,9 @@
       <w:pPr>
         <w:numPr>
           <w:ilvl w:val="0"/>
-          <w:numId w:val="1009"/>
+          <w:numId w:val="1011"/>
         </w:numPr>
+        <w:ind w:firstLine="420"/>
       </w:pPr>
       <w:r>
         <w:rPr>
@@ -14479,6 +15109,16 @@
           <w:rFonts w:hint="eastAsia" w:ascii="Times New Roman" w:hAnsi="Times New Roman" w:eastAsia="Times New Roman" w:cs="Times New Roman"/>
         </w:rPr>
         <w:t>。</w:t>
+      </w:r>
+    </w:p>
+    <w:p>
+      <w:pPr>
+        <w:spacing w:before="160" w:after="80"/>
+      </w:pPr>
+      <w:r>
+        <w:pict>
+          <v:rect style="width:0;height:1.5pt" o:hralign="center" o:hrstd="t" o:hr="t"/>
+        </w:pict>
       </w:r>
     </w:p>
     <w:p>
@@ -14520,6 +15160,7 @@
     <w:p>
       <w:pPr>
         <w:pStyle w:val="FirstParagraph"/>
+        <w:ind w:firstLine="420"/>
       </w:pPr>
       <w:r>
         <w:rPr>
@@ -14556,6 +15197,16 @@
           <w:rFonts w:hint="eastAsia" w:ascii="Times New Roman" w:hAnsi="Times New Roman" w:eastAsia="Times New Roman" w:cs="Times New Roman"/>
         </w:rPr>
         <w:t>。</w:t>
+      </w:r>
+    </w:p>
+    <w:p>
+      <w:pPr>
+        <w:spacing w:before="160" w:after="80"/>
+      </w:pPr>
+      <w:r>
+        <w:pict>
+          <v:rect style="width:0;height:1.5pt" o:hralign="center" o:hrstd="t" o:hr="t"/>
+        </w:pict>
       </w:r>
     </w:p>
     <w:p>
@@ -14597,6 +15248,7 @@
     <w:p>
       <w:pPr>
         <w:pStyle w:val="FirstParagraph"/>
+        <w:ind w:firstLine="420"/>
       </w:pPr>
       <w:r>
         <w:rPr>
@@ -14849,6 +15501,16 @@
         </w:pict>
       </w:r>
     </w:p>
+    <w:p>
+      <w:pPr>
+        <w:spacing w:before="160" w:after="80"/>
+      </w:pPr>
+      <w:r>
+        <w:pict>
+          <v:rect style="width:0;height:1.5pt" o:hralign="center" o:hrstd="t" o:hr="t"/>
+        </w:pict>
+      </w:r>
+    </w:p>
     <w:bookmarkEnd w:id="40"/>
     <w:bookmarkStart w:id="41" w:name="第21题"/>
     <w:p>
@@ -14878,6 +15540,7 @@
     <w:p>
       <w:pPr>
         <w:pStyle w:val="FirstParagraph"/>
+        <w:ind w:firstLine="420"/>
       </w:pPr>
       <w:r>
         <w:rPr>
@@ -14908,7 +15571,7 @@
       <w:pPr>
         <w:numPr>
           <w:ilvl w:val="0"/>
-          <w:numId w:val="1010"/>
+          <w:numId w:val="1012"/>
         </w:numPr>
       </w:pPr>
       <m:oMath>
@@ -15211,7 +15874,7 @@
       <w:pPr>
         <w:numPr>
           <w:ilvl w:val="0"/>
-          <w:numId w:val="1010"/>
+          <w:numId w:val="1012"/>
         </w:numPr>
       </w:pPr>
       <m:oMath>
@@ -15361,6 +16024,16 @@
         </w:pict>
       </w:r>
     </w:p>
+    <w:p>
+      <w:pPr>
+        <w:spacing w:before="160" w:after="80"/>
+      </w:pPr>
+      <w:r>
+        <w:pict>
+          <v:rect style="width:0;height:1.5pt" o:hralign="center" o:hrstd="t" o:hr="t"/>
+        </w:pict>
+      </w:r>
+    </w:p>
     <w:bookmarkEnd w:id="41"/>
     <w:bookmarkStart w:id="42" w:name="第22题"/>
     <w:p>
@@ -15390,6 +16063,7 @@
     <w:p>
       <w:pPr>
         <w:pStyle w:val="FirstParagraph"/>
+        <w:ind w:firstLine="420"/>
       </w:pPr>
       <w:r>
         <w:rPr>
@@ -15576,6 +16250,16 @@
           <w:rFonts w:hint="eastAsia" w:ascii="Times New Roman" w:hAnsi="Times New Roman" w:eastAsia="FangSong" w:cs="Times New Roman"/>
         </w:rPr>
         <w:t xml:space="preserve">无法求</w:t>
+      </w:r>
+    </w:p>
+    <w:p>
+      <w:pPr>
+        <w:spacing w:before="160" w:after="80"/>
+      </w:pPr>
+      <w:r>
+        <w:pict>
+          <v:rect style="width:0;height:1.5pt" o:hralign="center" o:hrstd="t" o:hr="t"/>
+        </w:pict>
       </w:r>
     </w:p>
     <w:p>
@@ -15617,6 +16301,7 @@
     <w:p>
       <w:pPr>
         <w:pStyle w:val="FirstParagraph"/>
+        <w:ind w:firstLine="420"/>
       </w:pPr>
       <w:r>
         <w:rPr>
@@ -15645,14 +16330,12 @@
     </w:p>
     <w:p>
       <w:pPr>
-        <w:pStyle w:val="BodyText"/>
-      </w:pPr>
-      <w:r>
-        <w:rPr>
-          <w:rFonts w:ascii="Times New Roman" w:hAnsi="Times New Roman" w:eastAsia="Times New Roman" w:cs="Times New Roman"/>
-        </w:rPr>
-        <w:t xml:space="preserve">4-1 </w:t>
-      </w:r>
+        <w:numPr>
+          <w:ilvl w:val="0"/>
+          <w:numId w:val="1013"/>
+        </w:numPr>
+        <w:ind w:firstLine="420"/>
+      </w:pPr>
       <w:r>
         <w:rPr>
           <w:rFonts w:hint="eastAsia" w:ascii="Times New Roman" w:hAnsi="Times New Roman" w:eastAsia="FangSong" w:cs="Times New Roman"/>
@@ -15778,14 +16461,12 @@
     </w:p>
     <w:p>
       <w:pPr>
-        <w:pStyle w:val="BodyText"/>
-      </w:pPr>
-      <w:r>
-        <w:rPr>
-          <w:rFonts w:ascii="Times New Roman" w:hAnsi="Times New Roman" w:eastAsia="Times New Roman" w:cs="Times New Roman"/>
-        </w:rPr>
-        <w:t xml:space="preserve">4-2 </w:t>
-      </w:r>
+        <w:numPr>
+          <w:ilvl w:val="0"/>
+          <w:numId w:val="1013"/>
+        </w:numPr>
+        <w:ind w:firstLine="420"/>
+      </w:pPr>
       <w:r>
         <w:rPr>
           <w:rFonts w:hint="eastAsia" w:ascii="Times New Roman" w:hAnsi="Times New Roman" w:eastAsia="FangSong" w:cs="Times New Roman"/>
@@ -15898,14 +16579,12 @@
     </w:p>
     <w:p>
       <w:pPr>
-        <w:pStyle w:val="BodyText"/>
-      </w:pPr>
-      <w:r>
-        <w:rPr>
-          <w:rFonts w:ascii="Times New Roman" w:hAnsi="Times New Roman" w:eastAsia="Times New Roman" w:cs="Times New Roman"/>
-        </w:rPr>
-        <w:t xml:space="preserve">4-3 </w:t>
-      </w:r>
+        <w:numPr>
+          <w:ilvl w:val="0"/>
+          <w:numId w:val="1013"/>
+        </w:numPr>
+        <w:ind w:firstLine="420"/>
+      </w:pPr>
       <w:r>
         <w:rPr>
           <w:rFonts w:hint="eastAsia" w:ascii="Times New Roman" w:hAnsi="Times New Roman" w:eastAsia="FangSong" w:cs="Times New Roman"/>
@@ -16104,14 +16783,12 @@
     </w:p>
     <w:p>
       <w:pPr>
-        <w:pStyle w:val="BodyText"/>
-      </w:pPr>
-      <w:r>
-        <w:rPr>
-          <w:rFonts w:ascii="Times New Roman" w:hAnsi="Times New Roman" w:eastAsia="Times New Roman" w:cs="Times New Roman"/>
-        </w:rPr>
-        <w:t xml:space="preserve">4-4 </w:t>
-      </w:r>
+        <w:numPr>
+          <w:ilvl w:val="0"/>
+          <w:numId w:val="1013"/>
+        </w:numPr>
+        <w:ind w:firstLine="420"/>
+      </w:pPr>
       <w:r>
         <w:rPr>
           <w:rFonts w:hint="eastAsia" w:ascii="Times New Roman" w:hAnsi="Times New Roman" w:eastAsia="FangSong" w:cs="Times New Roman"/>
@@ -16231,14 +16908,12 @@
     </w:p>
     <w:p>
       <w:pPr>
-        <w:pStyle w:val="BodyText"/>
-      </w:pPr>
-      <w:r>
-        <w:rPr>
-          <w:rFonts w:ascii="Times New Roman" w:hAnsi="Times New Roman" w:eastAsia="Times New Roman" w:cs="Times New Roman"/>
-        </w:rPr>
-        <w:t xml:space="preserve">4-5 </w:t>
-      </w:r>
+        <w:numPr>
+          <w:ilvl w:val="0"/>
+          <w:numId w:val="1013"/>
+        </w:numPr>
+        <w:ind w:firstLine="420"/>
+      </w:pPr>
       <w:r>
         <w:rPr>
           <w:rFonts w:hint="eastAsia" w:ascii="Times New Roman" w:hAnsi="Times New Roman" w:eastAsia="FangSong" w:cs="Times New Roman"/>
@@ -16286,6 +16961,16 @@
           <w:rFonts w:hint="eastAsia" w:ascii="Times New Roman" w:hAnsi="Times New Roman" w:eastAsia="Times New Roman" w:cs="Times New Roman"/>
         </w:rPr>
         <w:t>。</w:t>
+      </w:r>
+    </w:p>
+    <w:p>
+      <w:pPr>
+        <w:spacing w:before="160" w:after="80"/>
+      </w:pPr>
+      <w:r>
+        <w:pict>
+          <v:rect style="width:0;height:1.5pt" o:hralign="center" o:hrstd="t" o:hr="t"/>
+        </w:pict>
       </w:r>
     </w:p>
     <w:p>
@@ -16327,6 +17012,7 @@
     <w:p>
       <w:pPr>
         <w:pStyle w:val="FirstParagraph"/>
+        <w:ind w:firstLine="420"/>
       </w:pPr>
       <w:r>
         <w:rPr>
@@ -16710,6 +17396,7 @@
     <w:p>
       <w:pPr>
         <w:pStyle w:val="FirstParagraph"/>
+        <w:ind w:firstLine="420"/>
       </w:pPr>
       <w:r>
         <w:rPr>
@@ -16717,7 +17404,7 @@
           <w:b/>
           <w:bCs/>
         </w:rPr>
-        <w:t xml:space="preserve">4-1</w:t>
+        <w:t xml:space="preserve">(1)</w:t>
       </w:r>
       <w:r>
         <w:rPr>
@@ -16798,6 +17485,7 @@
     <w:p>
       <w:pPr>
         <w:pStyle w:val="BodyText"/>
+        <w:ind w:firstLine="420"/>
       </w:pPr>
       <w:r>
         <w:rPr>
@@ -16805,7 +17493,7 @@
           <w:b/>
           <w:bCs/>
         </w:rPr>
-        <w:t xml:space="preserve">4-2</w:t>
+        <w:t xml:space="preserve">(2)</w:t>
       </w:r>
       <w:r>
         <w:rPr>
@@ -16954,6 +17642,7 @@
     <w:p>
       <w:pPr>
         <w:pStyle w:val="BodyText"/>
+        <w:ind w:firstLine="420"/>
       </w:pPr>
       <w:r>
         <w:rPr>
@@ -16961,7 +17650,7 @@
           <w:b/>
           <w:bCs/>
         </w:rPr>
-        <w:t xml:space="preserve">4-3</w:t>
+        <w:t xml:space="preserve">(3)</w:t>
       </w:r>
       <w:r>
         <w:rPr>
@@ -17122,6 +17811,16 @@
           <w:rFonts w:ascii="Times New Roman" w:hAnsi="Times New Roman" w:eastAsia="Times New Roman" w:cs="Times New Roman"/>
         </w:rPr>
         <w:t xml:space="preserve"> ΔG’。</w:t>
+      </w:r>
+    </w:p>
+    <w:p>
+      <w:pPr>
+        <w:spacing w:before="160" w:after="80"/>
+      </w:pPr>
+      <w:r>
+        <w:pict>
+          <v:rect style="width:0;height:1.5pt" o:hralign="center" o:hrstd="t" o:hr="t"/>
+        </w:pict>
       </w:r>
     </w:p>
     <w:p>
@@ -17163,6 +17862,7 @@
     <w:p>
       <w:pPr>
         <w:pStyle w:val="FirstParagraph"/>
+        <w:ind w:firstLine="420"/>
       </w:pPr>
       <w:r>
         <w:rPr>
@@ -17233,6 +17933,7 @@
       <w:pPr>
         <w:pStyle w:val="BodyText"/>
         <w:spacing w:after="80"/>
+        <w:ind w:firstLine="420"/>
       </w:pPr>
       <w:r>
         <w:rPr>
@@ -17258,6 +17959,15 @@
         <w:tblStyle w:val="Table"/>
         <w:tblW w:type="auto" w:w="0"/>
         <w:tblLook w:firstRow="1" w:lastRow="0" w:firstColumn="0" w:lastColumn="0" w:noHBand="0" w:noVBand="0" w:val="0020"/>
+        <w:jc w:val="center"/>
+        <w:tblBorders>
+          <w:top w:val="single" w:sz="12" w:space="0" w:color="333333"/>
+          <w:bottom w:val="single" w:sz="12" w:space="0" w:color="333333"/>
+          <w:left w:val="none"/>
+          <w:right w:val="none"/>
+          <w:insideH w:val="none"/>
+          <w:insideV w:val="none"/>
+        </w:tblBorders>
       </w:tblPr>
       <w:tblGrid>
         <w:gridCol w:w="1980"/>
@@ -17270,7 +17980,11 @@
           <w:tblHeader w:val="on"/>
         </w:trPr>
         <w:tc>
-          <w:tcPr/>
+          <w:tcPr>
+            <w:tcBorders>
+              <w:bottom w:val="single" w:sz="6" w:space="0" w:color="333333"/>
+            </w:tcBorders>
+          </w:tcPr>
           <w:p>
             <w:pPr>
               <w:pStyle w:val="Compact"/>
@@ -17286,7 +18000,11 @@
           </w:p>
         </w:tc>
         <w:tc>
-          <w:tcPr/>
+          <w:tcPr>
+            <w:tcBorders>
+              <w:bottom w:val="single" w:sz="6" w:space="0" w:color="333333"/>
+            </w:tcBorders>
+          </w:tcPr>
           <w:p>
             <w:pPr>
               <w:pStyle w:val="Compact"/>
@@ -17302,7 +18020,11 @@
           </w:p>
         </w:tc>
         <w:tc>
-          <w:tcPr/>
+          <w:tcPr>
+            <w:tcBorders>
+              <w:bottom w:val="single" w:sz="6" w:space="0" w:color="333333"/>
+            </w:tcBorders>
+          </w:tcPr>
           <w:p>
             <w:pPr>
               <w:pStyle w:val="Compact"/>
@@ -17318,7 +18040,11 @@
           </w:p>
         </w:tc>
         <w:tc>
-          <w:tcPr/>
+          <w:tcPr>
+            <w:tcBorders>
+              <w:bottom w:val="single" w:sz="6" w:space="0" w:color="333333"/>
+            </w:tcBorders>
+          </w:tcPr>
           <w:p>
             <w:pPr>
               <w:pStyle w:val="Compact"/>
@@ -17513,6 +18239,7 @@
       <w:pPr>
         <w:pStyle w:val="BodyText"/>
         <w:spacing w:before="120"/>
+        <w:ind w:firstLine="420"/>
       </w:pPr>
       <w:r>
         <w:rPr>
@@ -17572,6 +18299,7 @@
     <w:p>
       <w:pPr>
         <w:pStyle w:val="BodyText"/>
+        <w:ind w:firstLine="420"/>
       </w:pPr>
       <w:r>
         <w:rPr>
@@ -17579,7 +18307,7 @@
           <w:b/>
           <w:bCs/>
         </w:rPr>
-        <w:t xml:space="preserve">6-1</w:t>
+        <w:t xml:space="preserve">(1)</w:t>
       </w:r>
       <w:r>
         <w:rPr>
@@ -17615,6 +18343,7 @@
     <w:p>
       <w:pPr>
         <w:pStyle w:val="BodyText"/>
+        <w:ind w:firstLine="420"/>
       </w:pPr>
       <w:r>
         <w:rPr>
@@ -17622,7 +18351,7 @@
           <w:b/>
           <w:bCs/>
         </w:rPr>
-        <w:t xml:space="preserve">6-2</w:t>
+        <w:t xml:space="preserve">(2)</w:t>
       </w:r>
       <w:r>
         <w:rPr>
@@ -17682,6 +18411,7 @@
     <w:p>
       <w:pPr>
         <w:pStyle w:val="BodyText"/>
+        <w:ind w:firstLine="420"/>
       </w:pPr>
       <w:r>
         <w:rPr>
@@ -17689,7 +18419,7 @@
           <w:b/>
           <w:bCs/>
         </w:rPr>
-        <w:t xml:space="preserve">6-3</w:t>
+        <w:t xml:space="preserve">(3)</w:t>
       </w:r>
       <w:r>
         <w:rPr>
@@ -17743,6 +18473,7 @@
     <w:p>
       <w:pPr>
         <w:pStyle w:val="BodyText"/>
+        <w:ind w:firstLine="420"/>
       </w:pPr>
       <w:r>
         <w:rPr>
@@ -17750,7 +18481,7 @@
           <w:b/>
           <w:bCs/>
         </w:rPr>
-        <w:t xml:space="preserve">6-4</w:t>
+        <w:t xml:space="preserve">(4)</w:t>
       </w:r>
       <w:r>
         <w:rPr>
@@ -17810,6 +18541,7 @@
     <w:p>
       <w:pPr>
         <w:pStyle w:val="BodyText"/>
+        <w:ind w:firstLine="420"/>
       </w:pPr>
       <w:r>
         <w:rPr>
@@ -17817,7 +18549,7 @@
           <w:b/>
           <w:bCs/>
         </w:rPr>
-        <w:t xml:space="preserve">6-5</w:t>
+        <w:t xml:space="preserve">(5)</w:t>
       </w:r>
       <w:r>
         <w:rPr>
@@ -17848,6 +18580,16 @@
           <w:rFonts w:hint="eastAsia" w:ascii="Times New Roman" w:hAnsi="Times New Roman" w:eastAsia="Times New Roman" w:cs="Times New Roman"/>
         </w:rPr>
         <w:t>。</w:t>
+      </w:r>
+    </w:p>
+    <w:p>
+      <w:pPr>
+        <w:spacing w:before="160" w:after="80"/>
+      </w:pPr>
+      <w:r>
+        <w:pict>
+          <v:rect style="width:0;height:1.5pt" o:hralign="center" o:hrstd="t" o:hr="t"/>
+        </w:pict>
       </w:r>
     </w:p>
     <w:p>
@@ -17889,6 +18631,7 @@
     <w:p>
       <w:pPr>
         <w:pStyle w:val="FirstParagraph"/>
+        <w:ind w:firstLine="420"/>
       </w:pPr>
       <w:r>
         <w:rPr>
@@ -18070,6 +18813,7 @@
     <w:p>
       <w:pPr>
         <w:pStyle w:val="BodyText"/>
+        <w:ind w:firstLine="420"/>
       </w:pPr>
       <w:r>
         <w:rPr>
@@ -18436,6 +19180,7 @@
     <w:p>
       <w:pPr>
         <w:pStyle w:val="BodyText"/>
+        <w:ind w:firstLine="420"/>
       </w:pPr>
       <w:r>
         <w:rPr>
@@ -18770,6 +19515,7 @@
     <w:p>
       <w:pPr>
         <w:pStyle w:val="BodyText"/>
+        <w:ind w:firstLine="420"/>
       </w:pPr>
       <w:r>
         <w:rPr>
@@ -19145,6 +19891,7 @@
     <w:p>
       <w:pPr>
         <w:pStyle w:val="BodyText"/>
+        <w:ind w:firstLine="420"/>
       </w:pPr>
       <w:r>
         <w:rPr>
@@ -19628,6 +20375,16 @@
           <w:rFonts w:hint="eastAsia" w:ascii="Times New Roman" w:hAnsi="Times New Roman" w:eastAsia="Times New Roman" w:cs="Times New Roman"/>
         </w:rPr>
         <w:t>。</w:t>
+      </w:r>
+    </w:p>
+    <w:p>
+      <w:pPr>
+        <w:spacing w:before="160" w:after="80"/>
+      </w:pPr>
+      <w:r>
+        <w:pict>
+          <v:rect style="width:0;height:1.5pt" o:hralign="center" o:hrstd="t" o:hr="t"/>
+        </w:pict>
       </w:r>
     </w:p>
     <w:p>
@@ -19791,6 +20548,91 @@
       </w:pPr>
     </w:lvl>
   </w:abstractNum>
+  <w:abstractNum w:abstractNumId="99431">
+    <w:nsid w:val="00A99431"/>
+    <w:multiLevelType w:val="multilevel"/>
+    <w:lvl w:ilvl="0">
+      <w:start w:val="1"/>
+      <w:numFmt w:val="decimal"/>
+      <w:lvlText w:val="(%1)"/>
+      <w:lvlJc w:val="left"/>
+      <w:pPr>
+        <w:ind w:left="720" w:hanging="360"/>
+      </w:pPr>
+    </w:lvl>
+    <w:lvl w:ilvl="1">
+      <w:start w:val="1"/>
+      <w:numFmt w:val="decimal"/>
+      <w:lvlText w:val="(%2)"/>
+      <w:lvlJc w:val="left"/>
+      <w:pPr>
+        <w:ind w:left="1440" w:hanging="360"/>
+      </w:pPr>
+    </w:lvl>
+    <w:lvl w:ilvl="2">
+      <w:start w:val="1"/>
+      <w:numFmt w:val="decimal"/>
+      <w:lvlText w:val="(%3)"/>
+      <w:lvlJc w:val="left"/>
+      <w:pPr>
+        <w:ind w:left="2160" w:hanging="360"/>
+      </w:pPr>
+    </w:lvl>
+    <w:lvl w:ilvl="3">
+      <w:start w:val="1"/>
+      <w:numFmt w:val="decimal"/>
+      <w:lvlText w:val="(%4)"/>
+      <w:lvlJc w:val="left"/>
+      <w:pPr>
+        <w:ind w:left="2880" w:hanging="360"/>
+      </w:pPr>
+    </w:lvl>
+    <w:lvl w:ilvl="4">
+      <w:start w:val="1"/>
+      <w:numFmt w:val="decimal"/>
+      <w:lvlText w:val="(%5)"/>
+      <w:lvlJc w:val="left"/>
+      <w:pPr>
+        <w:ind w:left="3600" w:hanging="360"/>
+      </w:pPr>
+    </w:lvl>
+    <w:lvl w:ilvl="5">
+      <w:start w:val="1"/>
+      <w:numFmt w:val="decimal"/>
+      <w:lvlText w:val="(%6)"/>
+      <w:lvlJc w:val="left"/>
+      <w:pPr>
+        <w:ind w:left="4320" w:hanging="360"/>
+      </w:pPr>
+    </w:lvl>
+    <w:lvl w:ilvl="6">
+      <w:start w:val="1"/>
+      <w:numFmt w:val="decimal"/>
+      <w:lvlText w:val="(%7)"/>
+      <w:lvlJc w:val="left"/>
+      <w:pPr>
+        <w:ind w:left="5040" w:hanging="360"/>
+      </w:pPr>
+    </w:lvl>
+    <w:lvl w:ilvl="7">
+      <w:start w:val="1"/>
+      <w:numFmt w:val="decimal"/>
+      <w:lvlText w:val="(%8)"/>
+      <w:lvlJc w:val="left"/>
+      <w:pPr>
+        <w:ind w:left="5760" w:hanging="360"/>
+      </w:pPr>
+    </w:lvl>
+    <w:lvl w:ilvl="8">
+      <w:start w:val="1"/>
+      <w:numFmt w:val="decimal"/>
+      <w:lvlText w:val="(%9)"/>
+      <w:lvlJc w:val="left"/>
+      <w:pPr>
+        <w:ind w:left="6480" w:hanging="360"/>
+      </w:pPr>
+    </w:lvl>
+  </w:abstractNum>
   <w:abstractNum w:abstractNumId="991">
     <w:nsid w:val="0000A991"/>
     <w:multiLevelType w:val="multilevel"/>
@@ -19892,261 +20734,6 @@
       <w:rPr>
         <w:rFonts w:ascii="Wingdings" w:hAnsi="Wingdings" w:cs="Wingdings" w:hint="default"/>
       </w:rPr>
-    </w:lvl>
-  </w:abstractNum>
-  <w:abstractNum w:abstractNumId="99431">
-    <w:nsid w:val="00A99431"/>
-    <w:multiLevelType w:val="multilevel"/>
-    <w:lvl w:ilvl="0">
-      <w:start w:val="1"/>
-      <w:numFmt w:val="decimal"/>
-      <w:lvlText w:val="(%1)"/>
-      <w:lvlJc w:val="left"/>
-      <w:pPr>
-        <w:ind w:left="720" w:hanging="360"/>
-      </w:pPr>
-    </w:lvl>
-    <w:lvl w:ilvl="1">
-      <w:start w:val="1"/>
-      <w:numFmt w:val="decimal"/>
-      <w:lvlText w:val="(%2)"/>
-      <w:lvlJc w:val="left"/>
-      <w:pPr>
-        <w:ind w:left="1440" w:hanging="360"/>
-      </w:pPr>
-    </w:lvl>
-    <w:lvl w:ilvl="2">
-      <w:start w:val="1"/>
-      <w:numFmt w:val="decimal"/>
-      <w:lvlText w:val="(%3)"/>
-      <w:lvlJc w:val="left"/>
-      <w:pPr>
-        <w:ind w:left="2160" w:hanging="360"/>
-      </w:pPr>
-    </w:lvl>
-    <w:lvl w:ilvl="3">
-      <w:start w:val="1"/>
-      <w:numFmt w:val="decimal"/>
-      <w:lvlText w:val="(%4)"/>
-      <w:lvlJc w:val="left"/>
-      <w:pPr>
-        <w:ind w:left="2880" w:hanging="360"/>
-      </w:pPr>
-    </w:lvl>
-    <w:lvl w:ilvl="4">
-      <w:start w:val="1"/>
-      <w:numFmt w:val="decimal"/>
-      <w:lvlText w:val="(%5)"/>
-      <w:lvlJc w:val="left"/>
-      <w:pPr>
-        <w:ind w:left="3600" w:hanging="360"/>
-      </w:pPr>
-    </w:lvl>
-    <w:lvl w:ilvl="5">
-      <w:start w:val="1"/>
-      <w:numFmt w:val="decimal"/>
-      <w:lvlText w:val="(%6)"/>
-      <w:lvlJc w:val="left"/>
-      <w:pPr>
-        <w:ind w:left="4320" w:hanging="360"/>
-      </w:pPr>
-    </w:lvl>
-    <w:lvl w:ilvl="6">
-      <w:start w:val="1"/>
-      <w:numFmt w:val="decimal"/>
-      <w:lvlText w:val="(%7)"/>
-      <w:lvlJc w:val="left"/>
-      <w:pPr>
-        <w:ind w:left="5040" w:hanging="360"/>
-      </w:pPr>
-    </w:lvl>
-    <w:lvl w:ilvl="7">
-      <w:start w:val="1"/>
-      <w:numFmt w:val="decimal"/>
-      <w:lvlText w:val="(%8)"/>
-      <w:lvlJc w:val="left"/>
-      <w:pPr>
-        <w:ind w:left="5760" w:hanging="360"/>
-      </w:pPr>
-    </w:lvl>
-    <w:lvl w:ilvl="8">
-      <w:start w:val="1"/>
-      <w:numFmt w:val="decimal"/>
-      <w:lvlText w:val="(%9)"/>
-      <w:lvlJc w:val="left"/>
-      <w:pPr>
-        <w:ind w:left="6480" w:hanging="360"/>
-      </w:pPr>
-    </w:lvl>
-  </w:abstractNum>
-  <w:abstractNum w:abstractNumId="99432">
-    <w:nsid w:val="00A99432"/>
-    <w:multiLevelType w:val="multilevel"/>
-    <w:lvl w:ilvl="0">
-      <w:start w:val="2"/>
-      <w:numFmt w:val="decimal"/>
-      <w:lvlText w:val="(%1)"/>
-      <w:lvlJc w:val="left"/>
-      <w:pPr>
-        <w:ind w:left="720" w:hanging="360"/>
-      </w:pPr>
-    </w:lvl>
-    <w:lvl w:ilvl="1">
-      <w:start w:val="2"/>
-      <w:numFmt w:val="decimal"/>
-      <w:lvlText w:val="(%2)"/>
-      <w:lvlJc w:val="left"/>
-      <w:pPr>
-        <w:ind w:left="1440" w:hanging="360"/>
-      </w:pPr>
-    </w:lvl>
-    <w:lvl w:ilvl="2">
-      <w:start w:val="2"/>
-      <w:numFmt w:val="decimal"/>
-      <w:lvlText w:val="(%3)"/>
-      <w:lvlJc w:val="left"/>
-      <w:pPr>
-        <w:ind w:left="2160" w:hanging="360"/>
-      </w:pPr>
-    </w:lvl>
-    <w:lvl w:ilvl="3">
-      <w:start w:val="2"/>
-      <w:numFmt w:val="decimal"/>
-      <w:lvlText w:val="(%4)"/>
-      <w:lvlJc w:val="left"/>
-      <w:pPr>
-        <w:ind w:left="2880" w:hanging="360"/>
-      </w:pPr>
-    </w:lvl>
-    <w:lvl w:ilvl="4">
-      <w:start w:val="2"/>
-      <w:numFmt w:val="decimal"/>
-      <w:lvlText w:val="(%5)"/>
-      <w:lvlJc w:val="left"/>
-      <w:pPr>
-        <w:ind w:left="3600" w:hanging="360"/>
-      </w:pPr>
-    </w:lvl>
-    <w:lvl w:ilvl="5">
-      <w:start w:val="2"/>
-      <w:numFmt w:val="decimal"/>
-      <w:lvlText w:val="(%6)"/>
-      <w:lvlJc w:val="left"/>
-      <w:pPr>
-        <w:ind w:left="4320" w:hanging="360"/>
-      </w:pPr>
-    </w:lvl>
-    <w:lvl w:ilvl="6">
-      <w:start w:val="2"/>
-      <w:numFmt w:val="decimal"/>
-      <w:lvlText w:val="(%7)"/>
-      <w:lvlJc w:val="left"/>
-      <w:pPr>
-        <w:ind w:left="5040" w:hanging="360"/>
-      </w:pPr>
-    </w:lvl>
-    <w:lvl w:ilvl="7">
-      <w:start w:val="2"/>
-      <w:numFmt w:val="decimal"/>
-      <w:lvlText w:val="(%8)"/>
-      <w:lvlJc w:val="left"/>
-      <w:pPr>
-        <w:ind w:left="5760" w:hanging="360"/>
-      </w:pPr>
-    </w:lvl>
-    <w:lvl w:ilvl="8">
-      <w:start w:val="2"/>
-      <w:numFmt w:val="decimal"/>
-      <w:lvlText w:val="(%9)"/>
-      <w:lvlJc w:val="left"/>
-      <w:pPr>
-        <w:ind w:left="6480" w:hanging="360"/>
-      </w:pPr>
-    </w:lvl>
-  </w:abstractNum>
-  <w:abstractNum w:abstractNumId="99433">
-    <w:nsid w:val="00A99433"/>
-    <w:multiLevelType w:val="multilevel"/>
-    <w:lvl w:ilvl="0">
-      <w:start w:val="3"/>
-      <w:numFmt w:val="decimal"/>
-      <w:lvlText w:val="(%1)"/>
-      <w:lvlJc w:val="left"/>
-      <w:pPr>
-        <w:ind w:left="720" w:hanging="360"/>
-      </w:pPr>
-    </w:lvl>
-    <w:lvl w:ilvl="1">
-      <w:start w:val="3"/>
-      <w:numFmt w:val="decimal"/>
-      <w:lvlText w:val="(%2)"/>
-      <w:lvlJc w:val="left"/>
-      <w:pPr>
-        <w:ind w:left="1440" w:hanging="360"/>
-      </w:pPr>
-    </w:lvl>
-    <w:lvl w:ilvl="2">
-      <w:start w:val="3"/>
-      <w:numFmt w:val="decimal"/>
-      <w:lvlText w:val="(%3)"/>
-      <w:lvlJc w:val="left"/>
-      <w:pPr>
-        <w:ind w:left="2160" w:hanging="360"/>
-      </w:pPr>
-    </w:lvl>
-    <w:lvl w:ilvl="3">
-      <w:start w:val="3"/>
-      <w:numFmt w:val="decimal"/>
-      <w:lvlText w:val="(%4)"/>
-      <w:lvlJc w:val="left"/>
-      <w:pPr>
-        <w:ind w:left="2880" w:hanging="360"/>
-      </w:pPr>
-    </w:lvl>
-    <w:lvl w:ilvl="4">
-      <w:start w:val="3"/>
-      <w:numFmt w:val="decimal"/>
-      <w:lvlText w:val="(%5)"/>
-      <w:lvlJc w:val="left"/>
-      <w:pPr>
-        <w:ind w:left="3600" w:hanging="360"/>
-      </w:pPr>
-    </w:lvl>
-    <w:lvl w:ilvl="5">
-      <w:start w:val="3"/>
-      <w:numFmt w:val="decimal"/>
-      <w:lvlText w:val="(%6)"/>
-      <w:lvlJc w:val="left"/>
-      <w:pPr>
-        <w:ind w:left="4320" w:hanging="360"/>
-      </w:pPr>
-    </w:lvl>
-    <w:lvl w:ilvl="6">
-      <w:start w:val="3"/>
-      <w:numFmt w:val="decimal"/>
-      <w:lvlText w:val="(%7)"/>
-      <w:lvlJc w:val="left"/>
-      <w:pPr>
-        <w:ind w:left="5040" w:hanging="360"/>
-      </w:pPr>
-    </w:lvl>
-    <w:lvl w:ilvl="7">
-      <w:start w:val="3"/>
-      <w:numFmt w:val="decimal"/>
-      <w:lvlText w:val="(%8)"/>
-      <w:lvlJc w:val="left"/>
-      <w:pPr>
-        <w:ind w:left="5760" w:hanging="360"/>
-      </w:pPr>
-    </w:lvl>
-    <w:lvl w:ilvl="8">
-      <w:start w:val="3"/>
-      <w:numFmt w:val="decimal"/>
-      <w:lvlText w:val="(%9)"/>
-      <w:lvlJc w:val="left"/>
-      <w:pPr>
-        <w:ind w:left="6480" w:hanging="360"/>
-      </w:pPr>
     </w:lvl>
   </w:abstractNum>
   <w:abstractNum w:abstractNumId="99411">
@@ -20408,12 +20995,6 @@
     <w:abstractNumId w:val="990"/>
   </w:num>
   <w:num w:numId="1001">
-    <w:abstractNumId w:val="991"/>
-  </w:num>
-  <w:num w:numId="1002">
-    <w:abstractNumId w:val="991"/>
-  </w:num>
-  <w:num w:numId="1003">
     <w:abstractNumId w:val="99431"/>
     <w:lvlOverride w:ilvl="0">
       <w:startOverride w:val="1"/>
@@ -20443,64 +21024,70 @@
       <w:startOverride w:val="1"/>
     </w:lvlOverride>
   </w:num>
+  <w:num w:numId="1002">
+    <w:abstractNumId w:val="991"/>
+  </w:num>
+  <w:num w:numId="1003">
+    <w:abstractNumId w:val="991"/>
+  </w:num>
   <w:num w:numId="1004">
-    <w:abstractNumId w:val="99432"/>
+    <w:abstractNumId w:val="99431"/>
     <w:lvlOverride w:ilvl="0">
-      <w:startOverride w:val="2"/>
+      <w:startOverride w:val="1"/>
     </w:lvlOverride>
     <w:lvlOverride w:ilvl="1">
-      <w:startOverride w:val="2"/>
+      <w:startOverride w:val="1"/>
     </w:lvlOverride>
     <w:lvlOverride w:ilvl="2">
-      <w:startOverride w:val="2"/>
+      <w:startOverride w:val="1"/>
     </w:lvlOverride>
     <w:lvlOverride w:ilvl="3">
-      <w:startOverride w:val="2"/>
+      <w:startOverride w:val="1"/>
     </w:lvlOverride>
     <w:lvlOverride w:ilvl="4">
-      <w:startOverride w:val="2"/>
+      <w:startOverride w:val="1"/>
     </w:lvlOverride>
     <w:lvlOverride w:ilvl="5">
-      <w:startOverride w:val="2"/>
+      <w:startOverride w:val="1"/>
     </w:lvlOverride>
     <w:lvlOverride w:ilvl="6">
-      <w:startOverride w:val="2"/>
+      <w:startOverride w:val="1"/>
     </w:lvlOverride>
     <w:lvlOverride w:ilvl="7">
-      <w:startOverride w:val="2"/>
+      <w:startOverride w:val="1"/>
     </w:lvlOverride>
     <w:lvlOverride w:ilvl="8">
-      <w:startOverride w:val="2"/>
+      <w:startOverride w:val="1"/>
     </w:lvlOverride>
   </w:num>
   <w:num w:numId="1005">
-    <w:abstractNumId w:val="99433"/>
+    <w:abstractNumId w:val="99431"/>
     <w:lvlOverride w:ilvl="0">
-      <w:startOverride w:val="3"/>
+      <w:startOverride w:val="1"/>
     </w:lvlOverride>
     <w:lvlOverride w:ilvl="1">
-      <w:startOverride w:val="3"/>
+      <w:startOverride w:val="1"/>
     </w:lvlOverride>
     <w:lvlOverride w:ilvl="2">
-      <w:startOverride w:val="3"/>
+      <w:startOverride w:val="1"/>
     </w:lvlOverride>
     <w:lvlOverride w:ilvl="3">
-      <w:startOverride w:val="3"/>
+      <w:startOverride w:val="1"/>
     </w:lvlOverride>
     <w:lvlOverride w:ilvl="4">
-      <w:startOverride w:val="3"/>
+      <w:startOverride w:val="1"/>
     </w:lvlOverride>
     <w:lvlOverride w:ilvl="5">
-      <w:startOverride w:val="3"/>
+      <w:startOverride w:val="1"/>
     </w:lvlOverride>
     <w:lvlOverride w:ilvl="6">
-      <w:startOverride w:val="3"/>
+      <w:startOverride w:val="1"/>
     </w:lvlOverride>
     <w:lvlOverride w:ilvl="7">
-      <w:startOverride w:val="3"/>
+      <w:startOverride w:val="1"/>
     </w:lvlOverride>
     <w:lvlOverride w:ilvl="8">
-      <w:startOverride w:val="3"/>
+      <w:startOverride w:val="1"/>
     </w:lvlOverride>
   </w:num>
   <w:num w:numId="1006">
@@ -20594,6 +21181,66 @@
     </w:lvlOverride>
   </w:num>
   <w:num w:numId="1009">
+    <w:abstractNumId w:val="99431"/>
+    <w:lvlOverride w:ilvl="0">
+      <w:startOverride w:val="1"/>
+    </w:lvlOverride>
+    <w:lvlOverride w:ilvl="1">
+      <w:startOverride w:val="1"/>
+    </w:lvlOverride>
+    <w:lvlOverride w:ilvl="2">
+      <w:startOverride w:val="1"/>
+    </w:lvlOverride>
+    <w:lvlOverride w:ilvl="3">
+      <w:startOverride w:val="1"/>
+    </w:lvlOverride>
+    <w:lvlOverride w:ilvl="4">
+      <w:startOverride w:val="1"/>
+    </w:lvlOverride>
+    <w:lvlOverride w:ilvl="5">
+      <w:startOverride w:val="1"/>
+    </w:lvlOverride>
+    <w:lvlOverride w:ilvl="6">
+      <w:startOverride w:val="1"/>
+    </w:lvlOverride>
+    <w:lvlOverride w:ilvl="7">
+      <w:startOverride w:val="1"/>
+    </w:lvlOverride>
+    <w:lvlOverride w:ilvl="8">
+      <w:startOverride w:val="1"/>
+    </w:lvlOverride>
+  </w:num>
+  <w:num w:numId="1010">
+    <w:abstractNumId w:val="99431"/>
+    <w:lvlOverride w:ilvl="0">
+      <w:startOverride w:val="1"/>
+    </w:lvlOverride>
+    <w:lvlOverride w:ilvl="1">
+      <w:startOverride w:val="1"/>
+    </w:lvlOverride>
+    <w:lvlOverride w:ilvl="2">
+      <w:startOverride w:val="1"/>
+    </w:lvlOverride>
+    <w:lvlOverride w:ilvl="3">
+      <w:startOverride w:val="1"/>
+    </w:lvlOverride>
+    <w:lvlOverride w:ilvl="4">
+      <w:startOverride w:val="1"/>
+    </w:lvlOverride>
+    <w:lvlOverride w:ilvl="5">
+      <w:startOverride w:val="1"/>
+    </w:lvlOverride>
+    <w:lvlOverride w:ilvl="6">
+      <w:startOverride w:val="1"/>
+    </w:lvlOverride>
+    <w:lvlOverride w:ilvl="7">
+      <w:startOverride w:val="1"/>
+    </w:lvlOverride>
+    <w:lvlOverride w:ilvl="8">
+      <w:startOverride w:val="1"/>
+    </w:lvlOverride>
+  </w:num>
+  <w:num w:numId="1011">
     <w:abstractNumId w:val="99411"/>
     <w:lvlOverride w:ilvl="0">
       <w:startOverride w:val="1"/>
@@ -20623,7 +21270,37 @@
       <w:startOverride w:val="1"/>
     </w:lvlOverride>
   </w:num>
-  <w:num w:numId="1010">
+  <w:num w:numId="1012">
+    <w:abstractNumId w:val="99431"/>
+    <w:lvlOverride w:ilvl="0">
+      <w:startOverride w:val="1"/>
+    </w:lvlOverride>
+    <w:lvlOverride w:ilvl="1">
+      <w:startOverride w:val="1"/>
+    </w:lvlOverride>
+    <w:lvlOverride w:ilvl="2">
+      <w:startOverride w:val="1"/>
+    </w:lvlOverride>
+    <w:lvlOverride w:ilvl="3">
+      <w:startOverride w:val="1"/>
+    </w:lvlOverride>
+    <w:lvlOverride w:ilvl="4">
+      <w:startOverride w:val="1"/>
+    </w:lvlOverride>
+    <w:lvlOverride w:ilvl="5">
+      <w:startOverride w:val="1"/>
+    </w:lvlOverride>
+    <w:lvlOverride w:ilvl="6">
+      <w:startOverride w:val="1"/>
+    </w:lvlOverride>
+    <w:lvlOverride w:ilvl="7">
+      <w:startOverride w:val="1"/>
+    </w:lvlOverride>
+    <w:lvlOverride w:ilvl="8">
+      <w:startOverride w:val="1"/>
+    </w:lvlOverride>
+  </w:num>
+  <w:num w:numId="1013">
     <w:abstractNumId w:val="99431"/>
     <w:lvlOverride w:ilvl="0">
       <w:startOverride w:val="1"/>

--- a/00-首页/题组Word/第一轮·综合套卷/第一轮综合卷06（学生版）.docx
+++ b/00-首页/题组Word/第一轮·综合套卷/第一轮综合卷06（学生版）.docx
@@ -562,16 +562,6 @@
         </w:pict>
       </w:r>
     </w:p>
-    <w:p>
-      <w:pPr>
-        <w:spacing w:before="160" w:after="80"/>
-      </w:pPr>
-      <w:r>
-        <w:pict>
-          <v:rect style="width:0;height:1.5pt" o:hralign="center" o:hrstd="t" o:hr="t"/>
-        </w:pict>
-      </w:r>
-    </w:p>
     <w:bookmarkEnd w:id="9"/>
     <w:bookmarkStart w:id="10" w:name="第2题"/>
     <w:p>
@@ -704,16 +694,6 @@
           <w:rFonts w:hint="eastAsia" w:ascii="Times New Roman" w:hAnsi="Times New Roman" w:eastAsia="FangSong" w:cs="Times New Roman"/>
         </w:rPr>
         <w:t xml:space="preserve">均正确</w:t>
-      </w:r>
-    </w:p>
-    <w:p>
-      <w:pPr>
-        <w:spacing w:before="160" w:after="80"/>
-      </w:pPr>
-      <w:r>
-        <w:pict>
-          <v:rect style="width:0;height:1.5pt" o:hralign="center" o:hrstd="t" o:hr="t"/>
-        </w:pict>
       </w:r>
     </w:p>
     <w:p>
@@ -908,16 +888,6 @@
         </w:pict>
       </w:r>
     </w:p>
-    <w:p>
-      <w:pPr>
-        <w:spacing w:before="160" w:after="80"/>
-      </w:pPr>
-      <w:r>
-        <w:pict>
-          <v:rect style="width:0;height:1.5pt" o:hralign="center" o:hrstd="t" o:hr="t"/>
-        </w:pict>
-      </w:r>
-    </w:p>
     <w:bookmarkEnd w:id="11"/>
     <w:bookmarkStart w:id="12" w:name="第4题"/>
     <w:p>
@@ -1076,16 +1046,6 @@
           </m:sub>
         </m:sSub>
       </m:oMath>
-    </w:p>
-    <w:p>
-      <w:pPr>
-        <w:spacing w:before="160" w:after="80"/>
-      </w:pPr>
-      <w:r>
-        <w:pict>
-          <v:rect style="width:0;height:1.5pt" o:hralign="center" o:hrstd="t" o:hr="t"/>
-        </w:pict>
-      </w:r>
     </w:p>
     <w:p>
       <w:pPr>
@@ -2771,16 +2731,6 @@
         </w:pict>
       </w:r>
     </w:p>
-    <w:p>
-      <w:pPr>
-        <w:spacing w:before="160" w:after="80"/>
-      </w:pPr>
-      <w:r>
-        <w:pict>
-          <v:rect style="width:0;height:1.5pt" o:hralign="center" o:hrstd="t" o:hr="t"/>
-        </w:pict>
-      </w:r>
-    </w:p>
     <w:bookmarkEnd w:id="13"/>
     <w:bookmarkStart w:id="14" w:name="第6题"/>
     <w:p>
@@ -3069,16 +3019,6 @@
           <w:rFonts w:ascii="Times New Roman" w:hAnsi="Times New Roman" w:eastAsia="Times New Roman" w:cs="Times New Roman"/>
         </w:rPr>
         <w:t xml:space="preserve">- D. 3n-m</w:t>
-      </w:r>
-    </w:p>
-    <w:p>
-      <w:pPr>
-        <w:spacing w:before="160" w:after="80"/>
-      </w:pPr>
-      <w:r>
-        <w:pict>
-          <v:rect style="width:0;height:1.5pt" o:hralign="center" o:hrstd="t" o:hr="t"/>
-        </w:pict>
       </w:r>
     </w:p>
     <w:p>
@@ -3544,16 +3484,6 @@
         </w:pict>
       </w:r>
     </w:p>
-    <w:p>
-      <w:pPr>
-        <w:spacing w:before="160" w:after="80"/>
-      </w:pPr>
-      <w:r>
-        <w:pict>
-          <v:rect style="width:0;height:1.5pt" o:hralign="center" o:hrstd="t" o:hr="t"/>
-        </w:pict>
-      </w:r>
-    </w:p>
     <w:bookmarkEnd w:id="18"/>
     <w:bookmarkStart w:id="22" w:name="第8题"/>
     <w:p>
@@ -3890,16 +3820,6 @@
         </w:pict>
       </w:r>
     </w:p>
-    <w:p>
-      <w:pPr>
-        <w:spacing w:before="160" w:after="80"/>
-      </w:pPr>
-      <w:r>
-        <w:pict>
-          <v:rect style="width:0;height:1.5pt" o:hralign="center" o:hrstd="t" o:hr="t"/>
-        </w:pict>
-      </w:r>
-    </w:p>
     <w:bookmarkEnd w:id="22"/>
     <w:bookmarkStart w:id="23" w:name="第9题"/>
     <w:p>
@@ -4331,49 +4251,33 @@
       </w:pPr>
       <w:r>
         <w:rPr>
-          <w:rFonts w:hint="eastAsia" w:ascii="Times New Roman" w:hAnsi="Times New Roman" w:eastAsia="FangSong" w:cs="Times New Roman"/>
+          <w:rFonts w:ascii="Times New Roman" w:hAnsi="Times New Roman" w:eastAsia="Times New Roman" w:cs="Times New Roman"/>
           <w:b/>
           <w:bCs/>
         </w:rPr>
-        <w:t xml:space="preserve">小问</w:t>
-      </w:r>
-      <w:r>
-        <w:rPr>
-          <w:rFonts w:ascii="Times New Roman" w:hAnsi="Times New Roman" w:eastAsia="Times New Roman" w:cs="Times New Roman"/>
-          <w:b/>
-          <w:bCs/>
-        </w:rPr>
-        <w:t xml:space="preserve"> </w:t>
-      </w:r>
-      <w:r>
-        <w:rPr>
-          <w:rFonts w:hint="eastAsia" w:ascii="Times New Roman" w:hAnsi="Times New Roman" w:eastAsia="Times New Roman" w:cs="Times New Roman"/>
-          <w:b/>
-          <w:bCs/>
-        </w:rPr>
-        <w:t xml:space="preserve">4-1（3</w:t>
-      </w:r>
-      <w:r>
-        <w:rPr>
-          <w:rFonts w:ascii="Times New Roman" w:hAnsi="Times New Roman" w:eastAsia="Times New Roman" w:cs="Times New Roman"/>
-          <w:b/>
-          <w:bCs/>
-        </w:rPr>
-        <w:t xml:space="preserve"> </w:t>
-      </w:r>
-      <w:r>
-        <w:rPr>
-          <w:rFonts w:hint="eastAsia" w:ascii="Times New Roman" w:hAnsi="Times New Roman" w:eastAsia="FangSong" w:cs="Times New Roman"/>
-          <w:b/>
-          <w:bCs/>
+        <w:t xml:space="preserve">(1)</w:t>
+      </w:r>
+      <w:r>
+        <w:rPr>
+          <w:rFonts w:hint="eastAsia" w:ascii="Times New Roman" w:hAnsi="Times New Roman" w:eastAsia="Times New Roman" w:cs="Times New Roman"/>
+        </w:rPr>
+        <w:t xml:space="preserve">（3</w:t>
+      </w:r>
+      <w:r>
+        <w:rPr>
+          <w:rFonts w:ascii="Times New Roman" w:hAnsi="Times New Roman" w:eastAsia="Times New Roman" w:cs="Times New Roman"/>
+        </w:rPr>
+        <w:t xml:space="preserve"> </w:t>
+      </w:r>
+      <w:r>
+        <w:rPr>
+          <w:rFonts w:hint="eastAsia" w:ascii="Times New Roman" w:hAnsi="Times New Roman" w:eastAsia="FangSong" w:cs="Times New Roman"/>
         </w:rPr>
         <w:t>分</w:t>
       </w:r>
       <w:r>
         <w:rPr>
           <w:rFonts w:hint="eastAsia" w:ascii="Times New Roman" w:hAnsi="Times New Roman" w:eastAsia="Times New Roman" w:cs="Times New Roman"/>
-          <w:b/>
-          <w:bCs/>
         </w:rPr>
         <w:t>）</w:t>
       </w:r>
@@ -4727,49 +4631,33 @@
       </w:pPr>
       <w:r>
         <w:rPr>
-          <w:rFonts w:hint="eastAsia" w:ascii="Times New Roman" w:hAnsi="Times New Roman" w:eastAsia="FangSong" w:cs="Times New Roman"/>
+          <w:rFonts w:ascii="Times New Roman" w:hAnsi="Times New Roman" w:eastAsia="Times New Roman" w:cs="Times New Roman"/>
           <w:b/>
           <w:bCs/>
         </w:rPr>
-        <w:t xml:space="preserve">小问</w:t>
-      </w:r>
-      <w:r>
-        <w:rPr>
-          <w:rFonts w:ascii="Times New Roman" w:hAnsi="Times New Roman" w:eastAsia="Times New Roman" w:cs="Times New Roman"/>
-          <w:b/>
-          <w:bCs/>
-        </w:rPr>
-        <w:t xml:space="preserve"> </w:t>
-      </w:r>
-      <w:r>
-        <w:rPr>
-          <w:rFonts w:hint="eastAsia" w:ascii="Times New Roman" w:hAnsi="Times New Roman" w:eastAsia="Times New Roman" w:cs="Times New Roman"/>
-          <w:b/>
-          <w:bCs/>
-        </w:rPr>
-        <w:t xml:space="preserve">4-2（2</w:t>
-      </w:r>
-      <w:r>
-        <w:rPr>
-          <w:rFonts w:ascii="Times New Roman" w:hAnsi="Times New Roman" w:eastAsia="Times New Roman" w:cs="Times New Roman"/>
-          <w:b/>
-          <w:bCs/>
-        </w:rPr>
-        <w:t xml:space="preserve"> </w:t>
-      </w:r>
-      <w:r>
-        <w:rPr>
-          <w:rFonts w:hint="eastAsia" w:ascii="Times New Roman" w:hAnsi="Times New Roman" w:eastAsia="FangSong" w:cs="Times New Roman"/>
-          <w:b/>
-          <w:bCs/>
+        <w:t xml:space="preserve">(2)</w:t>
+      </w:r>
+      <w:r>
+        <w:rPr>
+          <w:rFonts w:hint="eastAsia" w:ascii="Times New Roman" w:hAnsi="Times New Roman" w:eastAsia="Times New Roman" w:cs="Times New Roman"/>
+        </w:rPr>
+        <w:t xml:space="preserve">（2</w:t>
+      </w:r>
+      <w:r>
+        <w:rPr>
+          <w:rFonts w:ascii="Times New Roman" w:hAnsi="Times New Roman" w:eastAsia="Times New Roman" w:cs="Times New Roman"/>
+        </w:rPr>
+        <w:t xml:space="preserve"> </w:t>
+      </w:r>
+      <w:r>
+        <w:rPr>
+          <w:rFonts w:hint="eastAsia" w:ascii="Times New Roman" w:hAnsi="Times New Roman" w:eastAsia="FangSong" w:cs="Times New Roman"/>
         </w:rPr>
         <w:t>分</w:t>
       </w:r>
       <w:r>
         <w:rPr>
           <w:rFonts w:hint="eastAsia" w:ascii="Times New Roman" w:hAnsi="Times New Roman" w:eastAsia="Times New Roman" w:cs="Times New Roman"/>
-          <w:b/>
-          <w:bCs/>
         </w:rPr>
         <w:t>）</w:t>
       </w:r>
@@ -5396,25 +5284,25 @@
         <w:rPr>
           <w:rFonts w:hint="eastAsia" w:ascii="Times New Roman" w:hAnsi="Times New Roman" w:eastAsia="FangSong" w:cs="Times New Roman"/>
         </w:rPr>
-        <w:t>计算</w:t>
-      </w:r>
-      <w:r>
-        <w:rPr>
-          <w:rFonts w:hint="eastAsia" w:ascii="Times New Roman" w:hAnsi="Times New Roman" w:eastAsia="Times New Roman" w:cs="Times New Roman"/>
-        </w:rPr>
-        <w:t>4-1</w:t>
-      </w:r>
-      <w:r>
-        <w:rPr>
-          <w:rFonts w:hint="eastAsia" w:ascii="Times New Roman" w:hAnsi="Times New Roman" w:eastAsia="FangSong" w:cs="Times New Roman"/>
-        </w:rPr>
-        <w:t>中</w:t>
-      </w:r>
-      <w:r>
-        <w:rPr>
-          <w:rFonts w:hint="eastAsia" w:ascii="Times New Roman" w:hAnsi="Times New Roman" w:eastAsia="Times New Roman" w:cs="Times New Roman"/>
-        </w:rPr>
-        <w:t>EDTA</w:t>
+        <w:t>计算第</w:t>
+      </w:r>
+      <w:r>
+        <w:rPr>
+          <w:rFonts w:ascii="Times New Roman" w:hAnsi="Times New Roman" w:eastAsia="Times New Roman" w:cs="Times New Roman"/>
+        </w:rPr>
+        <w:t xml:space="preserve"> (1) </w:t>
+      </w:r>
+      <w:r>
+        <w:rPr>
+          <w:rFonts w:hint="eastAsia" w:ascii="Times New Roman" w:hAnsi="Times New Roman" w:eastAsia="FangSong" w:cs="Times New Roman"/>
+        </w:rPr>
+        <w:t xml:space="preserve">问中</w:t>
+      </w:r>
+      <w:r>
+        <w:rPr>
+          <w:rFonts w:ascii="Times New Roman" w:hAnsi="Times New Roman" w:eastAsia="Times New Roman" w:cs="Times New Roman"/>
+        </w:rPr>
+        <w:t xml:space="preserve"> EDTA </w:t>
       </w:r>
       <w:r>
         <w:rPr>
@@ -5436,145 +5324,113 @@
       </w:pPr>
       <w:r>
         <w:rPr>
-          <w:rFonts w:hint="eastAsia" w:ascii="Times New Roman" w:hAnsi="Times New Roman" w:eastAsia="FangSong" w:cs="Times New Roman"/>
+          <w:rFonts w:ascii="Times New Roman" w:hAnsi="Times New Roman" w:eastAsia="Times New Roman" w:cs="Times New Roman"/>
           <w:b/>
           <w:bCs/>
         </w:rPr>
-        <w:t xml:space="preserve">小问</w:t>
-      </w:r>
+        <w:t xml:space="preserve">(3)</w:t>
+      </w:r>
+      <w:r>
+        <w:rPr>
+          <w:rFonts w:hint="eastAsia" w:ascii="Times New Roman" w:hAnsi="Times New Roman" w:eastAsia="Times New Roman" w:cs="Times New Roman"/>
+        </w:rPr>
+        <w:t xml:space="preserve">（2</w:t>
+      </w:r>
+      <w:r>
+        <w:rPr>
+          <w:rFonts w:ascii="Times New Roman" w:hAnsi="Times New Roman" w:eastAsia="Times New Roman" w:cs="Times New Roman"/>
+        </w:rPr>
+        <w:t xml:space="preserve"> </w:t>
+      </w:r>
+      <w:r>
+        <w:rPr>
+          <w:rFonts w:hint="eastAsia" w:ascii="Times New Roman" w:hAnsi="Times New Roman" w:eastAsia="FangSong" w:cs="Times New Roman"/>
+        </w:rPr>
+        <w:t>分</w:t>
+      </w:r>
+      <w:r>
+        <w:rPr>
+          <w:rFonts w:hint="eastAsia" w:ascii="Times New Roman" w:hAnsi="Times New Roman" w:eastAsia="Times New Roman" w:cs="Times New Roman"/>
+        </w:rPr>
+        <w:t>）</w:t>
+      </w:r>
+      <w:r>
+        <w:rPr>
+          <w:rFonts w:ascii="Times New Roman" w:hAnsi="Times New Roman" w:eastAsia="Times New Roman" w:cs="Times New Roman"/>
+        </w:rPr>
+        <w:t xml:space="preserve"> </w:t>
+      </w:r>
+      <w:r>
+        <w:rPr>
+          <w:rFonts w:hint="eastAsia" w:ascii="Times New Roman" w:hAnsi="Times New Roman" w:eastAsia="FangSong" w:cs="Times New Roman"/>
+        </w:rPr>
+        <w:t xml:space="preserve">请计算该催化剂中</w:t>
+      </w:r>
+      <w:r>
+        <w:rPr>
+          <w:rFonts w:ascii="Times New Roman" w:hAnsi="Times New Roman" w:eastAsia="Times New Roman" w:cs="Times New Roman"/>
+        </w:rPr>
+        <w:t xml:space="preserve"> Fe </w:t>
+      </w:r>
+      <w:r>
+        <w:rPr>
+          <w:rFonts w:hint="eastAsia" w:ascii="Times New Roman" w:hAnsi="Times New Roman" w:eastAsia="FangSong" w:cs="Times New Roman"/>
+        </w:rPr>
+        <w:t xml:space="preserve">和</w:t>
+      </w:r>
+      <w:r>
+        <w:rPr>
+          <w:rFonts w:ascii="Times New Roman" w:hAnsi="Times New Roman" w:eastAsia="Times New Roman" w:cs="Times New Roman"/>
+        </w:rPr>
+        <w:t xml:space="preserve"> Mo </w:t>
+      </w:r>
+      <w:r>
+        <w:rPr>
+          <w:rFonts w:hint="eastAsia" w:ascii="Times New Roman" w:hAnsi="Times New Roman" w:eastAsia="FangSong" w:cs="Times New Roman"/>
+        </w:rPr>
+        <w:t>的原子个数之比</w:t>
+      </w:r>
+      <w:r>
+        <w:rPr>
+          <w:rFonts w:hint="eastAsia" w:ascii="Times New Roman" w:hAnsi="Times New Roman" w:eastAsia="Times New Roman" w:cs="Times New Roman"/>
+        </w:rPr>
+        <w:t>。</w:t>
+      </w:r>
+    </w:p>
+    <w:p>
+      <w:pPr>
+        <w:pStyle w:val="BodyText"/>
+        <w:ind w:firstLine="420"/>
+      </w:pPr>
       <w:r>
         <w:rPr>
           <w:rFonts w:ascii="Times New Roman" w:hAnsi="Times New Roman" w:eastAsia="Times New Roman" w:cs="Times New Roman"/>
           <w:b/>
           <w:bCs/>
         </w:rPr>
-        <w:t xml:space="preserve"> </w:t>
-      </w:r>
-      <w:r>
-        <w:rPr>
-          <w:rFonts w:hint="eastAsia" w:ascii="Times New Roman" w:hAnsi="Times New Roman" w:eastAsia="Times New Roman" w:cs="Times New Roman"/>
-          <w:b/>
-          <w:bCs/>
-        </w:rPr>
-        <w:t xml:space="preserve">4-3（2</w:t>
-      </w:r>
-      <w:r>
-        <w:rPr>
-          <w:rFonts w:ascii="Times New Roman" w:hAnsi="Times New Roman" w:eastAsia="Times New Roman" w:cs="Times New Roman"/>
-          <w:b/>
-          <w:bCs/>
-        </w:rPr>
-        <w:t xml:space="preserve"> </w:t>
-      </w:r>
-      <w:r>
-        <w:rPr>
-          <w:rFonts w:hint="eastAsia" w:ascii="Times New Roman" w:hAnsi="Times New Roman" w:eastAsia="FangSong" w:cs="Times New Roman"/>
-          <w:b/>
-          <w:bCs/>
+        <w:t xml:space="preserve">(4)</w:t>
+      </w:r>
+      <w:r>
+        <w:rPr>
+          <w:rFonts w:hint="eastAsia" w:ascii="Times New Roman" w:hAnsi="Times New Roman" w:eastAsia="Times New Roman" w:cs="Times New Roman"/>
+        </w:rPr>
+        <w:t xml:space="preserve">（1</w:t>
+      </w:r>
+      <w:r>
+        <w:rPr>
+          <w:rFonts w:ascii="Times New Roman" w:hAnsi="Times New Roman" w:eastAsia="Times New Roman" w:cs="Times New Roman"/>
+        </w:rPr>
+        <w:t xml:space="preserve"> </w:t>
+      </w:r>
+      <w:r>
+        <w:rPr>
+          <w:rFonts w:hint="eastAsia" w:ascii="Times New Roman" w:hAnsi="Times New Roman" w:eastAsia="FangSong" w:cs="Times New Roman"/>
         </w:rPr>
         <w:t>分</w:t>
       </w:r>
       <w:r>
         <w:rPr>
           <w:rFonts w:hint="eastAsia" w:ascii="Times New Roman" w:hAnsi="Times New Roman" w:eastAsia="Times New Roman" w:cs="Times New Roman"/>
-          <w:b/>
-          <w:bCs/>
-        </w:rPr>
-        <w:t>）</w:t>
-      </w:r>
-      <w:r>
-        <w:rPr>
-          <w:rFonts w:ascii="Times New Roman" w:hAnsi="Times New Roman" w:eastAsia="Times New Roman" w:cs="Times New Roman"/>
-        </w:rPr>
-        <w:t xml:space="preserve"> </w:t>
-      </w:r>
-      <w:r>
-        <w:rPr>
-          <w:rFonts w:hint="eastAsia" w:ascii="Times New Roman" w:hAnsi="Times New Roman" w:eastAsia="FangSong" w:cs="Times New Roman"/>
-        </w:rPr>
-        <w:t xml:space="preserve">请计算该催化剂中</w:t>
-      </w:r>
-      <w:r>
-        <w:rPr>
-          <w:rFonts w:ascii="Times New Roman" w:hAnsi="Times New Roman" w:eastAsia="Times New Roman" w:cs="Times New Roman"/>
-        </w:rPr>
-        <w:t xml:space="preserve"> Fe </w:t>
-      </w:r>
-      <w:r>
-        <w:rPr>
-          <w:rFonts w:hint="eastAsia" w:ascii="Times New Roman" w:hAnsi="Times New Roman" w:eastAsia="FangSong" w:cs="Times New Roman"/>
-        </w:rPr>
-        <w:t xml:space="preserve">和</w:t>
-      </w:r>
-      <w:r>
-        <w:rPr>
-          <w:rFonts w:ascii="Times New Roman" w:hAnsi="Times New Roman" w:eastAsia="Times New Roman" w:cs="Times New Roman"/>
-        </w:rPr>
-        <w:t xml:space="preserve"> Mo </w:t>
-      </w:r>
-      <w:r>
-        <w:rPr>
-          <w:rFonts w:hint="eastAsia" w:ascii="Times New Roman" w:hAnsi="Times New Roman" w:eastAsia="FangSong" w:cs="Times New Roman"/>
-        </w:rPr>
-        <w:t>的原子个数之比</w:t>
-      </w:r>
-      <w:r>
-        <w:rPr>
-          <w:rFonts w:hint="eastAsia" w:ascii="Times New Roman" w:hAnsi="Times New Roman" w:eastAsia="Times New Roman" w:cs="Times New Roman"/>
-        </w:rPr>
-        <w:t>。</w:t>
-      </w:r>
-    </w:p>
-    <w:p>
-      <w:pPr>
-        <w:pStyle w:val="BodyText"/>
-        <w:ind w:firstLine="420"/>
-      </w:pPr>
-      <w:r>
-        <w:rPr>
-          <w:rFonts w:hint="eastAsia" w:ascii="Times New Roman" w:hAnsi="Times New Roman" w:eastAsia="FangSong" w:cs="Times New Roman"/>
-          <w:b/>
-          <w:bCs/>
-        </w:rPr>
-        <w:t xml:space="preserve">小问</w:t>
-      </w:r>
-      <w:r>
-        <w:rPr>
-          <w:rFonts w:ascii="Times New Roman" w:hAnsi="Times New Roman" w:eastAsia="Times New Roman" w:cs="Times New Roman"/>
-          <w:b/>
-          <w:bCs/>
-        </w:rPr>
-        <w:t xml:space="preserve"> </w:t>
-      </w:r>
-      <w:r>
-        <w:rPr>
-          <w:rFonts w:hint="eastAsia" w:ascii="Times New Roman" w:hAnsi="Times New Roman" w:eastAsia="Times New Roman" w:cs="Times New Roman"/>
-          <w:b/>
-          <w:bCs/>
-        </w:rPr>
-        <w:t xml:space="preserve">4-4（1</w:t>
-      </w:r>
-      <w:r>
-        <w:rPr>
-          <w:rFonts w:ascii="Times New Roman" w:hAnsi="Times New Roman" w:eastAsia="Times New Roman" w:cs="Times New Roman"/>
-          <w:b/>
-          <w:bCs/>
-        </w:rPr>
-        <w:t xml:space="preserve"> </w:t>
-      </w:r>
-      <w:r>
-        <w:rPr>
-          <w:rFonts w:hint="eastAsia" w:ascii="Times New Roman" w:hAnsi="Times New Roman" w:eastAsia="FangSong" w:cs="Times New Roman"/>
-          <w:b/>
-          <w:bCs/>
-        </w:rPr>
-        <w:t>分</w:t>
-      </w:r>
-      <w:r>
-        <w:rPr>
-          <w:rFonts w:hint="eastAsia" w:ascii="Times New Roman" w:hAnsi="Times New Roman" w:eastAsia="Times New Roman" w:cs="Times New Roman"/>
-          <w:b/>
-          <w:bCs/>
         </w:rPr>
         <w:t>）</w:t>
       </w:r>
@@ -5830,16 +5686,6 @@
         </w:pict>
       </w:r>
     </w:p>
-    <w:p>
-      <w:pPr>
-        <w:spacing w:before="160" w:after="80"/>
-      </w:pPr>
-      <w:r>
-        <w:pict>
-          <v:rect style="width:0;height:1.5pt" o:hralign="center" o:hrstd="t" o:hr="t"/>
-        </w:pict>
-      </w:r>
-    </w:p>
     <w:bookmarkEnd w:id="23"/>
     <w:bookmarkStart w:id="24" w:name="第10题"/>
     <w:p>
@@ -7260,16 +7106,6 @@
         </w:pict>
       </w:r>
     </w:p>
-    <w:p>
-      <w:pPr>
-        <w:spacing w:before="160" w:after="80"/>
-      </w:pPr>
-      <w:r>
-        <w:pict>
-          <v:rect style="width:0;height:1.5pt" o:hralign="center" o:hrstd="t" o:hr="t"/>
-        </w:pict>
-      </w:r>
-    </w:p>
     <w:bookmarkEnd w:id="24"/>
     <w:bookmarkStart w:id="25" w:name="第11题"/>
     <w:p>
@@ -8011,16 +7847,6 @@
         </w:pict>
       </w:r>
     </w:p>
-    <w:p>
-      <w:pPr>
-        <w:spacing w:before="160" w:after="80"/>
-      </w:pPr>
-      <w:r>
-        <w:pict>
-          <v:rect style="width:0;height:1.5pt" o:hralign="center" o:hrstd="t" o:hr="t"/>
-        </w:pict>
-      </w:r>
-    </w:p>
     <w:bookmarkEnd w:id="25"/>
     <w:bookmarkStart w:id="26" w:name="第12题"/>
     <w:p>
@@ -8159,16 +7985,6 @@
           <w:rFonts w:hint="eastAsia" w:ascii="Times New Roman" w:hAnsi="Times New Roman" w:eastAsia="Times New Roman" w:cs="Times New Roman"/>
         </w:rPr>
         <w:t>。</w:t>
-      </w:r>
-    </w:p>
-    <w:p>
-      <w:pPr>
-        <w:spacing w:before="160" w:after="80"/>
-      </w:pPr>
-      <w:r>
-        <w:pict>
-          <v:rect style="width:0;height:1.5pt" o:hralign="center" o:hrstd="t" o:hr="t"/>
-        </w:pict>
       </w:r>
     </w:p>
     <w:p>
@@ -9255,16 +9071,6 @@
           <w:rFonts w:hint="eastAsia" w:ascii="Times New Roman" w:hAnsi="Times New Roman" w:eastAsia="Times New Roman" w:cs="Times New Roman"/>
         </w:rPr>
         <w:t>。</w:t>
-      </w:r>
-    </w:p>
-    <w:p>
-      <w:pPr>
-        <w:spacing w:before="160" w:after="80"/>
-      </w:pPr>
-      <w:r>
-        <w:pict>
-          <v:rect style="width:0;height:1.5pt" o:hralign="center" o:hrstd="t" o:hr="t"/>
-        </w:pict>
       </w:r>
     </w:p>
     <w:p>
@@ -9666,16 +9472,6 @@
         </w:pict>
       </w:r>
     </w:p>
-    <w:p>
-      <w:pPr>
-        <w:spacing w:before="160" w:after="80"/>
-      </w:pPr>
-      <w:r>
-        <w:pict>
-          <v:rect style="width:0;height:1.5pt" o:hralign="center" o:hrstd="t" o:hr="t"/>
-        </w:pict>
-      </w:r>
-    </w:p>
     <w:bookmarkEnd w:id="31"/>
     <w:bookmarkStart w:id="35" w:name="第15题"/>
     <w:p>
@@ -10315,16 +10111,6 @@
           <w:rFonts w:hint="eastAsia" w:ascii="Times New Roman" w:hAnsi="Times New Roman" w:eastAsia="Times New Roman" w:cs="Times New Roman"/>
         </w:rPr>
         <w:t>。</w:t>
-      </w:r>
-    </w:p>
-    <w:p>
-      <w:pPr>
-        <w:spacing w:before="160" w:after="80"/>
-      </w:pPr>
-      <w:r>
-        <w:pict>
-          <v:rect style="width:0;height:1.5pt" o:hralign="center" o:hrstd="t" o:hr="t"/>
-        </w:pict>
       </w:r>
     </w:p>
     <w:p>
@@ -14478,16 +14264,6 @@
         </w:pict>
       </w:r>
     </w:p>
-    <w:p>
-      <w:pPr>
-        <w:spacing w:before="160" w:after="80"/>
-      </w:pPr>
-      <w:r>
-        <w:pict>
-          <v:rect style="width:0;height:1.5pt" o:hralign="center" o:hrstd="t" o:hr="t"/>
-        </w:pict>
-      </w:r>
-    </w:p>
     <w:bookmarkEnd w:id="37"/>
     <w:bookmarkStart w:id="38" w:name="第18题"/>
     <w:p>
@@ -15121,16 +14897,6 @@
         </w:pict>
       </w:r>
     </w:p>
-    <w:p>
-      <w:pPr>
-        <w:spacing w:before="160" w:after="80"/>
-      </w:pPr>
-      <w:r>
-        <w:pict>
-          <v:rect style="width:0;height:1.5pt" o:hralign="center" o:hrstd="t" o:hr="t"/>
-        </w:pict>
-      </w:r>
-    </w:p>
     <w:bookmarkEnd w:id="38"/>
     <w:bookmarkStart w:id="39" w:name="第19题"/>
     <w:p>
@@ -15197,16 +14963,6 @@
           <w:rFonts w:hint="eastAsia" w:ascii="Times New Roman" w:hAnsi="Times New Roman" w:eastAsia="Times New Roman" w:cs="Times New Roman"/>
         </w:rPr>
         <w:t>。</w:t>
-      </w:r>
-    </w:p>
-    <w:p>
-      <w:pPr>
-        <w:spacing w:before="160" w:after="80"/>
-      </w:pPr>
-      <w:r>
-        <w:pict>
-          <v:rect style="width:0;height:1.5pt" o:hralign="center" o:hrstd="t" o:hr="t"/>
-        </w:pict>
       </w:r>
     </w:p>
     <w:p>
@@ -15501,16 +15257,6 @@
         </w:pict>
       </w:r>
     </w:p>
-    <w:p>
-      <w:pPr>
-        <w:spacing w:before="160" w:after="80"/>
-      </w:pPr>
-      <w:r>
-        <w:pict>
-          <v:rect style="width:0;height:1.5pt" o:hralign="center" o:hrstd="t" o:hr="t"/>
-        </w:pict>
-      </w:r>
-    </w:p>
     <w:bookmarkEnd w:id="40"/>
     <w:bookmarkStart w:id="41" w:name="第21题"/>
     <w:p>
@@ -16024,16 +15770,6 @@
         </w:pict>
       </w:r>
     </w:p>
-    <w:p>
-      <w:pPr>
-        <w:spacing w:before="160" w:after="80"/>
-      </w:pPr>
-      <w:r>
-        <w:pict>
-          <v:rect style="width:0;height:1.5pt" o:hralign="center" o:hrstd="t" o:hr="t"/>
-        </w:pict>
-      </w:r>
-    </w:p>
     <w:bookmarkEnd w:id="41"/>
     <w:bookmarkStart w:id="42" w:name="第22题"/>
     <w:p>
@@ -16250,16 +15986,6 @@
           <w:rFonts w:hint="eastAsia" w:ascii="Times New Roman" w:hAnsi="Times New Roman" w:eastAsia="FangSong" w:cs="Times New Roman"/>
         </w:rPr>
         <w:t xml:space="preserve">无法求</w:t>
-      </w:r>
-    </w:p>
-    <w:p>
-      <w:pPr>
-        <w:spacing w:before="160" w:after="80"/>
-      </w:pPr>
-      <w:r>
-        <w:pict>
-          <v:rect style="width:0;height:1.5pt" o:hralign="center" o:hrstd="t" o:hr="t"/>
-        </w:pict>
       </w:r>
     </w:p>
     <w:p>
@@ -16961,16 +16687,6 @@
           <w:rFonts w:hint="eastAsia" w:ascii="Times New Roman" w:hAnsi="Times New Roman" w:eastAsia="Times New Roman" w:cs="Times New Roman"/>
         </w:rPr>
         <w:t>。</w:t>
-      </w:r>
-    </w:p>
-    <w:p>
-      <w:pPr>
-        <w:spacing w:before="160" w:after="80"/>
-      </w:pPr>
-      <w:r>
-        <w:pict>
-          <v:rect style="width:0;height:1.5pt" o:hralign="center" o:hrstd="t" o:hr="t"/>
-        </w:pict>
       </w:r>
     </w:p>
     <w:p>
@@ -17811,16 +17527,6 @@
           <w:rFonts w:ascii="Times New Roman" w:hAnsi="Times New Roman" w:eastAsia="Times New Roman" w:cs="Times New Roman"/>
         </w:rPr>
         <w:t xml:space="preserve"> ΔG’。</w:t>
-      </w:r>
-    </w:p>
-    <w:p>
-      <w:pPr>
-        <w:spacing w:before="160" w:after="80"/>
-      </w:pPr>
-      <w:r>
-        <w:pict>
-          <v:rect style="width:0;height:1.5pt" o:hralign="center" o:hrstd="t" o:hr="t"/>
-        </w:pict>
       </w:r>
     </w:p>
     <w:p>
@@ -18592,16 +18298,6 @@
         </w:pict>
       </w:r>
     </w:p>
-    <w:p>
-      <w:pPr>
-        <w:spacing w:before="160" w:after="80"/>
-      </w:pPr>
-      <w:r>
-        <w:pict>
-          <v:rect style="width:0;height:1.5pt" o:hralign="center" o:hrstd="t" o:hr="t"/>
-        </w:pict>
-      </w:r>
-    </w:p>
     <w:bookmarkEnd w:id="51"/>
     <w:bookmarkStart w:id="52" w:name="第26题"/>
     <w:p>
@@ -20375,16 +20071,6 @@
           <w:rFonts w:hint="eastAsia" w:ascii="Times New Roman" w:hAnsi="Times New Roman" w:eastAsia="Times New Roman" w:cs="Times New Roman"/>
         </w:rPr>
         <w:t>。</w:t>
-      </w:r>
-    </w:p>
-    <w:p>
-      <w:pPr>
-        <w:spacing w:before="160" w:after="80"/>
-      </w:pPr>
-      <w:r>
-        <w:pict>
-          <v:rect style="width:0;height:1.5pt" o:hralign="center" o:hrstd="t" o:hr="t"/>
-        </w:pict>
       </w:r>
     </w:p>
     <w:p>
